--- a/docs/ΠΤΥΧΙΑΚΗ ΕΡΓΑΣΙΑ - ΣΗΜΕΙΩΣΕΙΣ.docx
+++ b/docs/ΠΤΥΧΙΑΚΗ ΕΡΓΑΣΙΑ - ΣΗΜΕΙΩΣΕΙΣ.docx
@@ -6,8 +6,7 @@
       <w:pPr>
         <w:jc w:val="center"/>
         <w:rPr>
-          <w:b/>
-          <w:bCs/>
+          <w:rFonts w:asciiTheme="majorHAnsi" w:hAnsiTheme="majorHAnsi"/>
           <w:sz w:val="52"/>
           <w:szCs w:val="52"/>
           <w:lang w:val="el-GR"/>
@@ -15,8 +14,7 @@
       </w:pPr>
       <w:r>
         <w:rPr>
-          <w:b/>
-          <w:bCs/>
+          <w:rFonts w:asciiTheme="majorHAnsi" w:hAnsiTheme="majorHAnsi"/>
           <w:sz w:val="52"/>
           <w:szCs w:val="52"/>
           <w:lang w:val="el-GR"/>
@@ -27,23 +25,21 @@
     <w:p>
       <w:pPr>
         <w:rPr>
-          <w:b/>
-          <w:bCs/>
-        </w:rPr>
-      </w:pPr>
-    </w:p>
-    <w:p>
-      <w:pPr>
-        <w:rPr>
-          <w:b/>
-          <w:bCs/>
-          <w:lang w:val="el-GR"/>
-        </w:rPr>
-      </w:pPr>
-      <w:r>
-        <w:rPr>
-          <w:b/>
-          <w:bCs/>
+          <w:rFonts w:asciiTheme="majorHAnsi" w:hAnsiTheme="majorHAnsi"/>
+          <w:lang w:val="el-GR"/>
+        </w:rPr>
+      </w:pPr>
+    </w:p>
+    <w:p>
+      <w:pPr>
+        <w:rPr>
+          <w:rFonts w:asciiTheme="majorHAnsi" w:hAnsiTheme="majorHAnsi"/>
+          <w:lang w:val="el-GR"/>
+        </w:rPr>
+      </w:pPr>
+      <w:r>
+        <w:rPr>
+          <w:rFonts w:asciiTheme="majorHAnsi" w:hAnsiTheme="majorHAnsi"/>
           <w:lang w:val="el-GR"/>
         </w:rPr>
         <w:br/>
@@ -51,38 +47,459 @@
     </w:p>
     <w:p>
       <w:pPr>
-        <w:rPr>
-          <w:b/>
-          <w:bCs/>
-          <w:lang w:val="el-GR"/>
-        </w:rPr>
-      </w:pPr>
-      <w:r>
-        <w:rPr>
-          <w:b/>
-          <w:bCs/>
-          <w:lang w:val="el-GR"/>
-        </w:rPr>
-        <w:br w:type="page"/>
-      </w:r>
-    </w:p>
-    <w:p>
-      <w:pPr>
         <w:jc w:val="center"/>
         <w:rPr>
-          <w:b/>
-          <w:bCs/>
+          <w:rFonts w:asciiTheme="majorHAnsi" w:hAnsiTheme="majorHAnsi"/>
+          <w:lang w:val="el-GR"/>
+        </w:rPr>
+      </w:pPr>
+      <w:r>
+        <w:rPr>
+          <w:rFonts w:asciiTheme="majorHAnsi" w:hAnsiTheme="majorHAnsi"/>
+          <w:lang w:val="el-GR"/>
+        </w:rPr>
+        <w:t>ΤΙΤΛΟΣ ΠΤΥΧΙΑΚΗΣ</w:t>
+      </w:r>
+    </w:p>
+    <w:p>
+      <w:pPr>
+        <w:rPr>
+          <w:rFonts w:asciiTheme="majorHAnsi" w:hAnsiTheme="majorHAnsi"/>
+          <w:lang w:val="el-GR"/>
+        </w:rPr>
+      </w:pPr>
+      <w:r>
+        <w:rPr>
+          <w:rFonts w:asciiTheme="majorHAnsi" w:hAnsiTheme="majorHAnsi"/>
+          <w:lang w:val="el-GR"/>
+        </w:rPr>
+        <w:t>Μελέτη Πρόβλεψης Κύκλου Ζωής Μπαταριών με Αξιοποίηση Ανοικτών Δεδομένων (</w:t>
+      </w:r>
+      <w:r>
+        <w:rPr>
+          <w:rFonts w:asciiTheme="majorHAnsi" w:hAnsiTheme="majorHAnsi"/>
+        </w:rPr>
+        <w:t>Open</w:t>
+      </w:r>
+      <w:r>
+        <w:rPr>
+          <w:rFonts w:asciiTheme="majorHAnsi" w:hAnsiTheme="majorHAnsi"/>
+          <w:lang w:val="el-GR"/>
+        </w:rPr>
+        <w:t xml:space="preserve"> </w:t>
+      </w:r>
+      <w:r>
+        <w:rPr>
+          <w:rFonts w:asciiTheme="majorHAnsi" w:hAnsiTheme="majorHAnsi"/>
+        </w:rPr>
+        <w:t>Data</w:t>
+      </w:r>
+      <w:r>
+        <w:rPr>
+          <w:rFonts w:asciiTheme="majorHAnsi" w:hAnsiTheme="majorHAnsi"/>
+          <w:lang w:val="el-GR"/>
+        </w:rPr>
+        <w:t>) και Μεθόδων Μηχανικής Μάθησης</w:t>
+      </w:r>
+    </w:p>
+    <w:p>
+      <w:pPr>
+        <w:jc w:val="center"/>
+        <w:rPr>
+          <w:rFonts w:asciiTheme="majorHAnsi" w:hAnsiTheme="majorHAnsi"/>
+          <w:lang w:val="el-GR"/>
+        </w:rPr>
+      </w:pPr>
+    </w:p>
+    <w:p>
+      <w:pPr>
+        <w:jc w:val="center"/>
+        <w:rPr>
+          <w:rFonts w:asciiTheme="majorHAnsi" w:hAnsiTheme="majorHAnsi"/>
+        </w:rPr>
+      </w:pPr>
+      <w:r>
+        <w:rPr>
+          <w:rFonts w:asciiTheme="majorHAnsi" w:hAnsiTheme="majorHAnsi"/>
+        </w:rPr>
+        <w:t>ΤΙΤΛΟΣ ΠΤΥΧΙΑΚΗΣ (ΑΓΓΛΙΚΑ)</w:t>
+      </w:r>
+    </w:p>
+    <w:p>
+      <w:pPr>
+        <w:rPr>
+          <w:rFonts w:asciiTheme="majorHAnsi" w:hAnsiTheme="majorHAnsi"/>
+        </w:rPr>
+      </w:pPr>
+      <w:r>
+        <w:rPr>
+          <w:rFonts w:asciiTheme="majorHAnsi" w:hAnsiTheme="majorHAnsi"/>
+        </w:rPr>
+        <w:t>A Study on Battery Life Cycle Prediction Using Open Data and Machine Learning Techniques</w:t>
+      </w:r>
+    </w:p>
+    <w:p>
+      <w:pPr>
+        <w:rPr>
+          <w:rFonts w:asciiTheme="majorHAnsi" w:hAnsiTheme="majorHAnsi"/>
+          <w:lang w:val="el-GR"/>
+        </w:rPr>
+      </w:pPr>
+      <w:r>
+        <w:rPr>
+          <w:rFonts w:asciiTheme="majorHAnsi" w:hAnsiTheme="majorHAnsi"/>
+        </w:rPr>
+        <w:t>subject</w:t>
+      </w:r>
+    </w:p>
+    <w:p>
+      <w:pPr>
+        <w:jc w:val="center"/>
+        <w:rPr>
+          <w:rFonts w:asciiTheme="majorHAnsi" w:hAnsiTheme="majorHAnsi"/>
+          <w:lang w:val="el-GR"/>
+        </w:rPr>
+      </w:pPr>
+      <w:r>
+        <w:rPr>
+          <w:rFonts w:asciiTheme="majorHAnsi" w:hAnsiTheme="majorHAnsi"/>
+          <w:lang w:val="el-GR"/>
+        </w:rPr>
+        <w:t>ΑΝΑΛΥΤΙΚΗ ΠΕΡΙΓΡΑΦΗ</w:t>
+      </w:r>
+    </w:p>
+    <w:p>
+      <w:pPr>
+        <w:rPr>
+          <w:rFonts w:asciiTheme="majorHAnsi" w:hAnsiTheme="majorHAnsi"/>
+          <w:lang w:val="el-GR"/>
+        </w:rPr>
+      </w:pPr>
+      <w:r>
+        <w:rPr>
+          <w:rFonts w:asciiTheme="majorHAnsi" w:hAnsiTheme="majorHAnsi"/>
+          <w:lang w:val="el-GR"/>
+        </w:rPr>
+        <w:t>Η παρούσα μελέτη εξετάζει τον κύκλο ζωής μπαταριών και την πρόβλεψη της υπολειπόμενης ωφέλιμης διάρκειας ζωής τους (</w:t>
+      </w:r>
+      <w:r>
+        <w:rPr>
+          <w:rFonts w:asciiTheme="majorHAnsi" w:hAnsiTheme="majorHAnsi"/>
+        </w:rPr>
+        <w:t>Remaining</w:t>
+      </w:r>
+      <w:r>
+        <w:rPr>
+          <w:rFonts w:asciiTheme="majorHAnsi" w:hAnsiTheme="majorHAnsi"/>
+          <w:lang w:val="el-GR"/>
+        </w:rPr>
+        <w:t xml:space="preserve"> </w:t>
+      </w:r>
+      <w:r>
+        <w:rPr>
+          <w:rFonts w:asciiTheme="majorHAnsi" w:hAnsiTheme="majorHAnsi"/>
+        </w:rPr>
+        <w:t>Useful</w:t>
+      </w:r>
+      <w:r>
+        <w:rPr>
+          <w:rFonts w:asciiTheme="majorHAnsi" w:hAnsiTheme="majorHAnsi"/>
+          <w:lang w:val="el-GR"/>
+        </w:rPr>
+        <w:t xml:space="preserve"> </w:t>
+      </w:r>
+      <w:r>
+        <w:rPr>
+          <w:rFonts w:asciiTheme="majorHAnsi" w:hAnsiTheme="majorHAnsi"/>
+        </w:rPr>
+        <w:t>Life</w:t>
+      </w:r>
+      <w:r>
+        <w:rPr>
+          <w:rFonts w:asciiTheme="majorHAnsi" w:hAnsiTheme="majorHAnsi"/>
+          <w:lang w:val="el-GR"/>
+        </w:rPr>
+        <w:t xml:space="preserve"> – </w:t>
+      </w:r>
+      <w:r>
+        <w:rPr>
+          <w:rFonts w:asciiTheme="majorHAnsi" w:hAnsiTheme="majorHAnsi"/>
+        </w:rPr>
+        <w:t>RUL</w:t>
+      </w:r>
+      <w:r>
+        <w:rPr>
+          <w:rFonts w:asciiTheme="majorHAnsi" w:hAnsiTheme="majorHAnsi"/>
+          <w:lang w:val="el-GR"/>
+        </w:rPr>
+        <w:t>), αξιοποιώντας ανοικτά δεδομένα (</w:t>
+      </w:r>
+      <w:r>
+        <w:rPr>
+          <w:rFonts w:asciiTheme="majorHAnsi" w:hAnsiTheme="majorHAnsi"/>
+        </w:rPr>
+        <w:t>open</w:t>
+      </w:r>
+      <w:r>
+        <w:rPr>
+          <w:rFonts w:asciiTheme="majorHAnsi" w:hAnsiTheme="majorHAnsi"/>
+          <w:lang w:val="el-GR"/>
+        </w:rPr>
+        <w:t xml:space="preserve"> </w:t>
+      </w:r>
+      <w:r>
+        <w:rPr>
+          <w:rFonts w:asciiTheme="majorHAnsi" w:hAnsiTheme="majorHAnsi"/>
+        </w:rPr>
+        <w:t>data</w:t>
+      </w:r>
+      <w:r>
+        <w:rPr>
+          <w:rFonts w:asciiTheme="majorHAnsi" w:hAnsiTheme="majorHAnsi"/>
+          <w:lang w:val="el-GR"/>
+        </w:rPr>
+        <w:t>) και σύγχρονες μεθόδους ανάλυσης δεδομένων. Στόχος είναι η ανάπτυξη μοντέλων πρόβλεψης που βασίζονται σε ιστορικά δεδομένα φόρτισης–</w:t>
+      </w:r>
+      <w:proofErr w:type="spellStart"/>
+      <w:r>
+        <w:rPr>
+          <w:rFonts w:asciiTheme="majorHAnsi" w:hAnsiTheme="majorHAnsi"/>
+          <w:lang w:val="el-GR"/>
+        </w:rPr>
+        <w:t>εκφόρτισης</w:t>
+      </w:r>
+      <w:proofErr w:type="spellEnd"/>
+      <w:r>
+        <w:rPr>
+          <w:rFonts w:asciiTheme="majorHAnsi" w:hAnsiTheme="majorHAnsi"/>
+          <w:lang w:val="el-GR"/>
+        </w:rPr>
+        <w:t xml:space="preserve">, θερμοκρασίας, κύκλων χρήσης και μεταβολών χωρητικότητας. Η μεθοδολογία περιλαμβάνει συλλογή και </w:t>
+      </w:r>
+      <w:proofErr w:type="spellStart"/>
+      <w:r>
+        <w:rPr>
+          <w:rFonts w:asciiTheme="majorHAnsi" w:hAnsiTheme="majorHAnsi"/>
+          <w:lang w:val="el-GR"/>
+        </w:rPr>
+        <w:t>προεπεξεργασία</w:t>
+      </w:r>
+      <w:proofErr w:type="spellEnd"/>
+      <w:r>
+        <w:rPr>
+          <w:rFonts w:asciiTheme="majorHAnsi" w:hAnsiTheme="majorHAnsi"/>
+          <w:lang w:val="el-GR"/>
+        </w:rPr>
+        <w:t xml:space="preserve"> ανοικτών συνόλων δεδομένων, στατιστική ανάλυση, εφαρμογή αλγορίθμων μηχανικής μάθησης (π.χ. </w:t>
+      </w:r>
+      <w:r>
+        <w:rPr>
+          <w:rFonts w:asciiTheme="majorHAnsi" w:hAnsiTheme="majorHAnsi"/>
+        </w:rPr>
+        <w:t>regression</w:t>
+      </w:r>
+      <w:r>
+        <w:rPr>
+          <w:rFonts w:asciiTheme="majorHAnsi" w:hAnsiTheme="majorHAnsi"/>
+          <w:lang w:val="el-GR"/>
+        </w:rPr>
+        <w:t xml:space="preserve"> </w:t>
+      </w:r>
+      <w:r>
+        <w:rPr>
+          <w:rFonts w:asciiTheme="majorHAnsi" w:hAnsiTheme="majorHAnsi"/>
+        </w:rPr>
+        <w:t>models</w:t>
+      </w:r>
+      <w:r>
+        <w:rPr>
+          <w:rFonts w:asciiTheme="majorHAnsi" w:hAnsiTheme="majorHAnsi"/>
+          <w:lang w:val="el-GR"/>
+        </w:rPr>
+        <w:t xml:space="preserve">, </w:t>
+      </w:r>
+      <w:r>
+        <w:rPr>
+          <w:rFonts w:asciiTheme="majorHAnsi" w:hAnsiTheme="majorHAnsi"/>
+        </w:rPr>
+        <w:t>Random</w:t>
+      </w:r>
+      <w:r>
+        <w:rPr>
+          <w:rFonts w:asciiTheme="majorHAnsi" w:hAnsiTheme="majorHAnsi"/>
+          <w:lang w:val="el-GR"/>
+        </w:rPr>
+        <w:t xml:space="preserve"> </w:t>
+      </w:r>
+      <w:r>
+        <w:rPr>
+          <w:rFonts w:asciiTheme="majorHAnsi" w:hAnsiTheme="majorHAnsi"/>
+        </w:rPr>
+        <w:t>Forest</w:t>
+      </w:r>
+      <w:r>
+        <w:rPr>
+          <w:rFonts w:asciiTheme="majorHAnsi" w:hAnsiTheme="majorHAnsi"/>
+          <w:lang w:val="el-GR"/>
+        </w:rPr>
+        <w:t xml:space="preserve">, </w:t>
+      </w:r>
+      <w:r>
+        <w:rPr>
+          <w:rFonts w:asciiTheme="majorHAnsi" w:hAnsiTheme="majorHAnsi"/>
+        </w:rPr>
+        <w:t>Neural</w:t>
+      </w:r>
+      <w:r>
+        <w:rPr>
+          <w:rFonts w:asciiTheme="majorHAnsi" w:hAnsiTheme="majorHAnsi"/>
+          <w:lang w:val="el-GR"/>
+        </w:rPr>
+        <w:t xml:space="preserve"> </w:t>
+      </w:r>
+      <w:r>
+        <w:rPr>
+          <w:rFonts w:asciiTheme="majorHAnsi" w:hAnsiTheme="majorHAnsi"/>
+        </w:rPr>
+        <w:t>Networks</w:t>
+      </w:r>
+      <w:r>
+        <w:rPr>
+          <w:rFonts w:asciiTheme="majorHAnsi" w:hAnsiTheme="majorHAnsi"/>
+          <w:lang w:val="el-GR"/>
+        </w:rPr>
+        <w:t>) και αξιολόγηση της ακρίβειας των προβλέψεων. Τα αποτελέσματα συμβάλλουν στη βελτιστοποίηση της συντήρησης, στη μείωση κόστους αντικατάστασης και στη βιώσιμη διαχείριση ενεργειακών συστημάτων, ιδιαίτερα σε εφαρμογές ηλεκτρικών οχημάτων και αποθήκευσης ενέργειας.</w:t>
+      </w:r>
+    </w:p>
+    <w:p>
+      <w:pPr>
+        <w:jc w:val="center"/>
+        <w:rPr>
+          <w:rFonts w:asciiTheme="majorHAnsi" w:hAnsiTheme="majorHAnsi"/>
+          <w:lang w:val="el-GR"/>
+        </w:rPr>
+      </w:pPr>
+    </w:p>
+    <w:p>
+      <w:pPr>
+        <w:jc w:val="center"/>
+        <w:rPr>
+          <w:rFonts w:asciiTheme="majorHAnsi" w:hAnsiTheme="majorHAnsi"/>
+        </w:rPr>
+      </w:pPr>
+      <w:r>
+        <w:rPr>
+          <w:rFonts w:asciiTheme="majorHAnsi" w:hAnsiTheme="majorHAnsi"/>
+          <w:lang w:val="el-GR"/>
+        </w:rPr>
+        <w:t>ΛΕΞΕΙΣ</w:t>
+      </w:r>
+      <w:r>
+        <w:rPr>
+          <w:rFonts w:asciiTheme="majorHAnsi" w:hAnsiTheme="majorHAnsi"/>
+        </w:rPr>
+        <w:t xml:space="preserve"> </w:t>
+      </w:r>
+      <w:r>
+        <w:rPr>
+          <w:rFonts w:asciiTheme="majorHAnsi" w:hAnsiTheme="majorHAnsi"/>
+          <w:lang w:val="el-GR"/>
+        </w:rPr>
+        <w:t>ΚΛΕΙΔΙΑ</w:t>
+      </w:r>
+      <w:r>
+        <w:rPr>
+          <w:rFonts w:asciiTheme="majorHAnsi" w:hAnsiTheme="majorHAnsi"/>
+        </w:rPr>
+        <w:t xml:space="preserve"> - </w:t>
+      </w:r>
+      <w:r>
+        <w:rPr>
+          <w:rFonts w:asciiTheme="majorHAnsi" w:hAnsiTheme="majorHAnsi"/>
+          <w:lang w:val="el-GR"/>
+        </w:rPr>
+        <w:t>ΘΕΜΑΤΙΚΕΣ</w:t>
+      </w:r>
+      <w:r>
+        <w:rPr>
+          <w:rFonts w:asciiTheme="majorHAnsi" w:hAnsiTheme="majorHAnsi"/>
+        </w:rPr>
+        <w:t xml:space="preserve"> </w:t>
+      </w:r>
+      <w:r>
+        <w:rPr>
+          <w:rFonts w:asciiTheme="majorHAnsi" w:hAnsiTheme="majorHAnsi"/>
+          <w:lang w:val="el-GR"/>
+        </w:rPr>
+        <w:t>ΕΝΟΤΗΤΕΣ</w:t>
+      </w:r>
+    </w:p>
+    <w:p>
+      <w:pPr>
+        <w:rPr>
+          <w:rFonts w:asciiTheme="majorHAnsi" w:hAnsiTheme="majorHAnsi"/>
+        </w:rPr>
+      </w:pPr>
+      <w:r>
+        <w:rPr>
+          <w:rFonts w:asciiTheme="majorHAnsi" w:hAnsiTheme="majorHAnsi"/>
+        </w:rPr>
+        <w:t>Battery Life -</w:t>
+      </w:r>
+      <w:proofErr w:type="spellStart"/>
+      <w:r>
+        <w:rPr>
+          <w:rFonts w:asciiTheme="majorHAnsi" w:hAnsiTheme="majorHAnsi"/>
+        </w:rPr>
+        <w:t>CyclePrediction</w:t>
+      </w:r>
+      <w:proofErr w:type="spellEnd"/>
+      <w:r>
+        <w:rPr>
+          <w:rFonts w:asciiTheme="majorHAnsi" w:hAnsiTheme="majorHAnsi"/>
+        </w:rPr>
+        <w:t>- Machine Learning - Open Data</w:t>
+      </w:r>
+    </w:p>
+    <w:p>
+      <w:pPr>
+        <w:rPr>
+          <w:rFonts w:asciiTheme="majorHAnsi" w:hAnsiTheme="majorHAnsi"/>
+        </w:rPr>
+      </w:pPr>
+    </w:p>
+    <w:p>
+      <w:pPr>
+        <w:rPr>
+          <w:rFonts w:asciiTheme="majorHAnsi" w:hAnsiTheme="majorHAnsi"/>
           <w:sz w:val="40"/>
           <w:szCs w:val="40"/>
-          <w:lang w:val="el-GR"/>
-        </w:rPr>
-      </w:pPr>
-      <w:r>
-        <w:rPr>
-          <w:b/>
-          <w:bCs/>
+        </w:rPr>
+      </w:pPr>
+      <w:r>
+        <w:rPr>
+          <w:rFonts w:asciiTheme="majorHAnsi" w:hAnsiTheme="majorHAnsi"/>
           <w:sz w:val="40"/>
           <w:szCs w:val="40"/>
+        </w:rPr>
+        <w:br w:type="page"/>
+      </w:r>
+    </w:p>
+    <w:p>
+      <w:pPr>
+        <w:jc w:val="center"/>
+        <w:rPr>
+          <w:rFonts w:asciiTheme="majorHAnsi" w:hAnsiTheme="majorHAnsi"/>
+          <w:sz w:val="40"/>
+          <w:szCs w:val="40"/>
+          <w:lang w:val="el-GR"/>
+        </w:rPr>
+      </w:pPr>
+      <w:r>
+        <w:rPr>
+          <w:rFonts w:asciiTheme="majorHAnsi" w:hAnsiTheme="majorHAnsi"/>
+          <w:sz w:val="40"/>
+          <w:szCs w:val="40"/>
           <w:lang w:val="el-GR"/>
         </w:rPr>
         <w:lastRenderedPageBreak/>
@@ -93,6 +510,7 @@
       <w:pPr>
         <w:pStyle w:val="ListParagraph"/>
         <w:rPr>
+          <w:rFonts w:asciiTheme="majorHAnsi" w:hAnsiTheme="majorHAnsi"/>
           <w:lang w:val="el-GR"/>
         </w:rPr>
       </w:pPr>
@@ -101,6 +519,7 @@
       <w:pPr>
         <w:pStyle w:val="ListParagraph"/>
         <w:rPr>
+          <w:rFonts w:asciiTheme="majorHAnsi" w:hAnsiTheme="majorHAnsi"/>
           <w:lang w:val="el-GR"/>
         </w:rPr>
       </w:pPr>
@@ -113,15 +532,20 @@
           <w:numId w:val="2"/>
         </w:numPr>
         <w:rPr>
-          <w:lang w:val="el-GR"/>
-        </w:rPr>
-      </w:pPr>
-      <w:r>
-        <w:rPr>
-          <w:lang w:val="el-GR"/>
-        </w:rPr>
-        <w:t>ΒΑΣΙΚΟ ΘΕΜΑ – ΙΔΕΟΛΟΓΙΑ ΕΡΓΑΣΙΑΣ</w:t>
-      </w:r>
+          <w:rFonts w:asciiTheme="majorHAnsi" w:hAnsiTheme="majorHAnsi"/>
+          <w:lang w:val="el-GR"/>
+        </w:rPr>
+      </w:pPr>
+      <w:hyperlink w:anchor="_ΒΑΣΙΚΟ_ΘΕΜΑ_–" w:history="1">
+        <w:r>
+          <w:rPr>
+            <w:rStyle w:val="Hyperlink"/>
+            <w:rFonts w:asciiTheme="majorHAnsi" w:hAnsiTheme="majorHAnsi"/>
+            <w:lang w:val="el-GR"/>
+          </w:rPr>
+          <w:t>ΒΑΣΙΚΟ ΘΕΜΑ – ΙΔΕΟΛΟΓΙΑ ΕΡΓΑΣΙΑΣ</w:t>
+        </w:r>
+      </w:hyperlink>
     </w:p>
     <w:p>
       <w:pPr>
@@ -131,25 +555,57 @@
           <w:numId w:val="2"/>
         </w:numPr>
         <w:rPr>
-          <w:lang w:val="el-GR"/>
-        </w:rPr>
-      </w:pPr>
+          <w:rFonts w:asciiTheme="majorHAnsi" w:hAnsiTheme="majorHAnsi"/>
+          <w:lang w:val="el-GR"/>
+        </w:rPr>
+      </w:pPr>
+      <w:hyperlink w:anchor="_Δομή_πτυχιακής" w:history="1">
+        <w:r>
+          <w:rPr>
+            <w:rStyle w:val="Hyperlink"/>
+            <w:rFonts w:asciiTheme="majorHAnsi" w:hAnsiTheme="majorHAnsi"/>
+            <w:lang w:val="el-GR"/>
+          </w:rPr>
+          <w:t>ΔΟΜΗ ΠΤΥΧΙΑΚΗΣ</w:t>
+        </w:r>
+      </w:hyperlink>
+    </w:p>
+    <w:p>
+      <w:pPr>
+        <w:pStyle w:val="ListParagraph"/>
+        <w:numPr>
+          <w:ilvl w:val="0"/>
+          <w:numId w:val="2"/>
+        </w:numPr>
+        <w:rPr>
+          <w:rFonts w:asciiTheme="majorHAnsi" w:hAnsiTheme="majorHAnsi"/>
+          <w:lang w:val="el-GR"/>
+        </w:rPr>
+      </w:pPr>
+      <w:hyperlink w:anchor="_DATA-ΣΥΝΔΕΣΗ_ΔΕΔΟΜΕΝΩΝ-ΚΑΤΗΓΟΡΙΟΠΟΙ" w:history="1">
+        <w:r>
+          <w:rPr>
+            <w:rStyle w:val="Hyperlink"/>
+            <w:rFonts w:asciiTheme="majorHAnsi" w:hAnsiTheme="majorHAnsi"/>
+            <w:lang w:val="el-GR"/>
+          </w:rPr>
+          <w:t>DATA-ΣΥΝΔΕΣΗ ΔΕΔΟΜΕΝΩΝ-ΚΑΤΗΓΟΡΙΟΠΟΙΗΣΗ</w:t>
+        </w:r>
+      </w:hyperlink>
     </w:p>
     <w:p>
       <w:pPr>
         <w:pStyle w:val="ListParagraph"/>
         <w:ind w:left="1080"/>
         <w:rPr>
-          <w:b/>
-          <w:bCs/>
+          <w:rFonts w:asciiTheme="majorHAnsi" w:hAnsiTheme="majorHAnsi"/>
           <w:sz w:val="52"/>
           <w:szCs w:val="52"/>
         </w:rPr>
       </w:pPr>
       <w:r>
         <w:rPr>
-          <w:b/>
-          <w:bCs/>
+          <w:rFonts w:asciiTheme="majorHAnsi" w:hAnsiTheme="majorHAnsi"/>
           <w:sz w:val="52"/>
           <w:szCs w:val="52"/>
           <w:lang w:val="el-GR"/>
@@ -159,21 +615,16 @@
     </w:p>
     <w:p>
       <w:pPr>
+        <w:pStyle w:val="Heading2"/>
         <w:jc w:val="center"/>
         <w:rPr>
-          <w:b/>
-          <w:bCs/>
-          <w:sz w:val="28"/>
-          <w:szCs w:val="28"/>
-          <w:lang w:val="el-GR"/>
-        </w:rPr>
-      </w:pPr>
-      <w:r>
-        <w:rPr>
-          <w:b/>
-          <w:bCs/>
-          <w:sz w:val="28"/>
-          <w:szCs w:val="28"/>
+          <w:lang w:val="el-GR"/>
+        </w:rPr>
+      </w:pPr>
+      <w:bookmarkStart w:id="0" w:name="_ΒΑΣΙΚΟ_ΘΕΜΑ_–"/>
+      <w:bookmarkEnd w:id="0"/>
+      <w:r>
+        <w:rPr>
           <w:lang w:val="el-GR"/>
         </w:rPr>
         <w:lastRenderedPageBreak/>
@@ -184,97 +635,90 @@
       <w:pPr>
         <w:jc w:val="center"/>
         <w:rPr>
-          <w:b/>
-          <w:bCs/>
-          <w:sz w:val="28"/>
-          <w:szCs w:val="28"/>
-          <w:lang w:val="el-GR"/>
-        </w:rPr>
-      </w:pPr>
-    </w:p>
-    <w:p>
-      <w:pPr>
-        <w:rPr>
-          <w:lang w:val="el-GR"/>
-        </w:rPr>
-      </w:pPr>
-      <w:r>
-        <w:rPr>
-          <w:lang w:val="el-GR"/>
-        </w:rPr>
-        <w:t>&lt;&lt;</w:t>
-      </w:r>
-      <w:r>
-        <w:rPr>
-          <w:lang w:val="el-GR"/>
-        </w:rPr>
-        <w:t>Μελέτη Πρόβλεψης Κύκλου Ζωής Μπαταριών με Αξιοποίηση Ανοικτών Δεδομένων και Μεθόδων Μηχανικής Μάθηση</w:t>
-      </w:r>
-      <w:r>
-        <w:rPr>
-          <w:lang w:val="el-GR"/>
-        </w:rPr>
-        <w:t>&gt;&gt;</w:t>
-      </w:r>
-    </w:p>
-    <w:p>
-      <w:pPr>
-        <w:rPr>
-          <w:lang w:val="el-GR"/>
-        </w:rPr>
-      </w:pPr>
-      <w:r>
-        <w:rPr>
-          <w:lang w:val="el-GR"/>
-        </w:rPr>
-        <w:t xml:space="preserve">Η πτυχιακή εργασία με τίτλο </w:t>
-      </w:r>
-      <w:r>
-        <w:rPr>
-          <w:b/>
-          <w:bCs/>
-          <w:lang w:val="el-GR"/>
-        </w:rPr>
-        <w:t>«Μελέτη Πρόβλεψης Κύκλου Ζωής Μπαταριών με Αξιοποίηση Ανοικτών Δεδομένων και Μεθόδων Μηχανικής Μάθησης»</w:t>
-      </w:r>
-      <w:r>
-        <w:rPr>
-          <w:lang w:val="el-GR"/>
-        </w:rPr>
-        <w:t xml:space="preserve"> έχει ως βασική ιδέα την ανάλυση πραγματικών δεδομένων λειτουργίας μπαταριών, όπως τάση, ρεύμα, θερμοκρασία, κύκλοι φόρτισης και χωρητικότητα, με στόχο την κατανόηση της φθοράς τους και την πρόβλεψη της υπολειπόμενης διάρκειας ζωής τους (</w:t>
-      </w:r>
-      <w:r>
+          <w:rFonts w:asciiTheme="majorHAnsi" w:hAnsiTheme="majorHAnsi"/>
+          <w:sz w:val="28"/>
+          <w:szCs w:val="28"/>
+          <w:lang w:val="el-GR"/>
+        </w:rPr>
+      </w:pPr>
+    </w:p>
+    <w:p>
+      <w:pPr>
+        <w:rPr>
+          <w:rFonts w:asciiTheme="majorHAnsi" w:hAnsiTheme="majorHAnsi"/>
+          <w:lang w:val="el-GR"/>
+        </w:rPr>
+      </w:pPr>
+      <w:r>
+        <w:rPr>
+          <w:rFonts w:asciiTheme="majorHAnsi" w:hAnsiTheme="majorHAnsi"/>
+          <w:lang w:val="el-GR"/>
+        </w:rPr>
+        <w:t>&lt;&lt;Μελέτη Πρόβλεψης Κύκλου Ζωής Μπαταριών με Αξιοποίηση Ανοικτών Δεδομένων και Μεθόδων Μηχανικής Μάθηση&gt;&gt;</w:t>
+      </w:r>
+    </w:p>
+    <w:p>
+      <w:pPr>
+        <w:rPr>
+          <w:rFonts w:asciiTheme="majorHAnsi" w:hAnsiTheme="majorHAnsi"/>
+          <w:lang w:val="el-GR"/>
+        </w:rPr>
+      </w:pPr>
+      <w:r>
+        <w:rPr>
+          <w:rFonts w:asciiTheme="majorHAnsi" w:hAnsiTheme="majorHAnsi"/>
+          <w:lang w:val="el-GR"/>
+        </w:rPr>
+        <w:t>Η πτυχιακή εργασία με τίτλο «Μελέτη Πρόβλεψης Κύκλου Ζωής Μπαταριών με Αξιοποίηση Ανοικτών Δεδομένων και Μεθόδων Μηχανικής Μάθησης» έχει ως βασική ιδέα την ανάλυση πραγματικών δεδομένων λειτουργίας μπαταριών, όπως τάση, ρεύμα, θερμοκρασία, κύκλοι φόρτισης και χωρητικότητα, με στόχο την κατανόηση της φθοράς τους και την πρόβλεψη της υπολειπόμενης διάρκειας ζωής τους (</w:t>
+      </w:r>
+      <w:r>
+        <w:rPr>
+          <w:rFonts w:asciiTheme="majorHAnsi" w:hAnsiTheme="majorHAnsi"/>
+        </w:rPr>
         <w:t>Remaining</w:t>
       </w:r>
       <w:r>
         <w:rPr>
+          <w:rFonts w:asciiTheme="majorHAnsi" w:hAnsiTheme="majorHAnsi"/>
           <w:lang w:val="el-GR"/>
         </w:rPr>
         <w:t xml:space="preserve"> </w:t>
       </w:r>
       <w:r>
+        <w:rPr>
+          <w:rFonts w:asciiTheme="majorHAnsi" w:hAnsiTheme="majorHAnsi"/>
+        </w:rPr>
         <w:t>Useful</w:t>
       </w:r>
       <w:r>
         <w:rPr>
+          <w:rFonts w:asciiTheme="majorHAnsi" w:hAnsiTheme="majorHAnsi"/>
           <w:lang w:val="el-GR"/>
         </w:rPr>
         <w:t xml:space="preserve"> </w:t>
       </w:r>
       <w:r>
+        <w:rPr>
+          <w:rFonts w:asciiTheme="majorHAnsi" w:hAnsiTheme="majorHAnsi"/>
+        </w:rPr>
         <w:t>Life</w:t>
       </w:r>
       <w:r>
         <w:rPr>
+          <w:rFonts w:asciiTheme="majorHAnsi" w:hAnsiTheme="majorHAnsi"/>
           <w:lang w:val="el-GR"/>
         </w:rPr>
         <w:t xml:space="preserve"> – </w:t>
       </w:r>
       <w:r>
+        <w:rPr>
+          <w:rFonts w:asciiTheme="majorHAnsi" w:hAnsiTheme="majorHAnsi"/>
+        </w:rPr>
         <w:t>RUL</w:t>
       </w:r>
       <w:r>
         <w:rPr>
+          <w:rFonts w:asciiTheme="majorHAnsi" w:hAnsiTheme="majorHAnsi"/>
           <w:lang w:val="el-GR"/>
         </w:rPr>
         <w:t xml:space="preserve">). </w:t>
@@ -283,29 +727,39 @@
     <w:p>
       <w:pPr>
         <w:rPr>
-          <w:lang w:val="el-GR"/>
-        </w:rPr>
-      </w:pPr>
-      <w:r>
-        <w:rPr>
+          <w:rFonts w:asciiTheme="majorHAnsi" w:hAnsiTheme="majorHAnsi"/>
+          <w:lang w:val="el-GR"/>
+        </w:rPr>
+      </w:pPr>
+      <w:r>
+        <w:rPr>
+          <w:rFonts w:asciiTheme="majorHAnsi" w:hAnsiTheme="majorHAnsi"/>
           <w:lang w:val="el-GR"/>
         </w:rPr>
         <w:t xml:space="preserve">Ο κύριος στόχος είναι η ανάπτυξη ενός μοντέλου μηχανικής μάθησης που θα μπορεί, με βάση ιστορικά δεδομένα, να προβλέπει τη μελλοντική κατάσταση της μπαταρίας και να εκτιμά πότε θα χρειαστεί αντικατάσταση, συμβάλλοντας έτσι στη βελτιστοποίηση της συντήρησης και στη μείωση του κόστους σε εφαρμογές όπως ηλεκτρικά οχήματα, ενεργειακά συστήματα και </w:t>
       </w:r>
       <w:r>
+        <w:rPr>
+          <w:rFonts w:asciiTheme="majorHAnsi" w:hAnsiTheme="majorHAnsi"/>
+        </w:rPr>
         <w:t>data</w:t>
       </w:r>
       <w:r>
         <w:rPr>
+          <w:rFonts w:asciiTheme="majorHAnsi" w:hAnsiTheme="majorHAnsi"/>
           <w:lang w:val="el-GR"/>
         </w:rPr>
         <w:t xml:space="preserve"> </w:t>
       </w:r>
       <w:r>
+        <w:rPr>
+          <w:rFonts w:asciiTheme="majorHAnsi" w:hAnsiTheme="majorHAnsi"/>
+        </w:rPr>
         <w:t>centers</w:t>
       </w:r>
       <w:r>
         <w:rPr>
+          <w:rFonts w:asciiTheme="majorHAnsi" w:hAnsiTheme="majorHAnsi"/>
           <w:lang w:val="el-GR"/>
         </w:rPr>
         <w:t xml:space="preserve">. </w:t>
@@ -314,92 +768,130 @@
     <w:p>
       <w:pPr>
         <w:rPr>
-          <w:lang w:val="el-GR"/>
-        </w:rPr>
-      </w:pPr>
-      <w:r>
-        <w:rPr>
+          <w:rFonts w:asciiTheme="majorHAnsi" w:hAnsiTheme="majorHAnsi"/>
+          <w:lang w:val="el-GR"/>
+        </w:rPr>
+      </w:pPr>
+      <w:r>
+        <w:rPr>
+          <w:rFonts w:asciiTheme="majorHAnsi" w:hAnsiTheme="majorHAnsi"/>
           <w:lang w:val="el-GR"/>
         </w:rPr>
         <w:t xml:space="preserve">Για την υλοποίηση της εργασίας θα χρησιμοποιηθούν ανοικτά </w:t>
       </w:r>
       <w:r>
+        <w:rPr>
+          <w:rFonts w:asciiTheme="majorHAnsi" w:hAnsiTheme="majorHAnsi"/>
+        </w:rPr>
         <w:t>datasets</w:t>
       </w:r>
       <w:r>
         <w:rPr>
+          <w:rFonts w:asciiTheme="majorHAnsi" w:hAnsiTheme="majorHAnsi"/>
           <w:lang w:val="el-GR"/>
         </w:rPr>
         <w:t xml:space="preserve"> (όπως </w:t>
       </w:r>
       <w:r>
+        <w:rPr>
+          <w:rFonts w:asciiTheme="majorHAnsi" w:hAnsiTheme="majorHAnsi"/>
+        </w:rPr>
         <w:t>NASA</w:t>
       </w:r>
       <w:r>
         <w:rPr>
+          <w:rFonts w:asciiTheme="majorHAnsi" w:hAnsiTheme="majorHAnsi"/>
           <w:lang w:val="el-GR"/>
         </w:rPr>
         <w:t xml:space="preserve"> </w:t>
       </w:r>
       <w:r>
+        <w:rPr>
+          <w:rFonts w:asciiTheme="majorHAnsi" w:hAnsiTheme="majorHAnsi"/>
+        </w:rPr>
         <w:t>Battery</w:t>
       </w:r>
       <w:r>
         <w:rPr>
+          <w:rFonts w:asciiTheme="majorHAnsi" w:hAnsiTheme="majorHAnsi"/>
           <w:lang w:val="el-GR"/>
         </w:rPr>
         <w:t xml:space="preserve"> </w:t>
       </w:r>
       <w:r>
+        <w:rPr>
+          <w:rFonts w:asciiTheme="majorHAnsi" w:hAnsiTheme="majorHAnsi"/>
+        </w:rPr>
         <w:t>Dataset</w:t>
       </w:r>
       <w:r>
         <w:rPr>
+          <w:rFonts w:asciiTheme="majorHAnsi" w:hAnsiTheme="majorHAnsi"/>
           <w:lang w:val="el-GR"/>
         </w:rPr>
         <w:t xml:space="preserve">), μια σχεσιακή βάση δεδομένων </w:t>
       </w:r>
       <w:r>
+        <w:rPr>
+          <w:rFonts w:asciiTheme="majorHAnsi" w:hAnsiTheme="majorHAnsi"/>
+        </w:rPr>
         <w:t>SQL</w:t>
       </w:r>
       <w:r>
         <w:rPr>
+          <w:rFonts w:asciiTheme="majorHAnsi" w:hAnsiTheme="majorHAnsi"/>
           <w:lang w:val="el-GR"/>
         </w:rPr>
         <w:t xml:space="preserve"> </w:t>
       </w:r>
       <w:r>
+        <w:rPr>
+          <w:rFonts w:asciiTheme="majorHAnsi" w:hAnsiTheme="majorHAnsi"/>
+        </w:rPr>
         <w:t>Server</w:t>
       </w:r>
       <w:r>
         <w:rPr>
+          <w:rFonts w:asciiTheme="majorHAnsi" w:hAnsiTheme="majorHAnsi"/>
           <w:lang w:val="el-GR"/>
         </w:rPr>
         <w:t xml:space="preserve"> για την αποθήκευση και διαχείριση των δεδομένων, και η γλώσσα προγραμματισμού </w:t>
       </w:r>
       <w:r>
+        <w:rPr>
+          <w:rFonts w:asciiTheme="majorHAnsi" w:hAnsiTheme="majorHAnsi"/>
+        </w:rPr>
         <w:t>Python</w:t>
       </w:r>
       <w:r>
         <w:rPr>
+          <w:rFonts w:asciiTheme="majorHAnsi" w:hAnsiTheme="majorHAnsi"/>
           <w:lang w:val="el-GR"/>
         </w:rPr>
         <w:t xml:space="preserve"> με βιβλιοθήκες όπως </w:t>
       </w:r>
       <w:r>
+        <w:rPr>
+          <w:rFonts w:asciiTheme="majorHAnsi" w:hAnsiTheme="majorHAnsi"/>
+        </w:rPr>
         <w:t>pandas</w:t>
       </w:r>
       <w:r>
         <w:rPr>
+          <w:rFonts w:asciiTheme="majorHAnsi" w:hAnsiTheme="majorHAnsi"/>
           <w:lang w:val="el-GR"/>
         </w:rPr>
         <w:t xml:space="preserve"> για ανάλυση δεδομένων, </w:t>
       </w:r>
       <w:r>
+        <w:rPr>
+          <w:rFonts w:asciiTheme="majorHAnsi" w:hAnsiTheme="majorHAnsi"/>
+        </w:rPr>
         <w:t>matplotlib</w:t>
       </w:r>
       <w:r>
         <w:rPr>
+          <w:rFonts w:asciiTheme="majorHAnsi" w:hAnsiTheme="majorHAnsi"/>
           <w:lang w:val="el-GR"/>
         </w:rPr>
         <w:t xml:space="preserve"> για </w:t>
@@ -407,6 +899,7 @@
       <w:proofErr w:type="spellStart"/>
       <w:r>
         <w:rPr>
+          <w:rFonts w:asciiTheme="majorHAnsi" w:hAnsiTheme="majorHAnsi"/>
           <w:lang w:val="el-GR"/>
         </w:rPr>
         <w:t>οπτικοποίηση</w:t>
@@ -414,42 +907,59 @@
       <w:proofErr w:type="spellEnd"/>
       <w:r>
         <w:rPr>
+          <w:rFonts w:asciiTheme="majorHAnsi" w:hAnsiTheme="majorHAnsi"/>
           <w:lang w:val="el-GR"/>
         </w:rPr>
         <w:t xml:space="preserve"> και </w:t>
       </w:r>
       <w:r>
+        <w:rPr>
+          <w:rFonts w:asciiTheme="majorHAnsi" w:hAnsiTheme="majorHAnsi"/>
+        </w:rPr>
         <w:t>scikit</w:t>
       </w:r>
       <w:r>
         <w:rPr>
+          <w:rFonts w:asciiTheme="majorHAnsi" w:hAnsiTheme="majorHAnsi"/>
           <w:lang w:val="el-GR"/>
         </w:rPr>
         <w:t>-</w:t>
       </w:r>
       <w:r>
+        <w:rPr>
+          <w:rFonts w:asciiTheme="majorHAnsi" w:hAnsiTheme="majorHAnsi"/>
+        </w:rPr>
         <w:t>learn</w:t>
       </w:r>
       <w:r>
         <w:rPr>
+          <w:rFonts w:asciiTheme="majorHAnsi" w:hAnsiTheme="majorHAnsi"/>
           <w:lang w:val="el-GR"/>
         </w:rPr>
         <w:t xml:space="preserve"> για την ανάπτυξη μοντέλων </w:t>
       </w:r>
       <w:r>
+        <w:rPr>
+          <w:rFonts w:asciiTheme="majorHAnsi" w:hAnsiTheme="majorHAnsi"/>
+        </w:rPr>
         <w:t>machine</w:t>
       </w:r>
       <w:r>
         <w:rPr>
+          <w:rFonts w:asciiTheme="majorHAnsi" w:hAnsiTheme="majorHAnsi"/>
           <w:lang w:val="el-GR"/>
         </w:rPr>
         <w:t xml:space="preserve"> </w:t>
       </w:r>
       <w:r>
+        <w:rPr>
+          <w:rFonts w:asciiTheme="majorHAnsi" w:hAnsiTheme="majorHAnsi"/>
+        </w:rPr>
         <w:t>learning</w:t>
       </w:r>
       <w:r>
         <w:rPr>
+          <w:rFonts w:asciiTheme="majorHAnsi" w:hAnsiTheme="majorHAnsi"/>
           <w:lang w:val="el-GR"/>
         </w:rPr>
         <w:t xml:space="preserve">. </w:t>
@@ -458,11 +968,13 @@
     <w:p>
       <w:pPr>
         <w:rPr>
-          <w:lang w:val="el-GR"/>
-        </w:rPr>
-      </w:pPr>
-      <w:r>
-        <w:rPr>
+          <w:rFonts w:asciiTheme="majorHAnsi" w:hAnsiTheme="majorHAnsi"/>
+          <w:lang w:val="el-GR"/>
+        </w:rPr>
+      </w:pPr>
+      <w:r>
+        <w:rPr>
+          <w:rFonts w:asciiTheme="majorHAnsi" w:hAnsiTheme="majorHAnsi"/>
           <w:lang w:val="el-GR"/>
         </w:rPr>
         <w:t xml:space="preserve">Η δομή της εργασίας περιλαμβάνει τη συλλογή και αποθήκευση των δεδομένων στη βάση, την </w:t>
@@ -470,6 +982,7 @@
       <w:proofErr w:type="spellStart"/>
       <w:r>
         <w:rPr>
+          <w:rFonts w:asciiTheme="majorHAnsi" w:hAnsiTheme="majorHAnsi"/>
           <w:lang w:val="el-GR"/>
         </w:rPr>
         <w:t>προεπεξεργασία</w:t>
@@ -477,6 +990,7 @@
       <w:proofErr w:type="spellEnd"/>
       <w:r>
         <w:rPr>
+          <w:rFonts w:asciiTheme="majorHAnsi" w:hAnsiTheme="majorHAnsi"/>
           <w:lang w:val="el-GR"/>
         </w:rPr>
         <w:t xml:space="preserve"> και ανάλυσή τους, την ανάπτυξη και εκπαίδευση μοντέλου πρόβλεψης, την αξιολόγηση της ακρίβειάς του και την παρουσίαση των αποτελεσμάτων, με στόχο τη δημιουργία ενός ολοκληρωμένου συστήματος πρόβλεψης κύκλου ζωής μπαταριών βασισμένου σε πραγματικά δεδομένα.</w:t>
@@ -485,56 +999,95 @@
     <w:p>
       <w:pPr>
         <w:rPr>
-          <w:lang w:val="el-GR"/>
-        </w:rPr>
-      </w:pPr>
-      <w:r>
-        <w:rPr>
+          <w:rFonts w:asciiTheme="majorHAnsi" w:hAnsiTheme="majorHAnsi"/>
+          <w:lang w:val="el-GR"/>
+        </w:rPr>
+      </w:pPr>
+      <w:r>
+        <w:rPr>
+          <w:rFonts w:asciiTheme="majorHAnsi" w:hAnsiTheme="majorHAnsi"/>
           <w:lang w:val="el-GR"/>
         </w:rPr>
         <w:t>Η συνολική αρχιτεκτονική θα είναι:</w:t>
       </w:r>
     </w:p>
     <w:p>
-      <w:r>
+      <w:pPr>
+        <w:rPr>
+          <w:rFonts w:asciiTheme="majorHAnsi" w:hAnsiTheme="majorHAnsi"/>
+        </w:rPr>
+      </w:pPr>
+      <w:r>
+        <w:rPr>
+          <w:rFonts w:asciiTheme="majorHAnsi" w:hAnsiTheme="majorHAnsi"/>
+        </w:rPr>
         <w:t>Dataset → SQL Database → Python → Machine Learning → Prediction</w:t>
       </w:r>
     </w:p>
     <w:p>
       <w:pPr>
         <w:rPr>
-          <w:rFonts w:ascii="Segoe UI Emoji" w:hAnsi="Segoe UI Emoji" w:cs="Segoe UI Emoji"/>
-          <w:b/>
-          <w:bCs/>
-        </w:rPr>
-      </w:pPr>
-      <w:r>
-        <w:rPr>
-          <w:rFonts w:ascii="Segoe UI Emoji" w:hAnsi="Segoe UI Emoji" w:cs="Segoe UI Emoji"/>
-          <w:b/>
-          <w:bCs/>
+          <w:rFonts w:asciiTheme="majorHAnsi" w:hAnsiTheme="majorHAnsi"/>
+        </w:rPr>
+      </w:pPr>
+      <w:hyperlink r:id="rId8" w:history="1">
+        <w:r>
+          <w:rPr>
+            <w:rStyle w:val="Hyperlink"/>
+            <w:rFonts w:asciiTheme="majorHAnsi" w:hAnsiTheme="majorHAnsi"/>
+          </w:rPr>
+          <w:t>https://www.kaggle.com/datasets/patrickfleith/nasa-battery-dataset</w:t>
+        </w:r>
+      </w:hyperlink>
+    </w:p>
+    <w:p>
+      <w:pPr>
+        <w:rPr>
+          <w:rFonts w:asciiTheme="majorHAnsi" w:hAnsiTheme="majorHAnsi"/>
+        </w:rPr>
+      </w:pPr>
+      <w:hyperlink r:id="rId9" w:history="1">
+        <w:r>
+          <w:rPr>
+            <w:rStyle w:val="Hyperlink"/>
+            <w:rFonts w:asciiTheme="majorHAnsi" w:hAnsiTheme="majorHAnsi"/>
+          </w:rPr>
+          <w:t>https://www.nature.com/articles/s41597-024-03831-x</w:t>
+        </w:r>
+      </w:hyperlink>
+    </w:p>
+    <w:p>
+      <w:pPr>
+        <w:rPr>
+          <w:rFonts w:asciiTheme="majorHAnsi" w:hAnsiTheme="majorHAnsi"/>
+        </w:rPr>
+      </w:pPr>
+    </w:p>
+    <w:p>
+      <w:pPr>
+        <w:rPr>
+          <w:rFonts w:asciiTheme="majorHAnsi" w:hAnsiTheme="majorHAnsi" w:cs="Segoe UI Emoji"/>
+        </w:rPr>
+      </w:pPr>
+      <w:r>
+        <w:rPr>
+          <w:rFonts w:asciiTheme="majorHAnsi" w:hAnsiTheme="majorHAnsi" w:cs="Segoe UI Emoji"/>
         </w:rPr>
         <w:br w:type="page"/>
       </w:r>
     </w:p>
     <w:p>
       <w:pPr>
-        <w:pStyle w:val="ListParagraph"/>
+        <w:pStyle w:val="Heading2"/>
         <w:jc w:val="center"/>
         <w:rPr>
-          <w:b/>
-          <w:bCs/>
-          <w:sz w:val="28"/>
-          <w:szCs w:val="28"/>
-          <w:lang w:val="el-GR"/>
-        </w:rPr>
-      </w:pPr>
-      <w:r>
-        <w:rPr>
-          <w:b/>
-          <w:bCs/>
-          <w:sz w:val="28"/>
-          <w:szCs w:val="28"/>
+          <w:lang w:val="el-GR"/>
+        </w:rPr>
+      </w:pPr>
+      <w:bookmarkStart w:id="1" w:name="_Δομή_πτυχιακής"/>
+      <w:bookmarkEnd w:id="1"/>
+      <w:r>
+        <w:rPr>
           <w:lang w:val="el-GR"/>
         </w:rPr>
         <w:lastRenderedPageBreak/>
@@ -545,22 +1098,23 @@
       <w:pPr>
         <w:pStyle w:val="ListParagraph"/>
         <w:rPr>
-          <w:b/>
-          <w:bCs/>
-          <w:sz w:val="28"/>
-          <w:szCs w:val="28"/>
-          <w:lang w:val="el-GR"/>
-        </w:rPr>
-      </w:pPr>
-    </w:p>
-    <w:p>
-      <w:pPr>
-        <w:rPr>
-          <w:lang w:val="el-GR"/>
-        </w:rPr>
-      </w:pPr>
-      <w:r>
-        <w:rPr>
+          <w:rFonts w:asciiTheme="majorHAnsi" w:hAnsiTheme="majorHAnsi"/>
+          <w:sz w:val="28"/>
+          <w:szCs w:val="28"/>
+          <w:lang w:val="el-GR"/>
+        </w:rPr>
+      </w:pPr>
+    </w:p>
+    <w:p>
+      <w:pPr>
+        <w:rPr>
+          <w:rFonts w:asciiTheme="majorHAnsi" w:hAnsiTheme="majorHAnsi"/>
+          <w:lang w:val="el-GR"/>
+        </w:rPr>
+      </w:pPr>
+      <w:r>
+        <w:rPr>
+          <w:rFonts w:asciiTheme="majorHAnsi" w:hAnsiTheme="majorHAnsi"/>
           <w:lang w:val="el-GR"/>
         </w:rPr>
         <w:t>Η εργασία θα περιλαμβάνει:</w:t>
@@ -572,13 +1126,22 @@
           <w:ilvl w:val="0"/>
           <w:numId w:val="4"/>
         </w:numPr>
+        <w:rPr>
+          <w:rFonts w:asciiTheme="majorHAnsi" w:hAnsiTheme="majorHAnsi"/>
+        </w:rPr>
       </w:pPr>
       <w:proofErr w:type="spellStart"/>
       <w:r>
+        <w:rPr>
+          <w:rFonts w:asciiTheme="majorHAnsi" w:hAnsiTheme="majorHAnsi"/>
+        </w:rPr>
         <w:t>Εισ</w:t>
       </w:r>
       <w:proofErr w:type="spellEnd"/>
       <w:r>
+        <w:rPr>
+          <w:rFonts w:asciiTheme="majorHAnsi" w:hAnsiTheme="majorHAnsi"/>
+        </w:rPr>
         <w:t>αγωγή (Introduction)</w:t>
       </w:r>
     </w:p>
@@ -588,29 +1151,50 @@
           <w:ilvl w:val="0"/>
           <w:numId w:val="4"/>
         </w:numPr>
+        <w:rPr>
+          <w:rFonts w:asciiTheme="majorHAnsi" w:hAnsiTheme="majorHAnsi"/>
+        </w:rPr>
       </w:pPr>
       <w:proofErr w:type="spellStart"/>
       <w:r>
+        <w:rPr>
+          <w:rFonts w:asciiTheme="majorHAnsi" w:hAnsiTheme="majorHAnsi"/>
+        </w:rPr>
         <w:t>Θεωρητικό</w:t>
       </w:r>
       <w:proofErr w:type="spellEnd"/>
       <w:r>
+        <w:rPr>
+          <w:rFonts w:asciiTheme="majorHAnsi" w:hAnsiTheme="majorHAnsi"/>
+        </w:rPr>
         <w:t xml:space="preserve"> υπόβα</w:t>
       </w:r>
       <w:proofErr w:type="spellStart"/>
       <w:r>
+        <w:rPr>
+          <w:rFonts w:asciiTheme="majorHAnsi" w:hAnsiTheme="majorHAnsi"/>
+        </w:rPr>
         <w:t>θρο</w:t>
       </w:r>
       <w:proofErr w:type="spellEnd"/>
       <w:r>
+        <w:rPr>
+          <w:rFonts w:asciiTheme="majorHAnsi" w:hAnsiTheme="majorHAnsi"/>
+        </w:rPr>
         <w:t xml:space="preserve"> (μπατα</w:t>
       </w:r>
       <w:proofErr w:type="spellStart"/>
       <w:r>
+        <w:rPr>
+          <w:rFonts w:asciiTheme="majorHAnsi" w:hAnsiTheme="majorHAnsi"/>
+        </w:rPr>
         <w:t>ρίες</w:t>
       </w:r>
       <w:proofErr w:type="spellEnd"/>
       <w:r>
+        <w:rPr>
+          <w:rFonts w:asciiTheme="majorHAnsi" w:hAnsiTheme="majorHAnsi"/>
+        </w:rPr>
         <w:t>, degradation, Machine Learning)</w:t>
       </w:r>
     </w:p>
@@ -620,33 +1204,57 @@
           <w:ilvl w:val="0"/>
           <w:numId w:val="4"/>
         </w:numPr>
+        <w:rPr>
+          <w:rFonts w:asciiTheme="majorHAnsi" w:hAnsiTheme="majorHAnsi"/>
+        </w:rPr>
       </w:pPr>
       <w:proofErr w:type="spellStart"/>
       <w:r>
+        <w:rPr>
+          <w:rFonts w:asciiTheme="majorHAnsi" w:hAnsiTheme="majorHAnsi"/>
+        </w:rPr>
         <w:t>Περιγρ</w:t>
       </w:r>
       <w:proofErr w:type="spellEnd"/>
       <w:r>
+        <w:rPr>
+          <w:rFonts w:asciiTheme="majorHAnsi" w:hAnsiTheme="majorHAnsi"/>
+        </w:rPr>
         <w:t xml:space="preserve">αφή </w:t>
       </w:r>
       <w:proofErr w:type="spellStart"/>
       <w:r>
+        <w:rPr>
+          <w:rFonts w:asciiTheme="majorHAnsi" w:hAnsiTheme="majorHAnsi"/>
+        </w:rPr>
         <w:t>δεδομένων</w:t>
       </w:r>
       <w:proofErr w:type="spellEnd"/>
       <w:r>
+        <w:rPr>
+          <w:rFonts w:asciiTheme="majorHAnsi" w:hAnsiTheme="majorHAnsi"/>
+        </w:rPr>
         <w:t xml:space="preserve"> και β</w:t>
       </w:r>
       <w:proofErr w:type="spellStart"/>
       <w:r>
+        <w:rPr>
+          <w:rFonts w:asciiTheme="majorHAnsi" w:hAnsiTheme="majorHAnsi"/>
+        </w:rPr>
         <w:t>άσης</w:t>
       </w:r>
       <w:proofErr w:type="spellEnd"/>
       <w:r>
+        <w:rPr>
+          <w:rFonts w:asciiTheme="majorHAnsi" w:hAnsiTheme="majorHAnsi"/>
+        </w:rPr>
         <w:t xml:space="preserve"> </w:t>
       </w:r>
       <w:proofErr w:type="spellStart"/>
       <w:r>
+        <w:rPr>
+          <w:rFonts w:asciiTheme="majorHAnsi" w:hAnsiTheme="majorHAnsi"/>
+        </w:rPr>
         <w:t>δεδομένων</w:t>
       </w:r>
       <w:proofErr w:type="spellEnd"/>
@@ -657,17 +1265,29 @@
           <w:ilvl w:val="0"/>
           <w:numId w:val="4"/>
         </w:numPr>
+        <w:rPr>
+          <w:rFonts w:asciiTheme="majorHAnsi" w:hAnsiTheme="majorHAnsi"/>
+        </w:rPr>
       </w:pPr>
       <w:proofErr w:type="spellStart"/>
       <w:r>
+        <w:rPr>
+          <w:rFonts w:asciiTheme="majorHAnsi" w:hAnsiTheme="majorHAnsi"/>
+        </w:rPr>
         <w:t>Ανάλυση</w:t>
       </w:r>
       <w:proofErr w:type="spellEnd"/>
       <w:r>
+        <w:rPr>
+          <w:rFonts w:asciiTheme="majorHAnsi" w:hAnsiTheme="majorHAnsi"/>
+        </w:rPr>
         <w:t xml:space="preserve"> </w:t>
       </w:r>
       <w:proofErr w:type="spellStart"/>
       <w:r>
+        <w:rPr>
+          <w:rFonts w:asciiTheme="majorHAnsi" w:hAnsiTheme="majorHAnsi"/>
+        </w:rPr>
         <w:t>δεδομένων</w:t>
       </w:r>
       <w:proofErr w:type="spellEnd"/>
@@ -678,21 +1298,36 @@
           <w:ilvl w:val="0"/>
           <w:numId w:val="4"/>
         </w:numPr>
+        <w:rPr>
+          <w:rFonts w:asciiTheme="majorHAnsi" w:hAnsiTheme="majorHAnsi"/>
+        </w:rPr>
       </w:pPr>
       <w:proofErr w:type="spellStart"/>
       <w:r>
+        <w:rPr>
+          <w:rFonts w:asciiTheme="majorHAnsi" w:hAnsiTheme="majorHAnsi"/>
+        </w:rPr>
         <w:t>Ανά</w:t>
       </w:r>
       <w:proofErr w:type="spellEnd"/>
       <w:r>
+        <w:rPr>
+          <w:rFonts w:asciiTheme="majorHAnsi" w:hAnsiTheme="majorHAnsi"/>
+        </w:rPr>
         <w:t xml:space="preserve">πτυξη </w:t>
       </w:r>
       <w:proofErr w:type="spellStart"/>
       <w:r>
+        <w:rPr>
+          <w:rFonts w:asciiTheme="majorHAnsi" w:hAnsiTheme="majorHAnsi"/>
+        </w:rPr>
         <w:t>μοντέλου</w:t>
       </w:r>
       <w:proofErr w:type="spellEnd"/>
       <w:r>
+        <w:rPr>
+          <w:rFonts w:asciiTheme="majorHAnsi" w:hAnsiTheme="majorHAnsi"/>
+        </w:rPr>
         <w:t xml:space="preserve"> Machine Learning</w:t>
       </w:r>
     </w:p>
@@ -702,20 +1337,35 @@
           <w:ilvl w:val="0"/>
           <w:numId w:val="4"/>
         </w:numPr>
-      </w:pPr>
-      <w:r>
+        <w:rPr>
+          <w:rFonts w:asciiTheme="majorHAnsi" w:hAnsiTheme="majorHAnsi"/>
+        </w:rPr>
+      </w:pPr>
+      <w:r>
+        <w:rPr>
+          <w:rFonts w:asciiTheme="majorHAnsi" w:hAnsiTheme="majorHAnsi"/>
+        </w:rPr>
         <w:t>Απ</w:t>
       </w:r>
       <w:proofErr w:type="spellStart"/>
       <w:r>
+        <w:rPr>
+          <w:rFonts w:asciiTheme="majorHAnsi" w:hAnsiTheme="majorHAnsi"/>
+        </w:rPr>
         <w:t>οτελέσμ</w:t>
       </w:r>
       <w:proofErr w:type="spellEnd"/>
       <w:r>
+        <w:rPr>
+          <w:rFonts w:asciiTheme="majorHAnsi" w:hAnsiTheme="majorHAnsi"/>
+        </w:rPr>
         <w:t>ατα και α</w:t>
       </w:r>
       <w:proofErr w:type="spellStart"/>
       <w:r>
+        <w:rPr>
+          <w:rFonts w:asciiTheme="majorHAnsi" w:hAnsiTheme="majorHAnsi"/>
+        </w:rPr>
         <w:t>ξιολόγηση</w:t>
       </w:r>
       <w:proofErr w:type="spellEnd"/>
@@ -726,31 +1376,45 @@
           <w:ilvl w:val="0"/>
           <w:numId w:val="4"/>
         </w:numPr>
+        <w:rPr>
+          <w:rFonts w:asciiTheme="majorHAnsi" w:hAnsiTheme="majorHAnsi"/>
+        </w:rPr>
       </w:pPr>
       <w:proofErr w:type="spellStart"/>
       <w:r>
+        <w:rPr>
+          <w:rFonts w:asciiTheme="majorHAnsi" w:hAnsiTheme="majorHAnsi"/>
+        </w:rPr>
         <w:t>Συμ</w:t>
       </w:r>
       <w:proofErr w:type="spellEnd"/>
       <w:r>
+        <w:rPr>
+          <w:rFonts w:asciiTheme="majorHAnsi" w:hAnsiTheme="majorHAnsi"/>
+        </w:rPr>
         <w:t>περάσματα</w:t>
       </w:r>
     </w:p>
     <w:p>
       <w:pPr>
         <w:rPr>
-          <w:lang w:val="el-GR"/>
-        </w:rPr>
-      </w:pPr>
-      <w:r>
+          <w:rFonts w:asciiTheme="majorHAnsi" w:hAnsiTheme="majorHAnsi"/>
+          <w:lang w:val="el-GR"/>
+        </w:rPr>
+      </w:pPr>
+      <w:r>
+        <w:rPr>
+          <w:rFonts w:asciiTheme="majorHAnsi" w:hAnsiTheme="majorHAnsi"/>
+        </w:rPr>
         <w:pict w14:anchorId="062AEE7F">
-          <v:rect id="_x0000_i1027" style="width:0;height:1.5pt" o:hralign="center" o:bullet="t" o:hrstd="t" o:hr="t" fillcolor="#a0a0a0" stroked="f"/>
+          <v:rect id="_x0000_i1191" style="width:0;height:1.5pt" o:hralign="center" o:bullet="t" o:hrstd="t" o:hr="t" fillcolor="#a0a0a0" stroked="f"/>
         </w:pict>
       </w:r>
     </w:p>
     <w:p>
       <w:pPr>
         <w:rPr>
+          <w:rFonts w:asciiTheme="majorHAnsi" w:hAnsiTheme="majorHAnsi"/>
           <w:lang w:val="el-GR"/>
         </w:rPr>
       </w:pPr>
@@ -759,17 +1423,15 @@
       <w:pPr>
         <w:jc w:val="center"/>
         <w:rPr>
-          <w:b/>
-          <w:bCs/>
-          <w:sz w:val="28"/>
-          <w:szCs w:val="28"/>
-          <w:lang w:val="el-GR"/>
-        </w:rPr>
-      </w:pPr>
-      <w:r>
-        <w:rPr>
-          <w:b/>
-          <w:bCs/>
+          <w:rFonts w:asciiTheme="majorHAnsi" w:hAnsiTheme="majorHAnsi"/>
+          <w:sz w:val="28"/>
+          <w:szCs w:val="28"/>
+          <w:lang w:val="el-GR"/>
+        </w:rPr>
+      </w:pPr>
+      <w:r>
+        <w:rPr>
+          <w:rFonts w:asciiTheme="majorHAnsi" w:hAnsiTheme="majorHAnsi"/>
           <w:sz w:val="28"/>
           <w:szCs w:val="28"/>
           <w:lang w:val="el-GR"/>
@@ -781,22 +1443,23 @@
       <w:pPr>
         <w:pStyle w:val="ListParagraph"/>
         <w:rPr>
-          <w:b/>
-          <w:bCs/>
-          <w:sz w:val="28"/>
-          <w:szCs w:val="28"/>
-          <w:lang w:val="el-GR"/>
-        </w:rPr>
-      </w:pPr>
-    </w:p>
-    <w:p>
-      <w:pPr>
-        <w:rPr>
-          <w:lang w:val="el-GR"/>
-        </w:rPr>
-      </w:pPr>
-      <w:r>
-        <w:rPr>
+          <w:rFonts w:asciiTheme="majorHAnsi" w:hAnsiTheme="majorHAnsi"/>
+          <w:sz w:val="28"/>
+          <w:szCs w:val="28"/>
+          <w:lang w:val="el-GR"/>
+        </w:rPr>
+      </w:pPr>
+    </w:p>
+    <w:p>
+      <w:pPr>
+        <w:rPr>
+          <w:rFonts w:asciiTheme="majorHAnsi" w:hAnsiTheme="majorHAnsi"/>
+          <w:lang w:val="el-GR"/>
+        </w:rPr>
+      </w:pPr>
+      <w:r>
+        <w:rPr>
+          <w:rFonts w:asciiTheme="majorHAnsi" w:hAnsiTheme="majorHAnsi"/>
           <w:lang w:val="el-GR"/>
         </w:rPr>
         <w:t>Στο τέλος θα έχεις αναπτύξει ένα σύστημα που:</w:t>
@@ -808,29 +1471,50 @@
           <w:ilvl w:val="0"/>
           <w:numId w:val="5"/>
         </w:numPr>
+        <w:rPr>
+          <w:rFonts w:asciiTheme="majorHAnsi" w:hAnsiTheme="majorHAnsi"/>
+        </w:rPr>
       </w:pPr>
       <w:proofErr w:type="spellStart"/>
       <w:r>
+        <w:rPr>
+          <w:rFonts w:asciiTheme="majorHAnsi" w:hAnsiTheme="majorHAnsi"/>
+        </w:rPr>
         <w:t>συλλέγει</w:t>
       </w:r>
       <w:proofErr w:type="spellEnd"/>
       <w:r>
+        <w:rPr>
+          <w:rFonts w:asciiTheme="majorHAnsi" w:hAnsiTheme="majorHAnsi"/>
+        </w:rPr>
         <w:t xml:space="preserve"> </w:t>
       </w:r>
       <w:proofErr w:type="spellStart"/>
       <w:r>
+        <w:rPr>
+          <w:rFonts w:asciiTheme="majorHAnsi" w:hAnsiTheme="majorHAnsi"/>
+        </w:rPr>
         <w:t>δεδομέν</w:t>
       </w:r>
       <w:proofErr w:type="spellEnd"/>
       <w:r>
+        <w:rPr>
+          <w:rFonts w:asciiTheme="majorHAnsi" w:hAnsiTheme="majorHAnsi"/>
+        </w:rPr>
         <w:t>α μπατα</w:t>
       </w:r>
       <w:proofErr w:type="spellStart"/>
       <w:r>
+        <w:rPr>
+          <w:rFonts w:asciiTheme="majorHAnsi" w:hAnsiTheme="majorHAnsi"/>
+        </w:rPr>
         <w:t>ρί</w:t>
       </w:r>
       <w:proofErr w:type="spellEnd"/>
       <w:r>
+        <w:rPr>
+          <w:rFonts w:asciiTheme="majorHAnsi" w:hAnsiTheme="majorHAnsi"/>
+        </w:rPr>
         <w:t>ας</w:t>
       </w:r>
     </w:p>
@@ -840,36 +1524,63 @@
           <w:ilvl w:val="0"/>
           <w:numId w:val="5"/>
         </w:numPr>
-      </w:pPr>
-      <w:r>
+        <w:rPr>
+          <w:rFonts w:asciiTheme="majorHAnsi" w:hAnsiTheme="majorHAnsi"/>
+        </w:rPr>
+      </w:pPr>
+      <w:r>
+        <w:rPr>
+          <w:rFonts w:asciiTheme="majorHAnsi" w:hAnsiTheme="majorHAnsi"/>
+        </w:rPr>
         <w:t>τα απ</w:t>
       </w:r>
       <w:proofErr w:type="spellStart"/>
       <w:r>
+        <w:rPr>
+          <w:rFonts w:asciiTheme="majorHAnsi" w:hAnsiTheme="majorHAnsi"/>
+        </w:rPr>
         <w:t>οθηκεύει</w:t>
       </w:r>
       <w:proofErr w:type="spellEnd"/>
       <w:r>
+        <w:rPr>
+          <w:rFonts w:asciiTheme="majorHAnsi" w:hAnsiTheme="majorHAnsi"/>
+        </w:rPr>
         <w:t xml:space="preserve"> </w:t>
       </w:r>
       <w:proofErr w:type="spellStart"/>
       <w:r>
+        <w:rPr>
+          <w:rFonts w:asciiTheme="majorHAnsi" w:hAnsiTheme="majorHAnsi"/>
+        </w:rPr>
         <w:t>σε</w:t>
       </w:r>
       <w:proofErr w:type="spellEnd"/>
       <w:r>
+        <w:rPr>
+          <w:rFonts w:asciiTheme="majorHAnsi" w:hAnsiTheme="majorHAnsi"/>
+        </w:rPr>
         <w:t xml:space="preserve"> β</w:t>
       </w:r>
       <w:proofErr w:type="spellStart"/>
       <w:r>
+        <w:rPr>
+          <w:rFonts w:asciiTheme="majorHAnsi" w:hAnsiTheme="majorHAnsi"/>
+        </w:rPr>
         <w:t>άση</w:t>
       </w:r>
       <w:proofErr w:type="spellEnd"/>
       <w:r>
+        <w:rPr>
+          <w:rFonts w:asciiTheme="majorHAnsi" w:hAnsiTheme="majorHAnsi"/>
+        </w:rPr>
         <w:t xml:space="preserve"> </w:t>
       </w:r>
       <w:proofErr w:type="spellStart"/>
       <w:r>
+        <w:rPr>
+          <w:rFonts w:asciiTheme="majorHAnsi" w:hAnsiTheme="majorHAnsi"/>
+        </w:rPr>
         <w:t>δεδομένων</w:t>
       </w:r>
       <w:proofErr w:type="spellEnd"/>
@@ -880,24 +1591,42 @@
           <w:ilvl w:val="0"/>
           <w:numId w:val="5"/>
         </w:numPr>
-      </w:pPr>
-      <w:r>
+        <w:rPr>
+          <w:rFonts w:asciiTheme="majorHAnsi" w:hAnsiTheme="majorHAnsi"/>
+        </w:rPr>
+      </w:pPr>
+      <w:r>
+        <w:rPr>
+          <w:rFonts w:asciiTheme="majorHAnsi" w:hAnsiTheme="majorHAnsi"/>
+        </w:rPr>
         <w:t>τα ανα</w:t>
       </w:r>
       <w:proofErr w:type="spellStart"/>
       <w:r>
+        <w:rPr>
+          <w:rFonts w:asciiTheme="majorHAnsi" w:hAnsiTheme="majorHAnsi"/>
+        </w:rPr>
         <w:t>λύει</w:t>
       </w:r>
       <w:proofErr w:type="spellEnd"/>
       <w:r>
+        <w:rPr>
+          <w:rFonts w:asciiTheme="majorHAnsi" w:hAnsiTheme="majorHAnsi"/>
+        </w:rPr>
         <w:t xml:space="preserve"> </w:t>
       </w:r>
       <w:proofErr w:type="spellStart"/>
       <w:r>
+        <w:rPr>
+          <w:rFonts w:asciiTheme="majorHAnsi" w:hAnsiTheme="majorHAnsi"/>
+        </w:rPr>
         <w:t>με</w:t>
       </w:r>
       <w:proofErr w:type="spellEnd"/>
       <w:r>
+        <w:rPr>
+          <w:rFonts w:asciiTheme="majorHAnsi" w:hAnsiTheme="majorHAnsi"/>
+        </w:rPr>
         <w:t xml:space="preserve"> Python</w:t>
       </w:r>
     </w:p>
@@ -908,11 +1637,13 @@
           <w:numId w:val="5"/>
         </w:numPr>
         <w:rPr>
-          <w:lang w:val="el-GR"/>
-        </w:rPr>
-      </w:pPr>
-      <w:r>
-        <w:rPr>
+          <w:rFonts w:asciiTheme="majorHAnsi" w:hAnsiTheme="majorHAnsi"/>
+          <w:lang w:val="el-GR"/>
+        </w:rPr>
+      </w:pPr>
+      <w:r>
+        <w:rPr>
+          <w:rFonts w:asciiTheme="majorHAnsi" w:hAnsiTheme="majorHAnsi"/>
           <w:lang w:val="el-GR"/>
         </w:rPr>
         <w:t>και προβλέπει τη διάρκεια ζωής της μπαταρίας</w:t>
@@ -921,31 +1652,27 @@
     <w:p>
       <w:pPr>
         <w:rPr>
-          <w:b/>
-          <w:bCs/>
+          <w:rFonts w:asciiTheme="majorHAnsi" w:hAnsiTheme="majorHAnsi"/>
         </w:rPr>
       </w:pPr>
       <w:proofErr w:type="spellStart"/>
       <w:r>
         <w:rPr>
-          <w:b/>
-          <w:bCs/>
+          <w:rFonts w:asciiTheme="majorHAnsi" w:hAnsiTheme="majorHAnsi"/>
         </w:rPr>
         <w:t>Βάση</w:t>
       </w:r>
       <w:proofErr w:type="spellEnd"/>
       <w:r>
         <w:rPr>
-          <w:b/>
-          <w:bCs/>
+          <w:rFonts w:asciiTheme="majorHAnsi" w:hAnsiTheme="majorHAnsi"/>
         </w:rPr>
         <w:t xml:space="preserve"> </w:t>
       </w:r>
       <w:proofErr w:type="spellStart"/>
       <w:r>
         <w:rPr>
-          <w:b/>
-          <w:bCs/>
+          <w:rFonts w:asciiTheme="majorHAnsi" w:hAnsiTheme="majorHAnsi"/>
         </w:rPr>
         <w:t>δεδομένων</w:t>
       </w:r>
@@ -958,23 +1685,32 @@
           <w:numId w:val="6"/>
         </w:numPr>
         <w:rPr>
-          <w:lang w:val="el-GR"/>
-        </w:rPr>
-      </w:pPr>
-      <w:r>
+          <w:rFonts w:asciiTheme="majorHAnsi" w:hAnsiTheme="majorHAnsi"/>
+          <w:lang w:val="el-GR"/>
+        </w:rPr>
+      </w:pPr>
+      <w:r>
+        <w:rPr>
+          <w:rFonts w:asciiTheme="majorHAnsi" w:hAnsiTheme="majorHAnsi"/>
+        </w:rPr>
         <w:t>SQL</w:t>
       </w:r>
       <w:r>
         <w:rPr>
+          <w:rFonts w:asciiTheme="majorHAnsi" w:hAnsiTheme="majorHAnsi"/>
           <w:lang w:val="el-GR"/>
         </w:rPr>
         <w:t xml:space="preserve"> </w:t>
       </w:r>
       <w:r>
+        <w:rPr>
+          <w:rFonts w:asciiTheme="majorHAnsi" w:hAnsiTheme="majorHAnsi"/>
+        </w:rPr>
         <w:t>Server</w:t>
       </w:r>
       <w:r>
         <w:rPr>
+          <w:rFonts w:asciiTheme="majorHAnsi" w:hAnsiTheme="majorHAnsi"/>
           <w:lang w:val="el-GR"/>
         </w:rPr>
         <w:t xml:space="preserve"> ή άλλη σχεσιακή βάση</w:t>
@@ -986,37 +1722,64 @@
           <w:ilvl w:val="0"/>
           <w:numId w:val="6"/>
         </w:numPr>
+        <w:rPr>
+          <w:rFonts w:asciiTheme="majorHAnsi" w:hAnsiTheme="majorHAnsi"/>
+        </w:rPr>
       </w:pPr>
       <w:proofErr w:type="spellStart"/>
       <w:r>
+        <w:rPr>
+          <w:rFonts w:asciiTheme="majorHAnsi" w:hAnsiTheme="majorHAnsi"/>
+        </w:rPr>
         <w:t>Πίν</w:t>
       </w:r>
       <w:proofErr w:type="spellEnd"/>
       <w:r>
+        <w:rPr>
+          <w:rFonts w:asciiTheme="majorHAnsi" w:hAnsiTheme="majorHAnsi"/>
+        </w:rPr>
         <w:t xml:space="preserve">ακας </w:t>
       </w:r>
       <w:proofErr w:type="spellStart"/>
       <w:r>
+        <w:rPr>
+          <w:rFonts w:asciiTheme="majorHAnsi" w:hAnsiTheme="majorHAnsi"/>
+        </w:rPr>
         <w:t>battery_cycles</w:t>
       </w:r>
       <w:proofErr w:type="spellEnd"/>
       <w:r>
+        <w:rPr>
+          <w:rFonts w:asciiTheme="majorHAnsi" w:hAnsiTheme="majorHAnsi"/>
+        </w:rPr>
         <w:t xml:space="preserve"> </w:t>
       </w:r>
       <w:proofErr w:type="spellStart"/>
       <w:r>
+        <w:rPr>
+          <w:rFonts w:asciiTheme="majorHAnsi" w:hAnsiTheme="majorHAnsi"/>
+        </w:rPr>
         <w:t>με</w:t>
       </w:r>
       <w:proofErr w:type="spellEnd"/>
       <w:r>
+        <w:rPr>
+          <w:rFonts w:asciiTheme="majorHAnsi" w:hAnsiTheme="majorHAnsi"/>
+        </w:rPr>
         <w:t xml:space="preserve"> π</w:t>
       </w:r>
       <w:proofErr w:type="spellStart"/>
       <w:r>
+        <w:rPr>
+          <w:rFonts w:asciiTheme="majorHAnsi" w:hAnsiTheme="majorHAnsi"/>
+        </w:rPr>
         <w:t>εδί</w:t>
       </w:r>
       <w:proofErr w:type="spellEnd"/>
       <w:r>
+        <w:rPr>
+          <w:rFonts w:asciiTheme="majorHAnsi" w:hAnsiTheme="majorHAnsi"/>
+        </w:rPr>
         <w:t>α:</w:t>
       </w:r>
     </w:p>
@@ -1026,16 +1789,28 @@
           <w:ilvl w:val="1"/>
           <w:numId w:val="6"/>
         </w:numPr>
-      </w:pPr>
-      <w:r>
+        <w:rPr>
+          <w:rFonts w:asciiTheme="majorHAnsi" w:hAnsiTheme="majorHAnsi"/>
+        </w:rPr>
+      </w:pPr>
+      <w:r>
+        <w:rPr>
+          <w:rFonts w:asciiTheme="majorHAnsi" w:hAnsiTheme="majorHAnsi"/>
+        </w:rPr>
         <w:t xml:space="preserve">id, </w:t>
       </w:r>
       <w:proofErr w:type="spellStart"/>
       <w:r>
+        <w:rPr>
+          <w:rFonts w:asciiTheme="majorHAnsi" w:hAnsiTheme="majorHAnsi"/>
+        </w:rPr>
         <w:t>cycle_number</w:t>
       </w:r>
       <w:proofErr w:type="spellEnd"/>
       <w:r>
+        <w:rPr>
+          <w:rFonts w:asciiTheme="majorHAnsi" w:hAnsiTheme="majorHAnsi"/>
+        </w:rPr>
         <w:t>, voltage, current, temperature, capacity, timestamp</w:t>
       </w:r>
     </w:p>
@@ -1046,52 +1821,54 @@
           <w:numId w:val="6"/>
         </w:numPr>
         <w:rPr>
-          <w:lang w:val="el-GR"/>
-        </w:rPr>
-      </w:pPr>
-      <w:r>
-        <w:rPr>
+          <w:rFonts w:asciiTheme="majorHAnsi" w:hAnsiTheme="majorHAnsi"/>
+          <w:lang w:val="el-GR"/>
+        </w:rPr>
+      </w:pPr>
+      <w:r>
+        <w:rPr>
+          <w:rFonts w:asciiTheme="majorHAnsi" w:hAnsiTheme="majorHAnsi"/>
           <w:lang w:val="el-GR"/>
         </w:rPr>
         <w:t xml:space="preserve">Χρήση για οργάνωση, ανάκτηση και σύνδεση με </w:t>
       </w:r>
       <w:r>
+        <w:rPr>
+          <w:rFonts w:asciiTheme="majorHAnsi" w:hAnsiTheme="majorHAnsi"/>
+        </w:rPr>
         <w:t>Python</w:t>
       </w:r>
     </w:p>
     <w:p>
-      <w:r>
+      <w:pPr>
+        <w:rPr>
+          <w:rFonts w:asciiTheme="majorHAnsi" w:hAnsiTheme="majorHAnsi"/>
+        </w:rPr>
+      </w:pPr>
+      <w:r>
+        <w:rPr>
+          <w:rFonts w:asciiTheme="majorHAnsi" w:hAnsiTheme="majorHAnsi"/>
+        </w:rPr>
         <w:pict w14:anchorId="3E7C67D5">
-          <v:rect id="_x0000_i1028" style="width:0;height:1.5pt" o:hralign="center" o:hrstd="t" o:hr="t" fillcolor="#a0a0a0" stroked="f"/>
+          <v:rect id="_x0000_i1192" style="width:0;height:1.5pt" o:hralign="center" o:hrstd="t" o:hr="t" fillcolor="#a0a0a0" stroked="f"/>
         </w:pict>
       </w:r>
     </w:p>
     <w:p>
       <w:pPr>
         <w:rPr>
-          <w:b/>
-          <w:bCs/>
-        </w:rPr>
-      </w:pPr>
-      <w:r>
-        <w:rPr>
-          <w:b/>
-          <w:bCs/>
+          <w:rFonts w:asciiTheme="majorHAnsi" w:hAnsiTheme="majorHAnsi"/>
+        </w:rPr>
+      </w:pPr>
+      <w:r>
+        <w:rPr>
+          <w:rFonts w:asciiTheme="majorHAnsi" w:hAnsiTheme="majorHAnsi"/>
         </w:rPr>
         <w:br w:type="page"/>
       </w:r>
-    </w:p>
-    <w:p>
-      <w:pPr>
-        <w:rPr>
-          <w:b/>
-          <w:bCs/>
-        </w:rPr>
-      </w:pPr>
-      <w:r>
-        <w:rPr>
-          <w:b/>
-          <w:bCs/>
+      <w:r>
+        <w:rPr>
+          <w:rFonts w:asciiTheme="majorHAnsi" w:hAnsiTheme="majorHAnsi"/>
         </w:rPr>
         <w:lastRenderedPageBreak/>
         <w:t xml:space="preserve">Python / </w:t>
@@ -1099,24 +1876,21 @@
       <w:proofErr w:type="spellStart"/>
       <w:r>
         <w:rPr>
-          <w:b/>
-          <w:bCs/>
+          <w:rFonts w:asciiTheme="majorHAnsi" w:hAnsiTheme="majorHAnsi"/>
         </w:rPr>
         <w:t>Ανάλυση</w:t>
       </w:r>
       <w:proofErr w:type="spellEnd"/>
       <w:r>
         <w:rPr>
-          <w:b/>
-          <w:bCs/>
+          <w:rFonts w:asciiTheme="majorHAnsi" w:hAnsiTheme="majorHAnsi"/>
         </w:rPr>
         <w:t xml:space="preserve"> </w:t>
       </w:r>
       <w:proofErr w:type="spellStart"/>
       <w:r>
         <w:rPr>
-          <w:b/>
-          <w:bCs/>
+          <w:rFonts w:asciiTheme="majorHAnsi" w:hAnsiTheme="majorHAnsi"/>
         </w:rPr>
         <w:t>δεδομένων</w:t>
       </w:r>
@@ -1128,12 +1902,21 @@
           <w:ilvl w:val="0"/>
           <w:numId w:val="7"/>
         </w:numPr>
-      </w:pPr>
-      <w:r>
+        <w:rPr>
+          <w:rFonts w:asciiTheme="majorHAnsi" w:hAnsiTheme="majorHAnsi"/>
+        </w:rPr>
+      </w:pPr>
+      <w:r>
+        <w:rPr>
+          <w:rFonts w:asciiTheme="majorHAnsi" w:hAnsiTheme="majorHAnsi"/>
+        </w:rPr>
         <w:t xml:space="preserve">Libraries: pandas, matplotlib, scikit-learn, </w:t>
       </w:r>
       <w:proofErr w:type="spellStart"/>
       <w:r>
+        <w:rPr>
+          <w:rFonts w:asciiTheme="majorHAnsi" w:hAnsiTheme="majorHAnsi"/>
+        </w:rPr>
         <w:t>pyodbc</w:t>
       </w:r>
       <w:proofErr w:type="spellEnd"/>
@@ -1144,42 +1927,63 @@
           <w:ilvl w:val="0"/>
           <w:numId w:val="7"/>
         </w:numPr>
+        <w:rPr>
+          <w:rFonts w:asciiTheme="majorHAnsi" w:hAnsiTheme="majorHAnsi"/>
+        </w:rPr>
       </w:pPr>
       <w:proofErr w:type="spellStart"/>
       <w:r>
+        <w:rPr>
+          <w:rFonts w:asciiTheme="majorHAnsi" w:hAnsiTheme="majorHAnsi"/>
+        </w:rPr>
         <w:t>Στόχος</w:t>
       </w:r>
       <w:proofErr w:type="spellEnd"/>
       <w:r>
+        <w:rPr>
+          <w:rFonts w:asciiTheme="majorHAnsi" w:hAnsiTheme="majorHAnsi"/>
+        </w:rPr>
         <w:t xml:space="preserve">: exploration, visualization, ML </w:t>
       </w:r>
       <w:proofErr w:type="spellStart"/>
       <w:r>
+        <w:rPr>
+          <w:rFonts w:asciiTheme="majorHAnsi" w:hAnsiTheme="majorHAnsi"/>
+        </w:rPr>
         <w:t>μοντέλ</w:t>
       </w:r>
       <w:proofErr w:type="spellEnd"/>
       <w:r>
+        <w:rPr>
+          <w:rFonts w:asciiTheme="majorHAnsi" w:hAnsiTheme="majorHAnsi"/>
+        </w:rPr>
         <w:t>α</w:t>
       </w:r>
     </w:p>
     <w:p>
-      <w:r>
+      <w:pPr>
+        <w:rPr>
+          <w:rFonts w:asciiTheme="majorHAnsi" w:hAnsiTheme="majorHAnsi"/>
+        </w:rPr>
+      </w:pPr>
+      <w:r>
+        <w:rPr>
+          <w:rFonts w:asciiTheme="majorHAnsi" w:hAnsiTheme="majorHAnsi"/>
+        </w:rPr>
         <w:pict w14:anchorId="45A83C5B">
-          <v:rect id="_x0000_i1029" style="width:0;height:1.5pt" o:hralign="center" o:hrstd="t" o:hr="t" fillcolor="#a0a0a0" stroked="f"/>
+          <v:rect id="_x0000_i1193" style="width:0;height:1.5pt" o:hralign="center" o:hrstd="t" o:hr="t" fillcolor="#a0a0a0" stroked="f"/>
         </w:pict>
       </w:r>
     </w:p>
     <w:p>
       <w:pPr>
         <w:rPr>
-          <w:b/>
-          <w:bCs/>
-        </w:rPr>
-      </w:pPr>
-      <w:r>
-        <w:rPr>
-          <w:b/>
-          <w:bCs/>
+          <w:rFonts w:asciiTheme="majorHAnsi" w:hAnsiTheme="majorHAnsi"/>
+        </w:rPr>
+      </w:pPr>
+      <w:r>
+        <w:rPr>
+          <w:rFonts w:asciiTheme="majorHAnsi" w:hAnsiTheme="majorHAnsi"/>
         </w:rPr>
         <w:t>Machine Learning</w:t>
       </w:r>
@@ -1190,13 +1994,22 @@
           <w:ilvl w:val="0"/>
           <w:numId w:val="8"/>
         </w:numPr>
+        <w:rPr>
+          <w:rFonts w:asciiTheme="majorHAnsi" w:hAnsiTheme="majorHAnsi"/>
+        </w:rPr>
       </w:pPr>
       <w:proofErr w:type="spellStart"/>
       <w:r>
+        <w:rPr>
+          <w:rFonts w:asciiTheme="majorHAnsi" w:hAnsiTheme="majorHAnsi"/>
+        </w:rPr>
         <w:t>Πρό</w:t>
       </w:r>
       <w:proofErr w:type="spellEnd"/>
       <w:r>
+        <w:rPr>
+          <w:rFonts w:asciiTheme="majorHAnsi" w:hAnsiTheme="majorHAnsi"/>
+        </w:rPr>
         <w:t>βλεψη RUL</w:t>
       </w:r>
     </w:p>
@@ -1206,13 +2019,22 @@
           <w:ilvl w:val="0"/>
           <w:numId w:val="8"/>
         </w:numPr>
+        <w:rPr>
+          <w:rFonts w:asciiTheme="majorHAnsi" w:hAnsiTheme="majorHAnsi"/>
+        </w:rPr>
       </w:pPr>
       <w:proofErr w:type="spellStart"/>
       <w:r>
+        <w:rPr>
+          <w:rFonts w:asciiTheme="majorHAnsi" w:hAnsiTheme="majorHAnsi"/>
+        </w:rPr>
         <w:t>Αλγόριθμοι</w:t>
       </w:r>
       <w:proofErr w:type="spellEnd"/>
       <w:r>
+        <w:rPr>
+          <w:rFonts w:asciiTheme="majorHAnsi" w:hAnsiTheme="majorHAnsi"/>
+        </w:rPr>
         <w:t>:</w:t>
       </w:r>
     </w:p>
@@ -1222,8 +2044,14 @@
           <w:ilvl w:val="1"/>
           <w:numId w:val="8"/>
         </w:numPr>
-      </w:pPr>
-      <w:r>
+        <w:rPr>
+          <w:rFonts w:asciiTheme="majorHAnsi" w:hAnsiTheme="majorHAnsi"/>
+        </w:rPr>
+      </w:pPr>
+      <w:r>
+        <w:rPr>
+          <w:rFonts w:asciiTheme="majorHAnsi" w:hAnsiTheme="majorHAnsi"/>
+        </w:rPr>
         <w:t>Linear Regression</w:t>
       </w:r>
     </w:p>
@@ -1233,8 +2061,14 @@
           <w:ilvl w:val="1"/>
           <w:numId w:val="8"/>
         </w:numPr>
-      </w:pPr>
-      <w:r>
+        <w:rPr>
+          <w:rFonts w:asciiTheme="majorHAnsi" w:hAnsiTheme="majorHAnsi"/>
+        </w:rPr>
+      </w:pPr>
+      <w:r>
+        <w:rPr>
+          <w:rFonts w:asciiTheme="majorHAnsi" w:hAnsiTheme="majorHAnsi"/>
+        </w:rPr>
         <w:t>Random Forest</w:t>
       </w:r>
     </w:p>
@@ -1244,8 +2078,14 @@
           <w:ilvl w:val="1"/>
           <w:numId w:val="8"/>
         </w:numPr>
-      </w:pPr>
-      <w:r>
+        <w:rPr>
+          <w:rFonts w:asciiTheme="majorHAnsi" w:hAnsiTheme="majorHAnsi"/>
+        </w:rPr>
+      </w:pPr>
+      <w:r>
+        <w:rPr>
+          <w:rFonts w:asciiTheme="majorHAnsi" w:hAnsiTheme="majorHAnsi"/>
+        </w:rPr>
         <w:t>Neural Networks</w:t>
       </w:r>
     </w:p>
@@ -1256,47 +2096,69 @@
           <w:numId w:val="8"/>
         </w:numPr>
         <w:rPr>
-          <w:lang w:val="el-GR"/>
-        </w:rPr>
-      </w:pPr>
-      <w:r>
-        <w:rPr>
+          <w:rFonts w:asciiTheme="majorHAnsi" w:hAnsiTheme="majorHAnsi"/>
+          <w:lang w:val="el-GR"/>
+        </w:rPr>
+      </w:pPr>
+      <w:r>
+        <w:rPr>
+          <w:rFonts w:asciiTheme="majorHAnsi" w:hAnsiTheme="majorHAnsi"/>
           <w:lang w:val="el-GR"/>
         </w:rPr>
         <w:t xml:space="preserve">Εκπαίδευση με ιστορικά δεδομένα, αξιολόγηση με </w:t>
       </w:r>
       <w:r>
+        <w:rPr>
+          <w:rFonts w:asciiTheme="majorHAnsi" w:hAnsiTheme="majorHAnsi"/>
+        </w:rPr>
         <w:t>metrics</w:t>
       </w:r>
       <w:r>
         <w:rPr>
+          <w:rFonts w:asciiTheme="majorHAnsi" w:hAnsiTheme="majorHAnsi"/>
           <w:lang w:val="el-GR"/>
         </w:rPr>
         <w:t xml:space="preserve"> (</w:t>
       </w:r>
       <w:r>
+        <w:rPr>
+          <w:rFonts w:asciiTheme="majorHAnsi" w:hAnsiTheme="majorHAnsi"/>
+        </w:rPr>
         <w:t>MAE</w:t>
       </w:r>
       <w:r>
         <w:rPr>
+          <w:rFonts w:asciiTheme="majorHAnsi" w:hAnsiTheme="majorHAnsi"/>
           <w:lang w:val="el-GR"/>
         </w:rPr>
         <w:t xml:space="preserve">, </w:t>
       </w:r>
       <w:r>
+        <w:rPr>
+          <w:rFonts w:asciiTheme="majorHAnsi" w:hAnsiTheme="majorHAnsi"/>
+        </w:rPr>
         <w:t>RMSE</w:t>
       </w:r>
       <w:r>
         <w:rPr>
+          <w:rFonts w:asciiTheme="majorHAnsi" w:hAnsiTheme="majorHAnsi"/>
           <w:lang w:val="el-GR"/>
         </w:rPr>
         <w:t>)</w:t>
       </w:r>
     </w:p>
     <w:p>
-      <w:r>
+      <w:pPr>
+        <w:rPr>
+          <w:rFonts w:asciiTheme="majorHAnsi" w:hAnsiTheme="majorHAnsi"/>
+        </w:rPr>
+      </w:pPr>
+      <w:r>
+        <w:rPr>
+          <w:rFonts w:asciiTheme="majorHAnsi" w:hAnsiTheme="majorHAnsi"/>
+        </w:rPr>
         <w:pict w14:anchorId="62205110">
-          <v:rect id="_x0000_i1030" style="width:0;height:1.5pt" o:hralign="center" o:hrstd="t" o:hr="t" fillcolor="#a0a0a0" stroked="f"/>
+          <v:rect id="_x0000_i1194" style="width:0;height:1.5pt" o:hralign="center" o:hrstd="t" o:hr="t" fillcolor="#a0a0a0" stroked="f"/>
         </w:pict>
       </w:r>
     </w:p>
@@ -1304,38 +2166,33 @@
       <w:pPr>
         <w:jc w:val="center"/>
         <w:rPr>
-          <w:b/>
-          <w:bCs/>
-        </w:rPr>
-      </w:pPr>
-      <w:r>
-        <w:rPr>
-          <w:b/>
-          <w:bCs/>
+          <w:rFonts w:asciiTheme="majorHAnsi" w:hAnsiTheme="majorHAnsi"/>
+        </w:rPr>
+      </w:pPr>
+      <w:r>
+        <w:rPr>
+          <w:rFonts w:asciiTheme="majorHAnsi" w:hAnsiTheme="majorHAnsi"/>
         </w:rPr>
         <w:t>Απ</w:t>
       </w:r>
       <w:proofErr w:type="spellStart"/>
       <w:r>
         <w:rPr>
-          <w:b/>
-          <w:bCs/>
+          <w:rFonts w:asciiTheme="majorHAnsi" w:hAnsiTheme="majorHAnsi"/>
         </w:rPr>
         <w:t>οτελέσμ</w:t>
       </w:r>
       <w:proofErr w:type="spellEnd"/>
       <w:r>
         <w:rPr>
-          <w:b/>
-          <w:bCs/>
+          <w:rFonts w:asciiTheme="majorHAnsi" w:hAnsiTheme="majorHAnsi"/>
         </w:rPr>
         <w:t xml:space="preserve">ατα / </w:t>
       </w:r>
       <w:proofErr w:type="spellStart"/>
       <w:r>
         <w:rPr>
-          <w:b/>
-          <w:bCs/>
+          <w:rFonts w:asciiTheme="majorHAnsi" w:hAnsiTheme="majorHAnsi"/>
         </w:rPr>
         <w:t>Έξοδος</w:t>
       </w:r>
@@ -1347,13 +2204,22 @@
           <w:ilvl w:val="0"/>
           <w:numId w:val="9"/>
         </w:numPr>
+        <w:rPr>
+          <w:rFonts w:asciiTheme="majorHAnsi" w:hAnsiTheme="majorHAnsi"/>
+        </w:rPr>
       </w:pPr>
       <w:proofErr w:type="spellStart"/>
       <w:r>
+        <w:rPr>
+          <w:rFonts w:asciiTheme="majorHAnsi" w:hAnsiTheme="majorHAnsi"/>
+        </w:rPr>
         <w:t>Γρ</w:t>
       </w:r>
       <w:proofErr w:type="spellEnd"/>
       <w:r>
+        <w:rPr>
+          <w:rFonts w:asciiTheme="majorHAnsi" w:hAnsiTheme="majorHAnsi"/>
+        </w:rPr>
         <w:t>αφήματα degradation vs cycles</w:t>
       </w:r>
     </w:p>
@@ -1363,37 +2229,64 @@
           <w:ilvl w:val="0"/>
           <w:numId w:val="9"/>
         </w:numPr>
+        <w:rPr>
+          <w:rFonts w:asciiTheme="majorHAnsi" w:hAnsiTheme="majorHAnsi"/>
+        </w:rPr>
       </w:pPr>
       <w:proofErr w:type="spellStart"/>
       <w:r>
+        <w:rPr>
+          <w:rFonts w:asciiTheme="majorHAnsi" w:hAnsiTheme="majorHAnsi"/>
+        </w:rPr>
         <w:t>Προ</w:t>
       </w:r>
       <w:proofErr w:type="spellEnd"/>
       <w:r>
+        <w:rPr>
+          <w:rFonts w:asciiTheme="majorHAnsi" w:hAnsiTheme="majorHAnsi"/>
+        </w:rPr>
         <w:t xml:space="preserve">βλέψεις RUL </w:t>
       </w:r>
       <w:proofErr w:type="spellStart"/>
       <w:r>
+        <w:rPr>
+          <w:rFonts w:asciiTheme="majorHAnsi" w:hAnsiTheme="majorHAnsi"/>
+        </w:rPr>
         <w:t>γι</w:t>
       </w:r>
       <w:proofErr w:type="spellEnd"/>
       <w:r>
+        <w:rPr>
+          <w:rFonts w:asciiTheme="majorHAnsi" w:hAnsiTheme="majorHAnsi"/>
+        </w:rPr>
         <w:t xml:space="preserve">α </w:t>
       </w:r>
       <w:proofErr w:type="spellStart"/>
       <w:r>
+        <w:rPr>
+          <w:rFonts w:asciiTheme="majorHAnsi" w:hAnsiTheme="majorHAnsi"/>
+        </w:rPr>
         <w:t>κάθε</w:t>
       </w:r>
       <w:proofErr w:type="spellEnd"/>
       <w:r>
+        <w:rPr>
+          <w:rFonts w:asciiTheme="majorHAnsi" w:hAnsiTheme="majorHAnsi"/>
+        </w:rPr>
         <w:t xml:space="preserve"> μπατα</w:t>
       </w:r>
       <w:proofErr w:type="spellStart"/>
       <w:r>
+        <w:rPr>
+          <w:rFonts w:asciiTheme="majorHAnsi" w:hAnsiTheme="majorHAnsi"/>
+        </w:rPr>
         <w:t>ρί</w:t>
       </w:r>
       <w:proofErr w:type="spellEnd"/>
       <w:r>
+        <w:rPr>
+          <w:rFonts w:asciiTheme="majorHAnsi" w:hAnsiTheme="majorHAnsi"/>
+        </w:rPr>
         <w:t>α</w:t>
       </w:r>
     </w:p>
@@ -1403,36 +2296,65 @@
           <w:ilvl w:val="0"/>
           <w:numId w:val="9"/>
         </w:numPr>
+        <w:rPr>
+          <w:rFonts w:asciiTheme="majorHAnsi" w:hAnsiTheme="majorHAnsi"/>
+        </w:rPr>
       </w:pPr>
       <w:proofErr w:type="spellStart"/>
       <w:r>
+        <w:rPr>
+          <w:rFonts w:asciiTheme="majorHAnsi" w:hAnsiTheme="majorHAnsi"/>
+        </w:rPr>
         <w:t>Πρ</w:t>
       </w:r>
       <w:proofErr w:type="spellEnd"/>
       <w:r>
+        <w:rPr>
+          <w:rFonts w:asciiTheme="majorHAnsi" w:hAnsiTheme="majorHAnsi"/>
+        </w:rPr>
         <w:t xml:space="preserve">ακτική </w:t>
       </w:r>
       <w:proofErr w:type="spellStart"/>
       <w:r>
+        <w:rPr>
+          <w:rFonts w:asciiTheme="majorHAnsi" w:hAnsiTheme="majorHAnsi"/>
+        </w:rPr>
         <w:t>χρήση</w:t>
       </w:r>
       <w:proofErr w:type="spellEnd"/>
       <w:r>
+        <w:rPr>
+          <w:rFonts w:asciiTheme="majorHAnsi" w:hAnsiTheme="majorHAnsi"/>
+        </w:rPr>
         <w:t xml:space="preserve"> </w:t>
       </w:r>
       <w:proofErr w:type="spellStart"/>
       <w:r>
+        <w:rPr>
+          <w:rFonts w:asciiTheme="majorHAnsi" w:hAnsiTheme="majorHAnsi"/>
+        </w:rPr>
         <w:t>σε</w:t>
       </w:r>
       <w:proofErr w:type="spellEnd"/>
       <w:r>
+        <w:rPr>
+          <w:rFonts w:asciiTheme="majorHAnsi" w:hAnsiTheme="majorHAnsi"/>
+        </w:rPr>
         <w:t xml:space="preserve"> EVs, energy systems ή AI servers</w:t>
       </w:r>
     </w:p>
     <w:p>
-      <w:r>
+      <w:pPr>
+        <w:rPr>
+          <w:rFonts w:asciiTheme="majorHAnsi" w:hAnsiTheme="majorHAnsi"/>
+        </w:rPr>
+      </w:pPr>
+      <w:r>
+        <w:rPr>
+          <w:rFonts w:asciiTheme="majorHAnsi" w:hAnsiTheme="majorHAnsi"/>
+        </w:rPr>
         <w:pict w14:anchorId="0CD2C322">
-          <v:rect id="_x0000_i1031" style="width:0;height:1.5pt" o:hralign="center" o:hrstd="t" o:hr="t" fillcolor="#a0a0a0" stroked="f"/>
+          <v:rect id="_x0000_i1195" style="width:0;height:1.5pt" o:hralign="center" o:hrstd="t" o:hr="t" fillcolor="#a0a0a0" stroked="f"/>
         </w:pict>
       </w:r>
     </w:p>
@@ -1440,78 +2362,68 @@
       <w:pPr>
         <w:jc w:val="center"/>
         <w:rPr>
-          <w:b/>
-          <w:bCs/>
-        </w:rPr>
-      </w:pPr>
-      <w:r>
-        <w:rPr>
-          <w:b/>
-          <w:bCs/>
+          <w:rFonts w:asciiTheme="majorHAnsi" w:hAnsiTheme="majorHAnsi"/>
+        </w:rPr>
+      </w:pPr>
+      <w:r>
+        <w:rPr>
+          <w:rFonts w:asciiTheme="majorHAnsi" w:hAnsiTheme="majorHAnsi"/>
         </w:rPr>
         <w:t>Βα</w:t>
       </w:r>
       <w:proofErr w:type="spellStart"/>
       <w:r>
         <w:rPr>
-          <w:b/>
-          <w:bCs/>
+          <w:rFonts w:asciiTheme="majorHAnsi" w:hAnsiTheme="majorHAnsi"/>
         </w:rPr>
         <w:t>σικά</w:t>
       </w:r>
       <w:proofErr w:type="spellEnd"/>
       <w:r>
         <w:rPr>
-          <w:b/>
-          <w:bCs/>
+          <w:rFonts w:asciiTheme="majorHAnsi" w:hAnsiTheme="majorHAnsi"/>
         </w:rPr>
         <w:t xml:space="preserve"> </w:t>
       </w:r>
       <w:proofErr w:type="spellStart"/>
       <w:r>
         <w:rPr>
-          <w:b/>
-          <w:bCs/>
+          <w:rFonts w:asciiTheme="majorHAnsi" w:hAnsiTheme="majorHAnsi"/>
         </w:rPr>
         <w:t>Εργ</w:t>
       </w:r>
       <w:proofErr w:type="spellEnd"/>
       <w:r>
         <w:rPr>
-          <w:b/>
-          <w:bCs/>
+          <w:rFonts w:asciiTheme="majorHAnsi" w:hAnsiTheme="majorHAnsi"/>
         </w:rPr>
         <w:t>αλεία π</w:t>
       </w:r>
       <w:proofErr w:type="spellStart"/>
       <w:r>
         <w:rPr>
-          <w:b/>
-          <w:bCs/>
+          <w:rFonts w:asciiTheme="majorHAnsi" w:hAnsiTheme="majorHAnsi"/>
         </w:rPr>
         <w:t>ου</w:t>
       </w:r>
       <w:proofErr w:type="spellEnd"/>
       <w:r>
         <w:rPr>
-          <w:b/>
-          <w:bCs/>
+          <w:rFonts w:asciiTheme="majorHAnsi" w:hAnsiTheme="majorHAnsi"/>
         </w:rPr>
         <w:t xml:space="preserve"> </w:t>
       </w:r>
       <w:proofErr w:type="spellStart"/>
       <w:r>
         <w:rPr>
-          <w:b/>
-          <w:bCs/>
+          <w:rFonts w:asciiTheme="majorHAnsi" w:hAnsiTheme="majorHAnsi"/>
         </w:rPr>
         <w:t>χρειάζεσ</w:t>
       </w:r>
       <w:proofErr w:type="spellEnd"/>
       <w:r>
         <w:rPr>
-          <w:b/>
-          <w:bCs/>
+          <w:rFonts w:asciiTheme="majorHAnsi" w:hAnsiTheme="majorHAnsi"/>
         </w:rPr>
         <w:t>αι</w:t>
       </w:r>
@@ -1522,16 +2434,28 @@
           <w:ilvl w:val="0"/>
           <w:numId w:val="10"/>
         </w:numPr>
-      </w:pPr>
-      <w:r>
+        <w:rPr>
+          <w:rFonts w:asciiTheme="majorHAnsi" w:hAnsiTheme="majorHAnsi"/>
+        </w:rPr>
+      </w:pPr>
+      <w:r>
+        <w:rPr>
+          <w:rFonts w:asciiTheme="majorHAnsi" w:hAnsiTheme="majorHAnsi"/>
+        </w:rPr>
         <w:t xml:space="preserve">Python + libraries (pandas, matplotlib, scikit-learn, </w:t>
       </w:r>
       <w:proofErr w:type="spellStart"/>
       <w:r>
+        <w:rPr>
+          <w:rFonts w:asciiTheme="majorHAnsi" w:hAnsiTheme="majorHAnsi"/>
+        </w:rPr>
         <w:t>pyodbc</w:t>
       </w:r>
       <w:proofErr w:type="spellEnd"/>
       <w:r>
+        <w:rPr>
+          <w:rFonts w:asciiTheme="majorHAnsi" w:hAnsiTheme="majorHAnsi"/>
+        </w:rPr>
         <w:t>)</w:t>
       </w:r>
     </w:p>
@@ -1541,16 +2465,28 @@
           <w:ilvl w:val="0"/>
           <w:numId w:val="10"/>
         </w:numPr>
-      </w:pPr>
-      <w:r>
+        <w:rPr>
+          <w:rFonts w:asciiTheme="majorHAnsi" w:hAnsiTheme="majorHAnsi"/>
+        </w:rPr>
+      </w:pPr>
+      <w:r>
+        <w:rPr>
+          <w:rFonts w:asciiTheme="majorHAnsi" w:hAnsiTheme="majorHAnsi"/>
+        </w:rPr>
         <w:t xml:space="preserve">Visual Studio Code (ή </w:t>
       </w:r>
       <w:proofErr w:type="spellStart"/>
       <w:r>
+        <w:rPr>
+          <w:rFonts w:asciiTheme="majorHAnsi" w:hAnsiTheme="majorHAnsi"/>
+        </w:rPr>
         <w:t>άλλο</w:t>
       </w:r>
       <w:proofErr w:type="spellEnd"/>
       <w:r>
+        <w:rPr>
+          <w:rFonts w:asciiTheme="majorHAnsi" w:hAnsiTheme="majorHAnsi"/>
+        </w:rPr>
         <w:t xml:space="preserve"> IDE)</w:t>
       </w:r>
     </w:p>
@@ -1560,8 +2496,14 @@
           <w:ilvl w:val="0"/>
           <w:numId w:val="10"/>
         </w:numPr>
-      </w:pPr>
-      <w:r>
+        <w:rPr>
+          <w:rFonts w:asciiTheme="majorHAnsi" w:hAnsiTheme="majorHAnsi"/>
+        </w:rPr>
+      </w:pPr>
+      <w:r>
+        <w:rPr>
+          <w:rFonts w:asciiTheme="majorHAnsi" w:hAnsiTheme="majorHAnsi"/>
+        </w:rPr>
         <w:t>SQL Server + SQL Server Management Studio</w:t>
       </w:r>
     </w:p>
@@ -1571,17 +2513,4805 @@
           <w:ilvl w:val="0"/>
           <w:numId w:val="10"/>
         </w:numPr>
-      </w:pPr>
-      <w:r>
+        <w:rPr>
+          <w:rFonts w:asciiTheme="majorHAnsi" w:hAnsiTheme="majorHAnsi"/>
+        </w:rPr>
+      </w:pPr>
+      <w:r>
+        <w:rPr>
+          <w:rFonts w:asciiTheme="majorHAnsi" w:hAnsiTheme="majorHAnsi"/>
+        </w:rPr>
         <w:t>Dataset (NASA / Nature)</w:t>
       </w:r>
     </w:p>
     <w:p>
-      <w:r>
+      <w:pPr>
+        <w:rPr>
+          <w:rFonts w:asciiTheme="majorHAnsi" w:hAnsiTheme="majorHAnsi"/>
+          <w:lang w:val="el-GR"/>
+        </w:rPr>
+      </w:pPr>
+      <w:r>
+        <w:rPr>
+          <w:rFonts w:asciiTheme="majorHAnsi" w:hAnsiTheme="majorHAnsi"/>
+        </w:rPr>
         <w:br w:type="page"/>
       </w:r>
     </w:p>
-    <w:p/>
+    <w:p>
+      <w:pPr>
+        <w:pStyle w:val="Heading2"/>
+        <w:jc w:val="center"/>
+        <w:rPr>
+          <w:lang w:val="el-GR"/>
+        </w:rPr>
+      </w:pPr>
+      <w:bookmarkStart w:id="2" w:name="_DATA-ΣΥΝΔΕΣΗ_ΔΕΔΟΜΕΝΩΝ-ΚΑΤΗΓΟΡΙΟΠΟΙ"/>
+      <w:bookmarkEnd w:id="2"/>
+      <w:r>
+        <w:lastRenderedPageBreak/>
+        <w:t>DATA</w:t>
+      </w:r>
+      <w:r>
+        <w:rPr>
+          <w:lang w:val="el-GR"/>
+        </w:rPr>
+        <w:t>-</w:t>
+      </w:r>
+      <w:r>
+        <w:rPr>
+          <w:lang w:val="el-GR"/>
+        </w:rPr>
+        <w:t>ΣΥΝΔΕΣΗ ΔΕΔΟΜΕΝΩΝ-ΚΑΤΗΓΟΡΙΟΠΟΙΗΣΗ</w:t>
+      </w:r>
+    </w:p>
+    <w:p>
+      <w:pPr>
+        <w:rPr>
+          <w:rFonts w:asciiTheme="majorHAnsi" w:hAnsiTheme="majorHAnsi"/>
+          <w:sz w:val="28"/>
+          <w:szCs w:val="28"/>
+          <w:lang w:val="el-GR"/>
+        </w:rPr>
+      </w:pPr>
+      <w:r>
+        <w:rPr>
+          <w:rFonts w:asciiTheme="majorHAnsi" w:hAnsiTheme="majorHAnsi"/>
+          <w:sz w:val="28"/>
+          <w:szCs w:val="28"/>
+          <w:lang w:val="el-GR"/>
+        </w:rPr>
+        <w:br/>
+      </w:r>
+      <w:r>
+        <w:rPr>
+          <w:rFonts w:asciiTheme="majorHAnsi" w:hAnsiTheme="majorHAnsi"/>
+          <w:sz w:val="28"/>
+          <w:szCs w:val="28"/>
+          <w:lang w:val="el-GR"/>
+        </w:rPr>
+        <w:t xml:space="preserve">Μέσα στο </w:t>
+      </w:r>
+      <w:r>
+        <w:rPr>
+          <w:rFonts w:asciiTheme="majorHAnsi" w:hAnsiTheme="majorHAnsi"/>
+          <w:sz w:val="28"/>
+          <w:szCs w:val="28"/>
+        </w:rPr>
+        <w:t>file</w:t>
+      </w:r>
+      <w:r>
+        <w:rPr>
+          <w:rFonts w:asciiTheme="majorHAnsi" w:hAnsiTheme="majorHAnsi"/>
+          <w:sz w:val="28"/>
+          <w:szCs w:val="28"/>
+          <w:lang w:val="el-GR"/>
+        </w:rPr>
+        <w:t xml:space="preserve"> </w:t>
+      </w:r>
+      <w:r>
+        <w:rPr>
+          <w:rFonts w:asciiTheme="majorHAnsi" w:hAnsiTheme="majorHAnsi"/>
+          <w:sz w:val="28"/>
+          <w:szCs w:val="28"/>
+        </w:rPr>
+        <w:t>data</w:t>
+      </w:r>
+      <w:r>
+        <w:rPr>
+          <w:rFonts w:asciiTheme="majorHAnsi" w:hAnsiTheme="majorHAnsi"/>
+          <w:sz w:val="28"/>
+          <w:szCs w:val="28"/>
+          <w:lang w:val="el-GR"/>
+        </w:rPr>
+        <w:t xml:space="preserve"> (</w:t>
+      </w:r>
+      <w:r>
+        <w:rPr>
+          <w:rFonts w:asciiTheme="majorHAnsi" w:hAnsiTheme="majorHAnsi"/>
+          <w:sz w:val="28"/>
+          <w:szCs w:val="28"/>
+        </w:rPr>
+        <w:t>Battery</w:t>
+      </w:r>
+      <w:r>
+        <w:rPr>
+          <w:rFonts w:asciiTheme="majorHAnsi" w:hAnsiTheme="majorHAnsi"/>
+          <w:sz w:val="28"/>
+          <w:szCs w:val="28"/>
+          <w:lang w:val="el-GR"/>
+        </w:rPr>
+        <w:t>_</w:t>
+      </w:r>
+      <w:r>
+        <w:rPr>
+          <w:rFonts w:asciiTheme="majorHAnsi" w:hAnsiTheme="majorHAnsi"/>
+          <w:sz w:val="28"/>
+          <w:szCs w:val="28"/>
+        </w:rPr>
+        <w:t>RUL</w:t>
+      </w:r>
+      <w:r>
+        <w:rPr>
+          <w:rFonts w:asciiTheme="majorHAnsi" w:hAnsiTheme="majorHAnsi"/>
+          <w:sz w:val="28"/>
+          <w:szCs w:val="28"/>
+          <w:lang w:val="el-GR"/>
+        </w:rPr>
+        <w:t>_</w:t>
+      </w:r>
+      <w:r>
+        <w:rPr>
+          <w:rFonts w:asciiTheme="majorHAnsi" w:hAnsiTheme="majorHAnsi"/>
+          <w:sz w:val="28"/>
+          <w:szCs w:val="28"/>
+        </w:rPr>
+        <w:t>Thesis</w:t>
+      </w:r>
+      <w:r>
+        <w:rPr>
+          <w:rFonts w:asciiTheme="majorHAnsi" w:hAnsiTheme="majorHAnsi"/>
+          <w:sz w:val="28"/>
+          <w:szCs w:val="28"/>
+          <w:lang w:val="el-GR"/>
+        </w:rPr>
+        <w:t>)</w:t>
+      </w:r>
+      <w:r>
+        <w:rPr>
+          <w:rFonts w:asciiTheme="majorHAnsi" w:hAnsiTheme="majorHAnsi"/>
+          <w:sz w:val="28"/>
+          <w:szCs w:val="28"/>
+          <w:lang w:val="el-GR"/>
+        </w:rPr>
+        <w:t xml:space="preserve"> έχουμε τα εξής χρήσιμα </w:t>
+      </w:r>
+      <w:proofErr w:type="spellStart"/>
+      <w:r>
+        <w:rPr>
+          <w:rFonts w:asciiTheme="majorHAnsi" w:hAnsiTheme="majorHAnsi"/>
+          <w:sz w:val="28"/>
+          <w:szCs w:val="28"/>
+          <w:lang w:val="el-GR"/>
+        </w:rPr>
+        <w:t>δεδομενα</w:t>
+      </w:r>
+      <w:proofErr w:type="spellEnd"/>
+      <w:r>
+        <w:rPr>
+          <w:rFonts w:asciiTheme="majorHAnsi" w:hAnsiTheme="majorHAnsi"/>
+          <w:sz w:val="28"/>
+          <w:szCs w:val="28"/>
+          <w:lang w:val="el-GR"/>
+        </w:rPr>
+        <w:t xml:space="preserve"> </w:t>
+      </w:r>
+      <w:r>
+        <w:rPr>
+          <w:rFonts w:asciiTheme="majorHAnsi" w:hAnsiTheme="majorHAnsi"/>
+          <w:sz w:val="28"/>
+          <w:szCs w:val="28"/>
+        </w:rPr>
+        <w:t>metadata</w:t>
+      </w:r>
+      <w:r>
+        <w:rPr>
+          <w:rFonts w:asciiTheme="majorHAnsi" w:hAnsiTheme="majorHAnsi"/>
+          <w:sz w:val="28"/>
+          <w:szCs w:val="28"/>
+          <w:lang w:val="el-GR"/>
+        </w:rPr>
+        <w:t>.</w:t>
+      </w:r>
+      <w:r>
+        <w:rPr>
+          <w:rFonts w:asciiTheme="majorHAnsi" w:hAnsiTheme="majorHAnsi"/>
+          <w:sz w:val="28"/>
+          <w:szCs w:val="28"/>
+        </w:rPr>
+        <w:t>csv</w:t>
+      </w:r>
+      <w:r>
+        <w:rPr>
+          <w:rFonts w:asciiTheme="majorHAnsi" w:hAnsiTheme="majorHAnsi"/>
+          <w:sz w:val="28"/>
+          <w:szCs w:val="28"/>
+          <w:lang w:val="el-GR"/>
+        </w:rPr>
+        <w:t xml:space="preserve"> : </w:t>
+      </w:r>
+      <w:r>
+        <w:rPr>
+          <w:rFonts w:asciiTheme="majorHAnsi" w:hAnsiTheme="majorHAnsi"/>
+          <w:sz w:val="28"/>
+          <w:szCs w:val="28"/>
+          <w:lang w:val="el-GR"/>
+        </w:rPr>
+        <w:t>λειτουργεί ως ο κατάλογος όλου του πειράματος</w:t>
+      </w:r>
+      <w:r>
+        <w:rPr>
+          <w:rFonts w:asciiTheme="majorHAnsi" w:hAnsiTheme="majorHAnsi"/>
+          <w:sz w:val="28"/>
+          <w:szCs w:val="28"/>
+          <w:lang w:val="el-GR"/>
+        </w:rPr>
+        <w:t>. Περιέχει σ</w:t>
+      </w:r>
+      <w:r>
+        <w:rPr>
+          <w:rFonts w:asciiTheme="majorHAnsi" w:hAnsiTheme="majorHAnsi"/>
+          <w:sz w:val="28"/>
+          <w:szCs w:val="28"/>
+          <w:lang w:val="el-GR"/>
+        </w:rPr>
+        <w:t>υνοπτικές πληροφορίες για κάθε δοκιμή (</w:t>
+      </w:r>
+      <w:r>
+        <w:rPr>
+          <w:rFonts w:asciiTheme="majorHAnsi" w:hAnsiTheme="majorHAnsi"/>
+          <w:sz w:val="28"/>
+          <w:szCs w:val="28"/>
+        </w:rPr>
+        <w:t>test</w:t>
+      </w:r>
+      <w:r>
+        <w:rPr>
+          <w:rFonts w:asciiTheme="majorHAnsi" w:hAnsiTheme="majorHAnsi"/>
+          <w:sz w:val="28"/>
+          <w:szCs w:val="28"/>
+          <w:lang w:val="el-GR"/>
+        </w:rPr>
+        <w:t xml:space="preserve">). Κάθε γραμμή είναι ένας ολόκληρος κύκλος (φόρτιση, </w:t>
+      </w:r>
+      <w:proofErr w:type="spellStart"/>
+      <w:r>
+        <w:rPr>
+          <w:rFonts w:asciiTheme="majorHAnsi" w:hAnsiTheme="majorHAnsi"/>
+          <w:sz w:val="28"/>
+          <w:szCs w:val="28"/>
+          <w:lang w:val="el-GR"/>
+        </w:rPr>
+        <w:t>εκφόρτιση</w:t>
+      </w:r>
+      <w:proofErr w:type="spellEnd"/>
+      <w:r>
+        <w:rPr>
+          <w:rFonts w:asciiTheme="majorHAnsi" w:hAnsiTheme="majorHAnsi"/>
+          <w:sz w:val="28"/>
+          <w:szCs w:val="28"/>
+          <w:lang w:val="el-GR"/>
+        </w:rPr>
+        <w:t xml:space="preserve"> ή σύνθετη αντίσταση).</w:t>
+      </w:r>
+      <w:r>
+        <w:rPr>
+          <w:rFonts w:asciiTheme="majorHAnsi" w:hAnsiTheme="majorHAnsi"/>
+          <w:sz w:val="28"/>
+          <w:szCs w:val="28"/>
+          <w:lang w:val="el-GR"/>
+        </w:rPr>
+        <w:t xml:space="preserve"> Εσωτερικά </w:t>
+      </w:r>
+      <w:r>
+        <w:rPr>
+          <w:rFonts w:asciiTheme="majorHAnsi" w:hAnsiTheme="majorHAnsi"/>
+          <w:sz w:val="28"/>
+          <w:szCs w:val="28"/>
+          <w:lang w:val="el-GR"/>
+        </w:rPr>
+        <w:t>περιέχει ‘κλειδιά’  (</w:t>
+      </w:r>
+      <w:r>
+        <w:rPr>
+          <w:rFonts w:asciiTheme="majorHAnsi" w:hAnsiTheme="majorHAnsi"/>
+          <w:sz w:val="28"/>
+          <w:szCs w:val="28"/>
+          <w:lang w:val="el-GR"/>
+        </w:rPr>
+        <w:t xml:space="preserve">το </w:t>
+      </w:r>
+      <w:r>
+        <w:rPr>
+          <w:rFonts w:asciiTheme="majorHAnsi" w:hAnsiTheme="majorHAnsi"/>
+          <w:sz w:val="28"/>
+          <w:szCs w:val="28"/>
+        </w:rPr>
+        <w:t>battery</w:t>
+      </w:r>
+      <w:r>
+        <w:rPr>
+          <w:rFonts w:asciiTheme="majorHAnsi" w:hAnsiTheme="majorHAnsi"/>
+          <w:sz w:val="28"/>
+          <w:szCs w:val="28"/>
+          <w:lang w:val="el-GR"/>
+        </w:rPr>
+        <w:t>_</w:t>
+      </w:r>
+      <w:r>
+        <w:rPr>
+          <w:rFonts w:asciiTheme="majorHAnsi" w:hAnsiTheme="majorHAnsi"/>
+          <w:sz w:val="28"/>
+          <w:szCs w:val="28"/>
+        </w:rPr>
+        <w:t>id</w:t>
+      </w:r>
+      <w:r>
+        <w:rPr>
+          <w:rFonts w:asciiTheme="majorHAnsi" w:hAnsiTheme="majorHAnsi"/>
+          <w:sz w:val="28"/>
+          <w:szCs w:val="28"/>
+          <w:lang w:val="el-GR"/>
+        </w:rPr>
+        <w:t xml:space="preserve"> (π.χ. </w:t>
+      </w:r>
+      <w:r>
+        <w:rPr>
+          <w:rFonts w:asciiTheme="majorHAnsi" w:hAnsiTheme="majorHAnsi"/>
+          <w:sz w:val="28"/>
+          <w:szCs w:val="28"/>
+        </w:rPr>
+        <w:t>B</w:t>
+      </w:r>
+      <w:r>
+        <w:rPr>
+          <w:rFonts w:asciiTheme="majorHAnsi" w:hAnsiTheme="majorHAnsi"/>
+          <w:sz w:val="28"/>
+          <w:szCs w:val="28"/>
+          <w:lang w:val="el-GR"/>
+        </w:rPr>
+        <w:t xml:space="preserve">0047) και το </w:t>
+      </w:r>
+      <w:r>
+        <w:rPr>
+          <w:rFonts w:asciiTheme="majorHAnsi" w:hAnsiTheme="majorHAnsi"/>
+          <w:sz w:val="28"/>
+          <w:szCs w:val="28"/>
+        </w:rPr>
+        <w:t>filename</w:t>
+      </w:r>
+      <w:r>
+        <w:rPr>
+          <w:rFonts w:asciiTheme="majorHAnsi" w:hAnsiTheme="majorHAnsi"/>
+          <w:sz w:val="28"/>
+          <w:szCs w:val="28"/>
+          <w:lang w:val="el-GR"/>
+        </w:rPr>
+        <w:t xml:space="preserve"> (π.χ. 00001.</w:t>
+      </w:r>
+      <w:r>
+        <w:rPr>
+          <w:rFonts w:asciiTheme="majorHAnsi" w:hAnsiTheme="majorHAnsi"/>
+          <w:sz w:val="28"/>
+          <w:szCs w:val="28"/>
+        </w:rPr>
+        <w:t>csv</w:t>
+      </w:r>
+      <w:r>
+        <w:rPr>
+          <w:rFonts w:asciiTheme="majorHAnsi" w:hAnsiTheme="majorHAnsi"/>
+          <w:sz w:val="28"/>
+          <w:szCs w:val="28"/>
+          <w:lang w:val="el-GR"/>
+        </w:rPr>
+        <w:t>).</w:t>
+      </w:r>
+      <w:r>
+        <w:rPr>
+          <w:rFonts w:asciiTheme="majorHAnsi" w:hAnsiTheme="majorHAnsi"/>
+          <w:sz w:val="28"/>
+          <w:szCs w:val="28"/>
+          <w:lang w:val="el-GR"/>
+        </w:rPr>
+        <w:t xml:space="preserve"> </w:t>
+      </w:r>
+      <w:r>
+        <w:rPr>
+          <w:rFonts w:asciiTheme="majorHAnsi" w:hAnsiTheme="majorHAnsi"/>
+          <w:sz w:val="28"/>
+          <w:szCs w:val="28"/>
+          <w:lang w:val="el-GR"/>
+        </w:rPr>
+        <w:t xml:space="preserve">Επίσης έχουμε τις </w:t>
+      </w:r>
+      <w:proofErr w:type="spellStart"/>
+      <w:r>
+        <w:rPr>
+          <w:rFonts w:asciiTheme="majorHAnsi" w:hAnsiTheme="majorHAnsi"/>
+          <w:sz w:val="28"/>
+          <w:szCs w:val="28"/>
+          <w:lang w:val="el-GR"/>
+        </w:rPr>
+        <w:t>στηλες</w:t>
+      </w:r>
+      <w:proofErr w:type="spellEnd"/>
+      <w:r>
+        <w:rPr>
+          <w:rFonts w:asciiTheme="majorHAnsi" w:hAnsiTheme="majorHAnsi"/>
+          <w:sz w:val="28"/>
+          <w:szCs w:val="28"/>
+          <w:lang w:val="el-GR"/>
+        </w:rPr>
+        <w:t xml:space="preserve"> </w:t>
+      </w:r>
+      <w:r>
+        <w:rPr>
+          <w:rFonts w:asciiTheme="majorHAnsi" w:hAnsiTheme="majorHAnsi"/>
+          <w:sz w:val="28"/>
+          <w:szCs w:val="28"/>
+        </w:rPr>
+        <w:t>:</w:t>
+      </w:r>
+    </w:p>
+    <w:p>
+      <w:pPr>
+        <w:pStyle w:val="ListParagraph"/>
+        <w:numPr>
+          <w:ilvl w:val="1"/>
+          <w:numId w:val="22"/>
+        </w:numPr>
+        <w:rPr>
+          <w:rFonts w:asciiTheme="majorHAnsi" w:hAnsiTheme="majorHAnsi"/>
+          <w:sz w:val="28"/>
+          <w:szCs w:val="28"/>
+          <w:lang w:val="el-GR"/>
+        </w:rPr>
+      </w:pPr>
+      <w:r>
+        <w:rPr>
+          <w:rFonts w:asciiTheme="majorHAnsi" w:hAnsiTheme="majorHAnsi"/>
+          <w:sz w:val="28"/>
+          <w:szCs w:val="28"/>
+        </w:rPr>
+        <w:t>type</w:t>
+      </w:r>
+      <w:r>
+        <w:rPr>
+          <w:rFonts w:asciiTheme="majorHAnsi" w:hAnsiTheme="majorHAnsi"/>
+          <w:sz w:val="28"/>
+          <w:szCs w:val="28"/>
+          <w:lang w:val="el-GR"/>
+        </w:rPr>
+        <w:t>: Ορίζει το είδος της λειτουργίας που εκτελέστηκε</w:t>
+      </w:r>
+      <w:r>
+        <w:rPr>
+          <w:rFonts w:asciiTheme="majorHAnsi" w:hAnsiTheme="majorHAnsi"/>
+          <w:sz w:val="28"/>
+          <w:szCs w:val="28"/>
+          <w:lang w:val="el-GR"/>
+        </w:rPr>
+        <w:t xml:space="preserve"> (</w:t>
+      </w:r>
+      <w:r>
+        <w:rPr>
+          <w:rFonts w:asciiTheme="majorHAnsi" w:hAnsiTheme="majorHAnsi"/>
+          <w:sz w:val="28"/>
+          <w:szCs w:val="28"/>
+        </w:rPr>
+        <w:t>charge</w:t>
+      </w:r>
+      <w:r>
+        <w:rPr>
+          <w:rFonts w:asciiTheme="majorHAnsi" w:hAnsiTheme="majorHAnsi"/>
+          <w:sz w:val="28"/>
+          <w:szCs w:val="28"/>
+          <w:lang w:val="el-GR"/>
+        </w:rPr>
+        <w:t xml:space="preserve"> [</w:t>
+      </w:r>
+      <w:r>
+        <w:rPr>
+          <w:rFonts w:asciiTheme="majorHAnsi" w:hAnsiTheme="majorHAnsi"/>
+          <w:sz w:val="28"/>
+          <w:szCs w:val="28"/>
+          <w:lang w:val="el-GR"/>
+        </w:rPr>
+        <w:t>εδώ μετράμε τη χωρητικότητα</w:t>
+      </w:r>
+      <w:r>
+        <w:rPr>
+          <w:rFonts w:asciiTheme="majorHAnsi" w:hAnsiTheme="majorHAnsi"/>
+          <w:sz w:val="28"/>
+          <w:szCs w:val="28"/>
+          <w:lang w:val="el-GR"/>
+        </w:rPr>
+        <w:t xml:space="preserve">] </w:t>
+      </w:r>
+      <w:r>
+        <w:rPr>
+          <w:rFonts w:asciiTheme="majorHAnsi" w:hAnsiTheme="majorHAnsi"/>
+          <w:sz w:val="28"/>
+          <w:szCs w:val="28"/>
+          <w:lang w:val="el-GR"/>
+        </w:rPr>
+        <w:t>-</w:t>
+      </w:r>
+      <w:r>
+        <w:rPr>
+          <w:rFonts w:asciiTheme="majorHAnsi" w:hAnsiTheme="majorHAnsi"/>
+          <w:sz w:val="28"/>
+          <w:szCs w:val="28"/>
+        </w:rPr>
+        <w:t>discharge</w:t>
+      </w:r>
+      <w:r>
+        <w:rPr>
+          <w:rFonts w:asciiTheme="majorHAnsi" w:hAnsiTheme="majorHAnsi"/>
+          <w:sz w:val="28"/>
+          <w:szCs w:val="28"/>
+          <w:lang w:val="el-GR"/>
+        </w:rPr>
+        <w:t>-</w:t>
+      </w:r>
+      <w:r>
+        <w:rPr>
+          <w:rFonts w:asciiTheme="majorHAnsi" w:hAnsiTheme="majorHAnsi"/>
+          <w:sz w:val="28"/>
+          <w:szCs w:val="28"/>
+        </w:rPr>
+        <w:t>impedance</w:t>
+      </w:r>
+      <w:r>
+        <w:rPr>
+          <w:rFonts w:asciiTheme="majorHAnsi" w:hAnsiTheme="majorHAnsi"/>
+          <w:sz w:val="28"/>
+          <w:szCs w:val="28"/>
+          <w:lang w:val="el-GR"/>
+        </w:rPr>
+        <w:t xml:space="preserve"> [</w:t>
+      </w:r>
+      <w:r>
+        <w:rPr>
+          <w:rFonts w:asciiTheme="majorHAnsi" w:hAnsiTheme="majorHAnsi"/>
+          <w:sz w:val="28"/>
+          <w:szCs w:val="28"/>
+          <w:lang w:val="el-GR"/>
+        </w:rPr>
+        <w:t>Μέτρηση σύνθετης αντίστασης (για την εσωτερική κατάσταση της μπαταρίας</w:t>
+      </w:r>
+      <w:r>
+        <w:rPr>
+          <w:rFonts w:asciiTheme="majorHAnsi" w:hAnsiTheme="majorHAnsi"/>
+          <w:sz w:val="28"/>
+          <w:szCs w:val="28"/>
+          <w:lang w:val="el-GR"/>
+        </w:rPr>
+        <w:t>])</w:t>
+      </w:r>
+      <w:r>
+        <w:rPr>
+          <w:rFonts w:asciiTheme="majorHAnsi" w:hAnsiTheme="majorHAnsi"/>
+          <w:sz w:val="28"/>
+          <w:szCs w:val="28"/>
+        </w:rPr>
+        <w:br/>
+      </w:r>
+    </w:p>
+    <w:p>
+      <w:pPr>
+        <w:pStyle w:val="ListParagraph"/>
+        <w:numPr>
+          <w:ilvl w:val="1"/>
+          <w:numId w:val="22"/>
+        </w:numPr>
+        <w:rPr>
+          <w:rFonts w:asciiTheme="majorHAnsi" w:hAnsiTheme="majorHAnsi"/>
+          <w:sz w:val="28"/>
+          <w:szCs w:val="28"/>
+          <w:lang w:val="el-GR"/>
+        </w:rPr>
+      </w:pPr>
+      <w:r>
+        <w:rPr>
+          <w:rFonts w:asciiTheme="majorHAnsi" w:hAnsiTheme="majorHAnsi"/>
+          <w:sz w:val="28"/>
+          <w:szCs w:val="28"/>
+        </w:rPr>
+        <w:t>start</w:t>
+      </w:r>
+      <w:r>
+        <w:rPr>
+          <w:rFonts w:asciiTheme="majorHAnsi" w:hAnsiTheme="majorHAnsi"/>
+          <w:sz w:val="28"/>
+          <w:szCs w:val="28"/>
+          <w:lang w:val="el-GR"/>
+        </w:rPr>
+        <w:t>_</w:t>
+      </w:r>
+      <w:r>
+        <w:rPr>
+          <w:rFonts w:asciiTheme="majorHAnsi" w:hAnsiTheme="majorHAnsi"/>
+          <w:sz w:val="28"/>
+          <w:szCs w:val="28"/>
+        </w:rPr>
+        <w:t>time</w:t>
+      </w:r>
+      <w:r>
+        <w:rPr>
+          <w:rFonts w:asciiTheme="majorHAnsi" w:hAnsiTheme="majorHAnsi"/>
+          <w:sz w:val="28"/>
+          <w:szCs w:val="28"/>
+          <w:lang w:val="el-GR"/>
+        </w:rPr>
+        <w:t xml:space="preserve"> (</w:t>
+      </w:r>
+      <w:r>
+        <w:rPr>
+          <w:rFonts w:asciiTheme="majorHAnsi" w:hAnsiTheme="majorHAnsi"/>
+          <w:sz w:val="28"/>
+          <w:szCs w:val="28"/>
+          <w:lang w:val="el-GR"/>
+        </w:rPr>
+        <w:t xml:space="preserve">Η ακριβής ημερομηνία και ώρα έναρξης του συγκεκριμένου τεστ </w:t>
+      </w:r>
+      <w:r>
+        <w:rPr>
+          <w:rFonts w:asciiTheme="majorHAnsi" w:hAnsiTheme="majorHAnsi"/>
+          <w:sz w:val="28"/>
+          <w:szCs w:val="28"/>
+          <w:lang w:val="el-GR"/>
+        </w:rPr>
+        <w:t>-</w:t>
+      </w:r>
+      <w:r>
+        <w:rPr>
+          <w:rFonts w:asciiTheme="majorHAnsi" w:hAnsiTheme="majorHAnsi"/>
+          <w:sz w:val="28"/>
+          <w:szCs w:val="28"/>
+          <w:lang w:val="el-GR"/>
+        </w:rPr>
+        <w:t>Έτος, Μήνας, Ημέρα, Ώρα, Λεπτά, Δευτερόλεπτα</w:t>
+      </w:r>
+      <w:r>
+        <w:rPr>
+          <w:rFonts w:asciiTheme="majorHAnsi" w:hAnsiTheme="majorHAnsi"/>
+          <w:sz w:val="28"/>
+          <w:szCs w:val="28"/>
+          <w:lang w:val="el-GR"/>
+        </w:rPr>
+        <w:t>)</w:t>
+      </w:r>
+      <w:r>
+        <w:rPr>
+          <w:rFonts w:asciiTheme="majorHAnsi" w:hAnsiTheme="majorHAnsi"/>
+          <w:sz w:val="28"/>
+          <w:szCs w:val="28"/>
+        </w:rPr>
+        <w:br/>
+      </w:r>
+    </w:p>
+    <w:p>
+      <w:pPr>
+        <w:pStyle w:val="ListParagraph"/>
+        <w:numPr>
+          <w:ilvl w:val="1"/>
+          <w:numId w:val="22"/>
+        </w:numPr>
+        <w:rPr>
+          <w:rFonts w:asciiTheme="majorHAnsi" w:hAnsiTheme="majorHAnsi"/>
+          <w:sz w:val="28"/>
+          <w:szCs w:val="28"/>
+          <w:lang w:val="el-GR"/>
+        </w:rPr>
+      </w:pPr>
+      <w:proofErr w:type="spellStart"/>
+      <w:r>
+        <w:rPr>
+          <w:rFonts w:asciiTheme="majorHAnsi" w:hAnsiTheme="majorHAnsi"/>
+          <w:sz w:val="28"/>
+          <w:szCs w:val="28"/>
+          <w:lang w:val="el-GR"/>
+        </w:rPr>
+        <w:t>ambient_temperature</w:t>
+      </w:r>
+      <w:proofErr w:type="spellEnd"/>
+      <w:r>
+        <w:rPr>
+          <w:rFonts w:asciiTheme="majorHAnsi" w:hAnsiTheme="majorHAnsi"/>
+          <w:sz w:val="28"/>
+          <w:szCs w:val="28"/>
+          <w:lang w:val="el-GR"/>
+        </w:rPr>
+        <w:t xml:space="preserve"> : </w:t>
+      </w:r>
+      <w:r>
+        <w:rPr>
+          <w:rFonts w:asciiTheme="majorHAnsi" w:hAnsiTheme="majorHAnsi"/>
+          <w:sz w:val="28"/>
+          <w:szCs w:val="28"/>
+          <w:lang w:val="el-GR"/>
+        </w:rPr>
+        <w:t>Η θερμοκρασία του περιβάλλοντος χώρου (π.χ. 4°</w:t>
+      </w:r>
+      <w:r>
+        <w:rPr>
+          <w:rFonts w:asciiTheme="majorHAnsi" w:hAnsiTheme="majorHAnsi"/>
+          <w:sz w:val="28"/>
+          <w:szCs w:val="28"/>
+        </w:rPr>
+        <w:t>C</w:t>
+      </w:r>
+      <w:r>
+        <w:rPr>
+          <w:rFonts w:asciiTheme="majorHAnsi" w:hAnsiTheme="majorHAnsi"/>
+          <w:sz w:val="28"/>
+          <w:szCs w:val="28"/>
+          <w:lang w:val="el-GR"/>
+        </w:rPr>
+        <w:t xml:space="preserve"> ή 24°</w:t>
+      </w:r>
+      <w:r>
+        <w:rPr>
+          <w:rFonts w:asciiTheme="majorHAnsi" w:hAnsiTheme="majorHAnsi"/>
+          <w:sz w:val="28"/>
+          <w:szCs w:val="28"/>
+        </w:rPr>
+        <w:t>C</w:t>
+      </w:r>
+      <w:r>
+        <w:rPr>
+          <w:rFonts w:asciiTheme="majorHAnsi" w:hAnsiTheme="majorHAnsi"/>
+          <w:sz w:val="28"/>
+          <w:szCs w:val="28"/>
+          <w:lang w:val="el-GR"/>
+        </w:rPr>
+        <w:t>). Είναι κρίσιμη στήλη, καθώς οι μπαταρίες χαλάνε πιο γρήγορα σε υψηλές ή πολύ χαμηλές θερμοκρασίες.</w:t>
+      </w:r>
+      <w:r>
+        <w:rPr>
+          <w:rFonts w:asciiTheme="majorHAnsi" w:hAnsiTheme="majorHAnsi"/>
+          <w:sz w:val="28"/>
+          <w:szCs w:val="28"/>
+        </w:rPr>
+        <w:br/>
+      </w:r>
+    </w:p>
+    <w:p>
+      <w:pPr>
+        <w:pStyle w:val="ListParagraph"/>
+        <w:numPr>
+          <w:ilvl w:val="1"/>
+          <w:numId w:val="22"/>
+        </w:numPr>
+        <w:rPr>
+          <w:rFonts w:asciiTheme="majorHAnsi" w:hAnsiTheme="majorHAnsi"/>
+          <w:sz w:val="28"/>
+          <w:szCs w:val="28"/>
+          <w:lang w:val="el-GR"/>
+        </w:rPr>
+      </w:pPr>
+      <w:r>
+        <w:rPr>
+          <w:rFonts w:asciiTheme="majorHAnsi" w:hAnsiTheme="majorHAnsi"/>
+          <w:sz w:val="28"/>
+          <w:szCs w:val="28"/>
+        </w:rPr>
+        <w:t>battery</w:t>
+      </w:r>
+      <w:r>
+        <w:rPr>
+          <w:rFonts w:asciiTheme="majorHAnsi" w:hAnsiTheme="majorHAnsi"/>
+          <w:sz w:val="28"/>
+          <w:szCs w:val="28"/>
+          <w:lang w:val="el-GR"/>
+        </w:rPr>
+        <w:t>_</w:t>
+      </w:r>
+      <w:proofErr w:type="gramStart"/>
+      <w:r>
+        <w:rPr>
+          <w:rFonts w:asciiTheme="majorHAnsi" w:hAnsiTheme="majorHAnsi"/>
+          <w:sz w:val="28"/>
+          <w:szCs w:val="28"/>
+        </w:rPr>
+        <w:t>id</w:t>
+      </w:r>
+      <w:r>
+        <w:rPr>
+          <w:rFonts w:asciiTheme="majorHAnsi" w:hAnsiTheme="majorHAnsi"/>
+          <w:sz w:val="28"/>
+          <w:szCs w:val="28"/>
+          <w:lang w:val="el-GR"/>
+        </w:rPr>
+        <w:t xml:space="preserve"> :</w:t>
+      </w:r>
+      <w:proofErr w:type="gramEnd"/>
+      <w:r>
+        <w:rPr>
+          <w:rFonts w:asciiTheme="majorHAnsi" w:hAnsiTheme="majorHAnsi"/>
+          <w:sz w:val="28"/>
+          <w:szCs w:val="28"/>
+          <w:lang w:val="el-GR"/>
+        </w:rPr>
+        <w:t xml:space="preserve"> </w:t>
+      </w:r>
+      <w:r>
+        <w:rPr>
+          <w:rFonts w:asciiTheme="majorHAnsi" w:hAnsiTheme="majorHAnsi"/>
+          <w:sz w:val="28"/>
+          <w:szCs w:val="28"/>
+          <w:lang w:val="el-GR"/>
+        </w:rPr>
+        <w:t xml:space="preserve">Το όνομα/ταυτότητα της μπαταρίας (π.χ. B0047). Αυτό είναι το Foreign </w:t>
+      </w:r>
+      <w:proofErr w:type="spellStart"/>
+      <w:r>
+        <w:rPr>
+          <w:rFonts w:asciiTheme="majorHAnsi" w:hAnsiTheme="majorHAnsi"/>
+          <w:sz w:val="28"/>
+          <w:szCs w:val="28"/>
+          <w:lang w:val="el-GR"/>
+        </w:rPr>
+        <w:t>Key</w:t>
+      </w:r>
+      <w:proofErr w:type="spellEnd"/>
+      <w:r>
+        <w:rPr>
+          <w:rFonts w:asciiTheme="majorHAnsi" w:hAnsiTheme="majorHAnsi"/>
+          <w:sz w:val="28"/>
+          <w:szCs w:val="28"/>
+          <w:lang w:val="el-GR"/>
+        </w:rPr>
+        <w:t xml:space="preserve"> που συνδέεται με τον πίνακα BATTERIES στην SQL.</w:t>
+      </w:r>
+      <w:r>
+        <w:rPr>
+          <w:rFonts w:asciiTheme="majorHAnsi" w:hAnsiTheme="majorHAnsi"/>
+          <w:sz w:val="28"/>
+          <w:szCs w:val="28"/>
+        </w:rPr>
+        <w:br/>
+      </w:r>
+    </w:p>
+    <w:p>
+      <w:pPr>
+        <w:pStyle w:val="ListParagraph"/>
+        <w:numPr>
+          <w:ilvl w:val="1"/>
+          <w:numId w:val="22"/>
+        </w:numPr>
+        <w:rPr>
+          <w:rFonts w:asciiTheme="majorHAnsi" w:hAnsiTheme="majorHAnsi"/>
+          <w:sz w:val="28"/>
+          <w:szCs w:val="28"/>
+          <w:lang w:val="el-GR"/>
+        </w:rPr>
+      </w:pPr>
+      <w:r>
+        <w:rPr>
+          <w:rFonts w:asciiTheme="majorHAnsi" w:hAnsiTheme="majorHAnsi"/>
+          <w:sz w:val="28"/>
+          <w:szCs w:val="28"/>
+        </w:rPr>
+        <w:t>test</w:t>
+      </w:r>
+      <w:r>
+        <w:rPr>
+          <w:rFonts w:asciiTheme="majorHAnsi" w:hAnsiTheme="majorHAnsi"/>
+          <w:sz w:val="28"/>
+          <w:szCs w:val="28"/>
+          <w:lang w:val="el-GR"/>
+        </w:rPr>
+        <w:t>_</w:t>
+      </w:r>
+      <w:proofErr w:type="gramStart"/>
+      <w:r>
+        <w:rPr>
+          <w:rFonts w:asciiTheme="majorHAnsi" w:hAnsiTheme="majorHAnsi"/>
+          <w:sz w:val="28"/>
+          <w:szCs w:val="28"/>
+        </w:rPr>
+        <w:t>id</w:t>
+      </w:r>
+      <w:r>
+        <w:rPr>
+          <w:rFonts w:asciiTheme="majorHAnsi" w:hAnsiTheme="majorHAnsi"/>
+          <w:sz w:val="28"/>
+          <w:szCs w:val="28"/>
+          <w:lang w:val="el-GR"/>
+        </w:rPr>
+        <w:t xml:space="preserve"> </w:t>
+      </w:r>
+      <w:r>
+        <w:rPr>
+          <w:rFonts w:asciiTheme="majorHAnsi" w:hAnsiTheme="majorHAnsi"/>
+          <w:sz w:val="28"/>
+          <w:szCs w:val="28"/>
+          <w:lang w:val="el-GR"/>
+        </w:rPr>
+        <w:t>:</w:t>
+      </w:r>
+      <w:proofErr w:type="gramEnd"/>
+      <w:r>
+        <w:rPr>
+          <w:rFonts w:asciiTheme="majorHAnsi" w:hAnsiTheme="majorHAnsi"/>
+          <w:sz w:val="28"/>
+          <w:szCs w:val="28"/>
+          <w:lang w:val="el-GR"/>
+        </w:rPr>
+        <w:t xml:space="preserve"> </w:t>
+      </w:r>
+      <w:r>
+        <w:rPr>
+          <w:rFonts w:asciiTheme="majorHAnsi" w:hAnsiTheme="majorHAnsi"/>
+          <w:sz w:val="28"/>
+          <w:szCs w:val="28"/>
+          <w:lang w:val="el-GR"/>
+        </w:rPr>
+        <w:t>Ένας αύξων αριθμός που δείχνει τη σειρά των τεστ για τη συγκεκριμένη μπαταρία.</w:t>
+      </w:r>
+      <w:r>
+        <w:rPr>
+          <w:rFonts w:asciiTheme="majorHAnsi" w:hAnsiTheme="majorHAnsi"/>
+          <w:sz w:val="28"/>
+          <w:szCs w:val="28"/>
+        </w:rPr>
+        <w:br/>
+      </w:r>
+    </w:p>
+    <w:p>
+      <w:pPr>
+        <w:pStyle w:val="ListParagraph"/>
+        <w:numPr>
+          <w:ilvl w:val="1"/>
+          <w:numId w:val="22"/>
+        </w:numPr>
+        <w:rPr>
+          <w:rFonts w:asciiTheme="majorHAnsi" w:hAnsiTheme="majorHAnsi"/>
+          <w:sz w:val="28"/>
+          <w:szCs w:val="28"/>
+          <w:lang w:val="el-GR"/>
+        </w:rPr>
+      </w:pPr>
+      <w:proofErr w:type="spellStart"/>
+      <w:proofErr w:type="gramStart"/>
+      <w:r>
+        <w:rPr>
+          <w:rFonts w:asciiTheme="majorHAnsi" w:hAnsiTheme="majorHAnsi"/>
+          <w:sz w:val="28"/>
+          <w:szCs w:val="28"/>
+        </w:rPr>
+        <w:t>uid</w:t>
+      </w:r>
+      <w:proofErr w:type="spellEnd"/>
+      <w:r>
+        <w:rPr>
+          <w:rFonts w:asciiTheme="majorHAnsi" w:hAnsiTheme="majorHAnsi"/>
+          <w:sz w:val="28"/>
+          <w:szCs w:val="28"/>
+          <w:lang w:val="el-GR"/>
+        </w:rPr>
+        <w:t xml:space="preserve"> :</w:t>
+      </w:r>
+      <w:proofErr w:type="gramEnd"/>
+      <w:r>
+        <w:rPr>
+          <w:rFonts w:asciiTheme="majorHAnsi" w:hAnsiTheme="majorHAnsi"/>
+          <w:sz w:val="28"/>
+          <w:szCs w:val="28"/>
+          <w:lang w:val="el-GR"/>
+        </w:rPr>
+        <w:t xml:space="preserve"> </w:t>
+      </w:r>
+      <w:r>
+        <w:rPr>
+          <w:rFonts w:asciiTheme="majorHAnsi" w:hAnsiTheme="majorHAnsi"/>
+          <w:sz w:val="28"/>
+          <w:szCs w:val="28"/>
+          <w:lang w:val="el-GR"/>
+        </w:rPr>
+        <w:t>Μοναδικός αναγνωριστικός αριθμός (</w:t>
+      </w:r>
+      <w:r>
+        <w:rPr>
+          <w:rFonts w:asciiTheme="majorHAnsi" w:hAnsiTheme="majorHAnsi"/>
+          <w:sz w:val="28"/>
+          <w:szCs w:val="28"/>
+        </w:rPr>
+        <w:t>Unique</w:t>
+      </w:r>
+      <w:r>
+        <w:rPr>
+          <w:rFonts w:asciiTheme="majorHAnsi" w:hAnsiTheme="majorHAnsi"/>
+          <w:sz w:val="28"/>
+          <w:szCs w:val="28"/>
+          <w:lang w:val="el-GR"/>
+        </w:rPr>
+        <w:t xml:space="preserve"> </w:t>
+      </w:r>
+      <w:r>
+        <w:rPr>
+          <w:rFonts w:asciiTheme="majorHAnsi" w:hAnsiTheme="majorHAnsi"/>
+          <w:sz w:val="28"/>
+          <w:szCs w:val="28"/>
+        </w:rPr>
+        <w:t>ID</w:t>
+      </w:r>
+      <w:r>
+        <w:rPr>
+          <w:rFonts w:asciiTheme="majorHAnsi" w:hAnsiTheme="majorHAnsi"/>
+          <w:sz w:val="28"/>
+          <w:szCs w:val="28"/>
+          <w:lang w:val="el-GR"/>
+        </w:rPr>
+        <w:t xml:space="preserve">) για κάθε γραμμή στο συνολικό </w:t>
+      </w:r>
+      <w:r>
+        <w:rPr>
+          <w:rFonts w:asciiTheme="majorHAnsi" w:hAnsiTheme="majorHAnsi"/>
+          <w:sz w:val="28"/>
+          <w:szCs w:val="28"/>
+        </w:rPr>
+        <w:t>dataset</w:t>
+      </w:r>
+      <w:r>
+        <w:rPr>
+          <w:rFonts w:asciiTheme="majorHAnsi" w:hAnsiTheme="majorHAnsi"/>
+          <w:sz w:val="28"/>
+          <w:szCs w:val="28"/>
+          <w:lang w:val="el-GR"/>
+        </w:rPr>
+        <w:t>.</w:t>
+      </w:r>
+      <w:r>
+        <w:rPr>
+          <w:rFonts w:asciiTheme="majorHAnsi" w:hAnsiTheme="majorHAnsi"/>
+          <w:sz w:val="28"/>
+          <w:szCs w:val="28"/>
+        </w:rPr>
+        <w:br/>
+      </w:r>
+    </w:p>
+    <w:p>
+      <w:pPr>
+        <w:pStyle w:val="ListParagraph"/>
+        <w:numPr>
+          <w:ilvl w:val="1"/>
+          <w:numId w:val="22"/>
+        </w:numPr>
+        <w:rPr>
+          <w:rFonts w:asciiTheme="majorHAnsi" w:hAnsiTheme="majorHAnsi"/>
+          <w:sz w:val="28"/>
+          <w:szCs w:val="28"/>
+          <w:lang w:val="el-GR"/>
+        </w:rPr>
+      </w:pPr>
+      <w:r>
+        <w:rPr>
+          <w:rFonts w:asciiTheme="majorHAnsi" w:hAnsiTheme="majorHAnsi"/>
+          <w:sz w:val="28"/>
+          <w:szCs w:val="28"/>
+        </w:rPr>
+        <w:t>filename</w:t>
+      </w:r>
+      <w:r>
+        <w:rPr>
+          <w:rFonts w:asciiTheme="majorHAnsi" w:hAnsiTheme="majorHAnsi"/>
+          <w:sz w:val="28"/>
+          <w:szCs w:val="28"/>
+          <w:lang w:val="el-GR"/>
+        </w:rPr>
+        <w:t>: Το όνομα του αρχείου (π.χ. 00001.</w:t>
+      </w:r>
+      <w:r>
+        <w:rPr>
+          <w:rFonts w:asciiTheme="majorHAnsi" w:hAnsiTheme="majorHAnsi"/>
+          <w:sz w:val="28"/>
+          <w:szCs w:val="28"/>
+        </w:rPr>
+        <w:t>csv</w:t>
+      </w:r>
+      <w:r>
+        <w:rPr>
+          <w:rFonts w:asciiTheme="majorHAnsi" w:hAnsiTheme="majorHAnsi"/>
+          <w:sz w:val="28"/>
+          <w:szCs w:val="28"/>
+          <w:lang w:val="el-GR"/>
+        </w:rPr>
+        <w:t xml:space="preserve">) που βρίσκεται στον φάκελο </w:t>
+      </w:r>
+      <w:r>
+        <w:rPr>
+          <w:rFonts w:asciiTheme="majorHAnsi" w:hAnsiTheme="majorHAnsi"/>
+          <w:sz w:val="28"/>
+          <w:szCs w:val="28"/>
+        </w:rPr>
+        <w:t>raw</w:t>
+      </w:r>
+      <w:r>
+        <w:rPr>
+          <w:rFonts w:asciiTheme="majorHAnsi" w:hAnsiTheme="majorHAnsi"/>
+          <w:sz w:val="28"/>
+          <w:szCs w:val="28"/>
+          <w:lang w:val="el-GR"/>
+        </w:rPr>
+        <w:t>. Περιέχει τις αναλυτικές μετρήσεις (τάση, ρεύμα) για αυτό το συγκεκριμένο τεστ.</w:t>
+      </w:r>
+      <w:r>
+        <w:rPr>
+          <w:rFonts w:asciiTheme="majorHAnsi" w:hAnsiTheme="majorHAnsi"/>
+          <w:sz w:val="28"/>
+          <w:szCs w:val="28"/>
+        </w:rPr>
+        <w:br/>
+      </w:r>
+    </w:p>
+    <w:p>
+      <w:pPr>
+        <w:pStyle w:val="ListParagraph"/>
+        <w:numPr>
+          <w:ilvl w:val="1"/>
+          <w:numId w:val="22"/>
+        </w:numPr>
+        <w:rPr>
+          <w:rFonts w:asciiTheme="majorHAnsi" w:hAnsiTheme="majorHAnsi"/>
+          <w:sz w:val="28"/>
+          <w:szCs w:val="28"/>
+          <w:lang w:val="el-GR"/>
+        </w:rPr>
+      </w:pPr>
+      <w:proofErr w:type="spellStart"/>
+      <w:r>
+        <w:rPr>
+          <w:rFonts w:asciiTheme="majorHAnsi" w:hAnsiTheme="majorHAnsi"/>
+          <w:sz w:val="28"/>
+          <w:szCs w:val="28"/>
+          <w:lang w:val="el-GR"/>
+        </w:rPr>
+        <w:lastRenderedPageBreak/>
+        <w:t>Capacity</w:t>
+      </w:r>
+      <w:proofErr w:type="spellEnd"/>
+      <w:r>
+        <w:rPr>
+          <w:rFonts w:asciiTheme="majorHAnsi" w:hAnsiTheme="majorHAnsi"/>
+          <w:sz w:val="28"/>
+          <w:szCs w:val="28"/>
+          <w:lang w:val="el-GR"/>
+        </w:rPr>
+        <w:t xml:space="preserve">: Η χωρητικότητα της μπαταρίας σε </w:t>
+      </w:r>
+      <w:proofErr w:type="spellStart"/>
+      <w:r>
+        <w:rPr>
+          <w:rFonts w:asciiTheme="majorHAnsi" w:hAnsiTheme="majorHAnsi"/>
+          <w:sz w:val="28"/>
+          <w:szCs w:val="28"/>
+          <w:lang w:val="el-GR"/>
+        </w:rPr>
+        <w:t>Ah</w:t>
+      </w:r>
+      <w:proofErr w:type="spellEnd"/>
+      <w:r>
+        <w:rPr>
+          <w:rFonts w:asciiTheme="majorHAnsi" w:hAnsiTheme="majorHAnsi"/>
+          <w:sz w:val="28"/>
+          <w:szCs w:val="28"/>
+          <w:lang w:val="el-GR"/>
+        </w:rPr>
+        <w:t xml:space="preserve"> (</w:t>
+      </w:r>
+      <w:proofErr w:type="spellStart"/>
+      <w:r>
+        <w:rPr>
+          <w:rFonts w:asciiTheme="majorHAnsi" w:hAnsiTheme="majorHAnsi"/>
+          <w:sz w:val="28"/>
+          <w:szCs w:val="28"/>
+          <w:lang w:val="el-GR"/>
+        </w:rPr>
+        <w:t>Ampere-hours</w:t>
+      </w:r>
+      <w:proofErr w:type="spellEnd"/>
+      <w:r>
+        <w:rPr>
+          <w:rFonts w:asciiTheme="majorHAnsi" w:hAnsiTheme="majorHAnsi"/>
+          <w:sz w:val="28"/>
+          <w:szCs w:val="28"/>
+          <w:lang w:val="el-GR"/>
+        </w:rPr>
+        <w:t>). Αυτή η τιμή μειώνεται όσο η μπαταρία παλιώνει και είναι η "απάντηση" που ψάχνουμε για το RUL.</w:t>
+      </w:r>
+      <w:r>
+        <w:rPr>
+          <w:rFonts w:asciiTheme="majorHAnsi" w:hAnsiTheme="majorHAnsi"/>
+          <w:sz w:val="28"/>
+          <w:szCs w:val="28"/>
+        </w:rPr>
+        <w:br/>
+      </w:r>
+    </w:p>
+    <w:p>
+      <w:pPr>
+        <w:pStyle w:val="ListParagraph"/>
+        <w:numPr>
+          <w:ilvl w:val="1"/>
+          <w:numId w:val="22"/>
+        </w:numPr>
+        <w:rPr>
+          <w:rFonts w:asciiTheme="majorHAnsi" w:hAnsiTheme="majorHAnsi"/>
+          <w:sz w:val="28"/>
+          <w:szCs w:val="28"/>
+          <w:lang w:val="el-GR"/>
+        </w:rPr>
+      </w:pPr>
+      <w:r>
+        <w:rPr>
+          <w:rFonts w:asciiTheme="majorHAnsi" w:hAnsiTheme="majorHAnsi"/>
+          <w:sz w:val="28"/>
+          <w:szCs w:val="28"/>
+        </w:rPr>
+        <w:t>Re</w:t>
+      </w:r>
+      <w:r>
+        <w:rPr>
+          <w:rFonts w:asciiTheme="majorHAnsi" w:hAnsiTheme="majorHAnsi"/>
+          <w:sz w:val="28"/>
+          <w:szCs w:val="28"/>
+          <w:lang w:val="el-GR"/>
+        </w:rPr>
+        <w:t xml:space="preserve">: Η εσωτερική αντίσταση του ηλεκτρολύτη (προκύπτει από τα τεστ </w:t>
+      </w:r>
+      <w:r>
+        <w:rPr>
+          <w:rFonts w:asciiTheme="majorHAnsi" w:hAnsiTheme="majorHAnsi"/>
+          <w:sz w:val="28"/>
+          <w:szCs w:val="28"/>
+        </w:rPr>
+        <w:t>impedance</w:t>
+      </w:r>
+      <w:r>
+        <w:rPr>
+          <w:rFonts w:asciiTheme="majorHAnsi" w:hAnsiTheme="majorHAnsi"/>
+          <w:sz w:val="28"/>
+          <w:szCs w:val="28"/>
+          <w:lang w:val="el-GR"/>
+        </w:rPr>
+        <w:t>).</w:t>
+      </w:r>
+      <w:r>
+        <w:rPr>
+          <w:rFonts w:asciiTheme="majorHAnsi" w:hAnsiTheme="majorHAnsi"/>
+          <w:sz w:val="28"/>
+          <w:szCs w:val="28"/>
+        </w:rPr>
+        <w:br/>
+      </w:r>
+    </w:p>
+    <w:p>
+      <w:pPr>
+        <w:pStyle w:val="ListParagraph"/>
+        <w:numPr>
+          <w:ilvl w:val="1"/>
+          <w:numId w:val="22"/>
+        </w:numPr>
+        <w:rPr>
+          <w:rFonts w:asciiTheme="majorHAnsi" w:hAnsiTheme="majorHAnsi"/>
+          <w:sz w:val="28"/>
+          <w:szCs w:val="28"/>
+          <w:lang w:val="el-GR"/>
+        </w:rPr>
+      </w:pPr>
+      <w:proofErr w:type="spellStart"/>
+      <w:r>
+        <w:rPr>
+          <w:rFonts w:asciiTheme="majorHAnsi" w:hAnsiTheme="majorHAnsi"/>
+          <w:sz w:val="28"/>
+          <w:szCs w:val="28"/>
+        </w:rPr>
+        <w:t>Rct</w:t>
+      </w:r>
+      <w:proofErr w:type="spellEnd"/>
+      <w:r>
+        <w:rPr>
+          <w:rFonts w:asciiTheme="majorHAnsi" w:hAnsiTheme="majorHAnsi"/>
+          <w:sz w:val="28"/>
+          <w:szCs w:val="28"/>
+          <w:lang w:val="el-GR"/>
+        </w:rPr>
+        <w:t xml:space="preserve">: Η αντίσταση μεταφοράς φορτίου (επίσης από τα τεστ </w:t>
+      </w:r>
+      <w:r>
+        <w:rPr>
+          <w:rFonts w:asciiTheme="majorHAnsi" w:hAnsiTheme="majorHAnsi"/>
+          <w:sz w:val="28"/>
+          <w:szCs w:val="28"/>
+        </w:rPr>
+        <w:t>impedance</w:t>
+      </w:r>
+      <w:r>
+        <w:rPr>
+          <w:rFonts w:asciiTheme="majorHAnsi" w:hAnsiTheme="majorHAnsi"/>
+          <w:sz w:val="28"/>
+          <w:szCs w:val="28"/>
+          <w:lang w:val="el-GR"/>
+        </w:rPr>
+        <w:t>).</w:t>
+      </w:r>
+      <w:r>
+        <w:rPr>
+          <w:rFonts w:asciiTheme="majorHAnsi" w:hAnsiTheme="majorHAnsi"/>
+          <w:sz w:val="28"/>
+          <w:szCs w:val="28"/>
+        </w:rPr>
+        <w:br/>
+      </w:r>
+    </w:p>
+    <w:p>
+      <w:pPr>
+        <w:rPr>
+          <w:rFonts w:asciiTheme="majorHAnsi" w:hAnsiTheme="majorHAnsi"/>
+          <w:sz w:val="28"/>
+          <w:szCs w:val="28"/>
+        </w:rPr>
+      </w:pPr>
+      <w:r>
+        <w:rPr>
+          <w:rFonts w:asciiTheme="majorHAnsi" w:hAnsiTheme="majorHAnsi"/>
+          <w:sz w:val="28"/>
+          <w:szCs w:val="28"/>
+          <w:lang w:val="el-GR"/>
+        </w:rPr>
+        <w:t xml:space="preserve">Τα παραπάνω δεδομένα του </w:t>
+      </w:r>
+      <w:r>
+        <w:rPr>
+          <w:rFonts w:asciiTheme="majorHAnsi" w:hAnsiTheme="majorHAnsi"/>
+          <w:sz w:val="28"/>
+          <w:szCs w:val="28"/>
+        </w:rPr>
+        <w:t>metadata</w:t>
+      </w:r>
+      <w:r>
+        <w:rPr>
+          <w:rFonts w:asciiTheme="majorHAnsi" w:hAnsiTheme="majorHAnsi"/>
+          <w:sz w:val="28"/>
+          <w:szCs w:val="28"/>
+          <w:lang w:val="el-GR"/>
+        </w:rPr>
+        <w:t xml:space="preserve"> θα αντιστοιχηθούν με την </w:t>
+      </w:r>
+      <w:proofErr w:type="spellStart"/>
+      <w:r>
+        <w:rPr>
+          <w:rFonts w:asciiTheme="majorHAnsi" w:hAnsiTheme="majorHAnsi"/>
+          <w:sz w:val="28"/>
+          <w:szCs w:val="28"/>
+          <w:lang w:val="el-GR"/>
+        </w:rPr>
+        <w:t>βαση</w:t>
+      </w:r>
+      <w:proofErr w:type="spellEnd"/>
+      <w:r>
+        <w:rPr>
+          <w:rFonts w:asciiTheme="majorHAnsi" w:hAnsiTheme="majorHAnsi"/>
+          <w:sz w:val="28"/>
+          <w:szCs w:val="28"/>
+          <w:lang w:val="el-GR"/>
+        </w:rPr>
+        <w:t xml:space="preserve"> μας με τον εξής </w:t>
+      </w:r>
+      <w:proofErr w:type="spellStart"/>
+      <w:r>
+        <w:rPr>
+          <w:rFonts w:asciiTheme="majorHAnsi" w:hAnsiTheme="majorHAnsi"/>
+          <w:sz w:val="28"/>
+          <w:szCs w:val="28"/>
+          <w:lang w:val="el-GR"/>
+        </w:rPr>
+        <w:t>τροπο</w:t>
+      </w:r>
+      <w:proofErr w:type="spellEnd"/>
+      <w:r>
+        <w:rPr>
+          <w:rFonts w:asciiTheme="majorHAnsi" w:hAnsiTheme="majorHAnsi"/>
+          <w:sz w:val="28"/>
+          <w:szCs w:val="28"/>
+          <w:lang w:val="el-GR"/>
+        </w:rPr>
+        <w:t>:</w:t>
+      </w:r>
+    </w:p>
+    <w:p>
+      <w:pPr>
+        <w:pStyle w:val="ListParagraph"/>
+        <w:numPr>
+          <w:ilvl w:val="0"/>
+          <w:numId w:val="22"/>
+        </w:numPr>
+        <w:rPr>
+          <w:rFonts w:asciiTheme="majorHAnsi" w:hAnsiTheme="majorHAnsi"/>
+          <w:sz w:val="28"/>
+          <w:szCs w:val="28"/>
+          <w:lang w:val="el-GR"/>
+        </w:rPr>
+      </w:pPr>
+      <w:r>
+        <w:rPr>
+          <w:rFonts w:asciiTheme="majorHAnsi" w:hAnsiTheme="majorHAnsi"/>
+          <w:sz w:val="28"/>
+          <w:szCs w:val="28"/>
+          <w:lang w:val="el-GR"/>
+        </w:rPr>
+        <w:t xml:space="preserve">Το </w:t>
+      </w:r>
+      <w:proofErr w:type="spellStart"/>
+      <w:r>
+        <w:rPr>
+          <w:rFonts w:asciiTheme="majorHAnsi" w:hAnsiTheme="majorHAnsi"/>
+          <w:sz w:val="28"/>
+          <w:szCs w:val="28"/>
+          <w:lang w:val="el-GR"/>
+        </w:rPr>
+        <w:t>battery_id</w:t>
+      </w:r>
+      <w:proofErr w:type="spellEnd"/>
+      <w:r>
+        <w:rPr>
+          <w:rFonts w:asciiTheme="majorHAnsi" w:hAnsiTheme="majorHAnsi"/>
+          <w:sz w:val="28"/>
+          <w:szCs w:val="28"/>
+          <w:lang w:val="el-GR"/>
+        </w:rPr>
+        <w:t xml:space="preserve"> θα πάει στον πίνακα BATTERIES.</w:t>
+      </w:r>
+    </w:p>
+    <w:p>
+      <w:pPr>
+        <w:pStyle w:val="ListParagraph"/>
+        <w:numPr>
+          <w:ilvl w:val="0"/>
+          <w:numId w:val="22"/>
+        </w:numPr>
+        <w:rPr>
+          <w:rFonts w:asciiTheme="majorHAnsi" w:hAnsiTheme="majorHAnsi"/>
+          <w:sz w:val="28"/>
+          <w:szCs w:val="28"/>
+        </w:rPr>
+      </w:pPr>
+      <w:r>
+        <w:rPr>
+          <w:rFonts w:asciiTheme="majorHAnsi" w:hAnsiTheme="majorHAnsi"/>
+          <w:sz w:val="28"/>
+          <w:szCs w:val="28"/>
+          <w:lang w:val="el-GR"/>
+        </w:rPr>
+        <w:t>Τα</w:t>
+      </w:r>
+      <w:r>
+        <w:rPr>
+          <w:rFonts w:asciiTheme="majorHAnsi" w:hAnsiTheme="majorHAnsi"/>
+          <w:sz w:val="28"/>
+          <w:szCs w:val="28"/>
+        </w:rPr>
+        <w:t xml:space="preserve"> type, Capacity </w:t>
+      </w:r>
+      <w:r>
+        <w:rPr>
+          <w:rFonts w:asciiTheme="majorHAnsi" w:hAnsiTheme="majorHAnsi"/>
+          <w:sz w:val="28"/>
+          <w:szCs w:val="28"/>
+          <w:lang w:val="el-GR"/>
+        </w:rPr>
+        <w:t>και</w:t>
+      </w:r>
+      <w:r>
+        <w:rPr>
+          <w:rFonts w:asciiTheme="majorHAnsi" w:hAnsiTheme="majorHAnsi"/>
+          <w:sz w:val="28"/>
+          <w:szCs w:val="28"/>
+        </w:rPr>
+        <w:t xml:space="preserve"> </w:t>
+      </w:r>
+      <w:proofErr w:type="spellStart"/>
+      <w:r>
+        <w:rPr>
+          <w:rFonts w:asciiTheme="majorHAnsi" w:hAnsiTheme="majorHAnsi"/>
+          <w:sz w:val="28"/>
+          <w:szCs w:val="28"/>
+        </w:rPr>
+        <w:t>ambient_temperature</w:t>
+      </w:r>
+      <w:proofErr w:type="spellEnd"/>
+      <w:r>
+        <w:rPr>
+          <w:rFonts w:asciiTheme="majorHAnsi" w:hAnsiTheme="majorHAnsi"/>
+          <w:sz w:val="28"/>
+          <w:szCs w:val="28"/>
+        </w:rPr>
+        <w:t xml:space="preserve"> </w:t>
+      </w:r>
+      <w:r>
+        <w:rPr>
+          <w:rFonts w:asciiTheme="majorHAnsi" w:hAnsiTheme="majorHAnsi"/>
+          <w:sz w:val="28"/>
+          <w:szCs w:val="28"/>
+          <w:lang w:val="el-GR"/>
+        </w:rPr>
+        <w:t>θα</w:t>
+      </w:r>
+      <w:r>
+        <w:rPr>
+          <w:rFonts w:asciiTheme="majorHAnsi" w:hAnsiTheme="majorHAnsi"/>
+          <w:sz w:val="28"/>
+          <w:szCs w:val="28"/>
+        </w:rPr>
+        <w:t xml:space="preserve"> </w:t>
+      </w:r>
+      <w:r>
+        <w:rPr>
+          <w:rFonts w:asciiTheme="majorHAnsi" w:hAnsiTheme="majorHAnsi"/>
+          <w:sz w:val="28"/>
+          <w:szCs w:val="28"/>
+          <w:lang w:val="el-GR"/>
+        </w:rPr>
+        <w:t>πάνε</w:t>
+      </w:r>
+      <w:r>
+        <w:rPr>
+          <w:rFonts w:asciiTheme="majorHAnsi" w:hAnsiTheme="majorHAnsi"/>
+          <w:sz w:val="28"/>
+          <w:szCs w:val="28"/>
+        </w:rPr>
+        <w:t xml:space="preserve"> </w:t>
+      </w:r>
+      <w:r>
+        <w:rPr>
+          <w:rFonts w:asciiTheme="majorHAnsi" w:hAnsiTheme="majorHAnsi"/>
+          <w:sz w:val="28"/>
+          <w:szCs w:val="28"/>
+          <w:lang w:val="el-GR"/>
+        </w:rPr>
+        <w:t>στον</w:t>
+      </w:r>
+      <w:r>
+        <w:rPr>
+          <w:rFonts w:asciiTheme="majorHAnsi" w:hAnsiTheme="majorHAnsi"/>
+          <w:sz w:val="28"/>
+          <w:szCs w:val="28"/>
+        </w:rPr>
+        <w:t xml:space="preserve"> </w:t>
+      </w:r>
+      <w:r>
+        <w:rPr>
+          <w:rFonts w:asciiTheme="majorHAnsi" w:hAnsiTheme="majorHAnsi"/>
+          <w:sz w:val="28"/>
+          <w:szCs w:val="28"/>
+          <w:lang w:val="el-GR"/>
+        </w:rPr>
+        <w:t>πίνακα</w:t>
+      </w:r>
+      <w:r>
+        <w:rPr>
+          <w:rFonts w:asciiTheme="majorHAnsi" w:hAnsiTheme="majorHAnsi"/>
+          <w:sz w:val="28"/>
+          <w:szCs w:val="28"/>
+        </w:rPr>
+        <w:t xml:space="preserve"> TEST_CYCLES.</w:t>
+      </w:r>
+    </w:p>
+    <w:p>
+      <w:pPr>
+        <w:pStyle w:val="ListParagraph"/>
+        <w:numPr>
+          <w:ilvl w:val="0"/>
+          <w:numId w:val="22"/>
+        </w:numPr>
+        <w:rPr>
+          <w:rFonts w:asciiTheme="majorHAnsi" w:hAnsiTheme="majorHAnsi"/>
+          <w:sz w:val="28"/>
+          <w:szCs w:val="28"/>
+          <w:lang w:val="el-GR"/>
+        </w:rPr>
+      </w:pPr>
+      <w:r>
+        <w:rPr>
+          <w:rFonts w:asciiTheme="majorHAnsi" w:hAnsiTheme="majorHAnsi"/>
+          <w:sz w:val="28"/>
+          <w:szCs w:val="28"/>
+          <w:lang w:val="el-GR"/>
+        </w:rPr>
+        <w:t xml:space="preserve">Το </w:t>
+      </w:r>
+      <w:proofErr w:type="spellStart"/>
+      <w:r>
+        <w:rPr>
+          <w:rFonts w:asciiTheme="majorHAnsi" w:hAnsiTheme="majorHAnsi"/>
+          <w:sz w:val="28"/>
+          <w:szCs w:val="28"/>
+          <w:lang w:val="el-GR"/>
+        </w:rPr>
+        <w:t>filename</w:t>
+      </w:r>
+      <w:proofErr w:type="spellEnd"/>
+      <w:r>
+        <w:rPr>
+          <w:rFonts w:asciiTheme="majorHAnsi" w:hAnsiTheme="majorHAnsi"/>
+          <w:sz w:val="28"/>
+          <w:szCs w:val="28"/>
+          <w:lang w:val="el-GR"/>
+        </w:rPr>
+        <w:t xml:space="preserve"> θα χρησιμοποιηθεί από την </w:t>
+      </w:r>
+      <w:proofErr w:type="spellStart"/>
+      <w:r>
+        <w:rPr>
+          <w:rFonts w:asciiTheme="majorHAnsi" w:hAnsiTheme="majorHAnsi"/>
+          <w:sz w:val="28"/>
+          <w:szCs w:val="28"/>
+          <w:lang w:val="el-GR"/>
+        </w:rPr>
+        <w:t>Python</w:t>
+      </w:r>
+      <w:proofErr w:type="spellEnd"/>
+      <w:r>
+        <w:rPr>
+          <w:rFonts w:asciiTheme="majorHAnsi" w:hAnsiTheme="majorHAnsi"/>
+          <w:sz w:val="28"/>
+          <w:szCs w:val="28"/>
+          <w:lang w:val="el-GR"/>
+        </w:rPr>
+        <w:t xml:space="preserve"> για να βρει ποιο </w:t>
+      </w:r>
+      <w:proofErr w:type="spellStart"/>
+      <w:r>
+        <w:rPr>
+          <w:rFonts w:asciiTheme="majorHAnsi" w:hAnsiTheme="majorHAnsi"/>
+          <w:sz w:val="28"/>
+          <w:szCs w:val="28"/>
+          <w:lang w:val="el-GR"/>
+        </w:rPr>
+        <w:t>raw</w:t>
+      </w:r>
+      <w:proofErr w:type="spellEnd"/>
+      <w:r>
+        <w:rPr>
+          <w:rFonts w:asciiTheme="majorHAnsi" w:hAnsiTheme="majorHAnsi"/>
+          <w:sz w:val="28"/>
+          <w:szCs w:val="28"/>
+          <w:lang w:val="el-GR"/>
+        </w:rPr>
+        <w:t xml:space="preserve"> αρχείο πρέπει να ανοίξει για να γεμίσει τον πίνακα MEASUREMENTS.</w:t>
+      </w:r>
+    </w:p>
+    <w:p>
+      <w:pPr>
+        <w:pStyle w:val="ListParagraph"/>
+        <w:rPr>
+          <w:rFonts w:asciiTheme="majorHAnsi" w:hAnsiTheme="majorHAnsi"/>
+          <w:sz w:val="28"/>
+          <w:szCs w:val="28"/>
+          <w:lang w:val="el-GR"/>
+        </w:rPr>
+      </w:pPr>
+    </w:p>
+    <w:p>
+      <w:pPr>
+        <w:pStyle w:val="ListParagraph"/>
+        <w:rPr>
+          <w:rFonts w:asciiTheme="majorHAnsi" w:hAnsiTheme="majorHAnsi"/>
+          <w:sz w:val="28"/>
+          <w:szCs w:val="28"/>
+          <w:lang w:val="el-GR"/>
+        </w:rPr>
+      </w:pPr>
+    </w:p>
+    <w:p>
+      <w:pPr>
+        <w:pStyle w:val="ListParagraph"/>
+        <w:rPr>
+          <w:rFonts w:asciiTheme="majorHAnsi" w:hAnsiTheme="majorHAnsi"/>
+          <w:sz w:val="28"/>
+          <w:szCs w:val="28"/>
+          <w:lang w:val="el-GR"/>
+        </w:rPr>
+      </w:pPr>
+      <w:r>
+        <w:rPr>
+          <w:noProof/>
+        </w:rPr>
+        <w:drawing>
+          <wp:inline distT="0" distB="0" distL="0" distR="0" wp14:anchorId="1D17FBD5" wp14:editId="5981C0A8">
+            <wp:extent cx="5943600" cy="1642745"/>
+            <wp:effectExtent l="0" t="0" r="0" b="0"/>
+            <wp:docPr id="474391443" name="Picture 1"/>
+            <wp:cNvGraphicFramePr>
+              <a:graphicFrameLocks xmlns:a="http://schemas.openxmlformats.org/drawingml/2006/main" noChangeAspect="1"/>
+            </wp:cNvGraphicFramePr>
+            <a:graphic xmlns:a="http://schemas.openxmlformats.org/drawingml/2006/main">
+              <a:graphicData uri="http://schemas.openxmlformats.org/drawingml/2006/picture">
+                <pic:pic xmlns:pic="http://schemas.openxmlformats.org/drawingml/2006/picture">
+                  <pic:nvPicPr>
+                    <pic:cNvPr id="474391443" name=""/>
+                    <pic:cNvPicPr/>
+                  </pic:nvPicPr>
+                  <pic:blipFill>
+                    <a:blip r:embed="rId10"/>
+                    <a:stretch>
+                      <a:fillRect/>
+                    </a:stretch>
+                  </pic:blipFill>
+                  <pic:spPr>
+                    <a:xfrm>
+                      <a:off x="0" y="0"/>
+                      <a:ext cx="5943600" cy="1642745"/>
+                    </a:xfrm>
+                    <a:prstGeom prst="rect">
+                      <a:avLst/>
+                    </a:prstGeom>
+                  </pic:spPr>
+                </pic:pic>
+              </a:graphicData>
+            </a:graphic>
+          </wp:inline>
+        </w:drawing>
+      </w:r>
+    </w:p>
+    <w:p>
+      <w:pPr>
+        <w:rPr>
+          <w:rFonts w:asciiTheme="majorHAnsi" w:hAnsiTheme="majorHAnsi"/>
+          <w:sz w:val="32"/>
+          <w:szCs w:val="32"/>
+          <w:lang w:val="el-GR"/>
+        </w:rPr>
+      </w:pPr>
+    </w:p>
+    <w:p>
+      <w:pPr>
+        <w:rPr>
+          <w:rFonts w:asciiTheme="majorHAnsi" w:hAnsiTheme="majorHAnsi"/>
+          <w:sz w:val="32"/>
+          <w:szCs w:val="32"/>
+          <w:lang w:val="el-GR"/>
+        </w:rPr>
+      </w:pPr>
+    </w:p>
+    <w:p>
+      <w:pPr>
+        <w:rPr>
+          <w:rFonts w:asciiTheme="majorHAnsi" w:hAnsiTheme="majorHAnsi"/>
+          <w:sz w:val="32"/>
+          <w:szCs w:val="32"/>
+          <w:lang w:val="el-GR"/>
+        </w:rPr>
+      </w:pPr>
+    </w:p>
+    <w:p>
+      <w:pPr>
+        <w:pStyle w:val="Heading2"/>
+        <w:jc w:val="center"/>
+        <w:rPr>
+          <w:lang w:val="el-GR"/>
+        </w:rPr>
+      </w:pPr>
+      <w:r>
+        <w:lastRenderedPageBreak/>
+        <w:br/>
+      </w:r>
+      <w:r>
+        <w:rPr>
+          <w:lang w:val="el-GR"/>
+        </w:rPr>
+        <w:t>ΥΛΟΠΟΙΗΣΗ ΠΤΥΧΙΑΚΗΣ</w:t>
+      </w:r>
+    </w:p>
+    <w:p>
+      <w:pPr>
+        <w:rPr>
+          <w:rFonts w:asciiTheme="majorHAnsi" w:hAnsiTheme="majorHAnsi"/>
+          <w:sz w:val="28"/>
+          <w:szCs w:val="28"/>
+          <w:lang w:val="el-GR"/>
+        </w:rPr>
+      </w:pPr>
+    </w:p>
+    <w:p>
+      <w:pPr>
+        <w:pStyle w:val="ListParagraph"/>
+        <w:numPr>
+          <w:ilvl w:val="0"/>
+          <w:numId w:val="14"/>
+        </w:numPr>
+        <w:rPr>
+          <w:rFonts w:asciiTheme="majorHAnsi" w:hAnsiTheme="majorHAnsi"/>
+          <w:sz w:val="28"/>
+          <w:szCs w:val="28"/>
+          <w:lang w:val="el-GR"/>
+        </w:rPr>
+      </w:pPr>
+      <w:r>
+        <w:rPr>
+          <w:rFonts w:asciiTheme="majorHAnsi" w:hAnsiTheme="majorHAnsi"/>
+          <w:sz w:val="28"/>
+          <w:szCs w:val="28"/>
+          <w:lang w:val="el-GR"/>
+        </w:rPr>
+        <w:t>10/03/2026</w:t>
+      </w:r>
+    </w:p>
+    <w:p>
+      <w:pPr>
+        <w:pStyle w:val="ListParagraph"/>
+        <w:rPr>
+          <w:rFonts w:asciiTheme="majorHAnsi" w:hAnsiTheme="majorHAnsi"/>
+          <w:sz w:val="28"/>
+          <w:szCs w:val="28"/>
+          <w:lang w:val="el-GR"/>
+        </w:rPr>
+      </w:pPr>
+    </w:p>
+    <w:p>
+      <w:pPr>
+        <w:pStyle w:val="ListParagraph"/>
+        <w:numPr>
+          <w:ilvl w:val="0"/>
+          <w:numId w:val="19"/>
+        </w:numPr>
+        <w:rPr>
+          <w:rFonts w:asciiTheme="majorHAnsi" w:hAnsiTheme="majorHAnsi"/>
+          <w:sz w:val="28"/>
+          <w:szCs w:val="28"/>
+          <w:lang w:val="el-GR"/>
+        </w:rPr>
+      </w:pPr>
+      <w:r>
+        <w:rPr>
+          <w:rFonts w:asciiTheme="majorHAnsi" w:hAnsiTheme="majorHAnsi"/>
+          <w:sz w:val="28"/>
+          <w:szCs w:val="28"/>
+          <w:lang w:val="el-GR"/>
+        </w:rPr>
+        <w:t>ΣΧΕΔΙΑΣΜΟΣ ΚΑΙ ΒΑΣΗ ΔΕΔΟΜΕΝΩΝ (</w:t>
+      </w:r>
+      <w:r>
+        <w:rPr>
+          <w:rFonts w:asciiTheme="majorHAnsi" w:hAnsiTheme="majorHAnsi"/>
+          <w:sz w:val="28"/>
+          <w:szCs w:val="28"/>
+        </w:rPr>
+        <w:t>SQL</w:t>
+      </w:r>
+      <w:r>
+        <w:rPr>
+          <w:rFonts w:asciiTheme="majorHAnsi" w:hAnsiTheme="majorHAnsi"/>
+          <w:sz w:val="28"/>
+          <w:szCs w:val="28"/>
+          <w:lang w:val="el-GR"/>
+        </w:rPr>
+        <w:t xml:space="preserve">) </w:t>
+      </w:r>
+    </w:p>
+    <w:p>
+      <w:pPr>
+        <w:pStyle w:val="ListParagraph"/>
+        <w:rPr>
+          <w:rFonts w:asciiTheme="majorHAnsi" w:hAnsiTheme="majorHAnsi"/>
+          <w:sz w:val="28"/>
+          <w:szCs w:val="28"/>
+          <w:lang w:val="el-GR"/>
+        </w:rPr>
+      </w:pPr>
+    </w:p>
+    <w:p>
+      <w:pPr>
+        <w:rPr>
+          <w:rFonts w:asciiTheme="majorHAnsi" w:hAnsiTheme="majorHAnsi"/>
+          <w:lang w:val="el-GR"/>
+        </w:rPr>
+      </w:pPr>
+      <w:r>
+        <w:rPr>
+          <w:rFonts w:asciiTheme="majorHAnsi" w:hAnsiTheme="majorHAnsi"/>
+          <w:lang w:val="el-GR"/>
+        </w:rPr>
+        <w:t xml:space="preserve">Δημιουργία Βάσης Δεδομένων: Στήσιμο της </w:t>
+      </w:r>
+      <w:r>
+        <w:rPr>
+          <w:rFonts w:asciiTheme="majorHAnsi" w:hAnsiTheme="majorHAnsi"/>
+        </w:rPr>
+        <w:t>BATTERY</w:t>
+      </w:r>
+      <w:r>
+        <w:rPr>
+          <w:rFonts w:asciiTheme="majorHAnsi" w:hAnsiTheme="majorHAnsi"/>
+          <w:lang w:val="el-GR"/>
+        </w:rPr>
+        <w:t>_</w:t>
+      </w:r>
+      <w:r>
+        <w:rPr>
+          <w:rFonts w:asciiTheme="majorHAnsi" w:hAnsiTheme="majorHAnsi"/>
+        </w:rPr>
+        <w:t>DB</w:t>
+      </w:r>
+      <w:r>
+        <w:rPr>
+          <w:rFonts w:asciiTheme="majorHAnsi" w:hAnsiTheme="majorHAnsi"/>
+          <w:lang w:val="el-GR"/>
+        </w:rPr>
+        <w:t xml:space="preserve"> στον </w:t>
+      </w:r>
+      <w:r>
+        <w:rPr>
+          <w:rFonts w:asciiTheme="majorHAnsi" w:hAnsiTheme="majorHAnsi"/>
+        </w:rPr>
+        <w:t>SQL</w:t>
+      </w:r>
+      <w:r>
+        <w:rPr>
+          <w:rFonts w:asciiTheme="majorHAnsi" w:hAnsiTheme="majorHAnsi"/>
+          <w:lang w:val="el-GR"/>
+        </w:rPr>
+        <w:t xml:space="preserve"> </w:t>
+      </w:r>
+      <w:r>
+        <w:rPr>
+          <w:rFonts w:asciiTheme="majorHAnsi" w:hAnsiTheme="majorHAnsi"/>
+        </w:rPr>
+        <w:t>Server</w:t>
+      </w:r>
+      <w:r>
+        <w:rPr>
+          <w:rFonts w:asciiTheme="majorHAnsi" w:hAnsiTheme="majorHAnsi"/>
+          <w:lang w:val="el-GR"/>
+        </w:rPr>
+        <w:t>.</w:t>
+      </w:r>
+    </w:p>
+    <w:p>
+      <w:pPr>
+        <w:rPr>
+          <w:rFonts w:asciiTheme="majorHAnsi" w:hAnsiTheme="majorHAnsi"/>
+          <w:lang w:val="el-GR"/>
+        </w:rPr>
+      </w:pPr>
+      <w:r>
+        <w:rPr>
+          <w:rFonts w:asciiTheme="majorHAnsi" w:hAnsiTheme="majorHAnsi"/>
+          <w:lang w:val="el-GR"/>
+        </w:rPr>
+        <w:t>Αρχιτεκτονική Πινάκων: Σχεδιασμός και υλοποίηση της ιεραρχίας δεδομένων:</w:t>
+      </w:r>
+    </w:p>
+    <w:p>
+      <w:pPr>
+        <w:pStyle w:val="ListParagraph"/>
+        <w:numPr>
+          <w:ilvl w:val="1"/>
+          <w:numId w:val="15"/>
+        </w:numPr>
+        <w:rPr>
+          <w:rFonts w:asciiTheme="majorHAnsi" w:hAnsiTheme="majorHAnsi"/>
+          <w:lang w:val="el-GR"/>
+        </w:rPr>
+      </w:pPr>
+      <w:r>
+        <w:rPr>
+          <w:rFonts w:asciiTheme="majorHAnsi" w:hAnsiTheme="majorHAnsi"/>
+        </w:rPr>
+        <w:t>BATTERIES</w:t>
+      </w:r>
+      <w:r>
+        <w:rPr>
+          <w:rFonts w:asciiTheme="majorHAnsi" w:hAnsiTheme="majorHAnsi"/>
+          <w:lang w:val="el-GR"/>
+        </w:rPr>
+        <w:t>: Γενικές πληροφορίες (ο "γονέας").</w:t>
+      </w:r>
+    </w:p>
+    <w:p>
+      <w:pPr>
+        <w:numPr>
+          <w:ilvl w:val="1"/>
+          <w:numId w:val="15"/>
+        </w:numPr>
+        <w:rPr>
+          <w:rFonts w:asciiTheme="majorHAnsi" w:hAnsiTheme="majorHAnsi"/>
+          <w:lang w:val="el-GR"/>
+        </w:rPr>
+      </w:pPr>
+      <w:r>
+        <w:rPr>
+          <w:rFonts w:asciiTheme="majorHAnsi" w:hAnsiTheme="majorHAnsi"/>
+        </w:rPr>
+        <w:t>TEST</w:t>
+      </w:r>
+      <w:r>
+        <w:rPr>
+          <w:rFonts w:asciiTheme="majorHAnsi" w:hAnsiTheme="majorHAnsi"/>
+          <w:lang w:val="el-GR"/>
+        </w:rPr>
+        <w:t>_</w:t>
+      </w:r>
+      <w:r>
+        <w:rPr>
+          <w:rFonts w:asciiTheme="majorHAnsi" w:hAnsiTheme="majorHAnsi"/>
+        </w:rPr>
+        <w:t>CYCLES</w:t>
+      </w:r>
+      <w:r>
+        <w:rPr>
+          <w:rFonts w:asciiTheme="majorHAnsi" w:hAnsiTheme="majorHAnsi"/>
+          <w:lang w:val="el-GR"/>
+        </w:rPr>
+        <w:t>: Στοιχεία για κάθε κύκλο φόρτισης/</w:t>
+      </w:r>
+      <w:proofErr w:type="spellStart"/>
+      <w:r>
+        <w:rPr>
+          <w:rFonts w:asciiTheme="majorHAnsi" w:hAnsiTheme="majorHAnsi"/>
+          <w:lang w:val="el-GR"/>
+        </w:rPr>
+        <w:t>εκφόρτισης</w:t>
+      </w:r>
+      <w:proofErr w:type="spellEnd"/>
+      <w:r>
+        <w:rPr>
+          <w:rFonts w:asciiTheme="majorHAnsi" w:hAnsiTheme="majorHAnsi"/>
+          <w:lang w:val="el-GR"/>
+        </w:rPr>
+        <w:t>.</w:t>
+      </w:r>
+    </w:p>
+    <w:p>
+      <w:pPr>
+        <w:numPr>
+          <w:ilvl w:val="1"/>
+          <w:numId w:val="15"/>
+        </w:numPr>
+        <w:rPr>
+          <w:rFonts w:asciiTheme="majorHAnsi" w:hAnsiTheme="majorHAnsi"/>
+          <w:lang w:val="el-GR"/>
+        </w:rPr>
+      </w:pPr>
+      <w:r>
+        <w:rPr>
+          <w:rFonts w:asciiTheme="majorHAnsi" w:hAnsiTheme="majorHAnsi"/>
+        </w:rPr>
+        <w:t>MEASUREMENTS</w:t>
+      </w:r>
+      <w:r>
+        <w:rPr>
+          <w:rFonts w:asciiTheme="majorHAnsi" w:hAnsiTheme="majorHAnsi"/>
+          <w:lang w:val="el-GR"/>
+        </w:rPr>
+        <w:t>: Οι χιλιάδες μετρήσεις τάσης, ρεύματος και θερμοκρασίας (τα "παιδιά").</w:t>
+      </w:r>
+    </w:p>
+    <w:p>
+      <w:pPr>
+        <w:rPr>
+          <w:rFonts w:asciiTheme="majorHAnsi" w:hAnsiTheme="majorHAnsi"/>
+          <w:lang w:val="el-GR"/>
+        </w:rPr>
+      </w:pPr>
+      <w:r>
+        <w:rPr>
+          <w:rFonts w:asciiTheme="majorHAnsi" w:hAnsiTheme="majorHAnsi"/>
+          <w:lang w:val="el-GR"/>
+        </w:rPr>
+        <w:t xml:space="preserve">Διασφάλιση Ακεραιότητας: Ορισμός </w:t>
+      </w:r>
+      <w:r>
+        <w:rPr>
+          <w:rFonts w:asciiTheme="majorHAnsi" w:hAnsiTheme="majorHAnsi"/>
+        </w:rPr>
+        <w:t>Primary</w:t>
+      </w:r>
+      <w:r>
+        <w:rPr>
+          <w:rFonts w:asciiTheme="majorHAnsi" w:hAnsiTheme="majorHAnsi"/>
+          <w:lang w:val="el-GR"/>
+        </w:rPr>
+        <w:t xml:space="preserve"> </w:t>
+      </w:r>
+      <w:r>
+        <w:rPr>
+          <w:rFonts w:asciiTheme="majorHAnsi" w:hAnsiTheme="majorHAnsi"/>
+        </w:rPr>
+        <w:t>Keys</w:t>
+      </w:r>
+      <w:r>
+        <w:rPr>
+          <w:rFonts w:asciiTheme="majorHAnsi" w:hAnsiTheme="majorHAnsi"/>
+          <w:lang w:val="el-GR"/>
+        </w:rPr>
+        <w:t xml:space="preserve"> και </w:t>
+      </w:r>
+      <w:r>
+        <w:rPr>
+          <w:rFonts w:asciiTheme="majorHAnsi" w:hAnsiTheme="majorHAnsi"/>
+        </w:rPr>
+        <w:t>Foreign</w:t>
+      </w:r>
+      <w:r>
+        <w:rPr>
+          <w:rFonts w:asciiTheme="majorHAnsi" w:hAnsiTheme="majorHAnsi"/>
+          <w:lang w:val="el-GR"/>
+        </w:rPr>
+        <w:t xml:space="preserve"> </w:t>
+      </w:r>
+      <w:r>
+        <w:rPr>
+          <w:rFonts w:asciiTheme="majorHAnsi" w:hAnsiTheme="majorHAnsi"/>
+        </w:rPr>
+        <w:t>Keys</w:t>
+      </w:r>
+      <w:r>
+        <w:rPr>
+          <w:rFonts w:asciiTheme="majorHAnsi" w:hAnsiTheme="majorHAnsi"/>
+          <w:lang w:val="el-GR"/>
+        </w:rPr>
+        <w:t xml:space="preserve"> για να είναι τα δεδομένα συνδεδεμένα σωστά και να μην υπάρχουν "ορφανά" στοιχεία.</w:t>
+      </w:r>
+    </w:p>
+    <w:p>
+      <w:pPr>
+        <w:rPr>
+          <w:rFonts w:asciiTheme="majorHAnsi" w:hAnsiTheme="majorHAnsi"/>
+          <w:lang w:val="el-GR"/>
+        </w:rPr>
+      </w:pPr>
+      <w:r>
+        <w:rPr>
+          <w:rFonts w:asciiTheme="majorHAnsi" w:hAnsiTheme="majorHAnsi"/>
+        </w:rPr>
+        <w:t>Script</w:t>
+      </w:r>
+      <w:r>
+        <w:rPr>
+          <w:rFonts w:asciiTheme="majorHAnsi" w:hAnsiTheme="majorHAnsi"/>
+          <w:lang w:val="el-GR"/>
+        </w:rPr>
+        <w:t xml:space="preserve"> Καθαρισμού: Δημιουργία κώδικα </w:t>
+      </w:r>
+      <w:r>
+        <w:rPr>
+          <w:rFonts w:asciiTheme="majorHAnsi" w:hAnsiTheme="majorHAnsi"/>
+        </w:rPr>
+        <w:t>SQL</w:t>
+      </w:r>
+      <w:r>
+        <w:rPr>
+          <w:rFonts w:asciiTheme="majorHAnsi" w:hAnsiTheme="majorHAnsi"/>
+          <w:lang w:val="el-GR"/>
+        </w:rPr>
+        <w:t xml:space="preserve"> που επιτρέπει το "</w:t>
+      </w:r>
+      <w:r>
+        <w:rPr>
+          <w:rFonts w:asciiTheme="majorHAnsi" w:hAnsiTheme="majorHAnsi"/>
+        </w:rPr>
+        <w:t>Reset</w:t>
+      </w:r>
+      <w:r>
+        <w:rPr>
+          <w:rFonts w:asciiTheme="majorHAnsi" w:hAnsiTheme="majorHAnsi"/>
+          <w:lang w:val="el-GR"/>
+        </w:rPr>
+        <w:t xml:space="preserve">" της βάσης (διαγραφή και </w:t>
+      </w:r>
+      <w:proofErr w:type="spellStart"/>
+      <w:r>
+        <w:rPr>
+          <w:rFonts w:asciiTheme="majorHAnsi" w:hAnsiTheme="majorHAnsi"/>
+          <w:lang w:val="el-GR"/>
+        </w:rPr>
+        <w:t>επανεκτέλεση</w:t>
+      </w:r>
+      <w:proofErr w:type="spellEnd"/>
+      <w:r>
+        <w:rPr>
+          <w:rFonts w:asciiTheme="majorHAnsi" w:hAnsiTheme="majorHAnsi"/>
+          <w:lang w:val="el-GR"/>
+        </w:rPr>
+        <w:t>) χωρίς σφάλματα.</w:t>
+      </w:r>
+      <w:r>
+        <w:rPr>
+          <w:rFonts w:asciiTheme="majorHAnsi" w:hAnsiTheme="majorHAnsi"/>
+          <w:lang w:val="el-GR"/>
+        </w:rPr>
+        <w:br/>
+      </w:r>
+    </w:p>
+    <w:p>
+      <w:pPr>
+        <w:rPr>
+          <w:rFonts w:asciiTheme="majorHAnsi" w:hAnsiTheme="majorHAnsi"/>
+          <w:lang w:val="el-GR"/>
+        </w:rPr>
+      </w:pPr>
+      <w:r>
+        <w:rPr>
+          <w:rFonts w:asciiTheme="majorHAnsi" w:hAnsiTheme="majorHAnsi"/>
+        </w:rPr>
+        <w:pict w14:anchorId="52C803E9">
+          <v:rect id="_x0000_i1188" style="width:0;height:1.5pt" o:hralign="center" o:hrstd="t" o:hr="t" fillcolor="#a0a0a0" stroked="f"/>
+        </w:pict>
+      </w:r>
+      <w:r>
+        <w:rPr>
+          <w:rFonts w:asciiTheme="majorHAnsi" w:hAnsiTheme="majorHAnsi"/>
+          <w:lang w:val="el-GR"/>
+        </w:rPr>
+        <w:br/>
+      </w:r>
+    </w:p>
+    <w:p>
+      <w:pPr>
+        <w:pStyle w:val="ListParagraph"/>
+        <w:numPr>
+          <w:ilvl w:val="0"/>
+          <w:numId w:val="19"/>
+        </w:numPr>
+        <w:rPr>
+          <w:rFonts w:asciiTheme="majorHAnsi" w:hAnsiTheme="majorHAnsi"/>
+          <w:sz w:val="28"/>
+          <w:szCs w:val="28"/>
+        </w:rPr>
+      </w:pPr>
+      <w:r>
+        <w:rPr>
+          <w:rFonts w:asciiTheme="majorHAnsi" w:hAnsiTheme="majorHAnsi"/>
+          <w:sz w:val="28"/>
+          <w:szCs w:val="28"/>
+        </w:rPr>
+        <w:t xml:space="preserve">ΟΡΓΑΝΩΣΗ PROJECT ΚΑΙ GIT </w:t>
+      </w:r>
+    </w:p>
+    <w:p>
+      <w:pPr>
+        <w:rPr>
+          <w:rFonts w:asciiTheme="majorHAnsi" w:hAnsiTheme="majorHAnsi"/>
+          <w:lang w:val="el-GR"/>
+        </w:rPr>
+      </w:pPr>
+    </w:p>
+    <w:p>
+      <w:pPr>
+        <w:rPr>
+          <w:rFonts w:asciiTheme="majorHAnsi" w:hAnsiTheme="majorHAnsi"/>
+          <w:lang w:val="el-GR"/>
+        </w:rPr>
+      </w:pPr>
+      <w:r>
+        <w:rPr>
+          <w:rFonts w:asciiTheme="majorHAnsi" w:hAnsiTheme="majorHAnsi"/>
+          <w:lang w:val="el-GR"/>
+        </w:rPr>
+        <w:t xml:space="preserve">Επαγγελματική Δομή Φακέλων: Οργάνωση του χώρου εργασίας σε </w:t>
+      </w:r>
+      <w:proofErr w:type="spellStart"/>
+      <w:r>
+        <w:rPr>
+          <w:rFonts w:asciiTheme="majorHAnsi" w:hAnsiTheme="majorHAnsi"/>
+        </w:rPr>
+        <w:t>src</w:t>
+      </w:r>
+      <w:proofErr w:type="spellEnd"/>
+      <w:r>
+        <w:rPr>
+          <w:rFonts w:asciiTheme="majorHAnsi" w:hAnsiTheme="majorHAnsi"/>
+          <w:lang w:val="el-GR"/>
+        </w:rPr>
+        <w:t xml:space="preserve"> (κώδικας), </w:t>
+      </w:r>
+      <w:r>
+        <w:rPr>
+          <w:rFonts w:asciiTheme="majorHAnsi" w:hAnsiTheme="majorHAnsi"/>
+        </w:rPr>
+        <w:t>data</w:t>
+      </w:r>
+      <w:r>
+        <w:rPr>
+          <w:rFonts w:asciiTheme="majorHAnsi" w:hAnsiTheme="majorHAnsi"/>
+          <w:lang w:val="el-GR"/>
+        </w:rPr>
+        <w:t xml:space="preserve"> (δεδομένα) και </w:t>
+      </w:r>
+      <w:r>
+        <w:rPr>
+          <w:rFonts w:asciiTheme="majorHAnsi" w:hAnsiTheme="majorHAnsi"/>
+        </w:rPr>
+        <w:t>docs</w:t>
+      </w:r>
+      <w:r>
+        <w:rPr>
+          <w:rFonts w:asciiTheme="majorHAnsi" w:hAnsiTheme="majorHAnsi"/>
+          <w:lang w:val="el-GR"/>
+        </w:rPr>
+        <w:t xml:space="preserve"> (έγγραφα).</w:t>
+      </w:r>
+    </w:p>
+    <w:p>
+      <w:pPr>
+        <w:rPr>
+          <w:rFonts w:asciiTheme="majorHAnsi" w:hAnsiTheme="majorHAnsi"/>
+          <w:lang w:val="el-GR"/>
+        </w:rPr>
+      </w:pPr>
+      <w:r>
+        <w:rPr>
+          <w:rFonts w:asciiTheme="majorHAnsi" w:hAnsiTheme="majorHAnsi"/>
+          <w:lang w:val="el-GR"/>
+        </w:rPr>
+        <w:t>Έλεγχος Εκδόσεων (</w:t>
+      </w:r>
+      <w:r>
+        <w:rPr>
+          <w:rFonts w:asciiTheme="majorHAnsi" w:hAnsiTheme="majorHAnsi"/>
+        </w:rPr>
+        <w:t>Git</w:t>
+      </w:r>
+      <w:r>
+        <w:rPr>
+          <w:rFonts w:asciiTheme="majorHAnsi" w:hAnsiTheme="majorHAnsi"/>
+          <w:lang w:val="el-GR"/>
+        </w:rPr>
+        <w:t>): * Αρχικοποίηση (</w:t>
+      </w:r>
+      <w:r>
+        <w:rPr>
+          <w:rFonts w:asciiTheme="majorHAnsi" w:hAnsiTheme="majorHAnsi"/>
+        </w:rPr>
+        <w:t>Git</w:t>
+      </w:r>
+      <w:r>
+        <w:rPr>
+          <w:rFonts w:asciiTheme="majorHAnsi" w:hAnsiTheme="majorHAnsi"/>
+          <w:lang w:val="el-GR"/>
+        </w:rPr>
+        <w:t xml:space="preserve"> </w:t>
+      </w:r>
+      <w:r>
+        <w:rPr>
+          <w:rFonts w:asciiTheme="majorHAnsi" w:hAnsiTheme="majorHAnsi"/>
+        </w:rPr>
+        <w:t>Init</w:t>
+      </w:r>
+      <w:r>
+        <w:rPr>
+          <w:rFonts w:asciiTheme="majorHAnsi" w:hAnsiTheme="majorHAnsi"/>
+          <w:lang w:val="el-GR"/>
+        </w:rPr>
+        <w:t xml:space="preserve">) του </w:t>
+      </w:r>
+      <w:r>
+        <w:rPr>
+          <w:rFonts w:asciiTheme="majorHAnsi" w:hAnsiTheme="majorHAnsi"/>
+        </w:rPr>
+        <w:t>repository</w:t>
+      </w:r>
+      <w:r>
+        <w:rPr>
+          <w:rFonts w:asciiTheme="majorHAnsi" w:hAnsiTheme="majorHAnsi"/>
+          <w:lang w:val="el-GR"/>
+        </w:rPr>
+        <w:t>.</w:t>
+      </w:r>
+    </w:p>
+    <w:p>
+      <w:pPr>
+        <w:pStyle w:val="ListParagraph"/>
+        <w:numPr>
+          <w:ilvl w:val="0"/>
+          <w:numId w:val="21"/>
+        </w:numPr>
+        <w:rPr>
+          <w:rFonts w:asciiTheme="majorHAnsi" w:hAnsiTheme="majorHAnsi"/>
+          <w:lang w:val="el-GR"/>
+        </w:rPr>
+      </w:pPr>
+      <w:r>
+        <w:rPr>
+          <w:rFonts w:asciiTheme="majorHAnsi" w:hAnsiTheme="majorHAnsi"/>
+          <w:lang w:val="el-GR"/>
+        </w:rPr>
+        <w:t xml:space="preserve">Χρήση </w:t>
+      </w:r>
+      <w:r>
+        <w:rPr>
+          <w:rFonts w:asciiTheme="majorHAnsi" w:hAnsiTheme="majorHAnsi"/>
+        </w:rPr>
+        <w:t>Branches</w:t>
+      </w:r>
+      <w:r>
+        <w:rPr>
+          <w:rFonts w:asciiTheme="majorHAnsi" w:hAnsiTheme="majorHAnsi"/>
+          <w:lang w:val="el-GR"/>
+        </w:rPr>
+        <w:t xml:space="preserve"> (κλαδιών) για ασφαλή ανάπτυξη (π.χ. το τρέχον </w:t>
+      </w:r>
+      <w:r>
+        <w:rPr>
+          <w:rFonts w:asciiTheme="majorHAnsi" w:hAnsiTheme="majorHAnsi"/>
+        </w:rPr>
+        <w:t>branch</w:t>
+      </w:r>
+      <w:r>
+        <w:rPr>
+          <w:rFonts w:asciiTheme="majorHAnsi" w:hAnsiTheme="majorHAnsi"/>
+          <w:lang w:val="el-GR"/>
+        </w:rPr>
+        <w:t xml:space="preserve"> </w:t>
+      </w:r>
+      <w:r>
+        <w:rPr>
+          <w:rFonts w:asciiTheme="majorHAnsi" w:hAnsiTheme="majorHAnsi"/>
+        </w:rPr>
+        <w:t>DB</w:t>
+      </w:r>
+      <w:r>
+        <w:rPr>
+          <w:rFonts w:asciiTheme="majorHAnsi" w:hAnsiTheme="majorHAnsi"/>
+          <w:lang w:val="el-GR"/>
+        </w:rPr>
+        <w:t>_</w:t>
+      </w:r>
+      <w:r>
+        <w:rPr>
+          <w:rFonts w:asciiTheme="majorHAnsi" w:hAnsiTheme="majorHAnsi"/>
+        </w:rPr>
+        <w:t>Connection</w:t>
+      </w:r>
+      <w:r>
+        <w:rPr>
+          <w:rFonts w:asciiTheme="majorHAnsi" w:hAnsiTheme="majorHAnsi"/>
+          <w:lang w:val="el-GR"/>
+        </w:rPr>
+        <w:t>).</w:t>
+      </w:r>
+    </w:p>
+    <w:p>
+      <w:pPr>
+        <w:rPr>
+          <w:rFonts w:asciiTheme="majorHAnsi" w:hAnsiTheme="majorHAnsi"/>
+          <w:lang w:val="el-GR"/>
+        </w:rPr>
+      </w:pPr>
+      <w:r>
+        <w:rPr>
+          <w:rFonts w:asciiTheme="majorHAnsi" w:hAnsiTheme="majorHAnsi"/>
+          <w:lang w:val="el-GR"/>
+        </w:rPr>
+        <w:t>Προστασία Δεδομένων: Δημιουργία αρχείου .</w:t>
+      </w:r>
+      <w:proofErr w:type="spellStart"/>
+      <w:r>
+        <w:rPr>
+          <w:rFonts w:asciiTheme="majorHAnsi" w:hAnsiTheme="majorHAnsi"/>
+        </w:rPr>
+        <w:t>gitignore</w:t>
+      </w:r>
+      <w:proofErr w:type="spellEnd"/>
+      <w:r>
+        <w:rPr>
+          <w:rFonts w:asciiTheme="majorHAnsi" w:hAnsiTheme="majorHAnsi"/>
+          <w:lang w:val="el-GR"/>
+        </w:rPr>
+        <w:t xml:space="preserve"> για να μην "μπουκώσει" το </w:t>
+      </w:r>
+      <w:r>
+        <w:rPr>
+          <w:rFonts w:asciiTheme="majorHAnsi" w:hAnsiTheme="majorHAnsi"/>
+        </w:rPr>
+        <w:t>Git</w:t>
+      </w:r>
+      <w:r>
+        <w:rPr>
+          <w:rFonts w:asciiTheme="majorHAnsi" w:hAnsiTheme="majorHAnsi"/>
+          <w:lang w:val="el-GR"/>
+        </w:rPr>
+        <w:t xml:space="preserve"> με τα βαριά αρχεία </w:t>
+      </w:r>
+      <w:r>
+        <w:rPr>
+          <w:rFonts w:asciiTheme="majorHAnsi" w:hAnsiTheme="majorHAnsi"/>
+        </w:rPr>
+        <w:t>CSV</w:t>
+      </w:r>
+      <w:r>
+        <w:rPr>
+          <w:rFonts w:asciiTheme="majorHAnsi" w:hAnsiTheme="majorHAnsi"/>
+          <w:lang w:val="el-GR"/>
+        </w:rPr>
+        <w:t xml:space="preserve"> της </w:t>
+      </w:r>
+      <w:r>
+        <w:rPr>
+          <w:rFonts w:asciiTheme="majorHAnsi" w:hAnsiTheme="majorHAnsi"/>
+        </w:rPr>
+        <w:t>NASA</w:t>
+      </w:r>
+      <w:r>
+        <w:rPr>
+          <w:rFonts w:asciiTheme="majorHAnsi" w:hAnsiTheme="majorHAnsi"/>
+          <w:lang w:val="el-GR"/>
+        </w:rPr>
+        <w:t>.</w:t>
+      </w:r>
+    </w:p>
+    <w:p>
+      <w:pPr>
+        <w:rPr>
+          <w:rFonts w:asciiTheme="majorHAnsi" w:hAnsiTheme="majorHAnsi"/>
+          <w:lang w:val="el-GR"/>
+        </w:rPr>
+      </w:pPr>
+      <w:r>
+        <w:rPr>
+          <w:rFonts w:asciiTheme="majorHAnsi" w:hAnsiTheme="majorHAnsi"/>
+          <w:lang w:val="el-GR"/>
+        </w:rPr>
+        <w:lastRenderedPageBreak/>
+        <w:t xml:space="preserve">Καταγραφή Εντολών: Διατήρηση αρχείου </w:t>
+      </w:r>
+      <w:r>
+        <w:rPr>
+          <w:rFonts w:asciiTheme="majorHAnsi" w:hAnsiTheme="majorHAnsi"/>
+        </w:rPr>
+        <w:t>terminal</w:t>
+      </w:r>
+      <w:r>
+        <w:rPr>
+          <w:rFonts w:asciiTheme="majorHAnsi" w:hAnsiTheme="majorHAnsi"/>
+          <w:lang w:val="el-GR"/>
+        </w:rPr>
+        <w:t>_</w:t>
+      </w:r>
+      <w:r>
+        <w:rPr>
+          <w:rFonts w:asciiTheme="majorHAnsi" w:hAnsiTheme="majorHAnsi"/>
+        </w:rPr>
+        <w:t>commands</w:t>
+      </w:r>
+      <w:r>
+        <w:rPr>
+          <w:rFonts w:asciiTheme="majorHAnsi" w:hAnsiTheme="majorHAnsi"/>
+          <w:lang w:val="el-GR"/>
+        </w:rPr>
+        <w:t>.</w:t>
+      </w:r>
+      <w:r>
+        <w:rPr>
+          <w:rFonts w:asciiTheme="majorHAnsi" w:hAnsiTheme="majorHAnsi"/>
+        </w:rPr>
+        <w:t>txt</w:t>
+      </w:r>
+      <w:r>
+        <w:rPr>
+          <w:rFonts w:asciiTheme="majorHAnsi" w:hAnsiTheme="majorHAnsi"/>
+          <w:lang w:val="el-GR"/>
+        </w:rPr>
+        <w:t xml:space="preserve"> για εύκολη αναφορά στις εντολές που χρησιμοποιούμε.</w:t>
+      </w:r>
+    </w:p>
+    <w:p>
+      <w:pPr>
+        <w:rPr>
+          <w:rFonts w:asciiTheme="majorHAnsi" w:hAnsiTheme="majorHAnsi"/>
+        </w:rPr>
+      </w:pPr>
+      <w:r>
+        <w:rPr>
+          <w:rFonts w:asciiTheme="majorHAnsi" w:hAnsiTheme="majorHAnsi"/>
+        </w:rPr>
+        <w:pict w14:anchorId="5E4AEDC4">
+          <v:rect id="_x0000_i1189" style="width:0;height:1.5pt" o:hralign="center" o:hrstd="t" o:hr="t" fillcolor="#a0a0a0" stroked="f"/>
+        </w:pict>
+      </w:r>
+    </w:p>
+    <w:p>
+      <w:pPr>
+        <w:rPr>
+          <w:rFonts w:asciiTheme="majorHAnsi" w:hAnsiTheme="majorHAnsi"/>
+          <w:lang w:val="el-GR"/>
+        </w:rPr>
+      </w:pPr>
+    </w:p>
+    <w:p>
+      <w:pPr>
+        <w:pStyle w:val="ListParagraph"/>
+        <w:numPr>
+          <w:ilvl w:val="0"/>
+          <w:numId w:val="19"/>
+        </w:numPr>
+        <w:rPr>
+          <w:rFonts w:asciiTheme="majorHAnsi" w:hAnsiTheme="majorHAnsi"/>
+        </w:rPr>
+      </w:pPr>
+      <w:r>
+        <w:rPr>
+          <w:rFonts w:asciiTheme="majorHAnsi" w:hAnsiTheme="majorHAnsi"/>
+          <w:sz w:val="28"/>
+          <w:szCs w:val="28"/>
+        </w:rPr>
+        <w:t xml:space="preserve">ΠΕΡΙΒΑΛΛΟΝ ΑΝΑΠΤΥΞΗΣ (PYTHON) </w:t>
+      </w:r>
+    </w:p>
+    <w:p>
+      <w:pPr>
+        <w:rPr>
+          <w:rFonts w:asciiTheme="majorHAnsi" w:hAnsiTheme="majorHAnsi"/>
+          <w:lang w:val="el-GR"/>
+        </w:rPr>
+      </w:pPr>
+    </w:p>
+    <w:p>
+      <w:pPr>
+        <w:rPr>
+          <w:rFonts w:asciiTheme="majorHAnsi" w:hAnsiTheme="majorHAnsi"/>
+          <w:lang w:val="el-GR"/>
+        </w:rPr>
+      </w:pPr>
+      <w:r>
+        <w:rPr>
+          <w:rFonts w:asciiTheme="majorHAnsi" w:hAnsiTheme="majorHAnsi"/>
+        </w:rPr>
+        <w:t>Virtual</w:t>
+      </w:r>
+      <w:r>
+        <w:rPr>
+          <w:rFonts w:asciiTheme="majorHAnsi" w:hAnsiTheme="majorHAnsi"/>
+          <w:lang w:val="el-GR"/>
+        </w:rPr>
+        <w:t xml:space="preserve"> </w:t>
+      </w:r>
+      <w:r>
+        <w:rPr>
+          <w:rFonts w:asciiTheme="majorHAnsi" w:hAnsiTheme="majorHAnsi"/>
+        </w:rPr>
+        <w:t>Environment</w:t>
+      </w:r>
+      <w:r>
+        <w:rPr>
+          <w:rFonts w:asciiTheme="majorHAnsi" w:hAnsiTheme="majorHAnsi"/>
+          <w:lang w:val="el-GR"/>
+        </w:rPr>
+        <w:t xml:space="preserve"> (</w:t>
+      </w:r>
+      <w:proofErr w:type="spellStart"/>
+      <w:r>
+        <w:rPr>
+          <w:rFonts w:asciiTheme="majorHAnsi" w:hAnsiTheme="majorHAnsi"/>
+        </w:rPr>
+        <w:t>venv</w:t>
+      </w:r>
+      <w:proofErr w:type="spellEnd"/>
+      <w:r>
+        <w:rPr>
+          <w:rFonts w:asciiTheme="majorHAnsi" w:hAnsiTheme="majorHAnsi"/>
+          <w:lang w:val="el-GR"/>
+        </w:rPr>
+        <w:t xml:space="preserve">): Δημιουργία του εικονικού </w:t>
+      </w:r>
+      <w:proofErr w:type="gramStart"/>
+      <w:r>
+        <w:rPr>
+          <w:rFonts w:asciiTheme="majorHAnsi" w:hAnsiTheme="majorHAnsi"/>
+          <w:lang w:val="el-GR"/>
+        </w:rPr>
+        <w:t>περιβάλλοντος .</w:t>
+      </w:r>
+      <w:proofErr w:type="spellStart"/>
+      <w:r>
+        <w:rPr>
+          <w:rFonts w:asciiTheme="majorHAnsi" w:hAnsiTheme="majorHAnsi"/>
+        </w:rPr>
+        <w:t>venv</w:t>
+      </w:r>
+      <w:proofErr w:type="spellEnd"/>
+      <w:proofErr w:type="gramEnd"/>
+      <w:r>
+        <w:rPr>
+          <w:rFonts w:asciiTheme="majorHAnsi" w:hAnsiTheme="majorHAnsi"/>
+          <w:lang w:val="el-GR"/>
+        </w:rPr>
+        <w:t xml:space="preserve"> για απομόνωση των βιβλιοθηκών του </w:t>
+      </w:r>
+      <w:r>
+        <w:rPr>
+          <w:rFonts w:asciiTheme="majorHAnsi" w:hAnsiTheme="majorHAnsi"/>
+        </w:rPr>
+        <w:t>project</w:t>
+      </w:r>
+      <w:r>
+        <w:rPr>
+          <w:rFonts w:asciiTheme="majorHAnsi" w:hAnsiTheme="majorHAnsi"/>
+          <w:lang w:val="el-GR"/>
+        </w:rPr>
+        <w:t>.</w:t>
+      </w:r>
+    </w:p>
+    <w:p>
+      <w:pPr>
+        <w:rPr>
+          <w:rFonts w:asciiTheme="majorHAnsi" w:hAnsiTheme="majorHAnsi"/>
+          <w:lang w:val="el-GR"/>
+        </w:rPr>
+      </w:pPr>
+      <w:r>
+        <w:rPr>
+          <w:rFonts w:asciiTheme="majorHAnsi" w:hAnsiTheme="majorHAnsi"/>
+          <w:lang w:val="el-GR"/>
+        </w:rPr>
+        <w:t xml:space="preserve">Επίλυση </w:t>
+      </w:r>
+      <w:r>
+        <w:rPr>
+          <w:rFonts w:asciiTheme="majorHAnsi" w:hAnsiTheme="majorHAnsi"/>
+        </w:rPr>
+        <w:t>Windows</w:t>
+      </w:r>
+      <w:r>
+        <w:rPr>
+          <w:rFonts w:asciiTheme="majorHAnsi" w:hAnsiTheme="majorHAnsi"/>
+          <w:lang w:val="el-GR"/>
+        </w:rPr>
+        <w:t xml:space="preserve"> </w:t>
+      </w:r>
+      <w:r>
+        <w:rPr>
+          <w:rFonts w:asciiTheme="majorHAnsi" w:hAnsiTheme="majorHAnsi"/>
+        </w:rPr>
+        <w:t>Security</w:t>
+      </w:r>
+      <w:r>
+        <w:rPr>
+          <w:rFonts w:asciiTheme="majorHAnsi" w:hAnsiTheme="majorHAnsi"/>
+          <w:lang w:val="el-GR"/>
+        </w:rPr>
+        <w:t>: Ρύθμιση της πολιτικής εκτέλεσης (</w:t>
+      </w:r>
+      <w:r>
+        <w:rPr>
+          <w:rFonts w:asciiTheme="majorHAnsi" w:hAnsiTheme="majorHAnsi"/>
+        </w:rPr>
+        <w:t>Execution</w:t>
+      </w:r>
+      <w:r>
+        <w:rPr>
+          <w:rFonts w:asciiTheme="majorHAnsi" w:hAnsiTheme="majorHAnsi"/>
+          <w:lang w:val="el-GR"/>
+        </w:rPr>
+        <w:t xml:space="preserve"> </w:t>
+      </w:r>
+      <w:r>
+        <w:rPr>
+          <w:rFonts w:asciiTheme="majorHAnsi" w:hAnsiTheme="majorHAnsi"/>
+        </w:rPr>
+        <w:t>Policy</w:t>
+      </w:r>
+      <w:r>
+        <w:rPr>
+          <w:rFonts w:asciiTheme="majorHAnsi" w:hAnsiTheme="majorHAnsi"/>
+          <w:lang w:val="el-GR"/>
+        </w:rPr>
+        <w:t xml:space="preserve">) για να επιτρέπεται η χρήση </w:t>
+      </w:r>
+      <w:r>
+        <w:rPr>
+          <w:rFonts w:asciiTheme="majorHAnsi" w:hAnsiTheme="majorHAnsi"/>
+        </w:rPr>
+        <w:t>scripts</w:t>
+      </w:r>
+      <w:r>
+        <w:rPr>
+          <w:rFonts w:asciiTheme="majorHAnsi" w:hAnsiTheme="majorHAnsi"/>
+          <w:lang w:val="el-GR"/>
+        </w:rPr>
+        <w:t xml:space="preserve"> στο </w:t>
+      </w:r>
+      <w:r>
+        <w:rPr>
+          <w:rFonts w:asciiTheme="majorHAnsi" w:hAnsiTheme="majorHAnsi"/>
+        </w:rPr>
+        <w:t>PowerShell</w:t>
+      </w:r>
+      <w:r>
+        <w:rPr>
+          <w:rFonts w:asciiTheme="majorHAnsi" w:hAnsiTheme="majorHAnsi"/>
+          <w:lang w:val="el-GR"/>
+        </w:rPr>
+        <w:t>.</w:t>
+      </w:r>
+    </w:p>
+    <w:p>
+      <w:pPr>
+        <w:rPr>
+          <w:rFonts w:asciiTheme="majorHAnsi" w:hAnsiTheme="majorHAnsi"/>
+          <w:lang w:val="el-GR"/>
+        </w:rPr>
+      </w:pPr>
+      <w:r>
+        <w:rPr>
+          <w:rFonts w:asciiTheme="majorHAnsi" w:hAnsiTheme="majorHAnsi"/>
+          <w:lang w:val="el-GR"/>
+        </w:rPr>
+        <w:t>Εγκατάσταση Βιβλιοθηκών: Εγκατάσταση των απαραίτητων πακέτων:</w:t>
+      </w:r>
+    </w:p>
+    <w:p>
+      <w:pPr>
+        <w:numPr>
+          <w:ilvl w:val="1"/>
+          <w:numId w:val="17"/>
+        </w:numPr>
+        <w:rPr>
+          <w:rFonts w:asciiTheme="majorHAnsi" w:hAnsiTheme="majorHAnsi"/>
+          <w:lang w:val="el-GR"/>
+        </w:rPr>
+      </w:pPr>
+      <w:proofErr w:type="spellStart"/>
+      <w:r>
+        <w:rPr>
+          <w:rFonts w:asciiTheme="majorHAnsi" w:hAnsiTheme="majorHAnsi"/>
+        </w:rPr>
+        <w:t>sqlalchemy</w:t>
+      </w:r>
+      <w:proofErr w:type="spellEnd"/>
+      <w:r>
+        <w:rPr>
+          <w:rFonts w:asciiTheme="majorHAnsi" w:hAnsiTheme="majorHAnsi"/>
+          <w:lang w:val="el-GR"/>
+        </w:rPr>
+        <w:t xml:space="preserve"> &amp; </w:t>
+      </w:r>
+      <w:proofErr w:type="spellStart"/>
+      <w:r>
+        <w:rPr>
+          <w:rFonts w:asciiTheme="majorHAnsi" w:hAnsiTheme="majorHAnsi"/>
+        </w:rPr>
+        <w:t>pyodbc</w:t>
+      </w:r>
+      <w:proofErr w:type="spellEnd"/>
+      <w:r>
+        <w:rPr>
+          <w:rFonts w:asciiTheme="majorHAnsi" w:hAnsiTheme="majorHAnsi"/>
+          <w:lang w:val="el-GR"/>
+        </w:rPr>
+        <w:t xml:space="preserve"> (για τη βάση).</w:t>
+      </w:r>
+    </w:p>
+    <w:p>
+      <w:pPr>
+        <w:numPr>
+          <w:ilvl w:val="1"/>
+          <w:numId w:val="17"/>
+        </w:numPr>
+        <w:rPr>
+          <w:rFonts w:asciiTheme="majorHAnsi" w:hAnsiTheme="majorHAnsi"/>
+          <w:lang w:val="el-GR"/>
+        </w:rPr>
+      </w:pPr>
+      <w:r>
+        <w:rPr>
+          <w:rFonts w:asciiTheme="majorHAnsi" w:hAnsiTheme="majorHAnsi"/>
+        </w:rPr>
+        <w:t>pandas</w:t>
+      </w:r>
+      <w:r>
+        <w:rPr>
+          <w:rFonts w:asciiTheme="majorHAnsi" w:hAnsiTheme="majorHAnsi"/>
+          <w:lang w:val="el-GR"/>
+        </w:rPr>
+        <w:t xml:space="preserve"> (για την ανάλυση δεδομένων).</w:t>
+      </w:r>
+    </w:p>
+    <w:p>
+      <w:pPr>
+        <w:rPr>
+          <w:rFonts w:asciiTheme="majorHAnsi" w:hAnsiTheme="majorHAnsi"/>
+          <w:lang w:val="el-GR"/>
+        </w:rPr>
+      </w:pPr>
+      <w:r>
+        <w:rPr>
+          <w:rFonts w:asciiTheme="majorHAnsi" w:hAnsiTheme="majorHAnsi"/>
+          <w:lang w:val="el-GR"/>
+        </w:rPr>
+        <w:t xml:space="preserve">Διαχείριση Απαιτήσεων: Δημιουργία του </w:t>
+      </w:r>
+      <w:r>
+        <w:rPr>
+          <w:rFonts w:asciiTheme="majorHAnsi" w:hAnsiTheme="majorHAnsi"/>
+        </w:rPr>
+        <w:t>requirements</w:t>
+      </w:r>
+      <w:r>
+        <w:rPr>
+          <w:rFonts w:asciiTheme="majorHAnsi" w:hAnsiTheme="majorHAnsi"/>
+          <w:lang w:val="el-GR"/>
+        </w:rPr>
+        <w:t>.</w:t>
+      </w:r>
+      <w:r>
+        <w:rPr>
+          <w:rFonts w:asciiTheme="majorHAnsi" w:hAnsiTheme="majorHAnsi"/>
+        </w:rPr>
+        <w:t>txt</w:t>
+      </w:r>
+      <w:r>
+        <w:rPr>
+          <w:rFonts w:asciiTheme="majorHAnsi" w:hAnsiTheme="majorHAnsi"/>
+          <w:lang w:val="el-GR"/>
+        </w:rPr>
+        <w:t xml:space="preserve"> για εύκολη εγκατάσταση του </w:t>
+      </w:r>
+      <w:r>
+        <w:rPr>
+          <w:rFonts w:asciiTheme="majorHAnsi" w:hAnsiTheme="majorHAnsi"/>
+        </w:rPr>
+        <w:t>project</w:t>
+      </w:r>
+      <w:r>
+        <w:rPr>
+          <w:rFonts w:asciiTheme="majorHAnsi" w:hAnsiTheme="majorHAnsi"/>
+          <w:lang w:val="el-GR"/>
+        </w:rPr>
+        <w:t xml:space="preserve"> σε οποιονδήποτε υπολογιστή.</w:t>
+      </w:r>
+    </w:p>
+    <w:p>
+      <w:pPr>
+        <w:rPr>
+          <w:rFonts w:asciiTheme="majorHAnsi" w:hAnsiTheme="majorHAnsi"/>
+          <w:lang w:val="el-GR"/>
+        </w:rPr>
+      </w:pPr>
+    </w:p>
+    <w:p>
+      <w:pPr>
+        <w:rPr>
+          <w:rFonts w:asciiTheme="majorHAnsi" w:hAnsiTheme="majorHAnsi"/>
+        </w:rPr>
+      </w:pPr>
+      <w:r>
+        <w:rPr>
+          <w:rFonts w:asciiTheme="majorHAnsi" w:hAnsiTheme="majorHAnsi"/>
+        </w:rPr>
+        <w:pict w14:anchorId="7B905629">
+          <v:rect id="_x0000_i1190" style="width:0;height:1.5pt" o:hralign="center" o:hrstd="t" o:hr="t" fillcolor="#a0a0a0" stroked="f"/>
+        </w:pict>
+      </w:r>
+    </w:p>
+    <w:p>
+      <w:pPr>
+        <w:rPr>
+          <w:rFonts w:asciiTheme="majorHAnsi" w:hAnsiTheme="majorHAnsi"/>
+          <w:lang w:val="el-GR"/>
+        </w:rPr>
+      </w:pPr>
+    </w:p>
+    <w:p>
+      <w:pPr>
+        <w:pStyle w:val="ListParagraph"/>
+        <w:numPr>
+          <w:ilvl w:val="0"/>
+          <w:numId w:val="19"/>
+        </w:numPr>
+        <w:rPr>
+          <w:sz w:val="28"/>
+          <w:szCs w:val="28"/>
+          <w:lang w:val="el-GR"/>
+        </w:rPr>
+      </w:pPr>
+      <w:r>
+        <w:rPr>
+          <w:rFonts w:asciiTheme="majorHAnsi" w:hAnsiTheme="majorHAnsi"/>
+          <w:sz w:val="28"/>
+          <w:szCs w:val="28"/>
+        </w:rPr>
+        <w:t xml:space="preserve">ΚΩΔΙΚΑΣ ΚΑΙ ΣΥΝΔΕΣΙΜΟΤΗΤΑ </w:t>
+      </w:r>
+    </w:p>
+    <w:p>
+      <w:pPr>
+        <w:rPr>
+          <w:rFonts w:asciiTheme="majorHAnsi" w:hAnsiTheme="majorHAnsi"/>
+          <w:lang w:val="el-GR"/>
+        </w:rPr>
+      </w:pPr>
+      <w:r>
+        <w:rPr>
+          <w:rFonts w:asciiTheme="majorHAnsi" w:hAnsiTheme="majorHAnsi"/>
+          <w:lang w:val="el-GR"/>
+        </w:rPr>
+        <w:t xml:space="preserve">Υλοποίηση </w:t>
+      </w:r>
+      <w:proofErr w:type="spellStart"/>
+      <w:r>
+        <w:rPr>
+          <w:rFonts w:asciiTheme="majorHAnsi" w:hAnsiTheme="majorHAnsi"/>
+        </w:rPr>
+        <w:t>db</w:t>
+      </w:r>
+      <w:proofErr w:type="spellEnd"/>
+      <w:r>
+        <w:rPr>
+          <w:rFonts w:asciiTheme="majorHAnsi" w:hAnsiTheme="majorHAnsi"/>
+          <w:lang w:val="el-GR"/>
+        </w:rPr>
+        <w:t>_</w:t>
+      </w:r>
+      <w:r>
+        <w:rPr>
+          <w:rFonts w:asciiTheme="majorHAnsi" w:hAnsiTheme="majorHAnsi"/>
+        </w:rPr>
+        <w:t>connection</w:t>
+      </w:r>
+      <w:r>
+        <w:rPr>
+          <w:rFonts w:asciiTheme="majorHAnsi" w:hAnsiTheme="majorHAnsi"/>
+          <w:lang w:val="el-GR"/>
+        </w:rPr>
+        <w:t>.</w:t>
+      </w:r>
+      <w:proofErr w:type="spellStart"/>
+      <w:r>
+        <w:rPr>
+          <w:rFonts w:asciiTheme="majorHAnsi" w:hAnsiTheme="majorHAnsi"/>
+        </w:rPr>
+        <w:t>py</w:t>
+      </w:r>
+      <w:proofErr w:type="spellEnd"/>
+      <w:r>
+        <w:rPr>
+          <w:rFonts w:asciiTheme="majorHAnsi" w:hAnsiTheme="majorHAnsi"/>
+          <w:lang w:val="el-GR"/>
+        </w:rPr>
+        <w:t>: * Ανάπτυξη κώδικα που δημιουργεί την "μηχανή" (</w:t>
+      </w:r>
+      <w:r>
+        <w:rPr>
+          <w:rFonts w:asciiTheme="majorHAnsi" w:hAnsiTheme="majorHAnsi"/>
+        </w:rPr>
+        <w:t>engine</w:t>
+      </w:r>
+      <w:r>
+        <w:rPr>
+          <w:rFonts w:asciiTheme="majorHAnsi" w:hAnsiTheme="majorHAnsi"/>
+          <w:lang w:val="el-GR"/>
+        </w:rPr>
+        <w:t>) σύνδεσης.</w:t>
+      </w:r>
+    </w:p>
+    <w:p>
+      <w:pPr>
+        <w:numPr>
+          <w:ilvl w:val="1"/>
+          <w:numId w:val="18"/>
+        </w:numPr>
+        <w:rPr>
+          <w:rFonts w:asciiTheme="majorHAnsi" w:hAnsiTheme="majorHAnsi"/>
+          <w:lang w:val="el-GR"/>
+        </w:rPr>
+      </w:pPr>
+      <w:r>
+        <w:rPr>
+          <w:rFonts w:asciiTheme="majorHAnsi" w:hAnsiTheme="majorHAnsi"/>
+          <w:lang w:val="el-GR"/>
+        </w:rPr>
+        <w:t xml:space="preserve">Χρήση </w:t>
+      </w:r>
+      <w:r>
+        <w:rPr>
+          <w:rFonts w:asciiTheme="majorHAnsi" w:hAnsiTheme="majorHAnsi"/>
+        </w:rPr>
+        <w:t>Windows</w:t>
+      </w:r>
+      <w:r>
+        <w:rPr>
+          <w:rFonts w:asciiTheme="majorHAnsi" w:hAnsiTheme="majorHAnsi"/>
+          <w:lang w:val="el-GR"/>
+        </w:rPr>
+        <w:t xml:space="preserve"> </w:t>
+      </w:r>
+      <w:r>
+        <w:rPr>
+          <w:rFonts w:asciiTheme="majorHAnsi" w:hAnsiTheme="majorHAnsi"/>
+        </w:rPr>
+        <w:t>Authentication</w:t>
+      </w:r>
+      <w:r>
+        <w:rPr>
+          <w:rFonts w:asciiTheme="majorHAnsi" w:hAnsiTheme="majorHAnsi"/>
+          <w:lang w:val="el-GR"/>
+        </w:rPr>
+        <w:t xml:space="preserve"> για ασφαλή πρόσβαση χωρίς κωδικούς.</w:t>
+      </w:r>
+    </w:p>
+    <w:p>
+      <w:pPr>
+        <w:numPr>
+          <w:ilvl w:val="1"/>
+          <w:numId w:val="18"/>
+        </w:numPr>
+        <w:rPr>
+          <w:rFonts w:asciiTheme="majorHAnsi" w:hAnsiTheme="majorHAnsi"/>
+          <w:lang w:val="el-GR"/>
+        </w:rPr>
+      </w:pPr>
+      <w:r>
+        <w:rPr>
+          <w:rFonts w:asciiTheme="majorHAnsi" w:hAnsiTheme="majorHAnsi"/>
+          <w:lang w:val="el-GR"/>
+        </w:rPr>
+        <w:t xml:space="preserve">Προσθήκη </w:t>
+      </w:r>
+      <w:r>
+        <w:rPr>
+          <w:rFonts w:asciiTheme="majorHAnsi" w:hAnsiTheme="majorHAnsi"/>
+        </w:rPr>
+        <w:t>Error</w:t>
+      </w:r>
+      <w:r>
+        <w:rPr>
+          <w:rFonts w:asciiTheme="majorHAnsi" w:hAnsiTheme="majorHAnsi"/>
+          <w:lang w:val="el-GR"/>
+        </w:rPr>
+        <w:t xml:space="preserve"> </w:t>
+      </w:r>
+      <w:r>
+        <w:rPr>
+          <w:rFonts w:asciiTheme="majorHAnsi" w:hAnsiTheme="majorHAnsi"/>
+        </w:rPr>
+        <w:t>Handling</w:t>
+      </w:r>
+      <w:r>
+        <w:rPr>
+          <w:rFonts w:asciiTheme="majorHAnsi" w:hAnsiTheme="majorHAnsi"/>
+          <w:lang w:val="el-GR"/>
+        </w:rPr>
+        <w:t xml:space="preserve"> (</w:t>
+      </w:r>
+      <w:r>
+        <w:rPr>
+          <w:rFonts w:asciiTheme="majorHAnsi" w:hAnsiTheme="majorHAnsi"/>
+        </w:rPr>
+        <w:t>Try</w:t>
+      </w:r>
+      <w:r>
+        <w:rPr>
+          <w:rFonts w:asciiTheme="majorHAnsi" w:hAnsiTheme="majorHAnsi"/>
+          <w:lang w:val="el-GR"/>
+        </w:rPr>
+        <w:t>/</w:t>
+      </w:r>
+      <w:r>
+        <w:rPr>
+          <w:rFonts w:asciiTheme="majorHAnsi" w:hAnsiTheme="majorHAnsi"/>
+        </w:rPr>
+        <w:t>Except</w:t>
+      </w:r>
+      <w:r>
+        <w:rPr>
+          <w:rFonts w:asciiTheme="majorHAnsi" w:hAnsiTheme="majorHAnsi"/>
+          <w:lang w:val="el-GR"/>
+        </w:rPr>
+        <w:t>) για τον εντοπισμό προβλημάτων σύνδεσης.</w:t>
+      </w:r>
+    </w:p>
+    <w:p>
+      <w:pPr>
+        <w:rPr>
+          <w:rFonts w:asciiTheme="majorHAnsi" w:hAnsiTheme="majorHAnsi"/>
+          <w:lang w:val="el-GR"/>
+        </w:rPr>
+      </w:pPr>
+      <w:r>
+        <w:rPr>
+          <w:rFonts w:asciiTheme="majorHAnsi" w:hAnsiTheme="majorHAnsi"/>
+          <w:lang w:val="el-GR"/>
+        </w:rPr>
+        <w:t xml:space="preserve">Οργάνωση </w:t>
+      </w:r>
+      <w:r>
+        <w:rPr>
+          <w:rFonts w:asciiTheme="majorHAnsi" w:hAnsiTheme="majorHAnsi"/>
+        </w:rPr>
+        <w:t>Modules</w:t>
+      </w:r>
+      <w:r>
+        <w:rPr>
+          <w:rFonts w:asciiTheme="majorHAnsi" w:hAnsiTheme="majorHAnsi"/>
+          <w:lang w:val="el-GR"/>
+        </w:rPr>
+        <w:t>: Προετοιμασία για το διαχωρισμό του κώδικα σε αυτόνομα αρχεία (</w:t>
+      </w:r>
+      <w:r>
+        <w:rPr>
+          <w:rFonts w:asciiTheme="majorHAnsi" w:hAnsiTheme="majorHAnsi"/>
+        </w:rPr>
+        <w:t>loader</w:t>
+      </w:r>
+      <w:r>
+        <w:rPr>
+          <w:rFonts w:asciiTheme="majorHAnsi" w:hAnsiTheme="majorHAnsi"/>
+          <w:lang w:val="el-GR"/>
+        </w:rPr>
+        <w:t xml:space="preserve">, </w:t>
+      </w:r>
+      <w:r>
+        <w:rPr>
+          <w:rFonts w:asciiTheme="majorHAnsi" w:hAnsiTheme="majorHAnsi"/>
+        </w:rPr>
+        <w:t>preprocessor</w:t>
+      </w:r>
+      <w:r>
+        <w:rPr>
+          <w:rFonts w:asciiTheme="majorHAnsi" w:hAnsiTheme="majorHAnsi"/>
+          <w:lang w:val="el-GR"/>
+        </w:rPr>
+        <w:t xml:space="preserve">, </w:t>
+      </w:r>
+      <w:r>
+        <w:rPr>
+          <w:rFonts w:asciiTheme="majorHAnsi" w:hAnsiTheme="majorHAnsi"/>
+        </w:rPr>
+        <w:t>trainer</w:t>
+      </w:r>
+      <w:r>
+        <w:rPr>
+          <w:rFonts w:asciiTheme="majorHAnsi" w:hAnsiTheme="majorHAnsi"/>
+          <w:lang w:val="el-GR"/>
+        </w:rPr>
+        <w:t>).</w:t>
+      </w:r>
+      <w:r>
+        <w:rPr>
+          <w:noProof/>
+          <w:lang w:val="el-GR"/>
+        </w:rPr>
+        <w:t xml:space="preserve"> </w:t>
+      </w:r>
+      <w:r>
+        <w:rPr>
+          <w:noProof/>
+        </w:rPr>
+        <w:drawing>
+          <wp:inline distT="0" distB="0" distL="0" distR="0" wp14:anchorId="7CE6772D" wp14:editId="3EC78368">
+            <wp:extent cx="5067300" cy="857002"/>
+            <wp:effectExtent l="0" t="0" r="0" b="635"/>
+            <wp:docPr id="1591333799" name="Picture 1"/>
+            <wp:cNvGraphicFramePr>
+              <a:graphicFrameLocks xmlns:a="http://schemas.openxmlformats.org/drawingml/2006/main" noChangeAspect="1"/>
+            </wp:cNvGraphicFramePr>
+            <a:graphic xmlns:a="http://schemas.openxmlformats.org/drawingml/2006/main">
+              <a:graphicData uri="http://schemas.openxmlformats.org/drawingml/2006/picture">
+                <pic:pic xmlns:pic="http://schemas.openxmlformats.org/drawingml/2006/picture">
+                  <pic:nvPicPr>
+                    <pic:cNvPr id="1591333799" name=""/>
+                    <pic:cNvPicPr/>
+                  </pic:nvPicPr>
+                  <pic:blipFill>
+                    <a:blip r:embed="rId11"/>
+                    <a:stretch>
+                      <a:fillRect/>
+                    </a:stretch>
+                  </pic:blipFill>
+                  <pic:spPr>
+                    <a:xfrm>
+                      <a:off x="0" y="0"/>
+                      <a:ext cx="5078498" cy="858896"/>
+                    </a:xfrm>
+                    <a:prstGeom prst="rect">
+                      <a:avLst/>
+                    </a:prstGeom>
+                  </pic:spPr>
+                </pic:pic>
+              </a:graphicData>
+            </a:graphic>
+          </wp:inline>
+        </w:drawing>
+      </w:r>
+    </w:p>
+    <w:p>
+      <w:pPr>
+        <w:pStyle w:val="ListParagraph"/>
+        <w:numPr>
+          <w:ilvl w:val="0"/>
+          <w:numId w:val="14"/>
+        </w:numPr>
+        <w:rPr>
+          <w:rFonts w:asciiTheme="majorHAnsi" w:hAnsiTheme="majorHAnsi"/>
+          <w:sz w:val="28"/>
+          <w:szCs w:val="28"/>
+          <w:lang w:val="el-GR"/>
+        </w:rPr>
+      </w:pPr>
+      <w:r>
+        <w:rPr>
+          <w:rFonts w:asciiTheme="majorHAnsi" w:hAnsiTheme="majorHAnsi"/>
+          <w:sz w:val="28"/>
+          <w:szCs w:val="28"/>
+          <w:lang w:val="el-GR"/>
+        </w:rPr>
+        <w:lastRenderedPageBreak/>
+        <w:t>1</w:t>
+      </w:r>
+      <w:r>
+        <w:rPr>
+          <w:rFonts w:asciiTheme="majorHAnsi" w:hAnsiTheme="majorHAnsi"/>
+          <w:sz w:val="28"/>
+          <w:szCs w:val="28"/>
+          <w:lang w:val="el-GR"/>
+        </w:rPr>
+        <w:t>2</w:t>
+      </w:r>
+      <w:r>
+        <w:rPr>
+          <w:rFonts w:asciiTheme="majorHAnsi" w:hAnsiTheme="majorHAnsi"/>
+          <w:sz w:val="28"/>
+          <w:szCs w:val="28"/>
+          <w:lang w:val="el-GR"/>
+        </w:rPr>
+        <w:t>/03/2026</w:t>
+      </w:r>
+    </w:p>
+    <w:p>
+      <w:pPr>
+        <w:rPr>
+          <w:rFonts w:asciiTheme="majorHAnsi" w:hAnsiTheme="majorHAnsi"/>
+          <w:sz w:val="28"/>
+          <w:szCs w:val="28"/>
+          <w:lang w:val="el-GR"/>
+        </w:rPr>
+      </w:pPr>
+    </w:p>
+    <w:p>
+      <w:pPr>
+        <w:rPr>
+          <w:rFonts w:asciiTheme="majorHAnsi" w:hAnsiTheme="majorHAnsi"/>
+          <w:b/>
+          <w:bCs/>
+          <w:sz w:val="28"/>
+          <w:szCs w:val="28"/>
+        </w:rPr>
+      </w:pPr>
+      <w:r>
+        <w:rPr>
+          <w:rFonts w:asciiTheme="majorHAnsi" w:hAnsiTheme="majorHAnsi"/>
+          <w:b/>
+          <w:bCs/>
+          <w:sz w:val="28"/>
+          <w:szCs w:val="28"/>
+        </w:rPr>
+        <w:t xml:space="preserve">1. </w:t>
+      </w:r>
+      <w:proofErr w:type="spellStart"/>
+      <w:r>
+        <w:rPr>
+          <w:rFonts w:asciiTheme="majorHAnsi" w:hAnsiTheme="majorHAnsi"/>
+          <w:b/>
+          <w:bCs/>
+          <w:sz w:val="28"/>
+          <w:szCs w:val="28"/>
+        </w:rPr>
+        <w:t>Αρχιτεκτονική</w:t>
+      </w:r>
+      <w:proofErr w:type="spellEnd"/>
+      <w:r>
+        <w:rPr>
+          <w:rFonts w:asciiTheme="majorHAnsi" w:hAnsiTheme="majorHAnsi"/>
+          <w:b/>
+          <w:bCs/>
+          <w:sz w:val="28"/>
+          <w:szCs w:val="28"/>
+        </w:rPr>
+        <w:t xml:space="preserve"> </w:t>
+      </w:r>
+      <w:proofErr w:type="spellStart"/>
+      <w:r>
+        <w:rPr>
+          <w:rFonts w:asciiTheme="majorHAnsi" w:hAnsiTheme="majorHAnsi"/>
+          <w:b/>
+          <w:bCs/>
+          <w:sz w:val="28"/>
+          <w:szCs w:val="28"/>
+        </w:rPr>
+        <w:t>της</w:t>
+      </w:r>
+      <w:proofErr w:type="spellEnd"/>
+      <w:r>
+        <w:rPr>
+          <w:rFonts w:asciiTheme="majorHAnsi" w:hAnsiTheme="majorHAnsi"/>
+          <w:b/>
+          <w:bCs/>
+          <w:sz w:val="28"/>
+          <w:szCs w:val="28"/>
+        </w:rPr>
+        <w:t xml:space="preserve"> </w:t>
+      </w:r>
+      <w:proofErr w:type="spellStart"/>
+      <w:r>
+        <w:rPr>
+          <w:rFonts w:asciiTheme="majorHAnsi" w:hAnsiTheme="majorHAnsi"/>
+          <w:b/>
+          <w:bCs/>
+          <w:sz w:val="28"/>
+          <w:szCs w:val="28"/>
+        </w:rPr>
+        <w:t>Βάσης</w:t>
+      </w:r>
+      <w:proofErr w:type="spellEnd"/>
+      <w:r>
+        <w:rPr>
+          <w:rFonts w:asciiTheme="majorHAnsi" w:hAnsiTheme="majorHAnsi"/>
+          <w:b/>
+          <w:bCs/>
+          <w:sz w:val="28"/>
+          <w:szCs w:val="28"/>
+        </w:rPr>
+        <w:t xml:space="preserve"> </w:t>
+      </w:r>
+      <w:proofErr w:type="spellStart"/>
+      <w:r>
+        <w:rPr>
+          <w:rFonts w:asciiTheme="majorHAnsi" w:hAnsiTheme="majorHAnsi"/>
+          <w:b/>
+          <w:bCs/>
+          <w:sz w:val="28"/>
+          <w:szCs w:val="28"/>
+        </w:rPr>
+        <w:t>Δεδομένων</w:t>
+      </w:r>
+      <w:proofErr w:type="spellEnd"/>
+    </w:p>
+    <w:p>
+      <w:pPr>
+        <w:rPr>
+          <w:rFonts w:asciiTheme="majorHAnsi" w:hAnsiTheme="majorHAnsi"/>
+          <w:lang w:val="el-GR"/>
+        </w:rPr>
+      </w:pPr>
+      <w:r>
+        <w:rPr>
+          <w:rFonts w:asciiTheme="majorHAnsi" w:hAnsiTheme="majorHAnsi"/>
+          <w:lang w:val="el-GR"/>
+        </w:rPr>
+        <w:t xml:space="preserve">Επιλέχθηκε η χρήση του </w:t>
+      </w:r>
+      <w:r>
+        <w:rPr>
+          <w:rFonts w:asciiTheme="majorHAnsi" w:hAnsiTheme="majorHAnsi"/>
+        </w:rPr>
+        <w:t>SQL</w:t>
+      </w:r>
+      <w:r>
+        <w:rPr>
+          <w:rFonts w:asciiTheme="majorHAnsi" w:hAnsiTheme="majorHAnsi"/>
+          <w:lang w:val="el-GR"/>
+        </w:rPr>
+        <w:t xml:space="preserve"> </w:t>
+      </w:r>
+      <w:r>
+        <w:rPr>
+          <w:rFonts w:asciiTheme="majorHAnsi" w:hAnsiTheme="majorHAnsi"/>
+        </w:rPr>
+        <w:t>Server</w:t>
+      </w:r>
+      <w:r>
+        <w:rPr>
+          <w:rFonts w:asciiTheme="majorHAnsi" w:hAnsiTheme="majorHAnsi"/>
+          <w:lang w:val="el-GR"/>
+        </w:rPr>
+        <w:t xml:space="preserve"> σε συνδυασμό με την </w:t>
+      </w:r>
+      <w:r>
+        <w:rPr>
+          <w:rFonts w:asciiTheme="majorHAnsi" w:hAnsiTheme="majorHAnsi"/>
+        </w:rPr>
+        <w:t>Python</w:t>
+      </w:r>
+      <w:r>
+        <w:rPr>
+          <w:rFonts w:asciiTheme="majorHAnsi" w:hAnsiTheme="majorHAnsi"/>
+          <w:lang w:val="el-GR"/>
+        </w:rPr>
+        <w:t xml:space="preserve"> (μέσω της βιβλιοθήκης </w:t>
+      </w:r>
+      <w:proofErr w:type="spellStart"/>
+      <w:r>
+        <w:rPr>
+          <w:rFonts w:asciiTheme="majorHAnsi" w:hAnsiTheme="majorHAnsi"/>
+        </w:rPr>
+        <w:t>SQLAlchemy</w:t>
+      </w:r>
+      <w:proofErr w:type="spellEnd"/>
+      <w:r>
+        <w:rPr>
+          <w:rFonts w:asciiTheme="majorHAnsi" w:hAnsiTheme="majorHAnsi"/>
+          <w:lang w:val="el-GR"/>
+        </w:rPr>
+        <w:t xml:space="preserve">). Η δομή της βάσης ακολουθεί το ιεραρχικό μοντέλο </w:t>
+      </w:r>
+      <w:r>
+        <w:rPr>
+          <w:rFonts w:asciiTheme="majorHAnsi" w:hAnsiTheme="majorHAnsi"/>
+        </w:rPr>
+        <w:t>Parent</w:t>
+      </w:r>
+      <w:r>
+        <w:rPr>
+          <w:rFonts w:asciiTheme="majorHAnsi" w:hAnsiTheme="majorHAnsi"/>
+          <w:lang w:val="el-GR"/>
+        </w:rPr>
+        <w:t>-</w:t>
+      </w:r>
+      <w:r>
+        <w:rPr>
+          <w:rFonts w:asciiTheme="majorHAnsi" w:hAnsiTheme="majorHAnsi"/>
+        </w:rPr>
+        <w:t>Child</w:t>
+      </w:r>
+      <w:r>
+        <w:rPr>
+          <w:rFonts w:asciiTheme="majorHAnsi" w:hAnsiTheme="majorHAnsi"/>
+          <w:lang w:val="el-GR"/>
+        </w:rPr>
+        <w:t xml:space="preserve"> (Γονέας-Παιδί):</w:t>
+      </w:r>
+    </w:p>
+    <w:p>
+      <w:pPr>
+        <w:numPr>
+          <w:ilvl w:val="0"/>
+          <w:numId w:val="23"/>
+        </w:numPr>
+        <w:rPr>
+          <w:rFonts w:asciiTheme="majorHAnsi" w:hAnsiTheme="majorHAnsi"/>
+          <w:lang w:val="el-GR"/>
+        </w:rPr>
+      </w:pPr>
+      <w:r>
+        <w:rPr>
+          <w:rFonts w:asciiTheme="majorHAnsi" w:hAnsiTheme="majorHAnsi"/>
+          <w:lang w:val="el-GR"/>
+        </w:rPr>
+        <w:t xml:space="preserve">Πίνακας </w:t>
+      </w:r>
+      <w:r>
+        <w:rPr>
+          <w:rFonts w:asciiTheme="majorHAnsi" w:hAnsiTheme="majorHAnsi"/>
+        </w:rPr>
+        <w:t>BATTERIES</w:t>
+      </w:r>
+      <w:r>
+        <w:rPr>
+          <w:rFonts w:asciiTheme="majorHAnsi" w:hAnsiTheme="majorHAnsi"/>
+          <w:lang w:val="el-GR"/>
+        </w:rPr>
+        <w:t xml:space="preserve"> (</w:t>
+      </w:r>
+      <w:r>
+        <w:rPr>
+          <w:rFonts w:asciiTheme="majorHAnsi" w:hAnsiTheme="majorHAnsi"/>
+        </w:rPr>
+        <w:t>Parent</w:t>
+      </w:r>
+      <w:r>
+        <w:rPr>
+          <w:rFonts w:asciiTheme="majorHAnsi" w:hAnsiTheme="majorHAnsi"/>
+          <w:lang w:val="el-GR"/>
+        </w:rPr>
+        <w:t>): Λειτουργεί ως το κεντρικό μητρώο (</w:t>
+      </w:r>
+      <w:r>
+        <w:rPr>
+          <w:rFonts w:asciiTheme="majorHAnsi" w:hAnsiTheme="majorHAnsi"/>
+        </w:rPr>
+        <w:t>Registry</w:t>
+      </w:r>
+      <w:r>
+        <w:rPr>
+          <w:rFonts w:asciiTheme="majorHAnsi" w:hAnsiTheme="majorHAnsi"/>
+          <w:lang w:val="el-GR"/>
+        </w:rPr>
+        <w:t>) των μπαταριών. Αποθηκεύει τις στατικές πληροφορίες, όπως την ταυτότητα της μπαταρίας (</w:t>
+      </w:r>
+      <w:r>
+        <w:rPr>
+          <w:rFonts w:asciiTheme="majorHAnsi" w:hAnsiTheme="majorHAnsi"/>
+        </w:rPr>
+        <w:t>Battery</w:t>
+      </w:r>
+      <w:r>
+        <w:rPr>
+          <w:rFonts w:asciiTheme="majorHAnsi" w:hAnsiTheme="majorHAnsi"/>
+          <w:lang w:val="el-GR"/>
+        </w:rPr>
+        <w:t>_</w:t>
+      </w:r>
+      <w:r>
+        <w:rPr>
+          <w:rFonts w:asciiTheme="majorHAnsi" w:hAnsiTheme="majorHAnsi"/>
+        </w:rPr>
+        <w:t>ID</w:t>
+      </w:r>
+      <w:r>
+        <w:rPr>
+          <w:rFonts w:asciiTheme="majorHAnsi" w:hAnsiTheme="majorHAnsi"/>
+          <w:lang w:val="el-GR"/>
+        </w:rPr>
+        <w:t>) και την αρχική, ονομαστική της χωρητικότητα (</w:t>
+      </w:r>
+      <w:r>
+        <w:rPr>
+          <w:rFonts w:asciiTheme="majorHAnsi" w:hAnsiTheme="majorHAnsi"/>
+        </w:rPr>
+        <w:t>Nominal</w:t>
+      </w:r>
+      <w:r>
+        <w:rPr>
+          <w:rFonts w:asciiTheme="majorHAnsi" w:hAnsiTheme="majorHAnsi"/>
+          <w:lang w:val="el-GR"/>
+        </w:rPr>
+        <w:t>_</w:t>
+      </w:r>
+      <w:r>
+        <w:rPr>
+          <w:rFonts w:asciiTheme="majorHAnsi" w:hAnsiTheme="majorHAnsi"/>
+        </w:rPr>
+        <w:t>Capacity</w:t>
+      </w:r>
+      <w:r>
+        <w:rPr>
+          <w:rFonts w:asciiTheme="majorHAnsi" w:hAnsiTheme="majorHAnsi"/>
+          <w:lang w:val="el-GR"/>
+        </w:rPr>
+        <w:t>).</w:t>
+      </w:r>
+    </w:p>
+    <w:p>
+      <w:pPr>
+        <w:numPr>
+          <w:ilvl w:val="0"/>
+          <w:numId w:val="23"/>
+        </w:numPr>
+        <w:rPr>
+          <w:rFonts w:asciiTheme="majorHAnsi" w:hAnsiTheme="majorHAnsi"/>
+          <w:lang w:val="el-GR"/>
+        </w:rPr>
+      </w:pPr>
+      <w:r>
+        <w:rPr>
+          <w:rFonts w:asciiTheme="majorHAnsi" w:hAnsiTheme="majorHAnsi"/>
+          <w:lang w:val="el-GR"/>
+        </w:rPr>
+        <w:t xml:space="preserve">Πίνακας </w:t>
+      </w:r>
+      <w:r>
+        <w:rPr>
+          <w:rFonts w:asciiTheme="majorHAnsi" w:hAnsiTheme="majorHAnsi"/>
+        </w:rPr>
+        <w:t>TEST</w:t>
+      </w:r>
+      <w:r>
+        <w:rPr>
+          <w:rFonts w:asciiTheme="majorHAnsi" w:hAnsiTheme="majorHAnsi"/>
+          <w:lang w:val="el-GR"/>
+        </w:rPr>
+        <w:t>_</w:t>
+      </w:r>
+      <w:r>
+        <w:rPr>
+          <w:rFonts w:asciiTheme="majorHAnsi" w:hAnsiTheme="majorHAnsi"/>
+        </w:rPr>
+        <w:t>CYCLES</w:t>
+      </w:r>
+      <w:r>
+        <w:rPr>
+          <w:rFonts w:asciiTheme="majorHAnsi" w:hAnsiTheme="majorHAnsi"/>
+          <w:lang w:val="el-GR"/>
+        </w:rPr>
+        <w:t xml:space="preserve"> (</w:t>
+      </w:r>
+      <w:r>
+        <w:rPr>
+          <w:rFonts w:asciiTheme="majorHAnsi" w:hAnsiTheme="majorHAnsi"/>
+        </w:rPr>
+        <w:t>Child</w:t>
+      </w:r>
+      <w:r>
+        <w:rPr>
+          <w:rFonts w:asciiTheme="majorHAnsi" w:hAnsiTheme="majorHAnsi"/>
+          <w:lang w:val="el-GR"/>
+        </w:rPr>
+        <w:t xml:space="preserve">): Αποθηκεύει το ιστορικό κάθε κύκλου (φόρτιση, </w:t>
+      </w:r>
+      <w:proofErr w:type="spellStart"/>
+      <w:r>
+        <w:rPr>
+          <w:rFonts w:asciiTheme="majorHAnsi" w:hAnsiTheme="majorHAnsi"/>
+          <w:lang w:val="el-GR"/>
+        </w:rPr>
+        <w:t>εκφόρτιση</w:t>
+      </w:r>
+      <w:proofErr w:type="spellEnd"/>
+      <w:r>
+        <w:rPr>
+          <w:rFonts w:asciiTheme="majorHAnsi" w:hAnsiTheme="majorHAnsi"/>
+          <w:lang w:val="el-GR"/>
+        </w:rPr>
+        <w:t>, σύνθετη αντίσταση), επιτρέποντας την παρακολούθηση της φθοράς στον χρόνο.</w:t>
+      </w:r>
+    </w:p>
+    <w:p>
+      <w:pPr>
+        <w:rPr>
+          <w:rFonts w:asciiTheme="majorHAnsi" w:hAnsiTheme="majorHAnsi"/>
+          <w:b/>
+          <w:bCs/>
+          <w:sz w:val="28"/>
+          <w:szCs w:val="28"/>
+          <w:lang w:val="el-GR"/>
+        </w:rPr>
+      </w:pPr>
+      <w:r>
+        <w:rPr>
+          <w:rFonts w:asciiTheme="majorHAnsi" w:hAnsiTheme="majorHAnsi"/>
+          <w:b/>
+          <w:bCs/>
+          <w:sz w:val="28"/>
+          <w:szCs w:val="28"/>
+          <w:lang w:val="el-GR"/>
+        </w:rPr>
+        <w:t>2. Η Λογική του Κώδικα και ο Μετασχηματισμός</w:t>
+      </w:r>
+    </w:p>
+    <w:p>
+      <w:pPr>
+        <w:rPr>
+          <w:rFonts w:asciiTheme="majorHAnsi" w:hAnsiTheme="majorHAnsi"/>
+          <w:lang w:val="el-GR"/>
+        </w:rPr>
+      </w:pPr>
+      <w:r>
+        <w:rPr>
+          <w:rFonts w:asciiTheme="majorHAnsi" w:hAnsiTheme="majorHAnsi"/>
+          <w:lang w:val="el-GR"/>
+        </w:rPr>
+        <w:t>Η εισαγωγή των δεδομένων δεν έγινε με απλή αντιγραφή, αλλά με εφαρμογή επιχειρησιακής λογικής (</w:t>
+      </w:r>
+      <w:r>
+        <w:rPr>
+          <w:rFonts w:asciiTheme="majorHAnsi" w:hAnsiTheme="majorHAnsi"/>
+        </w:rPr>
+        <w:t>Business</w:t>
+      </w:r>
+      <w:r>
+        <w:rPr>
+          <w:rFonts w:asciiTheme="majorHAnsi" w:hAnsiTheme="majorHAnsi"/>
+          <w:lang w:val="el-GR"/>
+        </w:rPr>
+        <w:t xml:space="preserve"> </w:t>
+      </w:r>
+      <w:r>
+        <w:rPr>
+          <w:rFonts w:asciiTheme="majorHAnsi" w:hAnsiTheme="majorHAnsi"/>
+        </w:rPr>
+        <w:t>Logic</w:t>
+      </w:r>
+      <w:r>
+        <w:rPr>
+          <w:rFonts w:asciiTheme="majorHAnsi" w:hAnsiTheme="majorHAnsi"/>
+          <w:lang w:val="el-GR"/>
+        </w:rPr>
+        <w:t xml:space="preserve">) μέσω της </w:t>
+      </w:r>
+      <w:r>
+        <w:rPr>
+          <w:rFonts w:asciiTheme="majorHAnsi" w:hAnsiTheme="majorHAnsi"/>
+        </w:rPr>
+        <w:t>Python</w:t>
+      </w:r>
+      <w:r>
+        <w:rPr>
+          <w:rFonts w:asciiTheme="majorHAnsi" w:hAnsiTheme="majorHAnsi"/>
+          <w:lang w:val="el-GR"/>
+        </w:rPr>
+        <w:t xml:space="preserve"> και της βιβλιοθήκης </w:t>
+      </w:r>
+      <w:r>
+        <w:rPr>
+          <w:rFonts w:asciiTheme="majorHAnsi" w:hAnsiTheme="majorHAnsi"/>
+        </w:rPr>
+        <w:t>Pandas</w:t>
+      </w:r>
+      <w:r>
+        <w:rPr>
+          <w:rFonts w:asciiTheme="majorHAnsi" w:hAnsiTheme="majorHAnsi"/>
+          <w:lang w:val="el-GR"/>
+        </w:rPr>
+        <w:t>:</w:t>
+      </w:r>
+    </w:p>
+    <w:p>
+      <w:pPr>
+        <w:numPr>
+          <w:ilvl w:val="0"/>
+          <w:numId w:val="24"/>
+        </w:numPr>
+        <w:rPr>
+          <w:rFonts w:asciiTheme="majorHAnsi" w:hAnsiTheme="majorHAnsi"/>
+          <w:lang w:val="el-GR"/>
+        </w:rPr>
+      </w:pPr>
+      <w:r>
+        <w:rPr>
+          <w:rFonts w:asciiTheme="majorHAnsi" w:hAnsiTheme="majorHAnsi"/>
+          <w:lang w:val="el-GR"/>
+        </w:rPr>
+        <w:t>Φιλτράρισμα Ακεραιότητας: Χρησιμοποιήθηκε η μέθοδος .</w:t>
+      </w:r>
+      <w:r>
+        <w:rPr>
+          <w:rFonts w:asciiTheme="majorHAnsi" w:hAnsiTheme="majorHAnsi"/>
+        </w:rPr>
+        <w:t>drop</w:t>
+      </w:r>
+      <w:r>
+        <w:rPr>
+          <w:rFonts w:asciiTheme="majorHAnsi" w:hAnsiTheme="majorHAnsi"/>
+          <w:lang w:val="el-GR"/>
+        </w:rPr>
+        <w:t>_</w:t>
+      </w:r>
+      <w:r>
+        <w:rPr>
+          <w:rFonts w:asciiTheme="majorHAnsi" w:hAnsiTheme="majorHAnsi"/>
+        </w:rPr>
+        <w:t>duplicates</w:t>
+      </w:r>
+      <w:r>
+        <w:rPr>
+          <w:rFonts w:asciiTheme="majorHAnsi" w:hAnsiTheme="majorHAnsi"/>
+          <w:lang w:val="el-GR"/>
+        </w:rPr>
+        <w:t>(</w:t>
+      </w:r>
+      <w:r>
+        <w:rPr>
+          <w:rFonts w:asciiTheme="majorHAnsi" w:hAnsiTheme="majorHAnsi"/>
+        </w:rPr>
+        <w:t>subset</w:t>
+      </w:r>
+      <w:r>
+        <w:rPr>
+          <w:rFonts w:asciiTheme="majorHAnsi" w:hAnsiTheme="majorHAnsi"/>
+          <w:lang w:val="el-GR"/>
+        </w:rPr>
+        <w:t>=['</w:t>
+      </w:r>
+      <w:r>
+        <w:rPr>
+          <w:rFonts w:asciiTheme="majorHAnsi" w:hAnsiTheme="majorHAnsi"/>
+        </w:rPr>
+        <w:t>battery</w:t>
+      </w:r>
+      <w:r>
+        <w:rPr>
+          <w:rFonts w:asciiTheme="majorHAnsi" w:hAnsiTheme="majorHAnsi"/>
+          <w:lang w:val="el-GR"/>
+        </w:rPr>
+        <w:t>_</w:t>
+      </w:r>
+      <w:r>
+        <w:rPr>
+          <w:rFonts w:asciiTheme="majorHAnsi" w:hAnsiTheme="majorHAnsi"/>
+        </w:rPr>
+        <w:t>id</w:t>
+      </w:r>
+      <w:r>
+        <w:rPr>
+          <w:rFonts w:asciiTheme="majorHAnsi" w:hAnsiTheme="majorHAnsi"/>
+          <w:lang w:val="el-GR"/>
+        </w:rPr>
+        <w:t>']) για να διασφαλιστεί ότι κάθε μπαταρία καταγράφεται μόνο μία φορά στον πίνακα-γονέα, αποφεύγοντας σφάλματα παραβίασης πρωτεύοντος κλειδιού (</w:t>
+      </w:r>
+      <w:r>
+        <w:rPr>
+          <w:rFonts w:asciiTheme="majorHAnsi" w:hAnsiTheme="majorHAnsi"/>
+        </w:rPr>
+        <w:t>Primary</w:t>
+      </w:r>
+      <w:r>
+        <w:rPr>
+          <w:rFonts w:asciiTheme="majorHAnsi" w:hAnsiTheme="majorHAnsi"/>
+          <w:lang w:val="el-GR"/>
+        </w:rPr>
+        <w:t xml:space="preserve"> </w:t>
+      </w:r>
+      <w:r>
+        <w:rPr>
+          <w:rFonts w:asciiTheme="majorHAnsi" w:hAnsiTheme="majorHAnsi"/>
+        </w:rPr>
+        <w:t>Key</w:t>
+      </w:r>
+      <w:r>
+        <w:rPr>
+          <w:rFonts w:asciiTheme="majorHAnsi" w:hAnsiTheme="majorHAnsi"/>
+          <w:lang w:val="el-GR"/>
+        </w:rPr>
+        <w:t xml:space="preserve"> </w:t>
+      </w:r>
+      <w:r>
+        <w:rPr>
+          <w:rFonts w:asciiTheme="majorHAnsi" w:hAnsiTheme="majorHAnsi"/>
+        </w:rPr>
+        <w:t>Violation</w:t>
+      </w:r>
+      <w:r>
+        <w:rPr>
+          <w:rFonts w:asciiTheme="majorHAnsi" w:hAnsiTheme="majorHAnsi"/>
+          <w:lang w:val="el-GR"/>
+        </w:rPr>
+        <w:t>).</w:t>
+      </w:r>
+    </w:p>
+    <w:p>
+      <w:pPr>
+        <w:numPr>
+          <w:ilvl w:val="0"/>
+          <w:numId w:val="24"/>
+        </w:numPr>
+        <w:rPr>
+          <w:rFonts w:asciiTheme="majorHAnsi" w:hAnsiTheme="majorHAnsi"/>
+          <w:lang w:val="el-GR"/>
+        </w:rPr>
+      </w:pPr>
+      <w:r>
+        <w:rPr>
+          <w:rFonts w:asciiTheme="majorHAnsi" w:hAnsiTheme="majorHAnsi"/>
+          <w:lang w:val="el-GR"/>
+        </w:rPr>
+        <w:t xml:space="preserve">Επιλογή Κατάλληλης Στήλης: Αντί για την τυχαία επιλογή της πρώτης γραμμής, ο κώδικας τροποποιήθηκε ώστε να αναζητά την πρώτη εγγραφή τύπου </w:t>
+      </w:r>
+      <w:r>
+        <w:rPr>
+          <w:rFonts w:asciiTheme="majorHAnsi" w:hAnsiTheme="majorHAnsi"/>
+        </w:rPr>
+        <w:t>discharge</w:t>
+      </w:r>
+      <w:r>
+        <w:rPr>
+          <w:rFonts w:asciiTheme="majorHAnsi" w:hAnsiTheme="majorHAnsi"/>
+          <w:lang w:val="el-GR"/>
+        </w:rPr>
+        <w:t>. Αυτό είναι κρίσιμο, καθώς μόνο σε αυτόν τον τύπο τεστ καταγράφεται η πραγματική χωρητικότητα (</w:t>
+      </w:r>
+      <w:r>
+        <w:rPr>
+          <w:rFonts w:asciiTheme="majorHAnsi" w:hAnsiTheme="majorHAnsi"/>
+        </w:rPr>
+        <w:t>Capacity</w:t>
+      </w:r>
+      <w:r>
+        <w:rPr>
+          <w:rFonts w:asciiTheme="majorHAnsi" w:hAnsiTheme="majorHAnsi"/>
+          <w:lang w:val="el-GR"/>
+        </w:rPr>
+        <w:t>).</w:t>
+      </w:r>
+    </w:p>
+    <w:p>
+      <w:pPr>
+        <w:rPr>
+          <w:rFonts w:asciiTheme="majorHAnsi" w:hAnsiTheme="majorHAnsi"/>
+          <w:b/>
+          <w:bCs/>
+          <w:sz w:val="28"/>
+          <w:szCs w:val="28"/>
+          <w:lang w:val="el-GR"/>
+        </w:rPr>
+      </w:pPr>
+      <w:r>
+        <w:rPr>
+          <w:rFonts w:asciiTheme="majorHAnsi" w:hAnsiTheme="majorHAnsi"/>
+          <w:b/>
+          <w:bCs/>
+          <w:sz w:val="28"/>
+          <w:szCs w:val="28"/>
+          <w:lang w:val="el-GR"/>
+        </w:rPr>
+        <w:t xml:space="preserve">3. Πρακτικό Παράδειγμα: Η Μπαταρία </w:t>
+      </w:r>
+      <w:r>
+        <w:rPr>
+          <w:rFonts w:asciiTheme="majorHAnsi" w:hAnsiTheme="majorHAnsi"/>
+          <w:b/>
+          <w:bCs/>
+          <w:sz w:val="28"/>
+          <w:szCs w:val="28"/>
+        </w:rPr>
+        <w:t>B</w:t>
+      </w:r>
+      <w:r>
+        <w:rPr>
+          <w:rFonts w:asciiTheme="majorHAnsi" w:hAnsiTheme="majorHAnsi"/>
+          <w:b/>
+          <w:bCs/>
+          <w:sz w:val="28"/>
+          <w:szCs w:val="28"/>
+          <w:lang w:val="el-GR"/>
+        </w:rPr>
+        <w:t>0005</w:t>
+      </w:r>
+    </w:p>
+    <w:p>
+      <w:pPr>
+        <w:rPr>
+          <w:rFonts w:asciiTheme="majorHAnsi" w:hAnsiTheme="majorHAnsi"/>
+          <w:lang w:val="el-GR"/>
+        </w:rPr>
+      </w:pPr>
+      <w:r>
+        <w:rPr>
+          <w:rFonts w:asciiTheme="majorHAnsi" w:hAnsiTheme="majorHAnsi"/>
+          <w:lang w:val="el-GR"/>
+        </w:rPr>
+        <w:t xml:space="preserve">Για να κατανοήσουμε τη σύνδεση κώδικα και θεωρίας, ας εξετάσουμε την περίπτωση της μπαταρίας </w:t>
+      </w:r>
+      <w:r>
+        <w:rPr>
+          <w:rFonts w:asciiTheme="majorHAnsi" w:hAnsiTheme="majorHAnsi"/>
+        </w:rPr>
+        <w:t>B</w:t>
+      </w:r>
+      <w:r>
+        <w:rPr>
+          <w:rFonts w:asciiTheme="majorHAnsi" w:hAnsiTheme="majorHAnsi"/>
+          <w:lang w:val="el-GR"/>
+        </w:rPr>
+        <w:t>0005:</w:t>
+      </w:r>
+    </w:p>
+    <w:p>
+      <w:pPr>
+        <w:numPr>
+          <w:ilvl w:val="0"/>
+          <w:numId w:val="25"/>
+        </w:numPr>
+        <w:rPr>
+          <w:rFonts w:asciiTheme="majorHAnsi" w:hAnsiTheme="majorHAnsi"/>
+          <w:lang w:val="el-GR"/>
+        </w:rPr>
+      </w:pPr>
+      <w:r>
+        <w:rPr>
+          <w:rFonts w:asciiTheme="majorHAnsi" w:hAnsiTheme="majorHAnsi"/>
+          <w:lang w:val="el-GR"/>
+        </w:rPr>
+        <w:t xml:space="preserve">Στο </w:t>
+      </w:r>
+      <w:r>
+        <w:rPr>
+          <w:rFonts w:asciiTheme="majorHAnsi" w:hAnsiTheme="majorHAnsi"/>
+        </w:rPr>
+        <w:t>CSV</w:t>
+      </w:r>
+      <w:r>
+        <w:rPr>
+          <w:rFonts w:asciiTheme="majorHAnsi" w:hAnsiTheme="majorHAnsi"/>
+          <w:lang w:val="el-GR"/>
+        </w:rPr>
+        <w:t>: Η μπαταρία εμφανίζεται σε 600+ γραμμές. Η πρώτη γραμμή αφορά φόρτιση (</w:t>
+      </w:r>
+      <w:r>
+        <w:rPr>
+          <w:rFonts w:asciiTheme="majorHAnsi" w:hAnsiTheme="majorHAnsi"/>
+        </w:rPr>
+        <w:t>charge</w:t>
+      </w:r>
+      <w:r>
+        <w:rPr>
+          <w:rFonts w:asciiTheme="majorHAnsi" w:hAnsiTheme="majorHAnsi"/>
+          <w:lang w:val="el-GR"/>
+        </w:rPr>
+        <w:t xml:space="preserve">), όπου η χωρητικότητα είναι </w:t>
+      </w:r>
+      <w:proofErr w:type="spellStart"/>
+      <w:r>
+        <w:rPr>
+          <w:rFonts w:asciiTheme="majorHAnsi" w:hAnsiTheme="majorHAnsi"/>
+        </w:rPr>
+        <w:t>NaN</w:t>
+      </w:r>
+      <w:proofErr w:type="spellEnd"/>
+      <w:r>
+        <w:rPr>
+          <w:rFonts w:asciiTheme="majorHAnsi" w:hAnsiTheme="majorHAnsi"/>
+          <w:lang w:val="el-GR"/>
+        </w:rPr>
+        <w:t xml:space="preserve"> (</w:t>
+      </w:r>
+      <w:r>
+        <w:rPr>
+          <w:rFonts w:asciiTheme="majorHAnsi" w:hAnsiTheme="majorHAnsi"/>
+        </w:rPr>
+        <w:t>NULL</w:t>
+      </w:r>
+      <w:r>
+        <w:rPr>
+          <w:rFonts w:asciiTheme="majorHAnsi" w:hAnsiTheme="majorHAnsi"/>
+          <w:lang w:val="el-GR"/>
+        </w:rPr>
+        <w:t>).</w:t>
+      </w:r>
+    </w:p>
+    <w:p>
+      <w:pPr>
+        <w:numPr>
+          <w:ilvl w:val="0"/>
+          <w:numId w:val="25"/>
+        </w:numPr>
+        <w:rPr>
+          <w:rFonts w:asciiTheme="majorHAnsi" w:hAnsiTheme="majorHAnsi"/>
+          <w:lang w:val="el-GR"/>
+        </w:rPr>
+      </w:pPr>
+      <w:r>
+        <w:rPr>
+          <w:rFonts w:asciiTheme="majorHAnsi" w:hAnsiTheme="majorHAnsi"/>
+          <w:lang w:val="el-GR"/>
+        </w:rPr>
+        <w:t xml:space="preserve">Στον Κώδικα: Αν παίρναμε την πρώτη γραμμή τυφλά, η βάση θα είχε </w:t>
+      </w:r>
+      <w:r>
+        <w:rPr>
+          <w:rFonts w:asciiTheme="majorHAnsi" w:hAnsiTheme="majorHAnsi"/>
+        </w:rPr>
+        <w:t>NULL</w:t>
+      </w:r>
+      <w:r>
+        <w:rPr>
+          <w:rFonts w:asciiTheme="majorHAnsi" w:hAnsiTheme="majorHAnsi"/>
+          <w:lang w:val="el-GR"/>
+        </w:rPr>
+        <w:t xml:space="preserve">. Με το φιλτράρισμα </w:t>
+      </w:r>
+      <w:proofErr w:type="spellStart"/>
+      <w:r>
+        <w:rPr>
+          <w:rFonts w:asciiTheme="majorHAnsi" w:hAnsiTheme="majorHAnsi"/>
+        </w:rPr>
+        <w:t>df</w:t>
+      </w:r>
+      <w:proofErr w:type="spellEnd"/>
+      <w:r>
+        <w:rPr>
+          <w:rFonts w:asciiTheme="majorHAnsi" w:hAnsiTheme="majorHAnsi"/>
+          <w:lang w:val="el-GR"/>
+        </w:rPr>
+        <w:t>[</w:t>
+      </w:r>
+      <w:proofErr w:type="spellStart"/>
+      <w:r>
+        <w:rPr>
+          <w:rFonts w:asciiTheme="majorHAnsi" w:hAnsiTheme="majorHAnsi"/>
+        </w:rPr>
+        <w:t>df</w:t>
+      </w:r>
+      <w:proofErr w:type="spellEnd"/>
+      <w:r>
+        <w:rPr>
+          <w:rFonts w:asciiTheme="majorHAnsi" w:hAnsiTheme="majorHAnsi"/>
+          <w:lang w:val="el-GR"/>
+        </w:rPr>
+        <w:t>['</w:t>
+      </w:r>
+      <w:r>
+        <w:rPr>
+          <w:rFonts w:asciiTheme="majorHAnsi" w:hAnsiTheme="majorHAnsi"/>
+        </w:rPr>
+        <w:t>type</w:t>
+      </w:r>
+      <w:r>
+        <w:rPr>
+          <w:rFonts w:asciiTheme="majorHAnsi" w:hAnsiTheme="majorHAnsi"/>
+          <w:lang w:val="el-GR"/>
+        </w:rPr>
+        <w:t>'] == '</w:t>
+      </w:r>
+      <w:r>
+        <w:rPr>
+          <w:rFonts w:asciiTheme="majorHAnsi" w:hAnsiTheme="majorHAnsi"/>
+        </w:rPr>
+        <w:t>discharge</w:t>
+      </w:r>
+      <w:r>
+        <w:rPr>
+          <w:rFonts w:asciiTheme="majorHAnsi" w:hAnsiTheme="majorHAnsi"/>
+          <w:lang w:val="el-GR"/>
+        </w:rPr>
+        <w:t xml:space="preserve">'], η </w:t>
+      </w:r>
+      <w:r>
+        <w:rPr>
+          <w:rFonts w:asciiTheme="majorHAnsi" w:hAnsiTheme="majorHAnsi"/>
+        </w:rPr>
+        <w:t>Python</w:t>
+      </w:r>
+      <w:r>
+        <w:rPr>
+          <w:rFonts w:asciiTheme="majorHAnsi" w:hAnsiTheme="majorHAnsi"/>
+          <w:lang w:val="el-GR"/>
+        </w:rPr>
+        <w:t xml:space="preserve"> προσπερνά τα </w:t>
+      </w:r>
+      <w:r>
+        <w:rPr>
+          <w:rFonts w:asciiTheme="majorHAnsi" w:hAnsiTheme="majorHAnsi"/>
+        </w:rPr>
+        <w:t>NULL</w:t>
+      </w:r>
+      <w:r>
+        <w:rPr>
+          <w:rFonts w:asciiTheme="majorHAnsi" w:hAnsiTheme="majorHAnsi"/>
+          <w:lang w:val="el-GR"/>
+        </w:rPr>
+        <w:t xml:space="preserve"> και εντοπίζει την πρώτη σωστή μέτρηση (π.χ. 1.856 </w:t>
+      </w:r>
+      <w:r>
+        <w:rPr>
+          <w:rFonts w:asciiTheme="majorHAnsi" w:hAnsiTheme="majorHAnsi"/>
+        </w:rPr>
+        <w:t>Ah</w:t>
+      </w:r>
+      <w:r>
+        <w:rPr>
+          <w:rFonts w:asciiTheme="majorHAnsi" w:hAnsiTheme="majorHAnsi"/>
+          <w:lang w:val="el-GR"/>
+        </w:rPr>
+        <w:t>).</w:t>
+      </w:r>
+    </w:p>
+    <w:p>
+      <w:pPr>
+        <w:numPr>
+          <w:ilvl w:val="0"/>
+          <w:numId w:val="25"/>
+        </w:numPr>
+        <w:rPr>
+          <w:rFonts w:asciiTheme="majorHAnsi" w:hAnsiTheme="majorHAnsi"/>
+          <w:lang w:val="el-GR"/>
+        </w:rPr>
+      </w:pPr>
+      <w:r>
+        <w:rPr>
+          <w:rFonts w:asciiTheme="majorHAnsi" w:hAnsiTheme="majorHAnsi"/>
+          <w:lang w:val="el-GR"/>
+        </w:rPr>
+        <w:lastRenderedPageBreak/>
+        <w:t xml:space="preserve">Στο </w:t>
+      </w:r>
+      <w:r>
+        <w:rPr>
+          <w:rFonts w:asciiTheme="majorHAnsi" w:hAnsiTheme="majorHAnsi"/>
+        </w:rPr>
+        <w:t>Word</w:t>
+      </w:r>
+      <w:r>
+        <w:rPr>
+          <w:rFonts w:asciiTheme="majorHAnsi" w:hAnsiTheme="majorHAnsi"/>
+          <w:lang w:val="el-GR"/>
+        </w:rPr>
+        <w:t>: Αυτή η τιμή ορίζεται ως η "Ονομαστική Χωρητικότητα" (</w:t>
+      </w:r>
+      <w:r>
+        <w:rPr>
+          <w:rFonts w:asciiTheme="majorHAnsi" w:hAnsiTheme="majorHAnsi"/>
+        </w:rPr>
+        <w:t>Capacity</w:t>
+      </w:r>
+      <w:r>
+        <w:rPr>
+          <w:rFonts w:asciiTheme="majorHAnsi" w:hAnsiTheme="majorHAnsi"/>
+          <w:lang w:val="el-GR"/>
+        </w:rPr>
+        <w:t>_{</w:t>
+      </w:r>
+      <w:r>
+        <w:rPr>
+          <w:rFonts w:asciiTheme="majorHAnsi" w:hAnsiTheme="majorHAnsi"/>
+        </w:rPr>
+        <w:t>nominal</w:t>
+      </w:r>
+      <w:r>
+        <w:rPr>
+          <w:rFonts w:asciiTheme="majorHAnsi" w:hAnsiTheme="majorHAnsi"/>
+          <w:lang w:val="el-GR"/>
+        </w:rPr>
+        <w:t xml:space="preserve">}), η οποία αποτελεί το σημείο αναφοράς για τον υπολογισμό του </w:t>
+      </w:r>
+      <w:r>
+        <w:rPr>
+          <w:rFonts w:asciiTheme="majorHAnsi" w:hAnsiTheme="majorHAnsi"/>
+        </w:rPr>
+        <w:t>State</w:t>
+      </w:r>
+      <w:r>
+        <w:rPr>
+          <w:rFonts w:asciiTheme="majorHAnsi" w:hAnsiTheme="majorHAnsi"/>
+          <w:lang w:val="el-GR"/>
+        </w:rPr>
+        <w:t xml:space="preserve"> </w:t>
+      </w:r>
+      <w:r>
+        <w:rPr>
+          <w:rFonts w:asciiTheme="majorHAnsi" w:hAnsiTheme="majorHAnsi"/>
+        </w:rPr>
+        <w:t>of</w:t>
+      </w:r>
+      <w:r>
+        <w:rPr>
+          <w:rFonts w:asciiTheme="majorHAnsi" w:hAnsiTheme="majorHAnsi"/>
+          <w:lang w:val="el-GR"/>
+        </w:rPr>
+        <w:t xml:space="preserve"> </w:t>
+      </w:r>
+      <w:r>
+        <w:rPr>
+          <w:rFonts w:asciiTheme="majorHAnsi" w:hAnsiTheme="majorHAnsi"/>
+        </w:rPr>
+        <w:t>Health</w:t>
+      </w:r>
+      <w:r>
+        <w:rPr>
+          <w:rFonts w:asciiTheme="majorHAnsi" w:hAnsiTheme="majorHAnsi"/>
+          <w:lang w:val="el-GR"/>
+        </w:rPr>
+        <w:t xml:space="preserve"> (</w:t>
+      </w:r>
+      <w:proofErr w:type="spellStart"/>
+      <w:r>
+        <w:rPr>
+          <w:rFonts w:asciiTheme="majorHAnsi" w:hAnsiTheme="majorHAnsi"/>
+        </w:rPr>
+        <w:t>SoH</w:t>
+      </w:r>
+      <w:proofErr w:type="spellEnd"/>
+      <w:r>
+        <w:rPr>
+          <w:rFonts w:asciiTheme="majorHAnsi" w:hAnsiTheme="majorHAnsi"/>
+          <w:lang w:val="el-GR"/>
+        </w:rPr>
+        <w:t>):</w:t>
+      </w:r>
+    </w:p>
+    <w:p>
+      <w:pPr>
+        <w:ind w:left="720"/>
+        <w:jc w:val="center"/>
+        <w:rPr>
+          <w:rFonts w:asciiTheme="majorHAnsi" w:hAnsiTheme="majorHAnsi"/>
+          <w:lang w:val="el-GR"/>
+        </w:rPr>
+      </w:pPr>
+      <w:r>
+        <w:rPr>
+          <w:noProof/>
+        </w:rPr>
+        <w:drawing>
+          <wp:inline distT="0" distB="0" distL="0" distR="0" wp14:anchorId="6225E771" wp14:editId="632CD515">
+            <wp:extent cx="3124200" cy="981075"/>
+            <wp:effectExtent l="0" t="0" r="0" b="9525"/>
+            <wp:docPr id="660924332" name="Picture 1"/>
+            <wp:cNvGraphicFramePr>
+              <a:graphicFrameLocks xmlns:a="http://schemas.openxmlformats.org/drawingml/2006/main" noChangeAspect="1"/>
+            </wp:cNvGraphicFramePr>
+            <a:graphic xmlns:a="http://schemas.openxmlformats.org/drawingml/2006/main">
+              <a:graphicData uri="http://schemas.openxmlformats.org/drawingml/2006/picture">
+                <pic:pic xmlns:pic="http://schemas.openxmlformats.org/drawingml/2006/picture">
+                  <pic:nvPicPr>
+                    <pic:cNvPr id="660924332" name=""/>
+                    <pic:cNvPicPr/>
+                  </pic:nvPicPr>
+                  <pic:blipFill>
+                    <a:blip r:embed="rId12"/>
+                    <a:stretch>
+                      <a:fillRect/>
+                    </a:stretch>
+                  </pic:blipFill>
+                  <pic:spPr>
+                    <a:xfrm>
+                      <a:off x="0" y="0"/>
+                      <a:ext cx="3124200" cy="981075"/>
+                    </a:xfrm>
+                    <a:prstGeom prst="rect">
+                      <a:avLst/>
+                    </a:prstGeom>
+                  </pic:spPr>
+                </pic:pic>
+              </a:graphicData>
+            </a:graphic>
+          </wp:inline>
+        </w:drawing>
+      </w:r>
+    </w:p>
+    <w:p>
+      <w:pPr>
+        <w:rPr>
+          <w:rFonts w:asciiTheme="majorHAnsi" w:hAnsiTheme="majorHAnsi"/>
+          <w:b/>
+          <w:bCs/>
+        </w:rPr>
+      </w:pPr>
+      <w:r>
+        <w:rPr>
+          <w:rFonts w:asciiTheme="majorHAnsi" w:hAnsiTheme="majorHAnsi"/>
+          <w:b/>
+          <w:bCs/>
+          <w:sz w:val="28"/>
+          <w:szCs w:val="28"/>
+        </w:rPr>
+        <w:t xml:space="preserve">4. </w:t>
+      </w:r>
+      <w:proofErr w:type="spellStart"/>
+      <w:r>
+        <w:rPr>
+          <w:rFonts w:asciiTheme="majorHAnsi" w:hAnsiTheme="majorHAnsi"/>
+          <w:b/>
+          <w:bCs/>
+          <w:sz w:val="28"/>
+          <w:szCs w:val="28"/>
+        </w:rPr>
+        <w:t>Τεχνικές</w:t>
+      </w:r>
+      <w:proofErr w:type="spellEnd"/>
+      <w:r>
+        <w:rPr>
+          <w:rFonts w:asciiTheme="majorHAnsi" w:hAnsiTheme="majorHAnsi"/>
+          <w:b/>
+          <w:bCs/>
+          <w:sz w:val="28"/>
+          <w:szCs w:val="28"/>
+        </w:rPr>
+        <w:t xml:space="preserve"> </w:t>
+      </w:r>
+      <w:proofErr w:type="spellStart"/>
+      <w:r>
+        <w:rPr>
+          <w:rFonts w:asciiTheme="majorHAnsi" w:hAnsiTheme="majorHAnsi"/>
+          <w:b/>
+          <w:bCs/>
+          <w:sz w:val="28"/>
+          <w:szCs w:val="28"/>
+        </w:rPr>
+        <w:t>Προδι</w:t>
+      </w:r>
+      <w:proofErr w:type="spellEnd"/>
+      <w:r>
+        <w:rPr>
+          <w:rFonts w:asciiTheme="majorHAnsi" w:hAnsiTheme="majorHAnsi"/>
+          <w:b/>
+          <w:bCs/>
+          <w:sz w:val="28"/>
+          <w:szCs w:val="28"/>
+        </w:rPr>
+        <w:t>αγραφές</w:t>
+      </w:r>
+    </w:p>
+    <w:p>
+      <w:pPr>
+        <w:numPr>
+          <w:ilvl w:val="0"/>
+          <w:numId w:val="26"/>
+        </w:numPr>
+        <w:rPr>
+          <w:rFonts w:asciiTheme="majorHAnsi" w:hAnsiTheme="majorHAnsi"/>
+        </w:rPr>
+      </w:pPr>
+      <w:proofErr w:type="spellStart"/>
+      <w:r>
+        <w:rPr>
+          <w:rFonts w:asciiTheme="majorHAnsi" w:hAnsiTheme="majorHAnsi"/>
+        </w:rPr>
+        <w:t>Σύνδεση</w:t>
+      </w:r>
+      <w:proofErr w:type="spellEnd"/>
+      <w:r>
+        <w:rPr>
+          <w:rFonts w:asciiTheme="majorHAnsi" w:hAnsiTheme="majorHAnsi"/>
+        </w:rPr>
+        <w:t xml:space="preserve">: </w:t>
+      </w:r>
+      <w:proofErr w:type="spellStart"/>
+      <w:r>
+        <w:rPr>
+          <w:rFonts w:asciiTheme="majorHAnsi" w:hAnsiTheme="majorHAnsi"/>
+        </w:rPr>
+        <w:t>Χρήση</w:t>
+      </w:r>
+      <w:proofErr w:type="spellEnd"/>
+      <w:r>
+        <w:rPr>
+          <w:rFonts w:asciiTheme="majorHAnsi" w:hAnsiTheme="majorHAnsi"/>
+        </w:rPr>
+        <w:t xml:space="preserve"> </w:t>
+      </w:r>
+      <w:proofErr w:type="spellStart"/>
+      <w:proofErr w:type="gramStart"/>
+      <w:r>
+        <w:rPr>
+          <w:rFonts w:asciiTheme="majorHAnsi" w:hAnsiTheme="majorHAnsi"/>
+        </w:rPr>
+        <w:t>urllib.parse</w:t>
+      </w:r>
+      <w:proofErr w:type="spellEnd"/>
+      <w:proofErr w:type="gramEnd"/>
+      <w:r>
+        <w:rPr>
+          <w:rFonts w:asciiTheme="majorHAnsi" w:hAnsiTheme="majorHAnsi"/>
+        </w:rPr>
+        <w:t xml:space="preserve"> </w:t>
+      </w:r>
+      <w:proofErr w:type="spellStart"/>
+      <w:r>
+        <w:rPr>
+          <w:rFonts w:asciiTheme="majorHAnsi" w:hAnsiTheme="majorHAnsi"/>
+        </w:rPr>
+        <w:t>γι</w:t>
+      </w:r>
+      <w:proofErr w:type="spellEnd"/>
+      <w:r>
+        <w:rPr>
+          <w:rFonts w:asciiTheme="majorHAnsi" w:hAnsiTheme="majorHAnsi"/>
+        </w:rPr>
+        <w:t xml:space="preserve">α </w:t>
+      </w:r>
+      <w:proofErr w:type="spellStart"/>
+      <w:r>
+        <w:rPr>
+          <w:rFonts w:asciiTheme="majorHAnsi" w:hAnsiTheme="majorHAnsi"/>
+        </w:rPr>
+        <w:t>την</w:t>
+      </w:r>
+      <w:proofErr w:type="spellEnd"/>
+      <w:r>
+        <w:rPr>
+          <w:rFonts w:asciiTheme="majorHAnsi" w:hAnsiTheme="majorHAnsi"/>
+        </w:rPr>
+        <w:t xml:space="preserve"> </w:t>
+      </w:r>
+      <w:proofErr w:type="spellStart"/>
+      <w:r>
+        <w:rPr>
+          <w:rFonts w:asciiTheme="majorHAnsi" w:hAnsiTheme="majorHAnsi"/>
+        </w:rPr>
+        <w:t>κωδικο</w:t>
+      </w:r>
+      <w:proofErr w:type="spellEnd"/>
+      <w:r>
+        <w:rPr>
+          <w:rFonts w:asciiTheme="majorHAnsi" w:hAnsiTheme="majorHAnsi"/>
+        </w:rPr>
+        <w:t xml:space="preserve">ποίηση </w:t>
+      </w:r>
+      <w:proofErr w:type="spellStart"/>
+      <w:r>
+        <w:rPr>
+          <w:rFonts w:asciiTheme="majorHAnsi" w:hAnsiTheme="majorHAnsi"/>
+        </w:rPr>
+        <w:t>του</w:t>
+      </w:r>
+      <w:proofErr w:type="spellEnd"/>
+      <w:r>
+        <w:rPr>
+          <w:rFonts w:asciiTheme="majorHAnsi" w:hAnsiTheme="majorHAnsi"/>
+        </w:rPr>
+        <w:t xml:space="preserve"> connection string και </w:t>
+      </w:r>
+      <w:proofErr w:type="spellStart"/>
+      <w:proofErr w:type="gramStart"/>
+      <w:r>
+        <w:rPr>
+          <w:rFonts w:asciiTheme="majorHAnsi" w:hAnsiTheme="majorHAnsi"/>
+        </w:rPr>
+        <w:t>sqlalchemy.create</w:t>
+      </w:r>
+      <w:proofErr w:type="gramEnd"/>
+      <w:r>
+        <w:rPr>
+          <w:rFonts w:asciiTheme="majorHAnsi" w:hAnsiTheme="majorHAnsi"/>
+        </w:rPr>
+        <w:t>_engine</w:t>
+      </w:r>
+      <w:proofErr w:type="spellEnd"/>
+      <w:r>
+        <w:rPr>
+          <w:rFonts w:asciiTheme="majorHAnsi" w:hAnsiTheme="majorHAnsi"/>
+        </w:rPr>
+        <w:t xml:space="preserve"> </w:t>
+      </w:r>
+      <w:proofErr w:type="spellStart"/>
+      <w:r>
+        <w:rPr>
+          <w:rFonts w:asciiTheme="majorHAnsi" w:hAnsiTheme="majorHAnsi"/>
+        </w:rPr>
+        <w:t>γι</w:t>
+      </w:r>
+      <w:proofErr w:type="spellEnd"/>
+      <w:r>
+        <w:rPr>
+          <w:rFonts w:asciiTheme="majorHAnsi" w:hAnsiTheme="majorHAnsi"/>
+        </w:rPr>
+        <w:t xml:space="preserve">α </w:t>
+      </w:r>
+      <w:proofErr w:type="spellStart"/>
+      <w:r>
+        <w:rPr>
+          <w:rFonts w:asciiTheme="majorHAnsi" w:hAnsiTheme="majorHAnsi"/>
+        </w:rPr>
+        <w:t>τη</w:t>
+      </w:r>
+      <w:proofErr w:type="spellEnd"/>
+      <w:r>
+        <w:rPr>
+          <w:rFonts w:asciiTheme="majorHAnsi" w:hAnsiTheme="majorHAnsi"/>
+        </w:rPr>
+        <w:t xml:space="preserve"> </w:t>
+      </w:r>
+      <w:proofErr w:type="spellStart"/>
+      <w:r>
+        <w:rPr>
+          <w:rFonts w:asciiTheme="majorHAnsi" w:hAnsiTheme="majorHAnsi"/>
+        </w:rPr>
+        <w:t>δι</w:t>
+      </w:r>
+      <w:proofErr w:type="spellEnd"/>
+      <w:r>
+        <w:rPr>
+          <w:rFonts w:asciiTheme="majorHAnsi" w:hAnsiTheme="majorHAnsi"/>
+        </w:rPr>
+        <w:t xml:space="preserve">αχείριση </w:t>
+      </w:r>
+      <w:proofErr w:type="spellStart"/>
+      <w:r>
+        <w:rPr>
+          <w:rFonts w:asciiTheme="majorHAnsi" w:hAnsiTheme="majorHAnsi"/>
+        </w:rPr>
+        <w:t>των</w:t>
+      </w:r>
+      <w:proofErr w:type="spellEnd"/>
+      <w:r>
+        <w:rPr>
+          <w:rFonts w:asciiTheme="majorHAnsi" w:hAnsiTheme="majorHAnsi"/>
+        </w:rPr>
+        <w:t xml:space="preserve"> sessions.</w:t>
+      </w:r>
+    </w:p>
+    <w:p>
+      <w:pPr>
+        <w:numPr>
+          <w:ilvl w:val="0"/>
+          <w:numId w:val="26"/>
+        </w:numPr>
+        <w:rPr>
+          <w:rFonts w:asciiTheme="majorHAnsi" w:hAnsiTheme="majorHAnsi"/>
+          <w:lang w:val="el-GR"/>
+        </w:rPr>
+      </w:pPr>
+      <w:r>
+        <w:rPr>
+          <w:rFonts w:asciiTheme="majorHAnsi" w:hAnsiTheme="majorHAnsi"/>
+          <w:lang w:val="el-GR"/>
+        </w:rPr>
+        <w:t xml:space="preserve">Έλεγχος Εκδόσεων: Η ανάπτυξη έγινε σε ξεχωριστά </w:t>
+      </w:r>
+      <w:r>
+        <w:rPr>
+          <w:rFonts w:asciiTheme="majorHAnsi" w:hAnsiTheme="majorHAnsi"/>
+        </w:rPr>
+        <w:t>Git</w:t>
+      </w:r>
+      <w:r>
+        <w:rPr>
+          <w:rFonts w:asciiTheme="majorHAnsi" w:hAnsiTheme="majorHAnsi"/>
+          <w:lang w:val="el-GR"/>
+        </w:rPr>
+        <w:t xml:space="preserve"> </w:t>
+      </w:r>
+      <w:r>
+        <w:rPr>
+          <w:rFonts w:asciiTheme="majorHAnsi" w:hAnsiTheme="majorHAnsi"/>
+        </w:rPr>
+        <w:t>Branches</w:t>
+      </w:r>
+      <w:r>
+        <w:rPr>
+          <w:rFonts w:asciiTheme="majorHAnsi" w:hAnsiTheme="majorHAnsi"/>
+          <w:lang w:val="el-GR"/>
+        </w:rPr>
+        <w:t xml:space="preserve"> (</w:t>
+      </w:r>
+      <w:r>
+        <w:rPr>
+          <w:rFonts w:asciiTheme="majorHAnsi" w:hAnsiTheme="majorHAnsi"/>
+        </w:rPr>
+        <w:t>DB</w:t>
+      </w:r>
+      <w:r>
+        <w:rPr>
+          <w:rFonts w:asciiTheme="majorHAnsi" w:hAnsiTheme="majorHAnsi"/>
+          <w:lang w:val="el-GR"/>
+        </w:rPr>
+        <w:t>_</w:t>
+      </w:r>
+      <w:r>
+        <w:rPr>
+          <w:rFonts w:asciiTheme="majorHAnsi" w:hAnsiTheme="majorHAnsi"/>
+        </w:rPr>
+        <w:t>Connection</w:t>
+      </w:r>
+      <w:r>
+        <w:rPr>
+          <w:rFonts w:asciiTheme="majorHAnsi" w:hAnsiTheme="majorHAnsi"/>
+          <w:lang w:val="el-GR"/>
+        </w:rPr>
+        <w:t xml:space="preserve">, </w:t>
+      </w:r>
+      <w:r>
+        <w:rPr>
+          <w:rFonts w:asciiTheme="majorHAnsi" w:hAnsiTheme="majorHAnsi"/>
+        </w:rPr>
+        <w:t>Data</w:t>
+      </w:r>
+      <w:r>
+        <w:rPr>
+          <w:rFonts w:asciiTheme="majorHAnsi" w:hAnsiTheme="majorHAnsi"/>
+          <w:lang w:val="el-GR"/>
+        </w:rPr>
+        <w:t>_</w:t>
+      </w:r>
+      <w:r>
+        <w:rPr>
+          <w:rFonts w:asciiTheme="majorHAnsi" w:hAnsiTheme="majorHAnsi"/>
+        </w:rPr>
+        <w:t>Loading</w:t>
+      </w:r>
+      <w:r>
+        <w:rPr>
+          <w:rFonts w:asciiTheme="majorHAnsi" w:hAnsiTheme="majorHAnsi"/>
+          <w:lang w:val="el-GR"/>
+        </w:rPr>
+        <w:t>), διασφαλίζοντας ότι ο κώδικας σύνδεσης παραμένει ανεξάρτητος από τη λογική επεξεργασίας δεδομένων.</w:t>
+      </w:r>
+    </w:p>
+    <w:p>
+      <w:pPr>
+        <w:rPr>
+          <w:rFonts w:asciiTheme="majorHAnsi" w:hAnsiTheme="majorHAnsi"/>
+          <w:sz w:val="28"/>
+          <w:szCs w:val="28"/>
+          <w:lang w:val="el-GR"/>
+        </w:rPr>
+      </w:pPr>
+    </w:p>
     <w:sectPr>
       <w:pgSz w:w="12240" w:h="15840"/>
       <w:pgMar w:top="1440" w:right="1440" w:bottom="1440" w:left="1440" w:header="720" w:footer="720" w:gutter="0"/>
@@ -1754,6 +7484,268 @@
     </w:lvl>
   </w:abstractNum>
   <w:abstractNum w:abstractNumId="1" w15:restartNumberingAfterBreak="0">
+    <w:nsid w:val="02F65714"/>
+    <w:multiLevelType w:val="hybridMultilevel"/>
+    <w:tmpl w:val="7488250C"/>
+    <w:lvl w:ilvl="0" w:tplc="0409000B">
+      <w:start w:val="1"/>
+      <w:numFmt w:val="bullet"/>
+      <w:lvlText w:val=""/>
+      <w:lvlJc w:val="left"/>
+      <w:pPr>
+        <w:ind w:left="720" w:hanging="360"/>
+      </w:pPr>
+      <w:rPr>
+        <w:rFonts w:ascii="Wingdings" w:hAnsi="Wingdings" w:hint="default"/>
+      </w:rPr>
+    </w:lvl>
+    <w:lvl w:ilvl="1" w:tplc="04090003" w:tentative="1">
+      <w:start w:val="1"/>
+      <w:numFmt w:val="bullet"/>
+      <w:lvlText w:val="o"/>
+      <w:lvlJc w:val="left"/>
+      <w:pPr>
+        <w:ind w:left="1440" w:hanging="360"/>
+      </w:pPr>
+      <w:rPr>
+        <w:rFonts w:ascii="Courier New" w:hAnsi="Courier New" w:cs="Courier New" w:hint="default"/>
+      </w:rPr>
+    </w:lvl>
+    <w:lvl w:ilvl="2" w:tplc="04090005" w:tentative="1">
+      <w:start w:val="1"/>
+      <w:numFmt w:val="bullet"/>
+      <w:lvlText w:val=""/>
+      <w:lvlJc w:val="left"/>
+      <w:pPr>
+        <w:ind w:left="2160" w:hanging="360"/>
+      </w:pPr>
+      <w:rPr>
+        <w:rFonts w:ascii="Wingdings" w:hAnsi="Wingdings" w:hint="default"/>
+      </w:rPr>
+    </w:lvl>
+    <w:lvl w:ilvl="3" w:tplc="04090001" w:tentative="1">
+      <w:start w:val="1"/>
+      <w:numFmt w:val="bullet"/>
+      <w:lvlText w:val=""/>
+      <w:lvlJc w:val="left"/>
+      <w:pPr>
+        <w:ind w:left="2880" w:hanging="360"/>
+      </w:pPr>
+      <w:rPr>
+        <w:rFonts w:ascii="Symbol" w:hAnsi="Symbol" w:hint="default"/>
+      </w:rPr>
+    </w:lvl>
+    <w:lvl w:ilvl="4" w:tplc="04090003" w:tentative="1">
+      <w:start w:val="1"/>
+      <w:numFmt w:val="bullet"/>
+      <w:lvlText w:val="o"/>
+      <w:lvlJc w:val="left"/>
+      <w:pPr>
+        <w:ind w:left="3600" w:hanging="360"/>
+      </w:pPr>
+      <w:rPr>
+        <w:rFonts w:ascii="Courier New" w:hAnsi="Courier New" w:cs="Courier New" w:hint="default"/>
+      </w:rPr>
+    </w:lvl>
+    <w:lvl w:ilvl="5" w:tplc="04090005" w:tentative="1">
+      <w:start w:val="1"/>
+      <w:numFmt w:val="bullet"/>
+      <w:lvlText w:val=""/>
+      <w:lvlJc w:val="left"/>
+      <w:pPr>
+        <w:ind w:left="4320" w:hanging="360"/>
+      </w:pPr>
+      <w:rPr>
+        <w:rFonts w:ascii="Wingdings" w:hAnsi="Wingdings" w:hint="default"/>
+      </w:rPr>
+    </w:lvl>
+    <w:lvl w:ilvl="6" w:tplc="04090001" w:tentative="1">
+      <w:start w:val="1"/>
+      <w:numFmt w:val="bullet"/>
+      <w:lvlText w:val=""/>
+      <w:lvlJc w:val="left"/>
+      <w:pPr>
+        <w:ind w:left="5040" w:hanging="360"/>
+      </w:pPr>
+      <w:rPr>
+        <w:rFonts w:ascii="Symbol" w:hAnsi="Symbol" w:hint="default"/>
+      </w:rPr>
+    </w:lvl>
+    <w:lvl w:ilvl="7" w:tplc="04090003" w:tentative="1">
+      <w:start w:val="1"/>
+      <w:numFmt w:val="bullet"/>
+      <w:lvlText w:val="o"/>
+      <w:lvlJc w:val="left"/>
+      <w:pPr>
+        <w:ind w:left="5760" w:hanging="360"/>
+      </w:pPr>
+      <w:rPr>
+        <w:rFonts w:ascii="Courier New" w:hAnsi="Courier New" w:cs="Courier New" w:hint="default"/>
+      </w:rPr>
+    </w:lvl>
+    <w:lvl w:ilvl="8" w:tplc="04090005" w:tentative="1">
+      <w:start w:val="1"/>
+      <w:numFmt w:val="bullet"/>
+      <w:lvlText w:val=""/>
+      <w:lvlJc w:val="left"/>
+      <w:pPr>
+        <w:ind w:left="6480" w:hanging="360"/>
+      </w:pPr>
+      <w:rPr>
+        <w:rFonts w:ascii="Wingdings" w:hAnsi="Wingdings" w:hint="default"/>
+      </w:rPr>
+    </w:lvl>
+  </w:abstractNum>
+  <w:abstractNum w:abstractNumId="2" w15:restartNumberingAfterBreak="0">
+    <w:nsid w:val="0BA743D3"/>
+    <w:multiLevelType w:val="multilevel"/>
+    <w:tmpl w:val="6562E84E"/>
+    <w:lvl w:ilvl="0">
+      <w:start w:val="1"/>
+      <w:numFmt w:val="bullet"/>
+      <w:lvlText w:val=""/>
+      <w:lvlJc w:val="left"/>
+      <w:pPr>
+        <w:tabs>
+          <w:tab w:val="num" w:pos="720"/>
+        </w:tabs>
+        <w:ind w:left="720" w:hanging="360"/>
+      </w:pPr>
+      <w:rPr>
+        <w:rFonts w:ascii="Symbol" w:hAnsi="Symbol" w:hint="default"/>
+        <w:sz w:val="20"/>
+      </w:rPr>
+    </w:lvl>
+    <w:lvl w:ilvl="1" w:tentative="1">
+      <w:start w:val="1"/>
+      <w:numFmt w:val="bullet"/>
+      <w:lvlText w:val="o"/>
+      <w:lvlJc w:val="left"/>
+      <w:pPr>
+        <w:tabs>
+          <w:tab w:val="num" w:pos="1440"/>
+        </w:tabs>
+        <w:ind w:left="1440" w:hanging="360"/>
+      </w:pPr>
+      <w:rPr>
+        <w:rFonts w:ascii="Courier New" w:hAnsi="Courier New" w:hint="default"/>
+        <w:sz w:val="20"/>
+      </w:rPr>
+    </w:lvl>
+    <w:lvl w:ilvl="2" w:tentative="1">
+      <w:start w:val="1"/>
+      <w:numFmt w:val="bullet"/>
+      <w:lvlText w:val=""/>
+      <w:lvlJc w:val="left"/>
+      <w:pPr>
+        <w:tabs>
+          <w:tab w:val="num" w:pos="2160"/>
+        </w:tabs>
+        <w:ind w:left="2160" w:hanging="360"/>
+      </w:pPr>
+      <w:rPr>
+        <w:rFonts w:ascii="Wingdings" w:hAnsi="Wingdings" w:hint="default"/>
+        <w:sz w:val="20"/>
+      </w:rPr>
+    </w:lvl>
+    <w:lvl w:ilvl="3" w:tentative="1">
+      <w:start w:val="1"/>
+      <w:numFmt w:val="bullet"/>
+      <w:lvlText w:val=""/>
+      <w:lvlJc w:val="left"/>
+      <w:pPr>
+        <w:tabs>
+          <w:tab w:val="num" w:pos="2880"/>
+        </w:tabs>
+        <w:ind w:left="2880" w:hanging="360"/>
+      </w:pPr>
+      <w:rPr>
+        <w:rFonts w:ascii="Wingdings" w:hAnsi="Wingdings" w:hint="default"/>
+        <w:sz w:val="20"/>
+      </w:rPr>
+    </w:lvl>
+    <w:lvl w:ilvl="4" w:tentative="1">
+      <w:start w:val="1"/>
+      <w:numFmt w:val="bullet"/>
+      <w:lvlText w:val=""/>
+      <w:lvlJc w:val="left"/>
+      <w:pPr>
+        <w:tabs>
+          <w:tab w:val="num" w:pos="3600"/>
+        </w:tabs>
+        <w:ind w:left="3600" w:hanging="360"/>
+      </w:pPr>
+      <w:rPr>
+        <w:rFonts w:ascii="Wingdings" w:hAnsi="Wingdings" w:hint="default"/>
+        <w:sz w:val="20"/>
+      </w:rPr>
+    </w:lvl>
+    <w:lvl w:ilvl="5" w:tentative="1">
+      <w:start w:val="1"/>
+      <w:numFmt w:val="bullet"/>
+      <w:lvlText w:val=""/>
+      <w:lvlJc w:val="left"/>
+      <w:pPr>
+        <w:tabs>
+          <w:tab w:val="num" w:pos="4320"/>
+        </w:tabs>
+        <w:ind w:left="4320" w:hanging="360"/>
+      </w:pPr>
+      <w:rPr>
+        <w:rFonts w:ascii="Wingdings" w:hAnsi="Wingdings" w:hint="default"/>
+        <w:sz w:val="20"/>
+      </w:rPr>
+    </w:lvl>
+    <w:lvl w:ilvl="6" w:tentative="1">
+      <w:start w:val="1"/>
+      <w:numFmt w:val="bullet"/>
+      <w:lvlText w:val=""/>
+      <w:lvlJc w:val="left"/>
+      <w:pPr>
+        <w:tabs>
+          <w:tab w:val="num" w:pos="5040"/>
+        </w:tabs>
+        <w:ind w:left="5040" w:hanging="360"/>
+      </w:pPr>
+      <w:rPr>
+        <w:rFonts w:ascii="Wingdings" w:hAnsi="Wingdings" w:hint="default"/>
+        <w:sz w:val="20"/>
+      </w:rPr>
+    </w:lvl>
+    <w:lvl w:ilvl="7" w:tentative="1">
+      <w:start w:val="1"/>
+      <w:numFmt w:val="bullet"/>
+      <w:lvlText w:val=""/>
+      <w:lvlJc w:val="left"/>
+      <w:pPr>
+        <w:tabs>
+          <w:tab w:val="num" w:pos="5760"/>
+        </w:tabs>
+        <w:ind w:left="5760" w:hanging="360"/>
+      </w:pPr>
+      <w:rPr>
+        <w:rFonts w:ascii="Wingdings" w:hAnsi="Wingdings" w:hint="default"/>
+        <w:sz w:val="20"/>
+      </w:rPr>
+    </w:lvl>
+    <w:lvl w:ilvl="8" w:tentative="1">
+      <w:start w:val="1"/>
+      <w:numFmt w:val="bullet"/>
+      <w:lvlText w:val=""/>
+      <w:lvlJc w:val="left"/>
+      <w:pPr>
+        <w:tabs>
+          <w:tab w:val="num" w:pos="6480"/>
+        </w:tabs>
+        <w:ind w:left="6480" w:hanging="360"/>
+      </w:pPr>
+      <w:rPr>
+        <w:rFonts w:ascii="Wingdings" w:hAnsi="Wingdings" w:hint="default"/>
+        <w:sz w:val="20"/>
+      </w:rPr>
+    </w:lvl>
+  </w:abstractNum>
+  <w:abstractNum w:abstractNumId="3" w15:restartNumberingAfterBreak="0">
     <w:nsid w:val="13B07873"/>
     <w:multiLevelType w:val="hybridMultilevel"/>
     <w:tmpl w:val="3A58BF64"/>
@@ -1866,7 +7858,7 @@
       </w:rPr>
     </w:lvl>
   </w:abstractNum>
-  <w:abstractNum w:abstractNumId="2" w15:restartNumberingAfterBreak="0">
+  <w:abstractNum w:abstractNumId="4" w15:restartNumberingAfterBreak="0">
     <w:nsid w:val="1CF17FA9"/>
     <w:multiLevelType w:val="hybridMultilevel"/>
     <w:tmpl w:val="9E9AE874"/>
@@ -1952,7 +7944,7 @@
       </w:pPr>
     </w:lvl>
   </w:abstractNum>
-  <w:abstractNum w:abstractNumId="3" w15:restartNumberingAfterBreak="0">
+  <w:abstractNum w:abstractNumId="5" w15:restartNumberingAfterBreak="0">
     <w:nsid w:val="1E8A404A"/>
     <w:multiLevelType w:val="hybridMultilevel"/>
     <w:tmpl w:val="3A74BFD6"/>
@@ -2065,7 +8057,305 @@
       </w:rPr>
     </w:lvl>
   </w:abstractNum>
-  <w:abstractNum w:abstractNumId="4" w15:restartNumberingAfterBreak="0">
+  <w:abstractNum w:abstractNumId="6" w15:restartNumberingAfterBreak="0">
+    <w:nsid w:val="211D08F4"/>
+    <w:multiLevelType w:val="multilevel"/>
+    <w:tmpl w:val="3CE222FA"/>
+    <w:lvl w:ilvl="0">
+      <w:start w:val="1"/>
+      <w:numFmt w:val="bullet"/>
+      <w:lvlText w:val=""/>
+      <w:lvlJc w:val="left"/>
+      <w:pPr>
+        <w:tabs>
+          <w:tab w:val="num" w:pos="720"/>
+        </w:tabs>
+        <w:ind w:left="720" w:hanging="360"/>
+      </w:pPr>
+      <w:rPr>
+        <w:rFonts w:ascii="Symbol" w:hAnsi="Symbol" w:hint="default"/>
+        <w:sz w:val="20"/>
+      </w:rPr>
+    </w:lvl>
+    <w:lvl w:ilvl="1" w:tentative="1">
+      <w:start w:val="1"/>
+      <w:numFmt w:val="bullet"/>
+      <w:lvlText w:val="o"/>
+      <w:lvlJc w:val="left"/>
+      <w:pPr>
+        <w:tabs>
+          <w:tab w:val="num" w:pos="1440"/>
+        </w:tabs>
+        <w:ind w:left="1440" w:hanging="360"/>
+      </w:pPr>
+      <w:rPr>
+        <w:rFonts w:ascii="Courier New" w:hAnsi="Courier New" w:hint="default"/>
+        <w:sz w:val="20"/>
+      </w:rPr>
+    </w:lvl>
+    <w:lvl w:ilvl="2" w:tentative="1">
+      <w:start w:val="1"/>
+      <w:numFmt w:val="bullet"/>
+      <w:lvlText w:val=""/>
+      <w:lvlJc w:val="left"/>
+      <w:pPr>
+        <w:tabs>
+          <w:tab w:val="num" w:pos="2160"/>
+        </w:tabs>
+        <w:ind w:left="2160" w:hanging="360"/>
+      </w:pPr>
+      <w:rPr>
+        <w:rFonts w:ascii="Wingdings" w:hAnsi="Wingdings" w:hint="default"/>
+        <w:sz w:val="20"/>
+      </w:rPr>
+    </w:lvl>
+    <w:lvl w:ilvl="3" w:tentative="1">
+      <w:start w:val="1"/>
+      <w:numFmt w:val="bullet"/>
+      <w:lvlText w:val=""/>
+      <w:lvlJc w:val="left"/>
+      <w:pPr>
+        <w:tabs>
+          <w:tab w:val="num" w:pos="2880"/>
+        </w:tabs>
+        <w:ind w:left="2880" w:hanging="360"/>
+      </w:pPr>
+      <w:rPr>
+        <w:rFonts w:ascii="Wingdings" w:hAnsi="Wingdings" w:hint="default"/>
+        <w:sz w:val="20"/>
+      </w:rPr>
+    </w:lvl>
+    <w:lvl w:ilvl="4" w:tentative="1">
+      <w:start w:val="1"/>
+      <w:numFmt w:val="bullet"/>
+      <w:lvlText w:val=""/>
+      <w:lvlJc w:val="left"/>
+      <w:pPr>
+        <w:tabs>
+          <w:tab w:val="num" w:pos="3600"/>
+        </w:tabs>
+        <w:ind w:left="3600" w:hanging="360"/>
+      </w:pPr>
+      <w:rPr>
+        <w:rFonts w:ascii="Wingdings" w:hAnsi="Wingdings" w:hint="default"/>
+        <w:sz w:val="20"/>
+      </w:rPr>
+    </w:lvl>
+    <w:lvl w:ilvl="5" w:tentative="1">
+      <w:start w:val="1"/>
+      <w:numFmt w:val="bullet"/>
+      <w:lvlText w:val=""/>
+      <w:lvlJc w:val="left"/>
+      <w:pPr>
+        <w:tabs>
+          <w:tab w:val="num" w:pos="4320"/>
+        </w:tabs>
+        <w:ind w:left="4320" w:hanging="360"/>
+      </w:pPr>
+      <w:rPr>
+        <w:rFonts w:ascii="Wingdings" w:hAnsi="Wingdings" w:hint="default"/>
+        <w:sz w:val="20"/>
+      </w:rPr>
+    </w:lvl>
+    <w:lvl w:ilvl="6" w:tentative="1">
+      <w:start w:val="1"/>
+      <w:numFmt w:val="bullet"/>
+      <w:lvlText w:val=""/>
+      <w:lvlJc w:val="left"/>
+      <w:pPr>
+        <w:tabs>
+          <w:tab w:val="num" w:pos="5040"/>
+        </w:tabs>
+        <w:ind w:left="5040" w:hanging="360"/>
+      </w:pPr>
+      <w:rPr>
+        <w:rFonts w:ascii="Wingdings" w:hAnsi="Wingdings" w:hint="default"/>
+        <w:sz w:val="20"/>
+      </w:rPr>
+    </w:lvl>
+    <w:lvl w:ilvl="7" w:tentative="1">
+      <w:start w:val="1"/>
+      <w:numFmt w:val="bullet"/>
+      <w:lvlText w:val=""/>
+      <w:lvlJc w:val="left"/>
+      <w:pPr>
+        <w:tabs>
+          <w:tab w:val="num" w:pos="5760"/>
+        </w:tabs>
+        <w:ind w:left="5760" w:hanging="360"/>
+      </w:pPr>
+      <w:rPr>
+        <w:rFonts w:ascii="Wingdings" w:hAnsi="Wingdings" w:hint="default"/>
+        <w:sz w:val="20"/>
+      </w:rPr>
+    </w:lvl>
+    <w:lvl w:ilvl="8" w:tentative="1">
+      <w:start w:val="1"/>
+      <w:numFmt w:val="bullet"/>
+      <w:lvlText w:val=""/>
+      <w:lvlJc w:val="left"/>
+      <w:pPr>
+        <w:tabs>
+          <w:tab w:val="num" w:pos="6480"/>
+        </w:tabs>
+        <w:ind w:left="6480" w:hanging="360"/>
+      </w:pPr>
+      <w:rPr>
+        <w:rFonts w:ascii="Wingdings" w:hAnsi="Wingdings" w:hint="default"/>
+        <w:sz w:val="20"/>
+      </w:rPr>
+    </w:lvl>
+  </w:abstractNum>
+  <w:abstractNum w:abstractNumId="7" w15:restartNumberingAfterBreak="0">
+    <w:nsid w:val="212A0B3E"/>
+    <w:multiLevelType w:val="multilevel"/>
+    <w:tmpl w:val="E72C0C80"/>
+    <w:lvl w:ilvl="0">
+      <w:start w:val="1"/>
+      <w:numFmt w:val="bullet"/>
+      <w:lvlText w:val=""/>
+      <w:lvlJc w:val="left"/>
+      <w:pPr>
+        <w:tabs>
+          <w:tab w:val="num" w:pos="720"/>
+        </w:tabs>
+        <w:ind w:left="720" w:hanging="360"/>
+      </w:pPr>
+      <w:rPr>
+        <w:rFonts w:ascii="Symbol" w:hAnsi="Symbol" w:hint="default"/>
+        <w:sz w:val="20"/>
+      </w:rPr>
+    </w:lvl>
+    <w:lvl w:ilvl="1">
+      <w:start w:val="1"/>
+      <w:numFmt w:val="bullet"/>
+      <w:lvlText w:val="o"/>
+      <w:lvlJc w:val="left"/>
+      <w:pPr>
+        <w:tabs>
+          <w:tab w:val="num" w:pos="1440"/>
+        </w:tabs>
+        <w:ind w:left="1440" w:hanging="360"/>
+      </w:pPr>
+      <w:rPr>
+        <w:rFonts w:ascii="Courier New" w:hAnsi="Courier New" w:hint="default"/>
+        <w:sz w:val="20"/>
+      </w:rPr>
+    </w:lvl>
+    <w:lvl w:ilvl="2" w:tentative="1">
+      <w:start w:val="1"/>
+      <w:numFmt w:val="bullet"/>
+      <w:lvlText w:val=""/>
+      <w:lvlJc w:val="left"/>
+      <w:pPr>
+        <w:tabs>
+          <w:tab w:val="num" w:pos="2160"/>
+        </w:tabs>
+        <w:ind w:left="2160" w:hanging="360"/>
+      </w:pPr>
+      <w:rPr>
+        <w:rFonts w:ascii="Wingdings" w:hAnsi="Wingdings" w:hint="default"/>
+        <w:sz w:val="20"/>
+      </w:rPr>
+    </w:lvl>
+    <w:lvl w:ilvl="3" w:tentative="1">
+      <w:start w:val="1"/>
+      <w:numFmt w:val="bullet"/>
+      <w:lvlText w:val=""/>
+      <w:lvlJc w:val="left"/>
+      <w:pPr>
+        <w:tabs>
+          <w:tab w:val="num" w:pos="2880"/>
+        </w:tabs>
+        <w:ind w:left="2880" w:hanging="360"/>
+      </w:pPr>
+      <w:rPr>
+        <w:rFonts w:ascii="Wingdings" w:hAnsi="Wingdings" w:hint="default"/>
+        <w:sz w:val="20"/>
+      </w:rPr>
+    </w:lvl>
+    <w:lvl w:ilvl="4" w:tentative="1">
+      <w:start w:val="1"/>
+      <w:numFmt w:val="bullet"/>
+      <w:lvlText w:val=""/>
+      <w:lvlJc w:val="left"/>
+      <w:pPr>
+        <w:tabs>
+          <w:tab w:val="num" w:pos="3600"/>
+        </w:tabs>
+        <w:ind w:left="3600" w:hanging="360"/>
+      </w:pPr>
+      <w:rPr>
+        <w:rFonts w:ascii="Wingdings" w:hAnsi="Wingdings" w:hint="default"/>
+        <w:sz w:val="20"/>
+      </w:rPr>
+    </w:lvl>
+    <w:lvl w:ilvl="5" w:tentative="1">
+      <w:start w:val="1"/>
+      <w:numFmt w:val="bullet"/>
+      <w:lvlText w:val=""/>
+      <w:lvlJc w:val="left"/>
+      <w:pPr>
+        <w:tabs>
+          <w:tab w:val="num" w:pos="4320"/>
+        </w:tabs>
+        <w:ind w:left="4320" w:hanging="360"/>
+      </w:pPr>
+      <w:rPr>
+        <w:rFonts w:ascii="Wingdings" w:hAnsi="Wingdings" w:hint="default"/>
+        <w:sz w:val="20"/>
+      </w:rPr>
+    </w:lvl>
+    <w:lvl w:ilvl="6" w:tentative="1">
+      <w:start w:val="1"/>
+      <w:numFmt w:val="bullet"/>
+      <w:lvlText w:val=""/>
+      <w:lvlJc w:val="left"/>
+      <w:pPr>
+        <w:tabs>
+          <w:tab w:val="num" w:pos="5040"/>
+        </w:tabs>
+        <w:ind w:left="5040" w:hanging="360"/>
+      </w:pPr>
+      <w:rPr>
+        <w:rFonts w:ascii="Wingdings" w:hAnsi="Wingdings" w:hint="default"/>
+        <w:sz w:val="20"/>
+      </w:rPr>
+    </w:lvl>
+    <w:lvl w:ilvl="7" w:tentative="1">
+      <w:start w:val="1"/>
+      <w:numFmt w:val="bullet"/>
+      <w:lvlText w:val=""/>
+      <w:lvlJc w:val="left"/>
+      <w:pPr>
+        <w:tabs>
+          <w:tab w:val="num" w:pos="5760"/>
+        </w:tabs>
+        <w:ind w:left="5760" w:hanging="360"/>
+      </w:pPr>
+      <w:rPr>
+        <w:rFonts w:ascii="Wingdings" w:hAnsi="Wingdings" w:hint="default"/>
+        <w:sz w:val="20"/>
+      </w:rPr>
+    </w:lvl>
+    <w:lvl w:ilvl="8" w:tentative="1">
+      <w:start w:val="1"/>
+      <w:numFmt w:val="bullet"/>
+      <w:lvlText w:val=""/>
+      <w:lvlJc w:val="left"/>
+      <w:pPr>
+        <w:tabs>
+          <w:tab w:val="num" w:pos="6480"/>
+        </w:tabs>
+        <w:ind w:left="6480" w:hanging="360"/>
+      </w:pPr>
+      <w:rPr>
+        <w:rFonts w:ascii="Wingdings" w:hAnsi="Wingdings" w:hint="default"/>
+        <w:sz w:val="20"/>
+      </w:rPr>
+    </w:lvl>
+  </w:abstractNum>
+  <w:abstractNum w:abstractNumId="8" w15:restartNumberingAfterBreak="0">
     <w:nsid w:val="3405587A"/>
     <w:multiLevelType w:val="multilevel"/>
     <w:tmpl w:val="0560AAB2"/>
@@ -2214,7 +8504,7 @@
       </w:rPr>
     </w:lvl>
   </w:abstractNum>
-  <w:abstractNum w:abstractNumId="5" w15:restartNumberingAfterBreak="0">
+  <w:abstractNum w:abstractNumId="9" w15:restartNumberingAfterBreak="0">
     <w:nsid w:val="342C3ED3"/>
     <w:multiLevelType w:val="hybridMultilevel"/>
     <w:tmpl w:val="137CE3CA"/>
@@ -2327,7 +8617,771 @@
       </w:rPr>
     </w:lvl>
   </w:abstractNum>
-  <w:abstractNum w:abstractNumId="6" w15:restartNumberingAfterBreak="0">
+  <w:abstractNum w:abstractNumId="10" w15:restartNumberingAfterBreak="0">
+    <w:nsid w:val="3E364EA9"/>
+    <w:multiLevelType w:val="hybridMultilevel"/>
+    <w:tmpl w:val="01B28614"/>
+    <w:lvl w:ilvl="0" w:tplc="04090003">
+      <w:start w:val="1"/>
+      <w:numFmt w:val="bullet"/>
+      <w:lvlText w:val="o"/>
+      <w:lvlJc w:val="left"/>
+      <w:pPr>
+        <w:ind w:left="2160" w:hanging="360"/>
+      </w:pPr>
+      <w:rPr>
+        <w:rFonts w:ascii="Courier New" w:hAnsi="Courier New" w:cs="Courier New" w:hint="default"/>
+      </w:rPr>
+    </w:lvl>
+    <w:lvl w:ilvl="1" w:tplc="04090003" w:tentative="1">
+      <w:start w:val="1"/>
+      <w:numFmt w:val="bullet"/>
+      <w:lvlText w:val="o"/>
+      <w:lvlJc w:val="left"/>
+      <w:pPr>
+        <w:ind w:left="2880" w:hanging="360"/>
+      </w:pPr>
+      <w:rPr>
+        <w:rFonts w:ascii="Courier New" w:hAnsi="Courier New" w:cs="Courier New" w:hint="default"/>
+      </w:rPr>
+    </w:lvl>
+    <w:lvl w:ilvl="2" w:tplc="04090005" w:tentative="1">
+      <w:start w:val="1"/>
+      <w:numFmt w:val="bullet"/>
+      <w:lvlText w:val=""/>
+      <w:lvlJc w:val="left"/>
+      <w:pPr>
+        <w:ind w:left="3600" w:hanging="360"/>
+      </w:pPr>
+      <w:rPr>
+        <w:rFonts w:ascii="Wingdings" w:hAnsi="Wingdings" w:hint="default"/>
+      </w:rPr>
+    </w:lvl>
+    <w:lvl w:ilvl="3" w:tplc="04090001" w:tentative="1">
+      <w:start w:val="1"/>
+      <w:numFmt w:val="bullet"/>
+      <w:lvlText w:val=""/>
+      <w:lvlJc w:val="left"/>
+      <w:pPr>
+        <w:ind w:left="4320" w:hanging="360"/>
+      </w:pPr>
+      <w:rPr>
+        <w:rFonts w:ascii="Symbol" w:hAnsi="Symbol" w:hint="default"/>
+      </w:rPr>
+    </w:lvl>
+    <w:lvl w:ilvl="4" w:tplc="04090003" w:tentative="1">
+      <w:start w:val="1"/>
+      <w:numFmt w:val="bullet"/>
+      <w:lvlText w:val="o"/>
+      <w:lvlJc w:val="left"/>
+      <w:pPr>
+        <w:ind w:left="5040" w:hanging="360"/>
+      </w:pPr>
+      <w:rPr>
+        <w:rFonts w:ascii="Courier New" w:hAnsi="Courier New" w:cs="Courier New" w:hint="default"/>
+      </w:rPr>
+    </w:lvl>
+    <w:lvl w:ilvl="5" w:tplc="04090005" w:tentative="1">
+      <w:start w:val="1"/>
+      <w:numFmt w:val="bullet"/>
+      <w:lvlText w:val=""/>
+      <w:lvlJc w:val="left"/>
+      <w:pPr>
+        <w:ind w:left="5760" w:hanging="360"/>
+      </w:pPr>
+      <w:rPr>
+        <w:rFonts w:ascii="Wingdings" w:hAnsi="Wingdings" w:hint="default"/>
+      </w:rPr>
+    </w:lvl>
+    <w:lvl w:ilvl="6" w:tplc="04090001" w:tentative="1">
+      <w:start w:val="1"/>
+      <w:numFmt w:val="bullet"/>
+      <w:lvlText w:val=""/>
+      <w:lvlJc w:val="left"/>
+      <w:pPr>
+        <w:ind w:left="6480" w:hanging="360"/>
+      </w:pPr>
+      <w:rPr>
+        <w:rFonts w:ascii="Symbol" w:hAnsi="Symbol" w:hint="default"/>
+      </w:rPr>
+    </w:lvl>
+    <w:lvl w:ilvl="7" w:tplc="04090003" w:tentative="1">
+      <w:start w:val="1"/>
+      <w:numFmt w:val="bullet"/>
+      <w:lvlText w:val="o"/>
+      <w:lvlJc w:val="left"/>
+      <w:pPr>
+        <w:ind w:left="7200" w:hanging="360"/>
+      </w:pPr>
+      <w:rPr>
+        <w:rFonts w:ascii="Courier New" w:hAnsi="Courier New" w:cs="Courier New" w:hint="default"/>
+      </w:rPr>
+    </w:lvl>
+    <w:lvl w:ilvl="8" w:tplc="04090005" w:tentative="1">
+      <w:start w:val="1"/>
+      <w:numFmt w:val="bullet"/>
+      <w:lvlText w:val=""/>
+      <w:lvlJc w:val="left"/>
+      <w:pPr>
+        <w:ind w:left="7920" w:hanging="360"/>
+      </w:pPr>
+      <w:rPr>
+        <w:rFonts w:ascii="Wingdings" w:hAnsi="Wingdings" w:hint="default"/>
+      </w:rPr>
+    </w:lvl>
+  </w:abstractNum>
+  <w:abstractNum w:abstractNumId="11" w15:restartNumberingAfterBreak="0">
+    <w:nsid w:val="4462254B"/>
+    <w:multiLevelType w:val="hybridMultilevel"/>
+    <w:tmpl w:val="D7B0F524"/>
+    <w:lvl w:ilvl="0" w:tplc="04090003">
+      <w:start w:val="1"/>
+      <w:numFmt w:val="bullet"/>
+      <w:lvlText w:val="o"/>
+      <w:lvlJc w:val="left"/>
+      <w:pPr>
+        <w:ind w:left="1440" w:hanging="360"/>
+      </w:pPr>
+      <w:rPr>
+        <w:rFonts w:ascii="Courier New" w:hAnsi="Courier New" w:cs="Courier New" w:hint="default"/>
+      </w:rPr>
+    </w:lvl>
+    <w:lvl w:ilvl="1" w:tplc="04090003" w:tentative="1">
+      <w:start w:val="1"/>
+      <w:numFmt w:val="bullet"/>
+      <w:lvlText w:val="o"/>
+      <w:lvlJc w:val="left"/>
+      <w:pPr>
+        <w:ind w:left="2160" w:hanging="360"/>
+      </w:pPr>
+      <w:rPr>
+        <w:rFonts w:ascii="Courier New" w:hAnsi="Courier New" w:cs="Courier New" w:hint="default"/>
+      </w:rPr>
+    </w:lvl>
+    <w:lvl w:ilvl="2" w:tplc="04090005" w:tentative="1">
+      <w:start w:val="1"/>
+      <w:numFmt w:val="bullet"/>
+      <w:lvlText w:val=""/>
+      <w:lvlJc w:val="left"/>
+      <w:pPr>
+        <w:ind w:left="2880" w:hanging="360"/>
+      </w:pPr>
+      <w:rPr>
+        <w:rFonts w:ascii="Wingdings" w:hAnsi="Wingdings" w:hint="default"/>
+      </w:rPr>
+    </w:lvl>
+    <w:lvl w:ilvl="3" w:tplc="04090001" w:tentative="1">
+      <w:start w:val="1"/>
+      <w:numFmt w:val="bullet"/>
+      <w:lvlText w:val=""/>
+      <w:lvlJc w:val="left"/>
+      <w:pPr>
+        <w:ind w:left="3600" w:hanging="360"/>
+      </w:pPr>
+      <w:rPr>
+        <w:rFonts w:ascii="Symbol" w:hAnsi="Symbol" w:hint="default"/>
+      </w:rPr>
+    </w:lvl>
+    <w:lvl w:ilvl="4" w:tplc="04090003" w:tentative="1">
+      <w:start w:val="1"/>
+      <w:numFmt w:val="bullet"/>
+      <w:lvlText w:val="o"/>
+      <w:lvlJc w:val="left"/>
+      <w:pPr>
+        <w:ind w:left="4320" w:hanging="360"/>
+      </w:pPr>
+      <w:rPr>
+        <w:rFonts w:ascii="Courier New" w:hAnsi="Courier New" w:cs="Courier New" w:hint="default"/>
+      </w:rPr>
+    </w:lvl>
+    <w:lvl w:ilvl="5" w:tplc="04090005" w:tentative="1">
+      <w:start w:val="1"/>
+      <w:numFmt w:val="bullet"/>
+      <w:lvlText w:val=""/>
+      <w:lvlJc w:val="left"/>
+      <w:pPr>
+        <w:ind w:left="5040" w:hanging="360"/>
+      </w:pPr>
+      <w:rPr>
+        <w:rFonts w:ascii="Wingdings" w:hAnsi="Wingdings" w:hint="default"/>
+      </w:rPr>
+    </w:lvl>
+    <w:lvl w:ilvl="6" w:tplc="04090001" w:tentative="1">
+      <w:start w:val="1"/>
+      <w:numFmt w:val="bullet"/>
+      <w:lvlText w:val=""/>
+      <w:lvlJc w:val="left"/>
+      <w:pPr>
+        <w:ind w:left="5760" w:hanging="360"/>
+      </w:pPr>
+      <w:rPr>
+        <w:rFonts w:ascii="Symbol" w:hAnsi="Symbol" w:hint="default"/>
+      </w:rPr>
+    </w:lvl>
+    <w:lvl w:ilvl="7" w:tplc="04090003" w:tentative="1">
+      <w:start w:val="1"/>
+      <w:numFmt w:val="bullet"/>
+      <w:lvlText w:val="o"/>
+      <w:lvlJc w:val="left"/>
+      <w:pPr>
+        <w:ind w:left="6480" w:hanging="360"/>
+      </w:pPr>
+      <w:rPr>
+        <w:rFonts w:ascii="Courier New" w:hAnsi="Courier New" w:cs="Courier New" w:hint="default"/>
+      </w:rPr>
+    </w:lvl>
+    <w:lvl w:ilvl="8" w:tplc="04090005" w:tentative="1">
+      <w:start w:val="1"/>
+      <w:numFmt w:val="bullet"/>
+      <w:lvlText w:val=""/>
+      <w:lvlJc w:val="left"/>
+      <w:pPr>
+        <w:ind w:left="7200" w:hanging="360"/>
+      </w:pPr>
+      <w:rPr>
+        <w:rFonts w:ascii="Wingdings" w:hAnsi="Wingdings" w:hint="default"/>
+      </w:rPr>
+    </w:lvl>
+  </w:abstractNum>
+  <w:abstractNum w:abstractNumId="12" w15:restartNumberingAfterBreak="0">
+    <w:nsid w:val="4CE119A9"/>
+    <w:multiLevelType w:val="multilevel"/>
+    <w:tmpl w:val="4D7C0F0A"/>
+    <w:lvl w:ilvl="0">
+      <w:start w:val="1"/>
+      <w:numFmt w:val="bullet"/>
+      <w:lvlText w:val=""/>
+      <w:lvlJc w:val="left"/>
+      <w:pPr>
+        <w:tabs>
+          <w:tab w:val="num" w:pos="720"/>
+        </w:tabs>
+        <w:ind w:left="720" w:hanging="360"/>
+      </w:pPr>
+      <w:rPr>
+        <w:rFonts w:ascii="Symbol" w:hAnsi="Symbol" w:hint="default"/>
+        <w:sz w:val="20"/>
+      </w:rPr>
+    </w:lvl>
+    <w:lvl w:ilvl="1" w:tentative="1">
+      <w:start w:val="1"/>
+      <w:numFmt w:val="bullet"/>
+      <w:lvlText w:val="o"/>
+      <w:lvlJc w:val="left"/>
+      <w:pPr>
+        <w:tabs>
+          <w:tab w:val="num" w:pos="1440"/>
+        </w:tabs>
+        <w:ind w:left="1440" w:hanging="360"/>
+      </w:pPr>
+      <w:rPr>
+        <w:rFonts w:ascii="Courier New" w:hAnsi="Courier New" w:hint="default"/>
+        <w:sz w:val="20"/>
+      </w:rPr>
+    </w:lvl>
+    <w:lvl w:ilvl="2" w:tentative="1">
+      <w:start w:val="1"/>
+      <w:numFmt w:val="bullet"/>
+      <w:lvlText w:val=""/>
+      <w:lvlJc w:val="left"/>
+      <w:pPr>
+        <w:tabs>
+          <w:tab w:val="num" w:pos="2160"/>
+        </w:tabs>
+        <w:ind w:left="2160" w:hanging="360"/>
+      </w:pPr>
+      <w:rPr>
+        <w:rFonts w:ascii="Wingdings" w:hAnsi="Wingdings" w:hint="default"/>
+        <w:sz w:val="20"/>
+      </w:rPr>
+    </w:lvl>
+    <w:lvl w:ilvl="3" w:tentative="1">
+      <w:start w:val="1"/>
+      <w:numFmt w:val="bullet"/>
+      <w:lvlText w:val=""/>
+      <w:lvlJc w:val="left"/>
+      <w:pPr>
+        <w:tabs>
+          <w:tab w:val="num" w:pos="2880"/>
+        </w:tabs>
+        <w:ind w:left="2880" w:hanging="360"/>
+      </w:pPr>
+      <w:rPr>
+        <w:rFonts w:ascii="Wingdings" w:hAnsi="Wingdings" w:hint="default"/>
+        <w:sz w:val="20"/>
+      </w:rPr>
+    </w:lvl>
+    <w:lvl w:ilvl="4" w:tentative="1">
+      <w:start w:val="1"/>
+      <w:numFmt w:val="bullet"/>
+      <w:lvlText w:val=""/>
+      <w:lvlJc w:val="left"/>
+      <w:pPr>
+        <w:tabs>
+          <w:tab w:val="num" w:pos="3600"/>
+        </w:tabs>
+        <w:ind w:left="3600" w:hanging="360"/>
+      </w:pPr>
+      <w:rPr>
+        <w:rFonts w:ascii="Wingdings" w:hAnsi="Wingdings" w:hint="default"/>
+        <w:sz w:val="20"/>
+      </w:rPr>
+    </w:lvl>
+    <w:lvl w:ilvl="5" w:tentative="1">
+      <w:start w:val="1"/>
+      <w:numFmt w:val="bullet"/>
+      <w:lvlText w:val=""/>
+      <w:lvlJc w:val="left"/>
+      <w:pPr>
+        <w:tabs>
+          <w:tab w:val="num" w:pos="4320"/>
+        </w:tabs>
+        <w:ind w:left="4320" w:hanging="360"/>
+      </w:pPr>
+      <w:rPr>
+        <w:rFonts w:ascii="Wingdings" w:hAnsi="Wingdings" w:hint="default"/>
+        <w:sz w:val="20"/>
+      </w:rPr>
+    </w:lvl>
+    <w:lvl w:ilvl="6" w:tentative="1">
+      <w:start w:val="1"/>
+      <w:numFmt w:val="bullet"/>
+      <w:lvlText w:val=""/>
+      <w:lvlJc w:val="left"/>
+      <w:pPr>
+        <w:tabs>
+          <w:tab w:val="num" w:pos="5040"/>
+        </w:tabs>
+        <w:ind w:left="5040" w:hanging="360"/>
+      </w:pPr>
+      <w:rPr>
+        <w:rFonts w:ascii="Wingdings" w:hAnsi="Wingdings" w:hint="default"/>
+        <w:sz w:val="20"/>
+      </w:rPr>
+    </w:lvl>
+    <w:lvl w:ilvl="7" w:tentative="1">
+      <w:start w:val="1"/>
+      <w:numFmt w:val="bullet"/>
+      <w:lvlText w:val=""/>
+      <w:lvlJc w:val="left"/>
+      <w:pPr>
+        <w:tabs>
+          <w:tab w:val="num" w:pos="5760"/>
+        </w:tabs>
+        <w:ind w:left="5760" w:hanging="360"/>
+      </w:pPr>
+      <w:rPr>
+        <w:rFonts w:ascii="Wingdings" w:hAnsi="Wingdings" w:hint="default"/>
+        <w:sz w:val="20"/>
+      </w:rPr>
+    </w:lvl>
+    <w:lvl w:ilvl="8" w:tentative="1">
+      <w:start w:val="1"/>
+      <w:numFmt w:val="bullet"/>
+      <w:lvlText w:val=""/>
+      <w:lvlJc w:val="left"/>
+      <w:pPr>
+        <w:tabs>
+          <w:tab w:val="num" w:pos="6480"/>
+        </w:tabs>
+        <w:ind w:left="6480" w:hanging="360"/>
+      </w:pPr>
+      <w:rPr>
+        <w:rFonts w:ascii="Wingdings" w:hAnsi="Wingdings" w:hint="default"/>
+        <w:sz w:val="20"/>
+      </w:rPr>
+    </w:lvl>
+  </w:abstractNum>
+  <w:abstractNum w:abstractNumId="13" w15:restartNumberingAfterBreak="0">
+    <w:nsid w:val="4E473342"/>
+    <w:multiLevelType w:val="multilevel"/>
+    <w:tmpl w:val="3E18AAC2"/>
+    <w:lvl w:ilvl="0">
+      <w:start w:val="1"/>
+      <w:numFmt w:val="bullet"/>
+      <w:lvlText w:val=""/>
+      <w:lvlJc w:val="left"/>
+      <w:pPr>
+        <w:tabs>
+          <w:tab w:val="num" w:pos="720"/>
+        </w:tabs>
+        <w:ind w:left="720" w:hanging="360"/>
+      </w:pPr>
+      <w:rPr>
+        <w:rFonts w:ascii="Symbol" w:hAnsi="Symbol" w:hint="default"/>
+        <w:sz w:val="20"/>
+      </w:rPr>
+    </w:lvl>
+    <w:lvl w:ilvl="1">
+      <w:start w:val="1"/>
+      <w:numFmt w:val="decimal"/>
+      <w:lvlText w:val="%2."/>
+      <w:lvlJc w:val="left"/>
+      <w:pPr>
+        <w:tabs>
+          <w:tab w:val="num" w:pos="1440"/>
+        </w:tabs>
+        <w:ind w:left="1440" w:hanging="360"/>
+      </w:pPr>
+      <w:rPr>
+        <w:rFonts w:asciiTheme="minorHAnsi" w:eastAsiaTheme="minorHAnsi" w:hAnsiTheme="minorHAnsi" w:cstheme="minorBidi"/>
+        <w:sz w:val="20"/>
+      </w:rPr>
+    </w:lvl>
+    <w:lvl w:ilvl="2" w:tentative="1">
+      <w:start w:val="1"/>
+      <w:numFmt w:val="bullet"/>
+      <w:lvlText w:val=""/>
+      <w:lvlJc w:val="left"/>
+      <w:pPr>
+        <w:tabs>
+          <w:tab w:val="num" w:pos="2160"/>
+        </w:tabs>
+        <w:ind w:left="2160" w:hanging="360"/>
+      </w:pPr>
+      <w:rPr>
+        <w:rFonts w:ascii="Wingdings" w:hAnsi="Wingdings" w:hint="default"/>
+        <w:sz w:val="20"/>
+      </w:rPr>
+    </w:lvl>
+    <w:lvl w:ilvl="3" w:tentative="1">
+      <w:start w:val="1"/>
+      <w:numFmt w:val="bullet"/>
+      <w:lvlText w:val=""/>
+      <w:lvlJc w:val="left"/>
+      <w:pPr>
+        <w:tabs>
+          <w:tab w:val="num" w:pos="2880"/>
+        </w:tabs>
+        <w:ind w:left="2880" w:hanging="360"/>
+      </w:pPr>
+      <w:rPr>
+        <w:rFonts w:ascii="Wingdings" w:hAnsi="Wingdings" w:hint="default"/>
+        <w:sz w:val="20"/>
+      </w:rPr>
+    </w:lvl>
+    <w:lvl w:ilvl="4" w:tentative="1">
+      <w:start w:val="1"/>
+      <w:numFmt w:val="bullet"/>
+      <w:lvlText w:val=""/>
+      <w:lvlJc w:val="left"/>
+      <w:pPr>
+        <w:tabs>
+          <w:tab w:val="num" w:pos="3600"/>
+        </w:tabs>
+        <w:ind w:left="3600" w:hanging="360"/>
+      </w:pPr>
+      <w:rPr>
+        <w:rFonts w:ascii="Wingdings" w:hAnsi="Wingdings" w:hint="default"/>
+        <w:sz w:val="20"/>
+      </w:rPr>
+    </w:lvl>
+    <w:lvl w:ilvl="5" w:tentative="1">
+      <w:start w:val="1"/>
+      <w:numFmt w:val="bullet"/>
+      <w:lvlText w:val=""/>
+      <w:lvlJc w:val="left"/>
+      <w:pPr>
+        <w:tabs>
+          <w:tab w:val="num" w:pos="4320"/>
+        </w:tabs>
+        <w:ind w:left="4320" w:hanging="360"/>
+      </w:pPr>
+      <w:rPr>
+        <w:rFonts w:ascii="Wingdings" w:hAnsi="Wingdings" w:hint="default"/>
+        <w:sz w:val="20"/>
+      </w:rPr>
+    </w:lvl>
+    <w:lvl w:ilvl="6" w:tentative="1">
+      <w:start w:val="1"/>
+      <w:numFmt w:val="bullet"/>
+      <w:lvlText w:val=""/>
+      <w:lvlJc w:val="left"/>
+      <w:pPr>
+        <w:tabs>
+          <w:tab w:val="num" w:pos="5040"/>
+        </w:tabs>
+        <w:ind w:left="5040" w:hanging="360"/>
+      </w:pPr>
+      <w:rPr>
+        <w:rFonts w:ascii="Wingdings" w:hAnsi="Wingdings" w:hint="default"/>
+        <w:sz w:val="20"/>
+      </w:rPr>
+    </w:lvl>
+    <w:lvl w:ilvl="7" w:tentative="1">
+      <w:start w:val="1"/>
+      <w:numFmt w:val="bullet"/>
+      <w:lvlText w:val=""/>
+      <w:lvlJc w:val="left"/>
+      <w:pPr>
+        <w:tabs>
+          <w:tab w:val="num" w:pos="5760"/>
+        </w:tabs>
+        <w:ind w:left="5760" w:hanging="360"/>
+      </w:pPr>
+      <w:rPr>
+        <w:rFonts w:ascii="Wingdings" w:hAnsi="Wingdings" w:hint="default"/>
+        <w:sz w:val="20"/>
+      </w:rPr>
+    </w:lvl>
+    <w:lvl w:ilvl="8" w:tentative="1">
+      <w:start w:val="1"/>
+      <w:numFmt w:val="bullet"/>
+      <w:lvlText w:val=""/>
+      <w:lvlJc w:val="left"/>
+      <w:pPr>
+        <w:tabs>
+          <w:tab w:val="num" w:pos="6480"/>
+        </w:tabs>
+        <w:ind w:left="6480" w:hanging="360"/>
+      </w:pPr>
+      <w:rPr>
+        <w:rFonts w:ascii="Wingdings" w:hAnsi="Wingdings" w:hint="default"/>
+        <w:sz w:val="20"/>
+      </w:rPr>
+    </w:lvl>
+  </w:abstractNum>
+  <w:abstractNum w:abstractNumId="14" w15:restartNumberingAfterBreak="0">
+    <w:nsid w:val="504064C6"/>
+    <w:multiLevelType w:val="hybridMultilevel"/>
+    <w:tmpl w:val="90E4E28A"/>
+    <w:lvl w:ilvl="0" w:tplc="81FE6C88">
+      <w:start w:val="1"/>
+      <w:numFmt w:val="decimal"/>
+      <w:lvlText w:val="%1."/>
+      <w:lvlJc w:val="left"/>
+      <w:pPr>
+        <w:ind w:left="720" w:hanging="360"/>
+      </w:pPr>
+      <w:rPr>
+        <w:rFonts w:hint="default"/>
+        <w:sz w:val="32"/>
+        <w:szCs w:val="32"/>
+      </w:rPr>
+    </w:lvl>
+    <w:lvl w:ilvl="1" w:tplc="04090019" w:tentative="1">
+      <w:start w:val="1"/>
+      <w:numFmt w:val="lowerLetter"/>
+      <w:lvlText w:val="%2."/>
+      <w:lvlJc w:val="left"/>
+      <w:pPr>
+        <w:ind w:left="1440" w:hanging="360"/>
+      </w:pPr>
+    </w:lvl>
+    <w:lvl w:ilvl="2" w:tplc="0409001B" w:tentative="1">
+      <w:start w:val="1"/>
+      <w:numFmt w:val="lowerRoman"/>
+      <w:lvlText w:val="%3."/>
+      <w:lvlJc w:val="right"/>
+      <w:pPr>
+        <w:ind w:left="2160" w:hanging="180"/>
+      </w:pPr>
+    </w:lvl>
+    <w:lvl w:ilvl="3" w:tplc="0409000F" w:tentative="1">
+      <w:start w:val="1"/>
+      <w:numFmt w:val="decimal"/>
+      <w:lvlText w:val="%4."/>
+      <w:lvlJc w:val="left"/>
+      <w:pPr>
+        <w:ind w:left="2880" w:hanging="360"/>
+      </w:pPr>
+    </w:lvl>
+    <w:lvl w:ilvl="4" w:tplc="04090019" w:tentative="1">
+      <w:start w:val="1"/>
+      <w:numFmt w:val="lowerLetter"/>
+      <w:lvlText w:val="%5."/>
+      <w:lvlJc w:val="left"/>
+      <w:pPr>
+        <w:ind w:left="3600" w:hanging="360"/>
+      </w:pPr>
+    </w:lvl>
+    <w:lvl w:ilvl="5" w:tplc="0409001B" w:tentative="1">
+      <w:start w:val="1"/>
+      <w:numFmt w:val="lowerRoman"/>
+      <w:lvlText w:val="%6."/>
+      <w:lvlJc w:val="right"/>
+      <w:pPr>
+        <w:ind w:left="4320" w:hanging="180"/>
+      </w:pPr>
+    </w:lvl>
+    <w:lvl w:ilvl="6" w:tplc="0409000F" w:tentative="1">
+      <w:start w:val="1"/>
+      <w:numFmt w:val="decimal"/>
+      <w:lvlText w:val="%7."/>
+      <w:lvlJc w:val="left"/>
+      <w:pPr>
+        <w:ind w:left="5040" w:hanging="360"/>
+      </w:pPr>
+    </w:lvl>
+    <w:lvl w:ilvl="7" w:tplc="04090019" w:tentative="1">
+      <w:start w:val="1"/>
+      <w:numFmt w:val="lowerLetter"/>
+      <w:lvlText w:val="%8."/>
+      <w:lvlJc w:val="left"/>
+      <w:pPr>
+        <w:ind w:left="5760" w:hanging="360"/>
+      </w:pPr>
+    </w:lvl>
+    <w:lvl w:ilvl="8" w:tplc="0409001B" w:tentative="1">
+      <w:start w:val="1"/>
+      <w:numFmt w:val="lowerRoman"/>
+      <w:lvlText w:val="%9."/>
+      <w:lvlJc w:val="right"/>
+      <w:pPr>
+        <w:ind w:left="6480" w:hanging="180"/>
+      </w:pPr>
+    </w:lvl>
+  </w:abstractNum>
+  <w:abstractNum w:abstractNumId="15" w15:restartNumberingAfterBreak="0">
+    <w:nsid w:val="51CD7B81"/>
+    <w:multiLevelType w:val="multilevel"/>
+    <w:tmpl w:val="9BDE3888"/>
+    <w:lvl w:ilvl="0">
+      <w:start w:val="1"/>
+      <w:numFmt w:val="bullet"/>
+      <w:lvlText w:val=""/>
+      <w:lvlJc w:val="left"/>
+      <w:pPr>
+        <w:tabs>
+          <w:tab w:val="num" w:pos="720"/>
+        </w:tabs>
+        <w:ind w:left="720" w:hanging="360"/>
+      </w:pPr>
+      <w:rPr>
+        <w:rFonts w:ascii="Symbol" w:hAnsi="Symbol" w:hint="default"/>
+        <w:sz w:val="20"/>
+      </w:rPr>
+    </w:lvl>
+    <w:lvl w:ilvl="1">
+      <w:start w:val="1"/>
+      <w:numFmt w:val="bullet"/>
+      <w:lvlText w:val="o"/>
+      <w:lvlJc w:val="left"/>
+      <w:pPr>
+        <w:tabs>
+          <w:tab w:val="num" w:pos="1440"/>
+        </w:tabs>
+        <w:ind w:left="1440" w:hanging="360"/>
+      </w:pPr>
+      <w:rPr>
+        <w:rFonts w:ascii="Courier New" w:hAnsi="Courier New" w:hint="default"/>
+        <w:sz w:val="20"/>
+      </w:rPr>
+    </w:lvl>
+    <w:lvl w:ilvl="2" w:tentative="1">
+      <w:start w:val="1"/>
+      <w:numFmt w:val="bullet"/>
+      <w:lvlText w:val=""/>
+      <w:lvlJc w:val="left"/>
+      <w:pPr>
+        <w:tabs>
+          <w:tab w:val="num" w:pos="2160"/>
+        </w:tabs>
+        <w:ind w:left="2160" w:hanging="360"/>
+      </w:pPr>
+      <w:rPr>
+        <w:rFonts w:ascii="Wingdings" w:hAnsi="Wingdings" w:hint="default"/>
+        <w:sz w:val="20"/>
+      </w:rPr>
+    </w:lvl>
+    <w:lvl w:ilvl="3" w:tentative="1">
+      <w:start w:val="1"/>
+      <w:numFmt w:val="bullet"/>
+      <w:lvlText w:val=""/>
+      <w:lvlJc w:val="left"/>
+      <w:pPr>
+        <w:tabs>
+          <w:tab w:val="num" w:pos="2880"/>
+        </w:tabs>
+        <w:ind w:left="2880" w:hanging="360"/>
+      </w:pPr>
+      <w:rPr>
+        <w:rFonts w:ascii="Wingdings" w:hAnsi="Wingdings" w:hint="default"/>
+        <w:sz w:val="20"/>
+      </w:rPr>
+    </w:lvl>
+    <w:lvl w:ilvl="4" w:tentative="1">
+      <w:start w:val="1"/>
+      <w:numFmt w:val="bullet"/>
+      <w:lvlText w:val=""/>
+      <w:lvlJc w:val="left"/>
+      <w:pPr>
+        <w:tabs>
+          <w:tab w:val="num" w:pos="3600"/>
+        </w:tabs>
+        <w:ind w:left="3600" w:hanging="360"/>
+      </w:pPr>
+      <w:rPr>
+        <w:rFonts w:ascii="Wingdings" w:hAnsi="Wingdings" w:hint="default"/>
+        <w:sz w:val="20"/>
+      </w:rPr>
+    </w:lvl>
+    <w:lvl w:ilvl="5" w:tentative="1">
+      <w:start w:val="1"/>
+      <w:numFmt w:val="bullet"/>
+      <w:lvlText w:val=""/>
+      <w:lvlJc w:val="left"/>
+      <w:pPr>
+        <w:tabs>
+          <w:tab w:val="num" w:pos="4320"/>
+        </w:tabs>
+        <w:ind w:left="4320" w:hanging="360"/>
+      </w:pPr>
+      <w:rPr>
+        <w:rFonts w:ascii="Wingdings" w:hAnsi="Wingdings" w:hint="default"/>
+        <w:sz w:val="20"/>
+      </w:rPr>
+    </w:lvl>
+    <w:lvl w:ilvl="6" w:tentative="1">
+      <w:start w:val="1"/>
+      <w:numFmt w:val="bullet"/>
+      <w:lvlText w:val=""/>
+      <w:lvlJc w:val="left"/>
+      <w:pPr>
+        <w:tabs>
+          <w:tab w:val="num" w:pos="5040"/>
+        </w:tabs>
+        <w:ind w:left="5040" w:hanging="360"/>
+      </w:pPr>
+      <w:rPr>
+        <w:rFonts w:ascii="Wingdings" w:hAnsi="Wingdings" w:hint="default"/>
+        <w:sz w:val="20"/>
+      </w:rPr>
+    </w:lvl>
+    <w:lvl w:ilvl="7" w:tentative="1">
+      <w:start w:val="1"/>
+      <w:numFmt w:val="bullet"/>
+      <w:lvlText w:val=""/>
+      <w:lvlJc w:val="left"/>
+      <w:pPr>
+        <w:tabs>
+          <w:tab w:val="num" w:pos="5760"/>
+        </w:tabs>
+        <w:ind w:left="5760" w:hanging="360"/>
+      </w:pPr>
+      <w:rPr>
+        <w:rFonts w:ascii="Wingdings" w:hAnsi="Wingdings" w:hint="default"/>
+        <w:sz w:val="20"/>
+      </w:rPr>
+    </w:lvl>
+    <w:lvl w:ilvl="8" w:tentative="1">
+      <w:start w:val="1"/>
+      <w:numFmt w:val="bullet"/>
+      <w:lvlText w:val=""/>
+      <w:lvlJc w:val="left"/>
+      <w:pPr>
+        <w:tabs>
+          <w:tab w:val="num" w:pos="6480"/>
+        </w:tabs>
+        <w:ind w:left="6480" w:hanging="360"/>
+      </w:pPr>
+      <w:rPr>
+        <w:rFonts w:ascii="Wingdings" w:hAnsi="Wingdings" w:hint="default"/>
+        <w:sz w:val="20"/>
+      </w:rPr>
+    </w:lvl>
+  </w:abstractNum>
+  <w:abstractNum w:abstractNumId="16" w15:restartNumberingAfterBreak="0">
     <w:nsid w:val="5882303F"/>
     <w:multiLevelType w:val="hybridMultilevel"/>
     <w:tmpl w:val="76341B46"/>
@@ -2417,7 +9471,7 @@
       </w:pPr>
     </w:lvl>
   </w:abstractNum>
-  <w:abstractNum w:abstractNumId="7" w15:restartNumberingAfterBreak="0">
+  <w:abstractNum w:abstractNumId="17" w15:restartNumberingAfterBreak="0">
     <w:nsid w:val="5BE93ADF"/>
     <w:multiLevelType w:val="multilevel"/>
     <w:tmpl w:val="613822B8"/>
@@ -2566,7 +9620,305 @@
       </w:rPr>
     </w:lvl>
   </w:abstractNum>
-  <w:abstractNum w:abstractNumId="8" w15:restartNumberingAfterBreak="0">
+  <w:abstractNum w:abstractNumId="18" w15:restartNumberingAfterBreak="0">
+    <w:nsid w:val="5C1A08A4"/>
+    <w:multiLevelType w:val="multilevel"/>
+    <w:tmpl w:val="57968DE6"/>
+    <w:lvl w:ilvl="0">
+      <w:start w:val="1"/>
+      <w:numFmt w:val="bullet"/>
+      <w:lvlText w:val=""/>
+      <w:lvlJc w:val="left"/>
+      <w:pPr>
+        <w:tabs>
+          <w:tab w:val="num" w:pos="720"/>
+        </w:tabs>
+        <w:ind w:left="720" w:hanging="360"/>
+      </w:pPr>
+      <w:rPr>
+        <w:rFonts w:ascii="Symbol" w:hAnsi="Symbol" w:hint="default"/>
+        <w:sz w:val="20"/>
+      </w:rPr>
+    </w:lvl>
+    <w:lvl w:ilvl="1" w:tentative="1">
+      <w:start w:val="1"/>
+      <w:numFmt w:val="bullet"/>
+      <w:lvlText w:val="o"/>
+      <w:lvlJc w:val="left"/>
+      <w:pPr>
+        <w:tabs>
+          <w:tab w:val="num" w:pos="1440"/>
+        </w:tabs>
+        <w:ind w:left="1440" w:hanging="360"/>
+      </w:pPr>
+      <w:rPr>
+        <w:rFonts w:ascii="Courier New" w:hAnsi="Courier New" w:hint="default"/>
+        <w:sz w:val="20"/>
+      </w:rPr>
+    </w:lvl>
+    <w:lvl w:ilvl="2" w:tentative="1">
+      <w:start w:val="1"/>
+      <w:numFmt w:val="bullet"/>
+      <w:lvlText w:val=""/>
+      <w:lvlJc w:val="left"/>
+      <w:pPr>
+        <w:tabs>
+          <w:tab w:val="num" w:pos="2160"/>
+        </w:tabs>
+        <w:ind w:left="2160" w:hanging="360"/>
+      </w:pPr>
+      <w:rPr>
+        <w:rFonts w:ascii="Wingdings" w:hAnsi="Wingdings" w:hint="default"/>
+        <w:sz w:val="20"/>
+      </w:rPr>
+    </w:lvl>
+    <w:lvl w:ilvl="3" w:tentative="1">
+      <w:start w:val="1"/>
+      <w:numFmt w:val="bullet"/>
+      <w:lvlText w:val=""/>
+      <w:lvlJc w:val="left"/>
+      <w:pPr>
+        <w:tabs>
+          <w:tab w:val="num" w:pos="2880"/>
+        </w:tabs>
+        <w:ind w:left="2880" w:hanging="360"/>
+      </w:pPr>
+      <w:rPr>
+        <w:rFonts w:ascii="Wingdings" w:hAnsi="Wingdings" w:hint="default"/>
+        <w:sz w:val="20"/>
+      </w:rPr>
+    </w:lvl>
+    <w:lvl w:ilvl="4" w:tentative="1">
+      <w:start w:val="1"/>
+      <w:numFmt w:val="bullet"/>
+      <w:lvlText w:val=""/>
+      <w:lvlJc w:val="left"/>
+      <w:pPr>
+        <w:tabs>
+          <w:tab w:val="num" w:pos="3600"/>
+        </w:tabs>
+        <w:ind w:left="3600" w:hanging="360"/>
+      </w:pPr>
+      <w:rPr>
+        <w:rFonts w:ascii="Wingdings" w:hAnsi="Wingdings" w:hint="default"/>
+        <w:sz w:val="20"/>
+      </w:rPr>
+    </w:lvl>
+    <w:lvl w:ilvl="5" w:tentative="1">
+      <w:start w:val="1"/>
+      <w:numFmt w:val="bullet"/>
+      <w:lvlText w:val=""/>
+      <w:lvlJc w:val="left"/>
+      <w:pPr>
+        <w:tabs>
+          <w:tab w:val="num" w:pos="4320"/>
+        </w:tabs>
+        <w:ind w:left="4320" w:hanging="360"/>
+      </w:pPr>
+      <w:rPr>
+        <w:rFonts w:ascii="Wingdings" w:hAnsi="Wingdings" w:hint="default"/>
+        <w:sz w:val="20"/>
+      </w:rPr>
+    </w:lvl>
+    <w:lvl w:ilvl="6" w:tentative="1">
+      <w:start w:val="1"/>
+      <w:numFmt w:val="bullet"/>
+      <w:lvlText w:val=""/>
+      <w:lvlJc w:val="left"/>
+      <w:pPr>
+        <w:tabs>
+          <w:tab w:val="num" w:pos="5040"/>
+        </w:tabs>
+        <w:ind w:left="5040" w:hanging="360"/>
+      </w:pPr>
+      <w:rPr>
+        <w:rFonts w:ascii="Wingdings" w:hAnsi="Wingdings" w:hint="default"/>
+        <w:sz w:val="20"/>
+      </w:rPr>
+    </w:lvl>
+    <w:lvl w:ilvl="7" w:tentative="1">
+      <w:start w:val="1"/>
+      <w:numFmt w:val="bullet"/>
+      <w:lvlText w:val=""/>
+      <w:lvlJc w:val="left"/>
+      <w:pPr>
+        <w:tabs>
+          <w:tab w:val="num" w:pos="5760"/>
+        </w:tabs>
+        <w:ind w:left="5760" w:hanging="360"/>
+      </w:pPr>
+      <w:rPr>
+        <w:rFonts w:ascii="Wingdings" w:hAnsi="Wingdings" w:hint="default"/>
+        <w:sz w:val="20"/>
+      </w:rPr>
+    </w:lvl>
+    <w:lvl w:ilvl="8" w:tentative="1">
+      <w:start w:val="1"/>
+      <w:numFmt w:val="bullet"/>
+      <w:lvlText w:val=""/>
+      <w:lvlJc w:val="left"/>
+      <w:pPr>
+        <w:tabs>
+          <w:tab w:val="num" w:pos="6480"/>
+        </w:tabs>
+        <w:ind w:left="6480" w:hanging="360"/>
+      </w:pPr>
+      <w:rPr>
+        <w:rFonts w:ascii="Wingdings" w:hAnsi="Wingdings" w:hint="default"/>
+        <w:sz w:val="20"/>
+      </w:rPr>
+    </w:lvl>
+  </w:abstractNum>
+  <w:abstractNum w:abstractNumId="19" w15:restartNumberingAfterBreak="0">
+    <w:nsid w:val="61FA01F9"/>
+    <w:multiLevelType w:val="multilevel"/>
+    <w:tmpl w:val="98E8AC52"/>
+    <w:lvl w:ilvl="0">
+      <w:start w:val="1"/>
+      <w:numFmt w:val="bullet"/>
+      <w:lvlText w:val=""/>
+      <w:lvlJc w:val="left"/>
+      <w:pPr>
+        <w:tabs>
+          <w:tab w:val="num" w:pos="720"/>
+        </w:tabs>
+        <w:ind w:left="720" w:hanging="360"/>
+      </w:pPr>
+      <w:rPr>
+        <w:rFonts w:ascii="Symbol" w:hAnsi="Symbol" w:hint="default"/>
+        <w:sz w:val="20"/>
+      </w:rPr>
+    </w:lvl>
+    <w:lvl w:ilvl="1">
+      <w:start w:val="1"/>
+      <w:numFmt w:val="bullet"/>
+      <w:lvlText w:val="o"/>
+      <w:lvlJc w:val="left"/>
+      <w:pPr>
+        <w:tabs>
+          <w:tab w:val="num" w:pos="1440"/>
+        </w:tabs>
+        <w:ind w:left="1440" w:hanging="360"/>
+      </w:pPr>
+      <w:rPr>
+        <w:rFonts w:ascii="Courier New" w:hAnsi="Courier New" w:hint="default"/>
+        <w:sz w:val="20"/>
+      </w:rPr>
+    </w:lvl>
+    <w:lvl w:ilvl="2" w:tentative="1">
+      <w:start w:val="1"/>
+      <w:numFmt w:val="bullet"/>
+      <w:lvlText w:val=""/>
+      <w:lvlJc w:val="left"/>
+      <w:pPr>
+        <w:tabs>
+          <w:tab w:val="num" w:pos="2160"/>
+        </w:tabs>
+        <w:ind w:left="2160" w:hanging="360"/>
+      </w:pPr>
+      <w:rPr>
+        <w:rFonts w:ascii="Wingdings" w:hAnsi="Wingdings" w:hint="default"/>
+        <w:sz w:val="20"/>
+      </w:rPr>
+    </w:lvl>
+    <w:lvl w:ilvl="3" w:tentative="1">
+      <w:start w:val="1"/>
+      <w:numFmt w:val="bullet"/>
+      <w:lvlText w:val=""/>
+      <w:lvlJc w:val="left"/>
+      <w:pPr>
+        <w:tabs>
+          <w:tab w:val="num" w:pos="2880"/>
+        </w:tabs>
+        <w:ind w:left="2880" w:hanging="360"/>
+      </w:pPr>
+      <w:rPr>
+        <w:rFonts w:ascii="Wingdings" w:hAnsi="Wingdings" w:hint="default"/>
+        <w:sz w:val="20"/>
+      </w:rPr>
+    </w:lvl>
+    <w:lvl w:ilvl="4" w:tentative="1">
+      <w:start w:val="1"/>
+      <w:numFmt w:val="bullet"/>
+      <w:lvlText w:val=""/>
+      <w:lvlJc w:val="left"/>
+      <w:pPr>
+        <w:tabs>
+          <w:tab w:val="num" w:pos="3600"/>
+        </w:tabs>
+        <w:ind w:left="3600" w:hanging="360"/>
+      </w:pPr>
+      <w:rPr>
+        <w:rFonts w:ascii="Wingdings" w:hAnsi="Wingdings" w:hint="default"/>
+        <w:sz w:val="20"/>
+      </w:rPr>
+    </w:lvl>
+    <w:lvl w:ilvl="5" w:tentative="1">
+      <w:start w:val="1"/>
+      <w:numFmt w:val="bullet"/>
+      <w:lvlText w:val=""/>
+      <w:lvlJc w:val="left"/>
+      <w:pPr>
+        <w:tabs>
+          <w:tab w:val="num" w:pos="4320"/>
+        </w:tabs>
+        <w:ind w:left="4320" w:hanging="360"/>
+      </w:pPr>
+      <w:rPr>
+        <w:rFonts w:ascii="Wingdings" w:hAnsi="Wingdings" w:hint="default"/>
+        <w:sz w:val="20"/>
+      </w:rPr>
+    </w:lvl>
+    <w:lvl w:ilvl="6" w:tentative="1">
+      <w:start w:val="1"/>
+      <w:numFmt w:val="bullet"/>
+      <w:lvlText w:val=""/>
+      <w:lvlJc w:val="left"/>
+      <w:pPr>
+        <w:tabs>
+          <w:tab w:val="num" w:pos="5040"/>
+        </w:tabs>
+        <w:ind w:left="5040" w:hanging="360"/>
+      </w:pPr>
+      <w:rPr>
+        <w:rFonts w:ascii="Wingdings" w:hAnsi="Wingdings" w:hint="default"/>
+        <w:sz w:val="20"/>
+      </w:rPr>
+    </w:lvl>
+    <w:lvl w:ilvl="7" w:tentative="1">
+      <w:start w:val="1"/>
+      <w:numFmt w:val="bullet"/>
+      <w:lvlText w:val=""/>
+      <w:lvlJc w:val="left"/>
+      <w:pPr>
+        <w:tabs>
+          <w:tab w:val="num" w:pos="5760"/>
+        </w:tabs>
+        <w:ind w:left="5760" w:hanging="360"/>
+      </w:pPr>
+      <w:rPr>
+        <w:rFonts w:ascii="Wingdings" w:hAnsi="Wingdings" w:hint="default"/>
+        <w:sz w:val="20"/>
+      </w:rPr>
+    </w:lvl>
+    <w:lvl w:ilvl="8" w:tentative="1">
+      <w:start w:val="1"/>
+      <w:numFmt w:val="bullet"/>
+      <w:lvlText w:val=""/>
+      <w:lvlJc w:val="left"/>
+      <w:pPr>
+        <w:tabs>
+          <w:tab w:val="num" w:pos="6480"/>
+        </w:tabs>
+        <w:ind w:left="6480" w:hanging="360"/>
+      </w:pPr>
+      <w:rPr>
+        <w:rFonts w:ascii="Wingdings" w:hAnsi="Wingdings" w:hint="default"/>
+        <w:sz w:val="20"/>
+      </w:rPr>
+    </w:lvl>
+  </w:abstractNum>
+  <w:abstractNum w:abstractNumId="20" w15:restartNumberingAfterBreak="0">
     <w:nsid w:val="6BF73E4E"/>
     <w:multiLevelType w:val="multilevel"/>
     <w:tmpl w:val="E19A63CE"/>
@@ -2715,7 +10067,7 @@
       </w:rPr>
     </w:lvl>
   </w:abstractNum>
-  <w:abstractNum w:abstractNumId="9" w15:restartNumberingAfterBreak="0">
+  <w:abstractNum w:abstractNumId="21" w15:restartNumberingAfterBreak="0">
     <w:nsid w:val="6DE82A65"/>
     <w:multiLevelType w:val="multilevel"/>
     <w:tmpl w:val="26FE609A"/>
@@ -2828,7 +10180,7 @@
       </w:pPr>
     </w:lvl>
   </w:abstractNum>
-  <w:abstractNum w:abstractNumId="10" w15:restartNumberingAfterBreak="0">
+  <w:abstractNum w:abstractNumId="22" w15:restartNumberingAfterBreak="0">
     <w:nsid w:val="6E1C7092"/>
     <w:multiLevelType w:val="multilevel"/>
     <w:tmpl w:val="CC6A84B2"/>
@@ -2977,7 +10329,7 @@
       </w:rPr>
     </w:lvl>
   </w:abstractNum>
-  <w:abstractNum w:abstractNumId="11" w15:restartNumberingAfterBreak="0">
+  <w:abstractNum w:abstractNumId="23" w15:restartNumberingAfterBreak="0">
     <w:nsid w:val="73E43035"/>
     <w:multiLevelType w:val="multilevel"/>
     <w:tmpl w:val="4A64740C"/>
@@ -3090,7 +10442,120 @@
       </w:pPr>
     </w:lvl>
   </w:abstractNum>
-  <w:abstractNum w:abstractNumId="12" w15:restartNumberingAfterBreak="0">
+  <w:abstractNum w:abstractNumId="24" w15:restartNumberingAfterBreak="0">
+    <w:nsid w:val="774E2E4F"/>
+    <w:multiLevelType w:val="hybridMultilevel"/>
+    <w:tmpl w:val="5F06CAFA"/>
+    <w:lvl w:ilvl="0" w:tplc="04090001">
+      <w:start w:val="1"/>
+      <w:numFmt w:val="bullet"/>
+      <w:lvlText w:val=""/>
+      <w:lvlJc w:val="left"/>
+      <w:pPr>
+        <w:ind w:left="720" w:hanging="360"/>
+      </w:pPr>
+      <w:rPr>
+        <w:rFonts w:ascii="Symbol" w:hAnsi="Symbol" w:hint="default"/>
+      </w:rPr>
+    </w:lvl>
+    <w:lvl w:ilvl="1" w:tplc="04090003">
+      <w:start w:val="1"/>
+      <w:numFmt w:val="bullet"/>
+      <w:lvlText w:val="o"/>
+      <w:lvlJc w:val="left"/>
+      <w:pPr>
+        <w:ind w:left="1440" w:hanging="360"/>
+      </w:pPr>
+      <w:rPr>
+        <w:rFonts w:ascii="Courier New" w:hAnsi="Courier New" w:cs="Courier New" w:hint="default"/>
+      </w:rPr>
+    </w:lvl>
+    <w:lvl w:ilvl="2" w:tplc="04090005" w:tentative="1">
+      <w:start w:val="1"/>
+      <w:numFmt w:val="bullet"/>
+      <w:lvlText w:val=""/>
+      <w:lvlJc w:val="left"/>
+      <w:pPr>
+        <w:ind w:left="2160" w:hanging="360"/>
+      </w:pPr>
+      <w:rPr>
+        <w:rFonts w:ascii="Wingdings" w:hAnsi="Wingdings" w:hint="default"/>
+      </w:rPr>
+    </w:lvl>
+    <w:lvl w:ilvl="3" w:tplc="04090001" w:tentative="1">
+      <w:start w:val="1"/>
+      <w:numFmt w:val="bullet"/>
+      <w:lvlText w:val=""/>
+      <w:lvlJc w:val="left"/>
+      <w:pPr>
+        <w:ind w:left="2880" w:hanging="360"/>
+      </w:pPr>
+      <w:rPr>
+        <w:rFonts w:ascii="Symbol" w:hAnsi="Symbol" w:hint="default"/>
+      </w:rPr>
+    </w:lvl>
+    <w:lvl w:ilvl="4" w:tplc="04090003" w:tentative="1">
+      <w:start w:val="1"/>
+      <w:numFmt w:val="bullet"/>
+      <w:lvlText w:val="o"/>
+      <w:lvlJc w:val="left"/>
+      <w:pPr>
+        <w:ind w:left="3600" w:hanging="360"/>
+      </w:pPr>
+      <w:rPr>
+        <w:rFonts w:ascii="Courier New" w:hAnsi="Courier New" w:cs="Courier New" w:hint="default"/>
+      </w:rPr>
+    </w:lvl>
+    <w:lvl w:ilvl="5" w:tplc="04090005" w:tentative="1">
+      <w:start w:val="1"/>
+      <w:numFmt w:val="bullet"/>
+      <w:lvlText w:val=""/>
+      <w:lvlJc w:val="left"/>
+      <w:pPr>
+        <w:ind w:left="4320" w:hanging="360"/>
+      </w:pPr>
+      <w:rPr>
+        <w:rFonts w:ascii="Wingdings" w:hAnsi="Wingdings" w:hint="default"/>
+      </w:rPr>
+    </w:lvl>
+    <w:lvl w:ilvl="6" w:tplc="04090001" w:tentative="1">
+      <w:start w:val="1"/>
+      <w:numFmt w:val="bullet"/>
+      <w:lvlText w:val=""/>
+      <w:lvlJc w:val="left"/>
+      <w:pPr>
+        <w:ind w:left="5040" w:hanging="360"/>
+      </w:pPr>
+      <w:rPr>
+        <w:rFonts w:ascii="Symbol" w:hAnsi="Symbol" w:hint="default"/>
+      </w:rPr>
+    </w:lvl>
+    <w:lvl w:ilvl="7" w:tplc="04090003" w:tentative="1">
+      <w:start w:val="1"/>
+      <w:numFmt w:val="bullet"/>
+      <w:lvlText w:val="o"/>
+      <w:lvlJc w:val="left"/>
+      <w:pPr>
+        <w:ind w:left="5760" w:hanging="360"/>
+      </w:pPr>
+      <w:rPr>
+        <w:rFonts w:ascii="Courier New" w:hAnsi="Courier New" w:cs="Courier New" w:hint="default"/>
+      </w:rPr>
+    </w:lvl>
+    <w:lvl w:ilvl="8" w:tplc="04090005" w:tentative="1">
+      <w:start w:val="1"/>
+      <w:numFmt w:val="bullet"/>
+      <w:lvlText w:val=""/>
+      <w:lvlJc w:val="left"/>
+      <w:pPr>
+        <w:ind w:left="6480" w:hanging="360"/>
+      </w:pPr>
+      <w:rPr>
+        <w:rFonts w:ascii="Wingdings" w:hAnsi="Wingdings" w:hint="default"/>
+      </w:rPr>
+    </w:lvl>
+  </w:abstractNum>
+  <w:abstractNum w:abstractNumId="25" w15:restartNumberingAfterBreak="0">
     <w:nsid w:val="785A7837"/>
     <w:multiLevelType w:val="multilevel"/>
     <w:tmpl w:val="0409001F"/>
@@ -3177,43 +10642,82 @@
     </w:lvl>
   </w:abstractNum>
   <w:num w:numId="1" w16cid:durableId="967586359">
-    <w:abstractNumId w:val="1"/>
+    <w:abstractNumId w:val="3"/>
   </w:num>
   <w:num w:numId="2" w16cid:durableId="1037391644">
-    <w:abstractNumId w:val="2"/>
+    <w:abstractNumId w:val="4"/>
   </w:num>
   <w:num w:numId="3" w16cid:durableId="98915153">
-    <w:abstractNumId w:val="3"/>
+    <w:abstractNumId w:val="5"/>
   </w:num>
   <w:num w:numId="4" w16cid:durableId="1021786867">
-    <w:abstractNumId w:val="9"/>
+    <w:abstractNumId w:val="21"/>
   </w:num>
   <w:num w:numId="5" w16cid:durableId="1873807476">
-    <w:abstractNumId w:val="4"/>
+    <w:abstractNumId w:val="8"/>
   </w:num>
   <w:num w:numId="6" w16cid:durableId="624509509">
-    <w:abstractNumId w:val="7"/>
+    <w:abstractNumId w:val="17"/>
   </w:num>
   <w:num w:numId="7" w16cid:durableId="438261688">
     <w:abstractNumId w:val="0"/>
   </w:num>
   <w:num w:numId="8" w16cid:durableId="589311501">
+    <w:abstractNumId w:val="22"/>
+  </w:num>
+  <w:num w:numId="9" w16cid:durableId="468135598">
+    <w:abstractNumId w:val="20"/>
+  </w:num>
+  <w:num w:numId="10" w16cid:durableId="1122459278">
+    <w:abstractNumId w:val="23"/>
+  </w:num>
+  <w:num w:numId="11" w16cid:durableId="1564827740">
+    <w:abstractNumId w:val="25"/>
+  </w:num>
+  <w:num w:numId="12" w16cid:durableId="1972244518">
+    <w:abstractNumId w:val="16"/>
+  </w:num>
+  <w:num w:numId="13" w16cid:durableId="1818299370">
+    <w:abstractNumId w:val="9"/>
+  </w:num>
+  <w:num w:numId="14" w16cid:durableId="349645312">
+    <w:abstractNumId w:val="1"/>
+  </w:num>
+  <w:num w:numId="15" w16cid:durableId="1074744720">
+    <w:abstractNumId w:val="13"/>
+  </w:num>
+  <w:num w:numId="16" w16cid:durableId="305816049">
+    <w:abstractNumId w:val="15"/>
+  </w:num>
+  <w:num w:numId="17" w16cid:durableId="1848207189">
+    <w:abstractNumId w:val="7"/>
+  </w:num>
+  <w:num w:numId="18" w16cid:durableId="843596915">
+    <w:abstractNumId w:val="19"/>
+  </w:num>
+  <w:num w:numId="19" w16cid:durableId="44136487">
+    <w:abstractNumId w:val="14"/>
+  </w:num>
+  <w:num w:numId="20" w16cid:durableId="357437829">
     <w:abstractNumId w:val="10"/>
   </w:num>
-  <w:num w:numId="9" w16cid:durableId="468135598">
-    <w:abstractNumId w:val="8"/>
-  </w:num>
-  <w:num w:numId="10" w16cid:durableId="1122459278">
+  <w:num w:numId="21" w16cid:durableId="1358308642">
     <w:abstractNumId w:val="11"/>
   </w:num>
-  <w:num w:numId="11" w16cid:durableId="1564827740">
+  <w:num w:numId="22" w16cid:durableId="281890140">
+    <w:abstractNumId w:val="24"/>
+  </w:num>
+  <w:num w:numId="23" w16cid:durableId="249000824">
+    <w:abstractNumId w:val="6"/>
+  </w:num>
+  <w:num w:numId="24" w16cid:durableId="1043944818">
+    <w:abstractNumId w:val="2"/>
+  </w:num>
+  <w:num w:numId="25" w16cid:durableId="476529737">
     <w:abstractNumId w:val="12"/>
   </w:num>
-  <w:num w:numId="12" w16cid:durableId="1972244518">
-    <w:abstractNumId w:val="6"/>
-  </w:num>
-  <w:num w:numId="13" w16cid:durableId="1818299370">
-    <w:abstractNumId w:val="5"/>
+  <w:num w:numId="26" w16cid:durableId="626352023">
+    <w:abstractNumId w:val="18"/>
   </w:num>
 </w:numbering>
 </file>
@@ -3618,6 +11122,7 @@
   <w:style w:type="paragraph" w:default="1" w:styleId="Normal">
     <w:name w:val="Normal"/>
     <w:qFormat/>
+    <w:rsid w:val="00DE370F"/>
   </w:style>
   <w:style w:type="paragraph" w:styleId="Heading1">
     <w:name w:val="heading 1"/>
@@ -3646,7 +11151,6 @@
     <w:next w:val="Normal"/>
     <w:link w:val="Heading2Char"/>
     <w:uiPriority w:val="9"/>
-    <w:semiHidden/>
     <w:unhideWhenUsed/>
     <w:qFormat/>
     <w:rsid w:val="005415E6"/>
@@ -3821,7 +11325,6 @@
   <w:style w:type="character" w:default="1" w:styleId="DefaultParagraphFont">
     <w:name w:val="Default Paragraph Font"/>
     <w:uiPriority w:val="1"/>
-    <w:semiHidden/>
     <w:unhideWhenUsed/>
   </w:style>
   <w:style w:type="table" w:default="1" w:styleId="TableNormal">
@@ -3863,7 +11366,6 @@
     <w:basedOn w:val="DefaultParagraphFont"/>
     <w:link w:val="Heading2"/>
     <w:uiPriority w:val="9"/>
-    <w:semiHidden/>
     <w:rsid w:val="005415E6"/>
     <w:rPr>
       <w:rFonts w:asciiTheme="majorHAnsi" w:eastAsiaTheme="majorEastAsia" w:hAnsiTheme="majorHAnsi" w:cstheme="majorBidi"/>
@@ -4133,6 +11635,29 @@
       <w:smallCaps/>
       <w:color w:val="0F4761" w:themeColor="accent1" w:themeShade="BF"/>
       <w:spacing w:val="5"/>
+    </w:rPr>
+  </w:style>
+  <w:style w:type="character" w:styleId="Hyperlink">
+    <w:name w:val="Hyperlink"/>
+    <w:basedOn w:val="DefaultParagraphFont"/>
+    <w:uiPriority w:val="99"/>
+    <w:unhideWhenUsed/>
+    <w:rsid w:val="009A5AE7"/>
+    <w:rPr>
+      <w:color w:val="467886" w:themeColor="hyperlink"/>
+      <w:u w:val="single"/>
+    </w:rPr>
+  </w:style>
+  <w:style w:type="character" w:styleId="UnresolvedMention">
+    <w:name w:val="Unresolved Mention"/>
+    <w:basedOn w:val="DefaultParagraphFont"/>
+    <w:uiPriority w:val="99"/>
+    <w:semiHidden/>
+    <w:unhideWhenUsed/>
+    <w:rsid w:val="009A5AE7"/>
+    <w:rPr>
+      <w:color w:val="605E5C"/>
+      <w:shd w:val="clear" w:color="auto" w:fill="E1DFDD"/>
     </w:rPr>
   </w:style>
 </w:styles>
@@ -4454,23 +11979,6 @@
 </file>
 
 <file path=customXml/item1.xml><?xml version="1.0" encoding="utf-8"?>
-<p:properties xmlns:p="http://schemas.microsoft.com/office/2006/metadata/properties" xmlns:xsi="http://www.w3.org/2001/XMLSchema-instance" xmlns:pc="http://schemas.microsoft.com/office/infopath/2007/PartnerControls">
-  <documentManagement>
-    <_activity xmlns="64b58379-b471-4df2-a6ff-370d7dcb7926" xsi:nil="true"/>
-  </documentManagement>
-</p:properties>
-</file>
-
-<file path=customXml/item2.xml><?xml version="1.0" encoding="utf-8"?>
-<?mso-contentType ?>
-<FormTemplates xmlns="http://schemas.microsoft.com/sharepoint/v3/contenttype/forms">
-  <Display>DocumentLibraryForm</Display>
-  <Edit>DocumentLibraryForm</Edit>
-  <New>DocumentLibraryForm</New>
-</FormTemplates>
-</file>
-
-<file path=customXml/item3.xml><?xml version="1.0" encoding="utf-8"?>
 <ct:contentTypeSchema xmlns:ct="http://schemas.microsoft.com/office/2006/metadata/contentType" xmlns:ma="http://schemas.microsoft.com/office/2006/metadata/properties/metaAttributes" ct:_="" ma:_="" ma:contentTypeName="Document" ma:contentTypeID="0x0101008738F91EF002D9439224550A68B6ACE6" ma:contentTypeVersion="6" ma:contentTypeDescription="Create a new document." ma:contentTypeScope="" ma:versionID="542da33cae87040c8318494d2b02ad0d">
   <xsd:schema xmlns:xsd="http://www.w3.org/2001/XMLSchema" xmlns:xs="http://www.w3.org/2001/XMLSchema" xmlns:p="http://schemas.microsoft.com/office/2006/metadata/properties" xmlns:ns3="64b58379-b471-4df2-a6ff-370d7dcb7926" targetNamespace="http://schemas.microsoft.com/office/2006/metadata/properties" ma:root="true" ma:fieldsID="a2e6181bbf45dfeb2f13755f8b3d0e44" ns3:_="">
     <xsd:import namespace="64b58379-b471-4df2-a6ff-370d7dcb7926"/>
@@ -4626,25 +12134,24 @@
 </ct:contentTypeSchema>
 </file>
 
-<file path=customXml/itemProps1.xml><?xml version="1.0" encoding="utf-8"?>
-<ds:datastoreItem xmlns:ds="http://schemas.openxmlformats.org/officeDocument/2006/customXml" ds:itemID="{2374D859-F683-476C-B833-1D3828DA693B}">
-  <ds:schemaRefs>
-    <ds:schemaRef ds:uri="http://schemas.microsoft.com/office/2006/metadata/properties"/>
-    <ds:schemaRef ds:uri="http://schemas.microsoft.com/office/infopath/2007/PartnerControls"/>
-    <ds:schemaRef ds:uri="64b58379-b471-4df2-a6ff-370d7dcb7926"/>
-  </ds:schemaRefs>
-</ds:datastoreItem>
+<file path=customXml/item2.xml><?xml version="1.0" encoding="utf-8"?>
+<?mso-contentType ?>
+<FormTemplates xmlns="http://schemas.microsoft.com/sharepoint/v3/contenttype/forms">
+  <Display>DocumentLibraryForm</Display>
+  <Edit>DocumentLibraryForm</Edit>
+  <New>DocumentLibraryForm</New>
+</FormTemplates>
 </file>
 
-<file path=customXml/itemProps2.xml><?xml version="1.0" encoding="utf-8"?>
-<ds:datastoreItem xmlns:ds="http://schemas.openxmlformats.org/officeDocument/2006/customXml" ds:itemID="{DE6ED6CF-3FFE-4879-AEA7-81A51E1EB8CD}">
-  <ds:schemaRefs>
-    <ds:schemaRef ds:uri="http://schemas.microsoft.com/sharepoint/v3/contenttype/forms"/>
-  </ds:schemaRefs>
-</ds:datastoreItem>
+<file path=customXml/item3.xml><?xml version="1.0" encoding="utf-8"?>
+<p:properties xmlns:p="http://schemas.microsoft.com/office/2006/metadata/properties" xmlns:xsi="http://www.w3.org/2001/XMLSchema-instance" xmlns:pc="http://schemas.microsoft.com/office/infopath/2007/PartnerControls">
+  <documentManagement>
+    <_activity xmlns="64b58379-b471-4df2-a6ff-370d7dcb7926" xsi:nil="true"/>
+  </documentManagement>
+</p:properties>
 </file>
 
-<file path=customXml/itemProps3.xml><?xml version="1.0" encoding="utf-8"?>
+<file path=customXml/itemProps1.xml><?xml version="1.0" encoding="utf-8"?>
 <ds:datastoreItem xmlns:ds="http://schemas.openxmlformats.org/officeDocument/2006/customXml" ds:itemID="{8C112D70-64A5-40C9-89CA-3A6A7F945F17}">
   <ds:schemaRefs>
     <ds:schemaRef ds:uri="http://schemas.microsoft.com/office/2006/metadata/contentType"/>
@@ -4660,4 +12167,22 @@
     <ds:schemaRef ds:uri="http://schemas.microsoft.com/internal/obd"/>
   </ds:schemaRefs>
 </ds:datastoreItem>
+</file>
+
+<file path=customXml/itemProps2.xml><?xml version="1.0" encoding="utf-8"?>
+<ds:datastoreItem xmlns:ds="http://schemas.openxmlformats.org/officeDocument/2006/customXml" ds:itemID="{DE6ED6CF-3FFE-4879-AEA7-81A51E1EB8CD}">
+  <ds:schemaRefs>
+    <ds:schemaRef ds:uri="http://schemas.microsoft.com/sharepoint/v3/contenttype/forms"/>
+  </ds:schemaRefs>
+</ds:datastoreItem>
+</file>
+
+<file path=customXml/itemProps3.xml><?xml version="1.0" encoding="utf-8"?>
+<ds:datastoreItem xmlns:ds="http://schemas.openxmlformats.org/officeDocument/2006/customXml" ds:itemID="{2374D859-F683-476C-B833-1D3828DA693B}">
+  <ds:schemaRefs>
+    <ds:schemaRef ds:uri="http://schemas.microsoft.com/office/2006/metadata/properties"/>
+    <ds:schemaRef ds:uri="http://schemas.microsoft.com/office/infopath/2007/PartnerControls"/>
+    <ds:schemaRef ds:uri="64b58379-b471-4df2-a6ff-370d7dcb7926"/>
+  </ds:schemaRefs>
+</ds:datastoreItem>
 </file>